--- a/input/srs_report/BC2_PDTD_DTM_SRS_v1.0.docx
+++ b/input/srs_report/BC2_PDTD_DTM_SRS_v1.0.docx
@@ -1,6 +1,6 @@
 
 <file path=word/document.xml><?xml version="1.0" encoding="utf-8"?>
-<w:document xmlns:wpc="http://schemas.microsoft.com/office/word/2010/wordprocessingCanvas" xmlns:cx="http://schemas.microsoft.com/office/drawing/2014/chartex" xmlns:cx1="http://schemas.microsoft.com/office/drawing/2015/9/8/chartex" xmlns:cx2="http://schemas.microsoft.com/office/drawing/2015/10/21/chartex" xmlns:cx3="http://schemas.microsoft.com/office/drawing/2016/5/9/chartex" xmlns:cx4="http://schemas.microsoft.com/office/drawing/2016/5/10/chartex" xmlns:cx5="http://schemas.microsoft.com/office/drawing/2016/5/11/chartex" xmlns:cx6="http://schemas.microsoft.com/office/drawing/2016/5/12/chartex" xmlns:cx7="http://schemas.microsoft.com/office/drawing/2016/5/13/chartex" xmlns:cx8="http://schemas.microsoft.com/office/drawing/2016/5/14/chartex" xmlns:mc="http://schemas.openxmlformats.org/markup-compatibility/2006" xmlns:aink="http://schemas.microsoft.com/office/drawing/2016/ink" xmlns:am3d="http://schemas.microsoft.com/office/drawing/2017/model3d" xmlns:o="urn:schemas-microsoft-com:office:office" xmlns:oel="http://schemas.microsoft.com/office/2019/extlst" xmlns:r="http://schemas.openxmlformats.org/officeDocument/2006/relationships" xmlns:m="http://schemas.openxmlformats.org/officeDocument/2006/math" xmlns:v="urn:schemas-microsoft-com:vml" xmlns:wp14="http://schemas.microsoft.com/office/word/2010/wordprocessingDrawing" xmlns:wp="http://schemas.openxmlformats.org/drawingml/2006/wordprocessingDrawing" xmlns:w10="urn:schemas-microsoft-com:office:word" xmlns:w="http://schemas.openxmlformats.org/wordprocessingml/2006/main" xmlns:w14="http://schemas.microsoft.com/office/word/2010/wordml" xmlns:w15="http://schemas.microsoft.com/office/word/2012/wordml" xmlns:w16cei="http://schemas.microsoft.com/office/word/2026/wordml/cei" xmlns:w16cex="http://schemas.microsoft.com/office/word/2018/wordml/cex" xmlns:w16cid="http://schemas.microsoft.com/office/word/2016/wordml/cid" xmlns:w16="http://schemas.microsoft.com/office/word/2018/wordml" xmlns:w16du="http://schemas.microsoft.com/office/word/2023/wordml/word16du" xmlns:w16sdtdh="http://schemas.microsoft.com/office/word/2020/wordml/sdtdatahash" xmlns:w16sdtfl="http://schemas.microsoft.com/office/word/2024/wordml/sdtformatlock" xmlns:w16se="http://schemas.microsoft.com/office/word/2015/wordml/symex" xmlns:wpg="http://schemas.microsoft.com/office/word/2010/wordprocessingGroup" xmlns:wpi="http://schemas.microsoft.com/office/word/2010/wordprocessingInk" xmlns:wne="http://schemas.microsoft.com/office/word/2006/wordml" xmlns:wps="http://schemas.microsoft.com/office/word/2010/wordprocessingShape" mc:Ignorable="w14 w15 w16se w16cid w16 w16cex w16sdtdh w16sdtfl w16du wp14">
+<w:document xmlns:wpc="http://schemas.microsoft.com/office/word/2010/wordprocessingCanvas" xmlns:cx="http://schemas.microsoft.com/office/drawing/2014/chartex" xmlns:cx1="http://schemas.microsoft.com/office/drawing/2015/9/8/chartex" xmlns:cx2="http://schemas.microsoft.com/office/drawing/2015/10/21/chartex" xmlns:cx3="http://schemas.microsoft.com/office/drawing/2016/5/9/chartex" xmlns:cx4="http://schemas.microsoft.com/office/drawing/2016/5/10/chartex" xmlns:cx5="http://schemas.microsoft.com/office/drawing/2016/5/11/chartex" xmlns:cx6="http://schemas.microsoft.com/office/drawing/2016/5/12/chartex" xmlns:cx7="http://schemas.microsoft.com/office/drawing/2016/5/13/chartex" xmlns:cx8="http://schemas.microsoft.com/office/drawing/2016/5/14/chartex" xmlns:mc="http://schemas.openxmlformats.org/markup-compatibility/2006" xmlns:aink="http://schemas.microsoft.com/office/drawing/2016/ink" xmlns:am3d="http://schemas.microsoft.com/office/drawing/2017/model3d" xmlns:o="urn:schemas-microsoft-com:office:office" xmlns:oel="http://schemas.microsoft.com/office/2019/extlst" xmlns:r="http://schemas.openxmlformats.org/officeDocument/2006/relationships" xmlns:m="http://schemas.openxmlformats.org/officeDocument/2006/math" xmlns:v="urn:schemas-microsoft-com:vml" xmlns:wp14="http://schemas.microsoft.com/office/word/2010/wordprocessingDrawing" xmlns:wp="http://schemas.openxmlformats.org/drawingml/2006/wordprocessingDrawing" xmlns:w10="urn:schemas-microsoft-com:office:word" xmlns:w="http://schemas.openxmlformats.org/wordprocessingml/2006/main" xmlns:w14="http://schemas.microsoft.com/office/word/2010/wordml" xmlns:w15="http://schemas.microsoft.com/office/word/2012/wordml" xmlns:w16cex="http://schemas.microsoft.com/office/word/2018/wordml/cex" xmlns:w16cid="http://schemas.microsoft.com/office/word/2016/wordml/cid" xmlns:w16="http://schemas.microsoft.com/office/word/2018/wordml" xmlns:w16du="http://schemas.microsoft.com/office/word/2023/wordml/word16du" xmlns:w16sdtdh="http://schemas.microsoft.com/office/word/2020/wordml/sdtdatahash" xmlns:w16sdtfl="http://schemas.microsoft.com/office/word/2024/wordml/sdtformatlock" xmlns:w16se="http://schemas.microsoft.com/office/word/2015/wordml/symex" xmlns:wpg="http://schemas.microsoft.com/office/word/2010/wordprocessingGroup" xmlns:wpi="http://schemas.microsoft.com/office/word/2010/wordprocessingInk" xmlns:wne="http://schemas.microsoft.com/office/word/2006/wordml" xmlns:wps="http://schemas.microsoft.com/office/word/2010/wordprocessingShape" xmlns:a="http://schemas.openxmlformats.org/drawingml/2006/main" xmlns:pic="http://schemas.openxmlformats.org/drawingml/2006/picture" xmlns:a14="http://schemas.microsoft.com/office/drawing/2010/main" mc:Ignorable="w14 w15 w16se w16cid w16 w16cex w16sdtdh w16sdtfl w16du wp14">
   <w:body>
     <w:tbl>
       <w:tblPr>
@@ -8,12 +8,12 @@
         <w:tblpPr w:leftFromText="180" w:rightFromText="180" w:vertAnchor="text" w:horzAnchor="margin" w:tblpXSpec="right" w:tblpYSpec="center"/>
         <w:tblW w:w="1841" w:type="dxa"/>
         <w:tblBorders>
-          <w:top w:val="none" w:sz="0" w:space="0" w:color="auto"/>
-          <w:left w:val="none" w:sz="0" w:space="0" w:color="auto"/>
-          <w:bottom w:val="none" w:sz="0" w:space="0" w:color="auto"/>
-          <w:right w:val="none" w:sz="0" w:space="0" w:color="auto"/>
-          <w:insideH w:val="none" w:sz="0" w:space="0" w:color="auto"/>
-          <w:insideV w:val="none" w:sz="0" w:space="0" w:color="auto"/>
+          <w:top w:val="none" w:color="auto" w:sz="0" w:space="0"/>
+          <w:left w:val="none" w:color="auto" w:sz="0" w:space="0"/>
+          <w:bottom w:val="none" w:color="auto" w:sz="0" w:space="0"/>
+          <w:right w:val="none" w:color="auto" w:sz="0" w:space="0"/>
+          <w:insideH w:val="none" w:color="auto" w:sz="0" w:space="0"/>
+          <w:insideV w:val="none" w:color="auto" w:sz="0" w:space="0"/>
         </w:tblBorders>
         <w:tblLayout w:type="fixed"/>
         <w:tblLook w:val="04A0" w:firstRow="1" w:lastRow="0" w:firstColumn="1" w:lastColumn="0" w:noHBand="0" w:noVBand="1"/>
@@ -29,10 +29,10 @@
           <w:tcPr>
             <w:tcW w:w="1841" w:type="dxa"/>
             <w:tcBorders>
-              <w:top w:val="double" w:sz="4" w:space="0" w:color="auto"/>
-              <w:left w:val="double" w:sz="4" w:space="0" w:color="auto"/>
-              <w:bottom w:val="double" w:sz="4" w:space="0" w:color="auto"/>
-              <w:right w:val="double" w:sz="4" w:space="0" w:color="auto"/>
+              <w:top w:val="double" w:color="auto" w:sz="4" w:space="0"/>
+              <w:left w:val="double" w:color="auto" w:sz="4" w:space="0"/>
+              <w:bottom w:val="double" w:color="auto" w:sz="4" w:space="0"/>
+              <w:right w:val="double" w:color="auto" w:sz="4" w:space="0"/>
             </w:tcBorders>
             <w:vAlign w:val="center"/>
           </w:tcPr>
@@ -352,7 +352,7 @@
               </wp:anchor>
             </w:drawing>
           </mc:Choice>
-          <mc:Fallback xmlns:a="http://schemas.openxmlformats.org/drawingml/2006/main" xmlns:pic="http://schemas.openxmlformats.org/drawingml/2006/picture" xmlns:a14="http://schemas.microsoft.com/office/drawing/2010/main">
+          <mc:Fallback xmlns:a14="http://schemas.microsoft.com/office/drawing/2010/main" xmlns:pic="http://schemas.openxmlformats.org/drawingml/2006/picture" xmlns:a="http://schemas.openxmlformats.org/drawingml/2006/main" xmlns:w16cei="http://schemas.microsoft.com/office/word/2026/wordml/cei">
             <w:pict w14:anchorId="491542B0">
               <v:shapetype id="_x0000_t32" coordsize="21600,21600" o:oned="t" filled="f" o:spt="32" path="m,l21600,21600e" w14:anchorId="34A99F1C">
                 <v:path fillok="f" arrowok="t" o:connecttype="none"/>
@@ -571,7 +571,7 @@
               </wp:anchor>
             </w:drawing>
           </mc:Choice>
-          <mc:Fallback xmlns:a="http://schemas.openxmlformats.org/drawingml/2006/main" xmlns:pic="http://schemas.openxmlformats.org/drawingml/2006/picture" xmlns:a14="http://schemas.microsoft.com/office/drawing/2010/main">
+          <mc:Fallback xmlns:a14="http://schemas.microsoft.com/office/drawing/2010/main" xmlns:pic="http://schemas.openxmlformats.org/drawingml/2006/picture" xmlns:a="http://schemas.openxmlformats.org/drawingml/2006/main" xmlns:w16cei="http://schemas.microsoft.com/office/word/2026/wordml/cei">
             <w:pict w14:anchorId="1C08E58D">
               <v:shape id="AutoShape 4" style="position:absolute;margin-left:238.1pt;margin-top:16.9pt;width:226.75pt;height:0;z-index:251660288;visibility:visible;mso-wrap-style:square;mso-width-percent:0;mso-height-percent:0;mso-wrap-distance-left:9pt;mso-wrap-distance-top:-3e-5mm;mso-wrap-distance-right:9pt;mso-wrap-distance-bottom:-3e-5mm;mso-position-horizontal:absolute;mso-position-horizontal-relative:text;mso-position-vertical:absolute;mso-position-vertical-relative:text;mso-width-percent:0;mso-height-percent:0;mso-width-relative:page;mso-height-relative:page" o:spid="_x0000_s1026" strokeweight="1pt" type="#_x0000_t32" o:gfxdata="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" w14:anchorId="07055F7F"/>
             </w:pict>
@@ -639,16 +639,15 @@
           <w:b/>
         </w:rPr>
       </w:pPr>
-      <w:bookmarkStart w:id="0" w:name="_Toc463083793"/>
-      <w:bookmarkStart w:id="1" w:name="_Toc465677963"/>
-      <w:bookmarkStart w:id="2" w:name="_Toc467738735"/>
-      <w:bookmarkStart w:id="3" w:name="_Toc446234547"/>
-      <w:bookmarkStart w:id="4" w:name="_Toc467738720"/>
+      <w:bookmarkStart w:name="_Toc463083793" w:id="0"/>
+      <w:bookmarkStart w:name="_Toc465677963" w:id="1"/>
+      <w:bookmarkStart w:name="_Toc467738735" w:id="2"/>
+      <w:bookmarkStart w:name="_Toc446234547" w:id="3"/>
+      <w:bookmarkStart w:name="_Toc467738720" w:id="4"/>
       <w:r>
         <w:rPr>
           <w:b/>
         </w:rPr>
-        <w:lastRenderedPageBreak/>
         <w:t>BẢNG THEO DÕI HIỆU LỰC VÀ THAY ĐỔI</w:t>
       </w:r>
     </w:p>
@@ -676,12 +675,12 @@
         <w:tblW w:w="9199" w:type="dxa"/>
         <w:jc w:val="center"/>
         <w:tblBorders>
-          <w:top w:val="single" w:sz="4" w:space="0" w:color="auto"/>
-          <w:left w:val="single" w:sz="4" w:space="0" w:color="auto"/>
-          <w:bottom w:val="single" w:sz="4" w:space="0" w:color="auto"/>
-          <w:right w:val="single" w:sz="4" w:space="0" w:color="auto"/>
-          <w:insideH w:val="single" w:sz="4" w:space="0" w:color="auto"/>
-          <w:insideV w:val="single" w:sz="4" w:space="0" w:color="auto"/>
+          <w:top w:val="single" w:color="auto" w:sz="4" w:space="0"/>
+          <w:left w:val="single" w:color="auto" w:sz="4" w:space="0"/>
+          <w:bottom w:val="single" w:color="auto" w:sz="4" w:space="0"/>
+          <w:right w:val="single" w:color="auto" w:sz="4" w:space="0"/>
+          <w:insideH w:val="single" w:color="auto" w:sz="4" w:space="0"/>
+          <w:insideV w:val="single" w:color="auto" w:sz="4" w:space="0"/>
         </w:tblBorders>
         <w:tblLook w:val="01E0" w:firstRow="1" w:lastRow="1" w:firstColumn="1" w:lastColumn="1" w:noHBand="0" w:noVBand="0"/>
       </w:tblPr>
@@ -971,12 +970,12 @@
         <w:tblW w:w="9199" w:type="dxa"/>
         <w:jc w:val="center"/>
         <w:tblBorders>
-          <w:top w:val="single" w:sz="4" w:space="0" w:color="auto"/>
-          <w:left w:val="single" w:sz="4" w:space="0" w:color="auto"/>
-          <w:bottom w:val="single" w:sz="4" w:space="0" w:color="auto"/>
-          <w:right w:val="single" w:sz="4" w:space="0" w:color="auto"/>
-          <w:insideH w:val="single" w:sz="4" w:space="0" w:color="auto"/>
-          <w:insideV w:val="single" w:sz="4" w:space="0" w:color="auto"/>
+          <w:top w:val="single" w:color="auto" w:sz="4" w:space="0"/>
+          <w:left w:val="single" w:color="auto" w:sz="4" w:space="0"/>
+          <w:bottom w:val="single" w:color="auto" w:sz="4" w:space="0"/>
+          <w:right w:val="single" w:color="auto" w:sz="4" w:space="0"/>
+          <w:insideH w:val="single" w:color="auto" w:sz="4" w:space="0"/>
+          <w:insideV w:val="single" w:color="auto" w:sz="4" w:space="0"/>
         </w:tblBorders>
         <w:tblLook w:val="04A0" w:firstRow="1" w:lastRow="0" w:firstColumn="1" w:lastColumn="0" w:noHBand="0" w:noVBand="1"/>
       </w:tblPr>
@@ -1551,12 +1550,12 @@
         <w:tblW w:w="9239" w:type="dxa"/>
         <w:jc w:val="center"/>
         <w:tblBorders>
-          <w:top w:val="single" w:sz="4" w:space="0" w:color="auto"/>
-          <w:left w:val="single" w:sz="4" w:space="0" w:color="auto"/>
-          <w:bottom w:val="single" w:sz="4" w:space="0" w:color="auto"/>
-          <w:right w:val="single" w:sz="4" w:space="0" w:color="auto"/>
-          <w:insideH w:val="single" w:sz="4" w:space="0" w:color="auto"/>
-          <w:insideV w:val="single" w:sz="4" w:space="0" w:color="auto"/>
+          <w:top w:val="single" w:color="auto" w:sz="4" w:space="0"/>
+          <w:left w:val="single" w:color="auto" w:sz="4" w:space="0"/>
+          <w:bottom w:val="single" w:color="auto" w:sz="4" w:space="0"/>
+          <w:right w:val="single" w:color="auto" w:sz="4" w:space="0"/>
+          <w:insideH w:val="single" w:color="auto" w:sz="4" w:space="0"/>
+          <w:insideV w:val="single" w:color="auto" w:sz="4" w:space="0"/>
         </w:tblBorders>
         <w:tblLook w:val="04A0" w:firstRow="1" w:lastRow="0" w:firstColumn="1" w:lastColumn="0" w:noHBand="0" w:noVBand="1"/>
       </w:tblPr>
@@ -1999,21 +1998,30 @@
     </w:p>
     <w:sdt>
       <w:sdtPr>
+        <w:id w:val="31610120"/>
+        <w:docPartObj>
+          <w:docPartGallery w:val="Table of Contents"/>
+          <w:docPartUnique/>
+        </w:docPartObj>
         <w:rPr>
-          <w:rFonts w:ascii="Times New Roman" w:eastAsiaTheme="minorEastAsia" w:hAnsi="Times New Roman" w:cs="Times New Roman"/>
+          <w:rFonts w:ascii="Times New Roman" w:hAnsi="Times New Roman" w:eastAsia="ＭＳ 明朝" w:cs="Times New Roman" w:eastAsiaTheme="minorEastAsia"/>
           <w:b w:val="0"/>
           <w:bCs w:val="0"/>
           <w:color w:val="auto"/>
           <w:sz w:val="24"/>
           <w:szCs w:val="24"/>
         </w:rPr>
-        <w:id w:val="31610120"/>
-        <w:docPartObj>
-          <w:docPartGallery w:val="Table of Contents"/>
-          <w:docPartUnique/>
-        </w:docPartObj>
       </w:sdtPr>
-      <w:sdtEndPr/>
+      <w:sdtEndPr>
+        <w:rPr>
+          <w:rFonts w:ascii="Times New Roman" w:hAnsi="Times New Roman" w:eastAsia="ＭＳ 明朝" w:cs="Times New Roman" w:eastAsiaTheme="minorEastAsia"/>
+          <w:b w:val="0"/>
+          <w:bCs w:val="0"/>
+          <w:color w:val="auto"/>
+          <w:sz w:val="24"/>
+          <w:szCs w:val="24"/>
+        </w:rPr>
+      </w:sdtEndPr>
       <w:sdtContent>
         <w:p>
           <w:pPr>
@@ -2077,11 +2085,11 @@
             </w:rPr>
             <w:fldChar w:fldCharType="separate"/>
           </w:r>
-          <w:hyperlink w:anchor="_Toc236991245" w:history="1">
+          <w:hyperlink w:history="1" w:anchor="_Toc236991245">
             <w:r>
               <w:rPr>
                 <w:rStyle w:val="Hyperlink"/>
-                <w:rFonts w:ascii="Times New Roman" w:eastAsia="Calibri" w:hAnsi="Times New Roman" w:cs="Times New Roman"/>
+                <w:rFonts w:ascii="Times New Roman" w:hAnsi="Times New Roman" w:eastAsia="Calibri" w:cs="Times New Roman"/>
                 <w:b/>
                 <w:noProof/>
                 <w:sz w:val="24"/>
@@ -2103,7 +2111,7 @@
             <w:r>
               <w:rPr>
                 <w:rStyle w:val="Hyperlink"/>
-                <w:rFonts w:ascii="Times New Roman" w:eastAsia="Calibri" w:hAnsi="Times New Roman" w:cs="Times New Roman"/>
+                <w:rFonts w:ascii="Times New Roman" w:hAnsi="Times New Roman" w:eastAsia="Calibri" w:cs="Times New Roman"/>
                 <w:b/>
                 <w:noProof/>
                 <w:sz w:val="24"/>
@@ -2198,11 +2206,11 @@
               <w14:ligatures w14:val="standardContextual"/>
             </w:rPr>
           </w:pPr>
-          <w:hyperlink w:anchor="_Toc236991246" w:history="1">
+          <w:hyperlink w:history="1" w:anchor="_Toc236991246">
             <w:r>
               <w:rPr>
                 <w:rStyle w:val="Hyperlink"/>
-                <w:rFonts w:ascii="Times New Roman" w:eastAsia="Calibri" w:hAnsi="Times New Roman" w:cs="Times New Roman"/>
+                <w:rFonts w:ascii="Times New Roman" w:hAnsi="Times New Roman" w:eastAsia="Calibri" w:cs="Times New Roman"/>
                 <w:b/>
                 <w:noProof/>
                 <w:sz w:val="24"/>
@@ -2224,7 +2232,7 @@
             <w:r>
               <w:rPr>
                 <w:rStyle w:val="Hyperlink"/>
-                <w:rFonts w:ascii="Times New Roman" w:eastAsia="Calibri" w:hAnsi="Times New Roman" w:cs="Times New Roman"/>
+                <w:rFonts w:ascii="Times New Roman" w:hAnsi="Times New Roman" w:eastAsia="Calibri" w:cs="Times New Roman"/>
                 <w:b/>
                 <w:noProof/>
                 <w:sz w:val="24"/>
@@ -2319,11 +2327,11 @@
               <w14:ligatures w14:val="standardContextual"/>
             </w:rPr>
           </w:pPr>
-          <w:hyperlink w:anchor="_Toc236991247" w:history="1">
+          <w:hyperlink w:history="1" w:anchor="_Toc236991247">
             <w:r>
               <w:rPr>
                 <w:rStyle w:val="Hyperlink"/>
-                <w:rFonts w:ascii="Times New Roman" w:eastAsia="Calibri" w:hAnsi="Times New Roman" w:cs="Times New Roman"/>
+                <w:rFonts w:ascii="Times New Roman" w:hAnsi="Times New Roman" w:eastAsia="Calibri" w:cs="Times New Roman"/>
                 <w:b/>
                 <w:noProof/>
                 <w:sz w:val="24"/>
@@ -2345,7 +2353,7 @@
             <w:r>
               <w:rPr>
                 <w:rStyle w:val="Hyperlink"/>
-                <w:rFonts w:ascii="Times New Roman" w:eastAsia="Calibri" w:hAnsi="Times New Roman" w:cs="Times New Roman"/>
+                <w:rFonts w:ascii="Times New Roman" w:hAnsi="Times New Roman" w:eastAsia="Calibri" w:cs="Times New Roman"/>
                 <w:b/>
                 <w:noProof/>
                 <w:sz w:val="24"/>
@@ -2440,11 +2448,11 @@
               <w14:ligatures w14:val="standardContextual"/>
             </w:rPr>
           </w:pPr>
-          <w:hyperlink w:anchor="_Toc236991248" w:history="1">
+          <w:hyperlink w:history="1" w:anchor="_Toc236991248">
             <w:r>
               <w:rPr>
                 <w:rStyle w:val="Hyperlink"/>
-                <w:rFonts w:ascii="Times New Roman" w:eastAsia="Calibri" w:hAnsi="Times New Roman" w:cs="Times New Roman"/>
+                <w:rFonts w:ascii="Times New Roman" w:hAnsi="Times New Roman" w:eastAsia="Calibri" w:cs="Times New Roman"/>
                 <w:b/>
                 <w:noProof/>
                 <w:sz w:val="24"/>
@@ -2466,7 +2474,7 @@
             <w:r>
               <w:rPr>
                 <w:rStyle w:val="Hyperlink"/>
-                <w:rFonts w:ascii="Times New Roman" w:eastAsia="Calibri" w:hAnsi="Times New Roman" w:cs="Times New Roman"/>
+                <w:rFonts w:ascii="Times New Roman" w:hAnsi="Times New Roman" w:eastAsia="Calibri" w:cs="Times New Roman"/>
                 <w:b/>
                 <w:noProof/>
                 <w:sz w:val="24"/>
@@ -2561,11 +2569,11 @@
               <w14:ligatures w14:val="standardContextual"/>
             </w:rPr>
           </w:pPr>
-          <w:hyperlink w:anchor="_Toc236991249" w:history="1">
+          <w:hyperlink w:history="1" w:anchor="_Toc236991249">
             <w:r>
               <w:rPr>
                 <w:rStyle w:val="Hyperlink"/>
-                <w:rFonts w:ascii="Times New Roman" w:eastAsia="Calibri" w:hAnsi="Times New Roman" w:cs="Times New Roman"/>
+                <w:rFonts w:ascii="Times New Roman" w:hAnsi="Times New Roman" w:eastAsia="Calibri" w:cs="Times New Roman"/>
                 <w:b/>
                 <w:noProof/>
                 <w:sz w:val="24"/>
@@ -2587,7 +2595,7 @@
             <w:r>
               <w:rPr>
                 <w:rStyle w:val="Hyperlink"/>
-                <w:rFonts w:ascii="Times New Roman" w:eastAsia="Calibri" w:hAnsi="Times New Roman" w:cs="Times New Roman"/>
+                <w:rFonts w:ascii="Times New Roman" w:hAnsi="Times New Roman" w:eastAsia="Calibri" w:cs="Times New Roman"/>
                 <w:b/>
                 <w:noProof/>
                 <w:sz w:val="24"/>
@@ -2682,11 +2690,11 @@
               <w14:ligatures w14:val="standardContextual"/>
             </w:rPr>
           </w:pPr>
-          <w:hyperlink w:anchor="_Toc236991250" w:history="1">
+          <w:hyperlink w:history="1" w:anchor="_Toc236991250">
             <w:r>
               <w:rPr>
                 <w:rStyle w:val="Hyperlink"/>
-                <w:rFonts w:ascii="Times New Roman" w:eastAsia="Calibri" w:hAnsi="Times New Roman" w:cs="Times New Roman"/>
+                <w:rFonts w:ascii="Times New Roman" w:hAnsi="Times New Roman" w:eastAsia="Calibri" w:cs="Times New Roman"/>
                 <w:b/>
                 <w:noProof/>
                 <w:sz w:val="24"/>
@@ -2708,7 +2716,7 @@
             <w:r>
               <w:rPr>
                 <w:rStyle w:val="Hyperlink"/>
-                <w:rFonts w:ascii="Times New Roman" w:eastAsia="Calibri" w:hAnsi="Times New Roman" w:cs="Times New Roman"/>
+                <w:rFonts w:ascii="Times New Roman" w:hAnsi="Times New Roman" w:eastAsia="Calibri" w:cs="Times New Roman"/>
                 <w:b/>
                 <w:noProof/>
                 <w:sz w:val="24"/>
@@ -2803,11 +2811,11 @@
               <w14:ligatures w14:val="standardContextual"/>
             </w:rPr>
           </w:pPr>
-          <w:hyperlink w:anchor="_Toc236991251" w:history="1">
+          <w:hyperlink w:history="1" w:anchor="_Toc236991251">
             <w:r>
               <w:rPr>
                 <w:rStyle w:val="Hyperlink"/>
-                <w:rFonts w:ascii="Times New Roman" w:eastAsia="Calibri" w:hAnsi="Times New Roman" w:cs="Times New Roman"/>
+                <w:rFonts w:ascii="Times New Roman" w:hAnsi="Times New Roman" w:eastAsia="Calibri" w:cs="Times New Roman"/>
                 <w:b/>
                 <w:noProof/>
                 <w:sz w:val="24"/>
@@ -2829,7 +2837,7 @@
             <w:r>
               <w:rPr>
                 <w:rStyle w:val="Hyperlink"/>
-                <w:rFonts w:ascii="Times New Roman" w:eastAsia="Calibri" w:hAnsi="Times New Roman" w:cs="Times New Roman"/>
+                <w:rFonts w:ascii="Times New Roman" w:hAnsi="Times New Roman" w:eastAsia="Calibri" w:cs="Times New Roman"/>
                 <w:b/>
                 <w:noProof/>
                 <w:sz w:val="24"/>
@@ -2924,11 +2932,11 @@
               <w14:ligatures w14:val="standardContextual"/>
             </w:rPr>
           </w:pPr>
-          <w:hyperlink w:anchor="_Toc236991252" w:history="1">
+          <w:hyperlink w:history="1" w:anchor="_Toc236991252">
             <w:r>
               <w:rPr>
                 <w:rStyle w:val="Hyperlink"/>
-                <w:rFonts w:ascii="Times New Roman" w:eastAsia="Calibri" w:hAnsi="Times New Roman" w:cs="Times New Roman"/>
+                <w:rFonts w:ascii="Times New Roman" w:hAnsi="Times New Roman" w:eastAsia="Calibri" w:cs="Times New Roman"/>
                 <w:b/>
                 <w:noProof/>
                 <w:sz w:val="24"/>
@@ -2950,7 +2958,7 @@
             <w:r>
               <w:rPr>
                 <w:rStyle w:val="Hyperlink"/>
-                <w:rFonts w:ascii="Times New Roman" w:eastAsia="Calibri" w:hAnsi="Times New Roman" w:cs="Times New Roman"/>
+                <w:rFonts w:ascii="Times New Roman" w:hAnsi="Times New Roman" w:eastAsia="Calibri" w:cs="Times New Roman"/>
                 <w:b/>
                 <w:noProof/>
                 <w:sz w:val="24"/>
@@ -3045,11 +3053,11 @@
               <w14:ligatures w14:val="standardContextual"/>
             </w:rPr>
           </w:pPr>
-          <w:hyperlink w:anchor="_Toc236991253" w:history="1">
+          <w:hyperlink w:history="1" w:anchor="_Toc236991253">
             <w:r>
               <w:rPr>
                 <w:rStyle w:val="Hyperlink"/>
-                <w:rFonts w:ascii="Times New Roman" w:eastAsia="Calibri" w:hAnsi="Times New Roman" w:cs="Times New Roman"/>
+                <w:rFonts w:ascii="Times New Roman" w:hAnsi="Times New Roman" w:eastAsia="Calibri" w:cs="Times New Roman"/>
                 <w:b/>
                 <w:noProof/>
                 <w:sz w:val="24"/>
@@ -3071,7 +3079,7 @@
             <w:r>
               <w:rPr>
                 <w:rStyle w:val="Hyperlink"/>
-                <w:rFonts w:ascii="Times New Roman" w:eastAsia="Calibri" w:hAnsi="Times New Roman" w:cs="Times New Roman"/>
+                <w:rFonts w:ascii="Times New Roman" w:hAnsi="Times New Roman" w:eastAsia="Calibri" w:cs="Times New Roman"/>
                 <w:b/>
                 <w:noProof/>
                 <w:sz w:val="24"/>
@@ -3166,11 +3174,11 @@
               <w14:ligatures w14:val="standardContextual"/>
             </w:rPr>
           </w:pPr>
-          <w:hyperlink w:anchor="_Toc236991254" w:history="1">
+          <w:hyperlink w:history="1" w:anchor="_Toc236991254">
             <w:r>
               <w:rPr>
                 <w:rStyle w:val="Hyperlink"/>
-                <w:rFonts w:ascii="Times New Roman" w:eastAsia="Calibri" w:hAnsi="Times New Roman" w:cs="Times New Roman"/>
+                <w:rFonts w:ascii="Times New Roman" w:hAnsi="Times New Roman" w:eastAsia="Calibri" w:cs="Times New Roman"/>
                 <w:b/>
                 <w:noProof/>
                 <w:sz w:val="24"/>
@@ -3192,7 +3200,7 @@
             <w:r>
               <w:rPr>
                 <w:rStyle w:val="Hyperlink"/>
-                <w:rFonts w:ascii="Times New Roman" w:eastAsia="Calibri" w:hAnsi="Times New Roman" w:cs="Times New Roman"/>
+                <w:rFonts w:ascii="Times New Roman" w:hAnsi="Times New Roman" w:eastAsia="Calibri" w:cs="Times New Roman"/>
                 <w:b/>
                 <w:noProof/>
                 <w:sz w:val="24"/>
@@ -3287,11 +3295,11 @@
               <w14:ligatures w14:val="standardContextual"/>
             </w:rPr>
           </w:pPr>
-          <w:hyperlink w:anchor="_Toc236991255" w:history="1">
+          <w:hyperlink w:history="1" w:anchor="_Toc236991255">
             <w:r>
               <w:rPr>
                 <w:rStyle w:val="Hyperlink"/>
-                <w:rFonts w:ascii="Times New Roman" w:eastAsia="Times New Roman" w:hAnsi="Times New Roman" w:cs="Times New Roman"/>
+                <w:rFonts w:ascii="Times New Roman" w:hAnsi="Times New Roman" w:eastAsia="Times New Roman" w:cs="Times New Roman"/>
                 <w:noProof/>
                 <w:sz w:val="24"/>
                 <w:szCs w:val="24"/>
@@ -3312,7 +3320,7 @@
             <w:r>
               <w:rPr>
                 <w:rStyle w:val="Hyperlink"/>
-                <w:rFonts w:ascii="Times New Roman" w:eastAsia="Times New Roman" w:hAnsi="Times New Roman" w:cs="Times New Roman"/>
+                <w:rFonts w:ascii="Times New Roman" w:hAnsi="Times New Roman" w:eastAsia="Times New Roman" w:cs="Times New Roman"/>
                 <w:noProof/>
                 <w:sz w:val="24"/>
                 <w:szCs w:val="24"/>
@@ -3406,11 +3414,11 @@
               <w14:ligatures w14:val="standardContextual"/>
             </w:rPr>
           </w:pPr>
-          <w:hyperlink w:anchor="_Toc236991256" w:history="1">
+          <w:hyperlink w:history="1" w:anchor="_Toc236991256">
             <w:r>
               <w:rPr>
                 <w:rStyle w:val="Hyperlink"/>
-                <w:rFonts w:ascii="Times New Roman" w:eastAsia="Calibri" w:hAnsi="Times New Roman" w:cs="Times New Roman"/>
+                <w:rFonts w:ascii="Times New Roman" w:hAnsi="Times New Roman" w:eastAsia="Calibri" w:cs="Times New Roman"/>
                 <w:b/>
                 <w:noProof/>
                 <w:sz w:val="24"/>
@@ -3432,7 +3440,7 @@
             <w:r>
               <w:rPr>
                 <w:rStyle w:val="Hyperlink"/>
-                <w:rFonts w:ascii="Times New Roman" w:eastAsia="Calibri" w:hAnsi="Times New Roman" w:cs="Times New Roman"/>
+                <w:rFonts w:ascii="Times New Roman" w:hAnsi="Times New Roman" w:eastAsia="Calibri" w:cs="Times New Roman"/>
                 <w:b/>
                 <w:noProof/>
                 <w:sz w:val="24"/>
@@ -3527,11 +3535,11 @@
               <w14:ligatures w14:val="standardContextual"/>
             </w:rPr>
           </w:pPr>
-          <w:hyperlink w:anchor="_Toc236991257" w:history="1">
+          <w:hyperlink w:history="1" w:anchor="_Toc236991257">
             <w:r>
               <w:rPr>
                 <w:rStyle w:val="Hyperlink"/>
-                <w:rFonts w:ascii="Times New Roman" w:eastAsia="Calibri" w:hAnsi="Times New Roman" w:cs="Times New Roman"/>
+                <w:rFonts w:ascii="Times New Roman" w:hAnsi="Times New Roman" w:eastAsia="Calibri" w:cs="Times New Roman"/>
                 <w:b/>
                 <w:noProof/>
                 <w:sz w:val="24"/>
@@ -3553,7 +3561,7 @@
             <w:r>
               <w:rPr>
                 <w:rStyle w:val="Hyperlink"/>
-                <w:rFonts w:ascii="Times New Roman" w:eastAsia="Calibri" w:hAnsi="Times New Roman" w:cs="Times New Roman"/>
+                <w:rFonts w:ascii="Times New Roman" w:hAnsi="Times New Roman" w:eastAsia="Calibri" w:cs="Times New Roman"/>
                 <w:b/>
                 <w:noProof/>
                 <w:sz w:val="24"/>
@@ -3648,11 +3656,11 @@
               <w14:ligatures w14:val="standardContextual"/>
             </w:rPr>
           </w:pPr>
-          <w:hyperlink w:anchor="_Toc236991258" w:history="1">
+          <w:hyperlink w:history="1" w:anchor="_Toc236991258">
             <w:r>
               <w:rPr>
                 <w:rStyle w:val="Hyperlink"/>
-                <w:rFonts w:ascii="Times New Roman" w:eastAsia="Calibri" w:hAnsi="Times New Roman" w:cs="Times New Roman"/>
+                <w:rFonts w:ascii="Times New Roman" w:hAnsi="Times New Roman" w:eastAsia="Calibri" w:cs="Times New Roman"/>
                 <w:b/>
                 <w:noProof/>
                 <w:sz w:val="24"/>
@@ -3674,7 +3682,7 @@
             <w:r>
               <w:rPr>
                 <w:rStyle w:val="Hyperlink"/>
-                <w:rFonts w:ascii="Times New Roman" w:eastAsia="Calibri" w:hAnsi="Times New Roman" w:cs="Times New Roman"/>
+                <w:rFonts w:ascii="Times New Roman" w:hAnsi="Times New Roman" w:eastAsia="Calibri" w:cs="Times New Roman"/>
                 <w:b/>
                 <w:noProof/>
                 <w:sz w:val="24"/>
@@ -3768,11 +3776,11 @@
               <w14:ligatures w14:val="standardContextual"/>
             </w:rPr>
           </w:pPr>
-          <w:hyperlink w:anchor="_Toc236991259" w:history="1">
+          <w:hyperlink w:history="1" w:anchor="_Toc236991259">
             <w:r>
               <w:rPr>
                 <w:rStyle w:val="Hyperlink"/>
-                <w:rFonts w:ascii="Times New Roman" w:eastAsia="Calibri" w:hAnsi="Times New Roman" w:cs="Times New Roman"/>
+                <w:rFonts w:ascii="Times New Roman" w:hAnsi="Times New Roman" w:eastAsia="Calibri" w:cs="Times New Roman"/>
                 <w:b/>
                 <w:noProof/>
                 <w:sz w:val="24"/>
@@ -3794,7 +3802,7 @@
             <w:r>
               <w:rPr>
                 <w:rStyle w:val="Hyperlink"/>
-                <w:rFonts w:ascii="Times New Roman" w:eastAsia="Calibri" w:hAnsi="Times New Roman" w:cs="Times New Roman"/>
+                <w:rFonts w:ascii="Times New Roman" w:hAnsi="Times New Roman" w:eastAsia="Calibri" w:cs="Times New Roman"/>
                 <w:b/>
                 <w:noProof/>
                 <w:sz w:val="24"/>
@@ -3905,13 +3913,12 @@
           <w:b/>
         </w:rPr>
       </w:pPr>
-      <w:bookmarkStart w:id="5" w:name="_Toc384987395"/>
+      <w:bookmarkStart w:name="_Toc384987395" w:id="5"/>
       <w:r>
         <w:rPr>
           <w:rFonts w:eastAsia="Calibri"/>
           <w:b/>
         </w:rPr>
-        <w:lastRenderedPageBreak/>
         <w:t>TÀI LIỆU ĐẶC TẢ YÊU CẦU PHẦN MỀM</w:t>
       </w:r>
     </w:p>
@@ -3934,7 +3941,7 @@
           <w:b/>
         </w:rPr>
       </w:pPr>
-      <w:bookmarkStart w:id="6" w:name="_Toc236991245"/>
+      <w:bookmarkStart w:name="_Toc236991245" w:id="6"/>
       <w:r>
         <w:rPr>
           <w:rFonts w:eastAsia="Calibri"/>
@@ -3964,9 +3971,9 @@
           <w:b/>
         </w:rPr>
       </w:pPr>
-      <w:bookmarkStart w:id="7" w:name="_Toc360108586"/>
-      <w:bookmarkStart w:id="8" w:name="_Toc384987398"/>
-      <w:bookmarkStart w:id="9" w:name="_Toc236991246"/>
+      <w:bookmarkStart w:name="_Toc360108586" w:id="7"/>
+      <w:bookmarkStart w:name="_Toc384987398" w:id="8"/>
+      <w:bookmarkStart w:name="_Toc236991246" w:id="9"/>
       <w:r>
         <w:rPr>
           <w:rFonts w:eastAsia="Calibri"/>
@@ -3983,12 +3990,12 @@
         <w:tblW w:w="8748" w:type="dxa"/>
         <w:tblInd w:w="468" w:type="dxa"/>
         <w:tblBorders>
-          <w:top w:val="dotted" w:sz="4" w:space="0" w:color="auto"/>
-          <w:left w:val="dotted" w:sz="4" w:space="0" w:color="auto"/>
-          <w:bottom w:val="dotted" w:sz="4" w:space="0" w:color="auto"/>
-          <w:right w:val="dotted" w:sz="4" w:space="0" w:color="auto"/>
-          <w:insideH w:val="dotted" w:sz="4" w:space="0" w:color="auto"/>
-          <w:insideV w:val="dotted" w:sz="4" w:space="0" w:color="auto"/>
+          <w:top w:val="dotted" w:color="auto" w:sz="4" w:space="0"/>
+          <w:left w:val="dotted" w:color="auto" w:sz="4" w:space="0"/>
+          <w:bottom w:val="dotted" w:color="auto" w:sz="4" w:space="0"/>
+          <w:right w:val="dotted" w:color="auto" w:sz="4" w:space="0"/>
+          <w:insideH w:val="dotted" w:color="auto" w:sz="4" w:space="0"/>
+          <w:insideV w:val="dotted" w:color="auto" w:sz="4" w:space="0"/>
         </w:tblBorders>
         <w:tblLayout w:type="fixed"/>
         <w:tblLook w:val="0000" w:firstRow="0" w:lastRow="0" w:firstColumn="0" w:lastColumn="0" w:noHBand="0" w:noVBand="0"/>
@@ -4020,8 +4027,8 @@
                 <w:szCs w:val="24"/>
               </w:rPr>
             </w:pPr>
-            <w:bookmarkStart w:id="10" w:name="_Toc360108587"/>
-            <w:bookmarkStart w:id="11" w:name="_Toc384987399"/>
+            <w:bookmarkStart w:name="_Toc360108587" w:id="10"/>
+            <w:bookmarkStart w:name="_Toc384987399" w:id="11"/>
             <w:r>
               <w:rPr>
                 <w:rFonts w:ascii="Times New Roman" w:hAnsi="Times New Roman" w:cs="Times New Roman"/>
@@ -4325,7 +4332,7 @@
           <w:b/>
         </w:rPr>
       </w:pPr>
-      <w:bookmarkStart w:id="12" w:name="_Toc236991247"/>
+      <w:bookmarkStart w:name="_Toc236991247" w:id="12"/>
       <w:r>
         <w:rPr>
           <w:rFonts w:eastAsia="Calibri"/>
@@ -4342,12 +4349,12 @@
         <w:tblW w:w="8748" w:type="dxa"/>
         <w:tblInd w:w="468" w:type="dxa"/>
         <w:tblBorders>
-          <w:top w:val="dotted" w:sz="4" w:space="0" w:color="auto"/>
-          <w:left w:val="dotted" w:sz="4" w:space="0" w:color="auto"/>
-          <w:bottom w:val="dotted" w:sz="4" w:space="0" w:color="auto"/>
-          <w:right w:val="dotted" w:sz="4" w:space="0" w:color="auto"/>
-          <w:insideH w:val="dotted" w:sz="4" w:space="0" w:color="auto"/>
-          <w:insideV w:val="dotted" w:sz="4" w:space="0" w:color="auto"/>
+          <w:top w:val="dotted" w:color="auto" w:sz="4" w:space="0"/>
+          <w:left w:val="dotted" w:color="auto" w:sz="4" w:space="0"/>
+          <w:bottom w:val="dotted" w:color="auto" w:sz="4" w:space="0"/>
+          <w:right w:val="dotted" w:color="auto" w:sz="4" w:space="0"/>
+          <w:insideH w:val="dotted" w:color="auto" w:sz="4" w:space="0"/>
+          <w:insideV w:val="dotted" w:color="auto" w:sz="4" w:space="0"/>
         </w:tblBorders>
         <w:tblLayout w:type="fixed"/>
         <w:tblLook w:val="0000" w:firstRow="0" w:lastRow="0" w:firstColumn="0" w:lastColumn="0" w:noHBand="0" w:noVBand="0"/>
@@ -4379,7 +4386,7 @@
                 <w:szCs w:val="24"/>
               </w:rPr>
             </w:pPr>
-            <w:bookmarkStart w:id="13" w:name="_Toc360108588"/>
+            <w:bookmarkStart w:name="_Toc360108588" w:id="13"/>
             <w:r>
               <w:rPr>
                 <w:rFonts w:ascii="Times New Roman" w:hAnsi="Times New Roman" w:cs="Times New Roman"/>
@@ -4533,8 +4540,8 @@
         </w:rPr>
         <w:t xml:space="preserve"> </w:t>
       </w:r>
-      <w:bookmarkStart w:id="14" w:name="_Toc384987400"/>
-      <w:bookmarkStart w:id="15" w:name="_Toc236991248"/>
+      <w:bookmarkStart w:name="_Toc384987400" w:id="14"/>
+      <w:bookmarkStart w:name="_Toc236991248" w:id="15"/>
       <w:bookmarkEnd w:id="13"/>
       <w:r>
         <w:rPr>
@@ -4565,9 +4572,9 @@
           <w:b/>
         </w:rPr>
       </w:pPr>
-      <w:bookmarkStart w:id="16" w:name="_Toc360108591"/>
-      <w:bookmarkStart w:id="17" w:name="_Toc384987405"/>
-      <w:bookmarkStart w:id="18" w:name="_Toc236991249"/>
+      <w:bookmarkStart w:name="_Toc360108591" w:id="16"/>
+      <w:bookmarkStart w:name="_Toc384987405" w:id="17"/>
+      <w:bookmarkStart w:name="_Toc236991249" w:id="18"/>
       <w:r>
         <w:rPr>
           <w:rFonts w:eastAsia="Calibri"/>
@@ -4613,14 +4620,14 @@
           <w:b/>
         </w:rPr>
       </w:pPr>
-      <w:bookmarkStart w:id="19" w:name="_Toc360108596"/>
-      <w:bookmarkStart w:id="20" w:name="_Toc384987410"/>
-      <w:bookmarkStart w:id="21" w:name="_Toc236991250"/>
-      <w:bookmarkStart w:id="22" w:name="_Toc155610000"/>
-      <w:bookmarkStart w:id="23" w:name="_Ref255054510"/>
-      <w:bookmarkStart w:id="24" w:name="_Ref255054514"/>
-      <w:bookmarkStart w:id="25" w:name="_Ref255291176"/>
-      <w:bookmarkStart w:id="26" w:name="_Toc322091323"/>
+      <w:bookmarkStart w:name="_Toc360108596" w:id="19"/>
+      <w:bookmarkStart w:name="_Toc384987410" w:id="20"/>
+      <w:bookmarkStart w:name="_Toc236991250" w:id="21"/>
+      <w:bookmarkStart w:name="_Toc155610000" w:id="22"/>
+      <w:bookmarkStart w:name="_Ref255054510" w:id="23"/>
+      <w:bookmarkStart w:name="_Ref255054514" w:id="24"/>
+      <w:bookmarkStart w:name="_Ref255291176" w:id="25"/>
+      <w:bookmarkStart w:name="_Toc322091323" w:id="26"/>
       <w:r>
         <w:rPr>
           <w:rFonts w:eastAsia="Calibri"/>
@@ -4666,9 +4673,9 @@
           <w:b/>
         </w:rPr>
       </w:pPr>
-      <w:bookmarkStart w:id="27" w:name="_Toc360108597"/>
-      <w:bookmarkStart w:id="28" w:name="_Toc384987411"/>
-      <w:bookmarkStart w:id="29" w:name="_Toc236991251"/>
+      <w:bookmarkStart w:name="_Toc360108597" w:id="27"/>
+      <w:bookmarkStart w:name="_Toc384987411" w:id="28"/>
+      <w:bookmarkStart w:name="_Toc236991251" w:id="29"/>
       <w:r>
         <w:rPr>
           <w:rFonts w:eastAsia="Calibri"/>
@@ -4685,7 +4692,7 @@
         <w:spacing w:line="360" w:lineRule="auto"/>
         <w:ind w:left="630"/>
       </w:pPr>
-      <w:bookmarkStart w:id="30" w:name="_Toc360108598"/>
+      <w:bookmarkStart w:name="_Toc360108598" w:id="30"/>
       <w:r>
         <w:t>[</w:t>
       </w:r>
@@ -4715,8 +4722,8 @@
           <w:b/>
         </w:rPr>
       </w:pPr>
-      <w:bookmarkStart w:id="31" w:name="_Toc384987412"/>
-      <w:bookmarkStart w:id="32" w:name="_Toc236991252"/>
+      <w:bookmarkStart w:name="_Toc384987412" w:id="31"/>
+      <w:bookmarkStart w:name="_Toc236991252" w:id="32"/>
       <w:r>
         <w:rPr>
           <w:rFonts w:eastAsia="Calibri"/>
@@ -4762,8 +4769,8 @@
           <w:b/>
         </w:rPr>
       </w:pPr>
-      <w:bookmarkStart w:id="33" w:name="_Toc384987413"/>
-      <w:bookmarkStart w:id="34" w:name="_Toc236991253"/>
+      <w:bookmarkStart w:name="_Toc384987413" w:id="33"/>
+      <w:bookmarkStart w:name="_Toc236991253" w:id="34"/>
       <w:bookmarkEnd w:id="22"/>
       <w:bookmarkEnd w:id="23"/>
       <w:bookmarkEnd w:id="24"/>
@@ -4798,13 +4805,13 @@
           <w:b/>
         </w:rPr>
       </w:pPr>
-      <w:bookmarkStart w:id="35" w:name="_Use_case_AHR-004a_–_UC01:_Manage_St"/>
-      <w:bookmarkStart w:id="36" w:name="_Use_case_AHR-004a_–_UC01:_Manage_St_1"/>
-      <w:bookmarkStart w:id="37" w:name="_Toc360108600"/>
-      <w:bookmarkStart w:id="38" w:name="_Toc384987414"/>
-      <w:bookmarkStart w:id="39" w:name="_Toc236991254"/>
-      <w:bookmarkStart w:id="40" w:name="_Ref255057459"/>
-      <w:bookmarkStart w:id="41" w:name="_Toc155610002"/>
+      <w:bookmarkStart w:name="_Use_case_AHR-004a_–_UC01:_Manage_St" w:id="35"/>
+      <w:bookmarkStart w:name="_Use_case_AHR-004a_–_UC01:_Manage_St_1" w:id="36"/>
+      <w:bookmarkStart w:name="_Toc360108600" w:id="37"/>
+      <w:bookmarkStart w:name="_Toc384987414" w:id="38"/>
+      <w:bookmarkStart w:name="_Toc236991254" w:id="39"/>
+      <w:bookmarkStart w:name="_Ref255057459" w:id="40"/>
+      <w:bookmarkStart w:name="_Toc155610002" w:id="41"/>
       <w:bookmarkEnd w:id="35"/>
       <w:bookmarkEnd w:id="36"/>
       <w:r>
@@ -4830,40 +4837,40 @@
         <w:ind w:left="907" w:right="0" w:hanging="547"/>
         <w:jc w:val="left"/>
         <w:rPr>
-          <w:rFonts w:ascii="Times New Roman" w:eastAsia="Times New Roman" w:hAnsi="Times New Roman" w:cs="Times New Roman"/>
+          <w:rFonts w:ascii="Times New Roman" w:hAnsi="Times New Roman" w:eastAsia="Times New Roman" w:cs="Times New Roman"/>
         </w:rPr>
       </w:pPr>
-      <w:bookmarkStart w:id="42" w:name="_Toc384987415"/>
-      <w:bookmarkStart w:id="43" w:name="_Toc236991255"/>
-      <w:bookmarkStart w:id="44" w:name="_Toc360108732"/>
+      <w:bookmarkStart w:name="_Toc384987415" w:id="42"/>
+      <w:bookmarkStart w:name="_Toc236991255" w:id="43"/>
+      <w:bookmarkStart w:name="_Toc360108732" w:id="44"/>
       <w:r>
         <w:rPr>
-          <w:rFonts w:ascii="Times New Roman" w:eastAsia="Times New Roman" w:hAnsi="Times New Roman" w:cs="Times New Roman"/>
+          <w:rFonts w:ascii="Times New Roman" w:hAnsi="Times New Roman" w:eastAsia="Times New Roman" w:cs="Times New Roman"/>
         </w:rPr>
         <w:t>Use case 1</w:t>
       </w:r>
       <w:bookmarkEnd w:id="42"/>
       <w:r>
         <w:rPr>
-          <w:rFonts w:ascii="Times New Roman" w:eastAsia="Times New Roman" w:hAnsi="Times New Roman" w:cs="Times New Roman"/>
+          <w:rFonts w:ascii="Times New Roman" w:hAnsi="Times New Roman" w:eastAsia="Times New Roman" w:cs="Times New Roman"/>
         </w:rPr>
         <w:t xml:space="preserve"> &lt;</w:t>
       </w:r>
       <w:r>
         <w:rPr>
-          <w:rFonts w:ascii="Times New Roman" w:eastAsia="Times New Roman" w:hAnsi="Times New Roman" w:cs="Times New Roman"/>
+          <w:rFonts w:ascii="Times New Roman" w:hAnsi="Times New Roman" w:eastAsia="Times New Roman" w:cs="Times New Roman"/>
         </w:rPr>
         <w:t xml:space="preserve">Báo cáo </w:t>
       </w:r>
       <w:r>
         <w:rPr>
-          <w:rFonts w:ascii="Times New Roman" w:eastAsia="Times New Roman" w:hAnsi="Times New Roman" w:cs="Times New Roman"/>
+          <w:rFonts w:ascii="Times New Roman" w:hAnsi="Times New Roman" w:eastAsia="Times New Roman" w:cs="Times New Roman"/>
         </w:rPr>
         <w:t xml:space="preserve">CLOS APPLICATION </w:t>
       </w:r>
       <w:r>
         <w:rPr>
-          <w:rFonts w:ascii="Times New Roman" w:eastAsia="Times New Roman" w:hAnsi="Times New Roman" w:cs="Times New Roman"/>
+          <w:rFonts w:ascii="Times New Roman" w:hAnsi="Times New Roman" w:eastAsia="Times New Roman" w:cs="Times New Roman"/>
         </w:rPr>
         <w:t>&gt;</w:t>
       </w:r>
@@ -4874,12 +4881,12 @@
         <w:tblW w:w="4743" w:type="pct"/>
         <w:tblInd w:w="475" w:type="dxa"/>
         <w:tblBorders>
-          <w:top w:val="single" w:sz="4" w:space="0" w:color="000000" w:themeColor="text1"/>
-          <w:left w:val="single" w:sz="4" w:space="0" w:color="000000" w:themeColor="text1"/>
-          <w:bottom w:val="single" w:sz="4" w:space="0" w:color="000000" w:themeColor="text1"/>
-          <w:right w:val="single" w:sz="4" w:space="0" w:color="000000" w:themeColor="text1"/>
-          <w:insideH w:val="single" w:sz="4" w:space="0" w:color="000000" w:themeColor="text1"/>
-          <w:insideV w:val="single" w:sz="4" w:space="0" w:color="000000" w:themeColor="text1"/>
+          <w:top w:val="single" w:color="000000" w:themeColor="text1" w:sz="4" w:space="0"/>
+          <w:left w:val="single" w:color="000000" w:themeColor="text1" w:sz="4" w:space="0"/>
+          <w:bottom w:val="single" w:color="000000" w:themeColor="text1" w:sz="4" w:space="0"/>
+          <w:right w:val="single" w:color="000000" w:themeColor="text1" w:sz="4" w:space="0"/>
+          <w:insideH w:val="single" w:color="000000" w:themeColor="text1" w:sz="4" w:space="0"/>
+          <w:insideV w:val="single" w:color="000000" w:themeColor="text1" w:sz="4" w:space="0"/>
         </w:tblBorders>
         <w:tblCellMar>
           <w:top w:w="29" w:type="dxa"/>
@@ -5222,12 +5229,12 @@
         <w:tblW w:w="9180" w:type="dxa"/>
         <w:tblInd w:w="475" w:type="dxa"/>
         <w:tblBorders>
-          <w:top w:val="single" w:sz="8" w:space="0" w:color="000000" w:themeColor="text1"/>
-          <w:left w:val="single" w:sz="8" w:space="0" w:color="000000" w:themeColor="text1"/>
-          <w:bottom w:val="single" w:sz="8" w:space="0" w:color="000000" w:themeColor="text1"/>
-          <w:right w:val="single" w:sz="8" w:space="0" w:color="000000" w:themeColor="text1"/>
-          <w:insideH w:val="single" w:sz="8" w:space="0" w:color="000000" w:themeColor="text1"/>
-          <w:insideV w:val="single" w:sz="8" w:space="0" w:color="000000" w:themeColor="text1"/>
+          <w:top w:val="single" w:color="000000" w:themeColor="text1" w:sz="8" w:space="0"/>
+          <w:left w:val="single" w:color="000000" w:themeColor="text1" w:sz="8" w:space="0"/>
+          <w:bottom w:val="single" w:color="000000" w:themeColor="text1" w:sz="8" w:space="0"/>
+          <w:right w:val="single" w:color="000000" w:themeColor="text1" w:sz="8" w:space="0"/>
+          <w:insideH w:val="single" w:color="000000" w:themeColor="text1" w:sz="8" w:space="0"/>
+          <w:insideV w:val="single" w:color="000000" w:themeColor="text1" w:sz="8" w:space="0"/>
         </w:tblBorders>
         <w:tblLayout w:type="fixed"/>
         <w:tblLook w:val="01E0" w:firstRow="1" w:lastRow="1" w:firstColumn="1" w:lastColumn="1" w:noHBand="0" w:noVBand="0"/>
@@ -5245,13 +5252,14 @@
           <w:tcPr>
             <w:cnfStyle w:val="001000000000" w:firstRow="0" w:lastRow="0" w:firstColumn="1" w:lastColumn="0" w:oddVBand="0" w:evenVBand="0" w:oddHBand="0" w:evenHBand="0" w:firstRowFirstColumn="0" w:firstRowLastColumn="0" w:lastRowFirstColumn="0" w:lastRowLastColumn="0"/>
             <w:tcW w:w="791" w:type="dxa"/>
+            <w:tcMar/>
           </w:tcPr>
           <w:p>
             <w:pPr>
               <w:ind w:left="-144" w:right="-144"/>
               <w:jc w:val="center"/>
               <w:rPr>
-                <w:rFonts w:ascii="Times New Roman" w:eastAsia="Times New Roman" w:hAnsi="Times New Roman" w:cs="Times New Roman"/>
+                <w:rFonts w:ascii="Times New Roman" w:hAnsi="Times New Roman" w:eastAsia="Times New Roman" w:cs="Times New Roman"/>
                 <w:sz w:val="24"/>
                 <w:szCs w:val="24"/>
                 <w:lang w:val="en-GB"/>
@@ -5259,12 +5267,11 @@
             </w:pPr>
             <w:r>
               <w:rPr>
-                <w:rFonts w:ascii="Times New Roman" w:eastAsia="Times New Roman" w:hAnsi="Times New Roman" w:cs="Times New Roman"/>
+                <w:rFonts w:ascii="Times New Roman" w:hAnsi="Times New Roman" w:eastAsia="Times New Roman" w:cs="Times New Roman"/>
                 <w:sz w:val="24"/>
                 <w:szCs w:val="24"/>
                 <w:lang w:val="en-GB"/>
               </w:rPr>
-              <w:lastRenderedPageBreak/>
               <w:t>Hoạt động</w:t>
             </w:r>
           </w:p>
@@ -5274,17 +5281,18 @@
             <w:cnfStyle w:val="000010000000" w:firstRow="0" w:lastRow="0" w:firstColumn="0" w:lastColumn="0" w:oddVBand="1" w:evenVBand="0" w:oddHBand="0" w:evenHBand="0" w:firstRowFirstColumn="0" w:firstRowLastColumn="0" w:lastRowFirstColumn="0" w:lastRowLastColumn="0"/>
             <w:tcW w:w="851" w:type="dxa"/>
             <w:tcBorders>
-              <w:top w:val="none" w:sz="0" w:space="0" w:color="auto"/>
-              <w:left w:val="none" w:sz="0" w:space="0" w:color="auto"/>
-              <w:right w:val="none" w:sz="0" w:space="0" w:color="auto"/>
+              <w:top w:val="none" w:color="auto" w:sz="0" w:space="0"/>
+              <w:left w:val="none" w:color="auto" w:sz="0" w:space="0"/>
+              <w:right w:val="none" w:color="auto" w:sz="0" w:space="0"/>
             </w:tcBorders>
+            <w:tcMar/>
           </w:tcPr>
           <w:p>
             <w:pPr>
               <w:ind w:left="-142" w:right="-320"/>
               <w:jc w:val="both"/>
               <w:rPr>
-                <w:rFonts w:ascii="Times New Roman" w:eastAsia="Times New Roman" w:hAnsi="Times New Roman" w:cs="Times New Roman"/>
+                <w:rFonts w:ascii="Times New Roman" w:hAnsi="Times New Roman" w:eastAsia="Times New Roman" w:cs="Times New Roman"/>
                 <w:sz w:val="24"/>
                 <w:szCs w:val="24"/>
                 <w:lang w:val="en-GB"/>
@@ -5292,7 +5300,7 @@
             </w:pPr>
             <w:r>
               <w:rPr>
-                <w:rFonts w:ascii="Times New Roman" w:eastAsia="Times New Roman" w:hAnsi="Times New Roman" w:cs="Times New Roman"/>
+                <w:rFonts w:ascii="Times New Roman" w:hAnsi="Times New Roman" w:eastAsia="Times New Roman" w:cs="Times New Roman"/>
                 <w:sz w:val="24"/>
                 <w:szCs w:val="24"/>
                 <w:lang w:val="en-GB"/>
@@ -5301,7 +5309,7 @@
             </w:r>
             <w:r>
               <w:rPr>
-                <w:rFonts w:ascii="Times New Roman" w:eastAsia="Times New Roman" w:hAnsi="Times New Roman" w:cs="Times New Roman"/>
+                <w:rFonts w:ascii="Times New Roman" w:hAnsi="Times New Roman" w:eastAsia="Times New Roman" w:cs="Times New Roman"/>
                 <w:sz w:val="24"/>
                 <w:szCs w:val="24"/>
                 <w:lang w:val="en-GB"/>
@@ -5314,13 +5322,14 @@
           <w:tcPr>
             <w:cnfStyle w:val="000100000000" w:firstRow="0" w:lastRow="0" w:firstColumn="0" w:lastColumn="1" w:oddVBand="0" w:evenVBand="0" w:oddHBand="0" w:evenHBand="0" w:firstRowFirstColumn="0" w:firstRowLastColumn="0" w:lastRowFirstColumn="0" w:lastRowLastColumn="0"/>
             <w:tcW w:w="7538" w:type="dxa"/>
+            <w:tcMar/>
           </w:tcPr>
           <w:p>
             <w:pPr>
               <w:ind w:left="-142" w:right="-320"/>
               <w:jc w:val="center"/>
               <w:rPr>
-                <w:rFonts w:ascii="Times New Roman" w:eastAsia="Times New Roman" w:hAnsi="Times New Roman" w:cs="Times New Roman"/>
+                <w:rFonts w:ascii="Times New Roman" w:hAnsi="Times New Roman" w:eastAsia="Times New Roman" w:cs="Times New Roman"/>
                 <w:sz w:val="24"/>
                 <w:szCs w:val="24"/>
                 <w:lang w:val="en-GB"/>
@@ -5328,7 +5337,7 @@
             </w:pPr>
             <w:r>
               <w:rPr>
-                <w:rFonts w:ascii="Times New Roman" w:eastAsia="Times New Roman" w:hAnsi="Times New Roman" w:cs="Times New Roman"/>
+                <w:rFonts w:ascii="Times New Roman" w:hAnsi="Times New Roman" w:eastAsia="Times New Roman" w:cs="Times New Roman"/>
                 <w:sz w:val="24"/>
                 <w:szCs w:val="24"/>
                 <w:lang w:val="en-GB"/>
@@ -5347,17 +5356,18 @@
             <w:cnfStyle w:val="001000000000" w:firstRow="0" w:lastRow="0" w:firstColumn="1" w:lastColumn="0" w:oddVBand="0" w:evenVBand="0" w:oddHBand="0" w:evenHBand="0" w:firstRowFirstColumn="0" w:firstRowLastColumn="0" w:lastRowFirstColumn="0" w:lastRowLastColumn="0"/>
             <w:tcW w:w="791" w:type="dxa"/>
             <w:tcBorders>
-              <w:top w:val="none" w:sz="0" w:space="0" w:color="auto"/>
-              <w:left w:val="none" w:sz="0" w:space="0" w:color="auto"/>
-              <w:bottom w:val="none" w:sz="0" w:space="0" w:color="auto"/>
+              <w:top w:val="none" w:color="auto" w:sz="0" w:space="0"/>
+              <w:left w:val="none" w:color="auto" w:sz="0" w:space="0"/>
+              <w:bottom w:val="none" w:color="auto" w:sz="0" w:space="0"/>
             </w:tcBorders>
+            <w:tcMar/>
           </w:tcPr>
           <w:p>
             <w:pPr>
               <w:ind w:left="-144" w:right="-144"/>
               <w:jc w:val="center"/>
               <w:rPr>
-                <w:rFonts w:ascii="Times New Roman" w:eastAsia="Times New Roman" w:hAnsi="Times New Roman" w:cs="Times New Roman"/>
+                <w:rFonts w:ascii="Times New Roman" w:hAnsi="Times New Roman" w:eastAsia="Times New Roman" w:cs="Times New Roman"/>
                 <w:sz w:val="24"/>
                 <w:szCs w:val="24"/>
                 <w:lang w:val="en-GB"/>
@@ -5370,18 +5380,19 @@
             <w:cnfStyle w:val="000010000000" w:firstRow="0" w:lastRow="0" w:firstColumn="0" w:lastColumn="0" w:oddVBand="1" w:evenVBand="0" w:oddHBand="0" w:evenHBand="0" w:firstRowFirstColumn="0" w:firstRowLastColumn="0" w:lastRowFirstColumn="0" w:lastRowLastColumn="0"/>
             <w:tcW w:w="851" w:type="dxa"/>
             <w:tcBorders>
-              <w:top w:val="none" w:sz="0" w:space="0" w:color="auto"/>
-              <w:left w:val="none" w:sz="0" w:space="0" w:color="auto"/>
-              <w:bottom w:val="none" w:sz="0" w:space="0" w:color="auto"/>
-              <w:right w:val="none" w:sz="0" w:space="0" w:color="auto"/>
+              <w:top w:val="none" w:color="auto" w:sz="0" w:space="0"/>
+              <w:left w:val="none" w:color="auto" w:sz="0" w:space="0"/>
+              <w:bottom w:val="none" w:color="auto" w:sz="0" w:space="0"/>
+              <w:right w:val="none" w:color="auto" w:sz="0" w:space="0"/>
             </w:tcBorders>
+            <w:tcMar/>
           </w:tcPr>
           <w:p>
             <w:pPr>
               <w:ind w:left="-144" w:right="-144"/>
               <w:jc w:val="center"/>
               <w:rPr>
-                <w:rFonts w:ascii="Times New Roman" w:eastAsia="Times New Roman" w:hAnsi="Times New Roman" w:cs="Times New Roman"/>
+                <w:rFonts w:ascii="Times New Roman" w:hAnsi="Times New Roman" w:eastAsia="Times New Roman" w:cs="Times New Roman"/>
                 <w:sz w:val="24"/>
                 <w:szCs w:val="24"/>
                 <w:lang w:val="en-GB"/>
@@ -5389,7 +5400,7 @@
             </w:pPr>
             <w:r>
               <w:rPr>
-                <w:rFonts w:ascii="Times New Roman" w:eastAsia="Times New Roman" w:hAnsi="Times New Roman" w:cs="Times New Roman"/>
+                <w:rFonts w:ascii="Times New Roman" w:hAnsi="Times New Roman" w:eastAsia="Times New Roman" w:cs="Times New Roman"/>
                 <w:sz w:val="24"/>
                 <w:szCs w:val="24"/>
                 <w:lang w:val="en-GB"/>
@@ -5403,16 +5414,17 @@
             <w:cnfStyle w:val="000100000000" w:firstRow="0" w:lastRow="0" w:firstColumn="0" w:lastColumn="1" w:oddVBand="0" w:evenVBand="0" w:oddHBand="0" w:evenHBand="0" w:firstRowFirstColumn="0" w:firstRowLastColumn="0" w:lastRowFirstColumn="0" w:lastRowLastColumn="0"/>
             <w:tcW w:w="7538" w:type="dxa"/>
             <w:tcBorders>
-              <w:top w:val="none" w:sz="0" w:space="0" w:color="auto"/>
-              <w:bottom w:val="none" w:sz="0" w:space="0" w:color="auto"/>
-              <w:right w:val="none" w:sz="0" w:space="0" w:color="auto"/>
+              <w:top w:val="none" w:color="auto" w:sz="0" w:space="0"/>
+              <w:bottom w:val="none" w:color="auto" w:sz="0" w:space="0"/>
+              <w:right w:val="none" w:color="auto" w:sz="0" w:space="0"/>
             </w:tcBorders>
+            <w:tcMar/>
           </w:tcPr>
           <w:p>
             <w:pPr>
               <w:ind w:right="-320"/>
               <w:rPr>
-                <w:rFonts w:ascii="Times New Roman" w:eastAsia="Times New Roman" w:hAnsi="Times New Roman" w:cs="Times New Roman"/>
+                <w:rFonts w:ascii="Times New Roman" w:hAnsi="Times New Roman" w:eastAsia="Times New Roman" w:cs="Times New Roman"/>
                 <w:sz w:val="24"/>
                 <w:szCs w:val="24"/>
                 <w:lang w:val="en-GB"/>
@@ -5420,7 +5432,7 @@
             </w:pPr>
             <w:r>
               <w:rPr>
-                <w:rFonts w:ascii="Times New Roman" w:eastAsia="Times New Roman" w:hAnsi="Times New Roman" w:cs="Times New Roman"/>
+                <w:rFonts w:ascii="Times New Roman" w:hAnsi="Times New Roman" w:eastAsia="Times New Roman" w:cs="Times New Roman"/>
                 <w:b/>
                 <w:sz w:val="24"/>
                 <w:szCs w:val="24"/>
@@ -5431,7 +5443,7 @@
             </w:r>
             <w:r>
               <w:rPr>
-                <w:rFonts w:ascii="Times New Roman" w:eastAsia="Times New Roman" w:hAnsi="Times New Roman" w:cs="Times New Roman"/>
+                <w:rFonts w:ascii="Times New Roman" w:hAnsi="Times New Roman" w:eastAsia="Times New Roman" w:cs="Times New Roman"/>
                 <w:sz w:val="24"/>
                 <w:szCs w:val="24"/>
                 <w:lang w:val="en-GB"/>
@@ -5572,13 +5584,14 @@
           <w:tcPr>
             <w:cnfStyle w:val="001000000000" w:firstRow="0" w:lastRow="0" w:firstColumn="1" w:lastColumn="0" w:oddVBand="0" w:evenVBand="0" w:oddHBand="0" w:evenHBand="0" w:firstRowFirstColumn="0" w:firstRowLastColumn="0" w:lastRowFirstColumn="0" w:lastRowLastColumn="0"/>
             <w:tcW w:w="791" w:type="dxa"/>
+            <w:tcMar/>
           </w:tcPr>
           <w:p>
             <w:pPr>
               <w:ind w:left="-144" w:right="-144"/>
               <w:jc w:val="center"/>
               <w:rPr>
-                <w:rFonts w:ascii="Times New Roman" w:eastAsia="Times New Roman" w:hAnsi="Times New Roman" w:cs="Times New Roman"/>
+                <w:rFonts w:ascii="Times New Roman" w:hAnsi="Times New Roman" w:eastAsia="Times New Roman" w:cs="Times New Roman"/>
                 <w:sz w:val="24"/>
                 <w:szCs w:val="24"/>
                 <w:lang w:val="en-GB"/>
@@ -5591,16 +5604,17 @@
             <w:cnfStyle w:val="000010000000" w:firstRow="0" w:lastRow="0" w:firstColumn="0" w:lastColumn="0" w:oddVBand="1" w:evenVBand="0" w:oddHBand="0" w:evenHBand="0" w:firstRowFirstColumn="0" w:firstRowLastColumn="0" w:lastRowFirstColumn="0" w:lastRowLastColumn="0"/>
             <w:tcW w:w="851" w:type="dxa"/>
             <w:tcBorders>
-              <w:left w:val="none" w:sz="0" w:space="0" w:color="auto"/>
-              <w:right w:val="none" w:sz="0" w:space="0" w:color="auto"/>
+              <w:left w:val="none" w:color="auto" w:sz="0" w:space="0"/>
+              <w:right w:val="none" w:color="auto" w:sz="0" w:space="0"/>
             </w:tcBorders>
+            <w:tcMar/>
           </w:tcPr>
           <w:p>
             <w:pPr>
               <w:ind w:left="-144" w:right="-144"/>
               <w:jc w:val="center"/>
               <w:rPr>
-                <w:rFonts w:ascii="Times New Roman" w:eastAsia="Times New Roman" w:hAnsi="Times New Roman" w:cs="Times New Roman"/>
+                <w:rFonts w:ascii="Times New Roman" w:hAnsi="Times New Roman" w:eastAsia="Times New Roman" w:cs="Times New Roman"/>
                 <w:sz w:val="24"/>
                 <w:szCs w:val="24"/>
                 <w:lang w:val="en-GB"/>
@@ -5608,7 +5622,7 @@
             </w:pPr>
             <w:r>
               <w:rPr>
-                <w:rFonts w:ascii="Times New Roman" w:eastAsia="Times New Roman" w:hAnsi="Times New Roman" w:cs="Times New Roman"/>
+                <w:rFonts w:ascii="Times New Roman" w:hAnsi="Times New Roman" w:eastAsia="Times New Roman" w:cs="Times New Roman"/>
                 <w:sz w:val="24"/>
                 <w:szCs w:val="24"/>
                 <w:lang w:val="en-GB"/>
@@ -5621,6 +5635,7 @@
           <w:tcPr>
             <w:cnfStyle w:val="000100000000" w:firstRow="0" w:lastRow="0" w:firstColumn="0" w:lastColumn="1" w:oddVBand="0" w:evenVBand="0" w:oddHBand="0" w:evenHBand="0" w:firstRowFirstColumn="0" w:firstRowLastColumn="0" w:lastRowFirstColumn="0" w:lastRowLastColumn="0"/>
             <w:tcW w:w="7538" w:type="dxa"/>
+            <w:tcMar/>
           </w:tcPr>
           <w:p>
             <w:pPr>
@@ -5672,6 +5687,7 @@
               <w:tc>
                 <w:tcPr>
                   <w:tcW w:w="2857" w:type="dxa"/>
+                  <w:tcMar/>
                 </w:tcPr>
                 <w:p>
                   <w:pPr>
@@ -5697,6 +5713,7 @@
               <w:tc>
                 <w:tcPr>
                   <w:tcW w:w="4324" w:type="dxa"/>
+                  <w:tcMar/>
                 </w:tcPr>
                 <w:p>
                   <w:pPr>
@@ -5735,6 +5752,7 @@
               <w:tc>
                 <w:tcPr>
                   <w:tcW w:w="2857" w:type="dxa"/>
+                  <w:tcMar/>
                   <w:vAlign w:val="bottom"/>
                 </w:tcPr>
                 <w:p>
@@ -5754,6 +5772,7 @@
               <w:tc>
                 <w:tcPr>
                   <w:tcW w:w="4324" w:type="dxa"/>
+                  <w:tcMar/>
                 </w:tcPr>
                 <w:p>
                   <w:pPr>
@@ -5775,6 +5794,7 @@
               <w:tc>
                 <w:tcPr>
                   <w:tcW w:w="2857" w:type="dxa"/>
+                  <w:tcMar/>
                   <w:vAlign w:val="bottom"/>
                 </w:tcPr>
                 <w:p>
@@ -5805,6 +5825,7 @@
               <w:tc>
                 <w:tcPr>
                   <w:tcW w:w="4324" w:type="dxa"/>
+                  <w:tcMar/>
                 </w:tcPr>
                 <w:p>
                   <w:pPr>
@@ -5821,7 +5842,39 @@
                       <w:rFonts w:eastAsia="Times New Roman"/>
                       <w:lang w:val="en-GB"/>
                     </w:rPr>
-                    <w:t>LEFT JOIN với điều kiện: a.WINAME = b.WI_NAME</w:t>
+                    <w:t xml:space="preserve">LEFT JOIN với điều kiện: </w:t>
+                  </w:r>
+                  <w:proofErr w:type="gramStart"/>
+                  <w:r>
+                    <w:rPr>
+                      <w:rFonts w:eastAsia="Times New Roman"/>
+                      <w:lang w:val="en-GB"/>
+                    </w:rPr>
+                    <w:t>a.WINAME</w:t>
+                  </w:r>
+                  <w:proofErr w:type="gramEnd"/>
+                  <w:r>
+                    <w:rPr>
+                      <w:rFonts w:eastAsia="Times New Roman"/>
+                      <w:lang w:val="en-GB"/>
+                    </w:rPr>
+                    <w:t xml:space="preserve"> = </w:t>
+                  </w:r>
+                  <w:proofErr w:type="gramStart"/>
+                  <w:r>
+                    <w:rPr>
+                      <w:rFonts w:eastAsia="Times New Roman"/>
+                      <w:lang w:val="en-GB"/>
+                    </w:rPr>
+                    <w:t>b.WI</w:t>
+                  </w:r>
+                  <w:proofErr w:type="gramEnd"/>
+                  <w:r>
+                    <w:rPr>
+                      <w:rFonts w:eastAsia="Times New Roman"/>
+                      <w:lang w:val="en-GB"/>
+                    </w:rPr>
+                    <w:t>_NAME</w:t>
                   </w:r>
                 </w:p>
               </w:tc>
@@ -5833,6 +5886,7 @@
               <w:tc>
                 <w:tcPr>
                   <w:tcW w:w="2857" w:type="dxa"/>
+                  <w:tcMar/>
                   <w:vAlign w:val="bottom"/>
                 </w:tcPr>
                 <w:p>
@@ -5862,6 +5916,7 @@
               <w:tc>
                 <w:tcPr>
                   <w:tcW w:w="4324" w:type="dxa"/>
+                  <w:tcMar/>
                 </w:tcPr>
                 <w:p>
                   <w:pPr>
@@ -5878,7 +5933,39 @@
                       <w:rFonts w:eastAsia="Times New Roman"/>
                       <w:lang w:val="en-GB"/>
                     </w:rPr>
-                    <w:t>LEFT JOIN với điều kiện: a.WINAME = c.WI_NAME</w:t>
+                    <w:t xml:space="preserve">LEFT JOIN với điều kiện: </w:t>
+                  </w:r>
+                  <w:proofErr w:type="gramStart"/>
+                  <w:r>
+                    <w:rPr>
+                      <w:rFonts w:eastAsia="Times New Roman"/>
+                      <w:lang w:val="en-GB"/>
+                    </w:rPr>
+                    <w:t>a.WINAME</w:t>
+                  </w:r>
+                  <w:proofErr w:type="gramEnd"/>
+                  <w:r>
+                    <w:rPr>
+                      <w:rFonts w:eastAsia="Times New Roman"/>
+                      <w:lang w:val="en-GB"/>
+                    </w:rPr>
+                    <w:t xml:space="preserve"> = </w:t>
+                  </w:r>
+                  <w:proofErr w:type="gramStart"/>
+                  <w:r>
+                    <w:rPr>
+                      <w:rFonts w:eastAsia="Times New Roman"/>
+                      <w:lang w:val="en-GB"/>
+                    </w:rPr>
+                    <w:t>c.WI</w:t>
+                  </w:r>
+                  <w:proofErr w:type="gramEnd"/>
+                  <w:r>
+                    <w:rPr>
+                      <w:rFonts w:eastAsia="Times New Roman"/>
+                      <w:lang w:val="en-GB"/>
+                    </w:rPr>
+                    <w:t>_NAME</w:t>
                   </w:r>
                 </w:p>
               </w:tc>
@@ -5890,6 +5977,7 @@
               <w:tc>
                 <w:tcPr>
                   <w:tcW w:w="2857" w:type="dxa"/>
+                  <w:tcMar/>
                   <w:vAlign w:val="bottom"/>
                 </w:tcPr>
                 <w:p>
@@ -5918,6 +6006,7 @@
               <w:tc>
                 <w:tcPr>
                   <w:tcW w:w="4324" w:type="dxa"/>
+                  <w:tcMar/>
                 </w:tcPr>
                 <w:p>
                   <w:pPr>
@@ -5935,7 +6024,39 @@
                       <w:rFonts w:eastAsia="Times New Roman"/>
                       <w:lang w:val="en-GB"/>
                     </w:rPr>
-                    <w:t>LEFT JOIN với điều kiện: a.WINAME = d.WI_NAME</w:t>
+                    <w:t xml:space="preserve">LEFT JOIN với điều kiện: </w:t>
+                  </w:r>
+                  <w:proofErr w:type="gramStart"/>
+                  <w:r>
+                    <w:rPr>
+                      <w:rFonts w:eastAsia="Times New Roman"/>
+                      <w:lang w:val="en-GB"/>
+                    </w:rPr>
+                    <w:t>a.WINAME</w:t>
+                  </w:r>
+                  <w:proofErr w:type="gramEnd"/>
+                  <w:r>
+                    <w:rPr>
+                      <w:rFonts w:eastAsia="Times New Roman"/>
+                      <w:lang w:val="en-GB"/>
+                    </w:rPr>
+                    <w:t xml:space="preserve"> = </w:t>
+                  </w:r>
+                  <w:proofErr w:type="gramStart"/>
+                  <w:r>
+                    <w:rPr>
+                      <w:rFonts w:eastAsia="Times New Roman"/>
+                      <w:lang w:val="en-GB"/>
+                    </w:rPr>
+                    <w:t>d.WI</w:t>
+                  </w:r>
+                  <w:proofErr w:type="gramEnd"/>
+                  <w:r>
+                    <w:rPr>
+                      <w:rFonts w:eastAsia="Times New Roman"/>
+                      <w:lang w:val="en-GB"/>
+                    </w:rPr>
+                    <w:t>_NAME</w:t>
                   </w:r>
                 </w:p>
               </w:tc>
@@ -5947,6 +6068,7 @@
               <w:tc>
                 <w:tcPr>
                   <w:tcW w:w="2857" w:type="dxa"/>
+                  <w:tcMar/>
                   <w:vAlign w:val="bottom"/>
                 </w:tcPr>
                 <w:p>
@@ -5975,6 +6097,7 @@
               <w:tc>
                 <w:tcPr>
                   <w:tcW w:w="4324" w:type="dxa"/>
+                  <w:tcMar/>
                 </w:tcPr>
                 <w:p>
                   <w:pPr>
@@ -5991,7 +6114,39 @@
                       <w:rFonts w:eastAsia="Times New Roman"/>
                       <w:lang w:val="en-GB"/>
                     </w:rPr>
-                    <w:t>LEFT JOIN với điều kiện: a.WINAME = e.WI_NAME</w:t>
+                    <w:t xml:space="preserve">LEFT JOIN với điều kiện: </w:t>
+                  </w:r>
+                  <w:proofErr w:type="gramStart"/>
+                  <w:r>
+                    <w:rPr>
+                      <w:rFonts w:eastAsia="Times New Roman"/>
+                      <w:lang w:val="en-GB"/>
+                    </w:rPr>
+                    <w:t>a.WINAME</w:t>
+                  </w:r>
+                  <w:proofErr w:type="gramEnd"/>
+                  <w:r>
+                    <w:rPr>
+                      <w:rFonts w:eastAsia="Times New Roman"/>
+                      <w:lang w:val="en-GB"/>
+                    </w:rPr>
+                    <w:t xml:space="preserve"> = </w:t>
+                  </w:r>
+                  <w:proofErr w:type="gramStart"/>
+                  <w:r>
+                    <w:rPr>
+                      <w:rFonts w:eastAsia="Times New Roman"/>
+                      <w:lang w:val="en-GB"/>
+                    </w:rPr>
+                    <w:t>e.WI</w:t>
+                  </w:r>
+                  <w:proofErr w:type="gramEnd"/>
+                  <w:r>
+                    <w:rPr>
+                      <w:rFonts w:eastAsia="Times New Roman"/>
+                      <w:lang w:val="en-GB"/>
+                    </w:rPr>
+                    <w:t>_NAME</w:t>
                   </w:r>
                 </w:p>
               </w:tc>
@@ -6003,6 +6158,7 @@
               <w:tc>
                 <w:tcPr>
                   <w:tcW w:w="2857" w:type="dxa"/>
+                  <w:tcMar/>
                   <w:vAlign w:val="bottom"/>
                 </w:tcPr>
                 <w:p>
@@ -6031,6 +6187,7 @@
               <w:tc>
                 <w:tcPr>
                   <w:tcW w:w="4324" w:type="dxa"/>
+                  <w:tcMar/>
                 </w:tcPr>
                 <w:p>
                   <w:pPr>
@@ -6047,7 +6204,39 @@
                       <w:rFonts w:eastAsia="Times New Roman"/>
                       <w:lang w:val="en-GB"/>
                     </w:rPr>
-                    <w:t>LEFT JOIN với điều kiện: a.WINAME = f.WI_NAME</w:t>
+                    <w:t xml:space="preserve">LEFT JOIN với điều kiện: </w:t>
+                  </w:r>
+                  <w:proofErr w:type="gramStart"/>
+                  <w:r>
+                    <w:rPr>
+                      <w:rFonts w:eastAsia="Times New Roman"/>
+                      <w:lang w:val="en-GB"/>
+                    </w:rPr>
+                    <w:t>a.WINAME</w:t>
+                  </w:r>
+                  <w:proofErr w:type="gramEnd"/>
+                  <w:r>
+                    <w:rPr>
+                      <w:rFonts w:eastAsia="Times New Roman"/>
+                      <w:lang w:val="en-GB"/>
+                    </w:rPr>
+                    <w:t xml:space="preserve"> = </w:t>
+                  </w:r>
+                  <w:proofErr w:type="gramStart"/>
+                  <w:r>
+                    <w:rPr>
+                      <w:rFonts w:eastAsia="Times New Roman"/>
+                      <w:lang w:val="en-GB"/>
+                    </w:rPr>
+                    <w:t>f.WI</w:t>
+                  </w:r>
+                  <w:proofErr w:type="gramEnd"/>
+                  <w:r>
+                    <w:rPr>
+                      <w:rFonts w:eastAsia="Times New Roman"/>
+                      <w:lang w:val="en-GB"/>
+                    </w:rPr>
+                    <w:t>_NAME</w:t>
                   </w:r>
                 </w:p>
               </w:tc>
@@ -6059,6 +6248,7 @@
               <w:tc>
                 <w:tcPr>
                   <w:tcW w:w="2857" w:type="dxa"/>
+                  <w:tcMar/>
                   <w:vAlign w:val="bottom"/>
                 </w:tcPr>
                 <w:p>
@@ -6087,6 +6277,7 @@
               <w:tc>
                 <w:tcPr>
                   <w:tcW w:w="4324" w:type="dxa"/>
+                  <w:tcMar/>
                 </w:tcPr>
                 <w:p>
                   <w:pPr>
@@ -6103,7 +6294,39 @@
                       <w:rFonts w:eastAsia="Times New Roman"/>
                       <w:lang w:val="en-GB"/>
                     </w:rPr>
-                    <w:t>LEFT JOIN với điều kiện: a.WINAME = g.WI_NAME</w:t>
+                    <w:t xml:space="preserve">LEFT JOIN với điều kiện: </w:t>
+                  </w:r>
+                  <w:proofErr w:type="gramStart"/>
+                  <w:r>
+                    <w:rPr>
+                      <w:rFonts w:eastAsia="Times New Roman"/>
+                      <w:lang w:val="en-GB"/>
+                    </w:rPr>
+                    <w:t>a.WINAME</w:t>
+                  </w:r>
+                  <w:proofErr w:type="gramEnd"/>
+                  <w:r>
+                    <w:rPr>
+                      <w:rFonts w:eastAsia="Times New Roman"/>
+                      <w:lang w:val="en-GB"/>
+                    </w:rPr>
+                    <w:t xml:space="preserve"> = </w:t>
+                  </w:r>
+                  <w:proofErr w:type="gramStart"/>
+                  <w:r>
+                    <w:rPr>
+                      <w:rFonts w:eastAsia="Times New Roman"/>
+                      <w:lang w:val="en-GB"/>
+                    </w:rPr>
+                    <w:t>g.WI</w:t>
+                  </w:r>
+                  <w:proofErr w:type="gramEnd"/>
+                  <w:r>
+                    <w:rPr>
+                      <w:rFonts w:eastAsia="Times New Roman"/>
+                      <w:lang w:val="en-GB"/>
+                    </w:rPr>
+                    <w:t>_NAME</w:t>
                   </w:r>
                 </w:p>
               </w:tc>
@@ -6115,6 +6338,7 @@
               <w:tc>
                 <w:tcPr>
                   <w:tcW w:w="2857" w:type="dxa"/>
+                  <w:tcMar/>
                   <w:vAlign w:val="bottom"/>
                 </w:tcPr>
                 <w:p>
@@ -6161,6 +6385,7 @@
               <w:tc>
                 <w:tcPr>
                   <w:tcW w:w="4324" w:type="dxa"/>
+                  <w:tcMar/>
                 </w:tcPr>
                 <w:p>
                   <w:pPr>
@@ -6178,8 +6403,25 @@
                       <w:rFonts w:eastAsia="Times New Roman"/>
                       <w:lang w:val="en-GB"/>
                     </w:rPr>
-                    <w:t xml:space="preserve">LEFT JOIN với điều kiện: a.WINAME = </w:t>
+                    <w:t xml:space="preserve">LEFT JOIN với điều kiện: </w:t>
                   </w:r>
+                  <w:proofErr w:type="gramStart"/>
+                  <w:r>
+                    <w:rPr>
+                      <w:rFonts w:eastAsia="Times New Roman"/>
+                      <w:lang w:val="en-GB"/>
+                    </w:rPr>
+                    <w:t>a.WINAME</w:t>
+                  </w:r>
+                  <w:proofErr w:type="gramEnd"/>
+                  <w:r>
+                    <w:rPr>
+                      <w:rFonts w:eastAsia="Times New Roman"/>
+                      <w:lang w:val="en-GB"/>
+                    </w:rPr>
+                    <w:t xml:space="preserve"> = </w:t>
+                  </w:r>
+                  <w:proofErr w:type="gramStart"/>
                   <w:r>
                     <w:rPr>
                       <w:rFonts w:eastAsia="Times New Roman"/>
@@ -6192,7 +6434,15 @@
                       <w:rFonts w:eastAsia="Times New Roman"/>
                       <w:lang w:val="en-GB"/>
                     </w:rPr>
-                    <w:t>.WI_NAME</w:t>
+                    <w:t>.WI</w:t>
+                  </w:r>
+                  <w:proofErr w:type="gramEnd"/>
+                  <w:r>
+                    <w:rPr>
+                      <w:rFonts w:eastAsia="Times New Roman"/>
+                      <w:lang w:val="en-GB"/>
+                    </w:rPr>
+                    <w:t>_NAME</w:t>
                   </w:r>
                 </w:p>
               </w:tc>
@@ -6204,6 +6454,7 @@
               <w:tc>
                 <w:tcPr>
                   <w:tcW w:w="2857" w:type="dxa"/>
+                  <w:tcMar/>
                   <w:vAlign w:val="bottom"/>
                 </w:tcPr>
                 <w:p>
@@ -6250,6 +6501,7 @@
               <w:tc>
                 <w:tcPr>
                   <w:tcW w:w="4324" w:type="dxa"/>
+                  <w:tcMar/>
                 </w:tcPr>
                 <w:p>
                   <w:pPr>
@@ -6266,8 +6518,25 @@
                       <w:rFonts w:eastAsia="Times New Roman"/>
                       <w:lang w:val="en-GB"/>
                     </w:rPr>
-                    <w:t xml:space="preserve">LEFT JOIN với điều kiện: a.WINAME = </w:t>
+                    <w:t xml:space="preserve">LEFT JOIN với điều kiện: </w:t>
                   </w:r>
+                  <w:proofErr w:type="gramStart"/>
+                  <w:r>
+                    <w:rPr>
+                      <w:rFonts w:eastAsia="Times New Roman"/>
+                      <w:lang w:val="en-GB"/>
+                    </w:rPr>
+                    <w:t>a.WINAME</w:t>
+                  </w:r>
+                  <w:proofErr w:type="gramEnd"/>
+                  <w:r>
+                    <w:rPr>
+                      <w:rFonts w:eastAsia="Times New Roman"/>
+                      <w:lang w:val="en-GB"/>
+                    </w:rPr>
+                    <w:t xml:space="preserve"> = </w:t>
+                  </w:r>
+                  <w:proofErr w:type="gramStart"/>
                   <w:r>
                     <w:rPr>
                       <w:rFonts w:eastAsia="Times New Roman"/>
@@ -6280,7 +6549,15 @@
                       <w:rFonts w:eastAsia="Times New Roman"/>
                       <w:lang w:val="en-GB"/>
                     </w:rPr>
-                    <w:t>.WI_NAME</w:t>
+                    <w:t>.WI</w:t>
+                  </w:r>
+                  <w:proofErr w:type="gramEnd"/>
+                  <w:r>
+                    <w:rPr>
+                      <w:rFonts w:eastAsia="Times New Roman"/>
+                      <w:lang w:val="en-GB"/>
+                    </w:rPr>
+                    <w:t>_NAME</w:t>
                   </w:r>
                 </w:p>
               </w:tc>
@@ -6292,6 +6569,7 @@
               <w:tc>
                 <w:tcPr>
                   <w:tcW w:w="2857" w:type="dxa"/>
+                  <w:tcMar/>
                   <w:vAlign w:val="bottom"/>
                 </w:tcPr>
                 <w:p>
@@ -6326,6 +6604,7 @@
               <w:tc>
                 <w:tcPr>
                   <w:tcW w:w="4324" w:type="dxa"/>
+                  <w:tcMar/>
                 </w:tcPr>
                 <w:p>
                   <w:pPr>
@@ -6342,8 +6621,25 @@
                       <w:rFonts w:eastAsia="Times New Roman"/>
                       <w:lang w:val="en-GB"/>
                     </w:rPr>
-                    <w:t xml:space="preserve">LEFT JOIN với điều kiện: a.WINAME = </w:t>
+                    <w:t xml:space="preserve">LEFT JOIN với điều kiện: </w:t>
                   </w:r>
+                  <w:proofErr w:type="gramStart"/>
+                  <w:r>
+                    <w:rPr>
+                      <w:rFonts w:eastAsia="Times New Roman"/>
+                      <w:lang w:val="en-GB"/>
+                    </w:rPr>
+                    <w:t>a.WINAME</w:t>
+                  </w:r>
+                  <w:proofErr w:type="gramEnd"/>
+                  <w:r>
+                    <w:rPr>
+                      <w:rFonts w:eastAsia="Times New Roman"/>
+                      <w:lang w:val="en-GB"/>
+                    </w:rPr>
+                    <w:t xml:space="preserve"> = </w:t>
+                  </w:r>
+                  <w:proofErr w:type="gramStart"/>
                   <w:r>
                     <w:rPr>
                       <w:rFonts w:eastAsia="Times New Roman"/>
@@ -6356,7 +6652,15 @@
                       <w:rFonts w:eastAsia="Times New Roman"/>
                       <w:lang w:val="en-GB"/>
                     </w:rPr>
-                    <w:t>.WI_NAME</w:t>
+                    <w:t>.WI</w:t>
+                  </w:r>
+                  <w:proofErr w:type="gramEnd"/>
+                  <w:r>
+                    <w:rPr>
+                      <w:rFonts w:eastAsia="Times New Roman"/>
+                      <w:lang w:val="en-GB"/>
+                    </w:rPr>
+                    <w:t>_NAME</w:t>
                   </w:r>
                 </w:p>
               </w:tc>
@@ -6368,6 +6672,7 @@
               <w:tc>
                 <w:tcPr>
                   <w:tcW w:w="2857" w:type="dxa"/>
+                  <w:tcMar/>
                   <w:vAlign w:val="bottom"/>
                 </w:tcPr>
                 <w:p>
@@ -6402,6 +6707,7 @@
               <w:tc>
                 <w:tcPr>
                   <w:tcW w:w="4324" w:type="dxa"/>
+                  <w:tcMar/>
                 </w:tcPr>
                 <w:p>
                   <w:pPr>
@@ -6462,32 +6768,85 @@
               <w:tc>
                 <w:tcPr>
                   <w:tcW w:w="2857" w:type="dxa"/>
+                  <w:tcMar/>
                 </w:tcPr>
                 <w:p>
                   <w:pPr>
-                    <w:spacing w:line="360" w:lineRule="auto"/>
-                    <w:ind w:right="34"/>
+                    <w:pStyle w:val="Normal"/>
+                    <w:suppressLineNumbers w:val="0"/>
+                    <w:bidi w:val="0"/>
+                    <w:spacing w:before="0" w:beforeAutospacing="off" w:after="0" w:afterAutospacing="off" w:line="360" w:lineRule="auto"/>
+                    <w:ind w:left="0" w:right="34"/>
                     <w:jc w:val="left"/>
                     <w:rPr>
-                      <w:color w:val="000000"/>
+                      <w:color w:val="000000" w:themeColor="text1" w:themeTint="FF" w:themeShade="FF"/>
                     </w:rPr>
                   </w:pPr>
                   <w:r>
                     <w:rPr>
-                      <w:color w:val="000000"/>
+                      <w:color w:val="000000" w:themeColor="text1" w:themeTint="FF" w:themeShade="FF"/>
                     </w:rPr>
-                    <w:lastRenderedPageBreak/>
-                    <w:t>SB_DTM.DIM_CUSTOMER (</w:t>
+                    <w:t>S</w:t>
                   </w:r>
                   <w:r>
                     <w:rPr>
-                      <w:color w:val="000000"/>
+                      <w:color w:val="000000" w:themeColor="text1" w:themeTint="FF" w:themeShade="FF"/>
+                    </w:rPr>
+                    <w:t>TG</w:t>
+                  </w:r>
+                  <w:r>
+                    <w:rPr>
+                      <w:color w:val="000000" w:themeColor="text1" w:themeTint="FF" w:themeShade="FF"/>
+                    </w:rPr>
+                    <w:t>_</w:t>
+                  </w:r>
+                  <w:r>
+                    <w:rPr>
+                      <w:i w:val="0"/>
+                      <w:iCs w:val="0"/>
+                      <w:color w:val="000000" w:themeColor="text1" w:themeTint="FF" w:themeShade="FF"/>
+                    </w:rPr>
+                    <w:t>DTM</w:t>
+                  </w:r>
+                  <w:r>
+                    <w:rPr>
+                      <w:i w:val="0"/>
+                      <w:iCs w:val="0"/>
+                      <w:color w:val="000000" w:themeColor="text1" w:themeTint="FF" w:themeShade="FF"/>
+                    </w:rPr>
+                    <w:t>.</w:t>
+                  </w:r>
+                  <w:r>
+                    <w:rPr>
+                      <w:i w:val="0"/>
+                      <w:iCs w:val="0"/>
+                      <w:color w:val="000000" w:themeColor="text1" w:themeTint="FF" w:themeShade="FF"/>
+                    </w:rPr>
+                    <w:t>STG</w:t>
+                  </w:r>
+                  <w:r>
+                    <w:rPr>
+                      <w:i w:val="0"/>
+                      <w:iCs w:val="0"/>
+                      <w:color w:val="000000" w:themeColor="text1" w:themeTint="FF" w:themeShade="FF"/>
+                    </w:rPr>
+                    <w:t>_</w:t>
+                  </w:r>
+                  <w:r>
+                    <w:rPr>
+                      <w:color w:val="000000" w:themeColor="text1" w:themeTint="FF" w:themeShade="FF"/>
+                    </w:rPr>
+                    <w:t>DIM_CUSTOMER (</w:t>
+                  </w:r>
+                  <w:r>
+                    <w:rPr>
+                      <w:color w:val="000000" w:themeColor="text1" w:themeTint="FF" w:themeShade="FF"/>
                     </w:rPr>
                     <w:t>l</w:t>
                   </w:r>
                   <w:r>
                     <w:rPr>
-                      <w:color w:val="000000"/>
+                      <w:color w:val="000000" w:themeColor="text1" w:themeTint="FF" w:themeShade="FF"/>
                     </w:rPr>
                     <w:t>)</w:t>
                   </w:r>
@@ -6496,6 +6855,7 @@
               <w:tc>
                 <w:tcPr>
                   <w:tcW w:w="4324" w:type="dxa"/>
+                  <w:tcMar/>
                 </w:tcPr>
                 <w:p>
                   <w:pPr>
@@ -6528,8 +6888,16 @@
                     <w:rPr>
                       <w:rFonts w:eastAsia="Times New Roman"/>
                     </w:rPr>
-                    <w:t>REGEXP_REPLACE(</w:t>
+                    <w:t>REGEXP_</w:t>
                   </w:r>
+                  <w:proofErr w:type="gramStart"/>
+                  <w:r>
+                    <w:rPr>
+                      <w:rFonts w:eastAsia="Times New Roman"/>
+                    </w:rPr>
+                    <w:t>REPLACE(</w:t>
+                  </w:r>
+                  <w:proofErr w:type="gramEnd"/>
                   <w:r>
                     <w:rPr>
                       <w:rFonts w:eastAsia="Times New Roman"/>
@@ -6542,6 +6910,7 @@
                     </w:rPr>
                     <w:t xml:space="preserve">.ID_NUMBER, '\s') = </w:t>
                   </w:r>
+                  <w:proofErr w:type="gramStart"/>
                   <w:r>
                     <w:rPr>
                       <w:rFonts w:eastAsia="Times New Roman"/>
@@ -6552,7 +6921,14 @@
                     <w:rPr>
                       <w:rFonts w:eastAsia="Times New Roman"/>
                     </w:rPr>
-                    <w:t xml:space="preserve">.LEGAL_ID </w:t>
+                    <w:t>.LEGAL</w:t>
+                  </w:r>
+                  <w:proofErr w:type="gramEnd"/>
+                  <w:r>
+                    <w:rPr>
+                      <w:rFonts w:eastAsia="Times New Roman"/>
+                    </w:rPr>
+                    <w:t xml:space="preserve">_ID </w:t>
                   </w:r>
                 </w:p>
                 <w:p>
@@ -6570,6 +6946,7 @@
                     </w:rPr>
                     <w:t xml:space="preserve">AND </w:t>
                   </w:r>
+                  <w:proofErr w:type="gramStart"/>
                   <w:r>
                     <w:rPr>
                       <w:rFonts w:eastAsia="Times New Roman"/>
@@ -6580,7 +6957,21 @@
                     <w:rPr>
                       <w:rFonts w:eastAsia="Times New Roman"/>
                     </w:rPr>
-                    <w:t>.LEGAL_DOC = REGEXP_REPLACE(</w:t>
+                    <w:t>.LEGAL</w:t>
+                  </w:r>
+                  <w:proofErr w:type="gramEnd"/>
+                  <w:r>
+                    <w:rPr>
+                      <w:rFonts w:eastAsia="Times New Roman"/>
+                    </w:rPr>
+                    <w:t>_DOC = REGEXP_</w:t>
+                  </w:r>
+                  <w:proofErr w:type="gramStart"/>
+                  <w:r>
+                    <w:rPr>
+                      <w:rFonts w:eastAsia="Times New Roman"/>
+                    </w:rPr>
+                    <w:t>REPLACE(</w:t>
                   </w:r>
                   <w:r>
                     <w:rPr>
@@ -6592,7 +6983,14 @@
                     <w:rPr>
                       <w:rFonts w:eastAsia="Times New Roman"/>
                     </w:rPr>
-                    <w:t xml:space="preserve">.LEGAL_DOC_NAME, '\s') </w:t>
+                    <w:t>.LEGAL</w:t>
+                  </w:r>
+                  <w:proofErr w:type="gramEnd"/>
+                  <w:r>
+                    <w:rPr>
+                      <w:rFonts w:eastAsia="Times New Roman"/>
+                    </w:rPr>
+                    <w:t xml:space="preserve">_DOC_NAME, '\s') </w:t>
                   </w:r>
                 </w:p>
                 <w:p>
@@ -6639,6 +7037,7 @@
                     </w:rPr>
                     <w:t xml:space="preserve">AND </w:t>
                   </w:r>
+                  <w:proofErr w:type="gramStart"/>
                   <w:r>
                     <w:rPr>
                       <w:rFonts w:eastAsia="Times New Roman"/>
@@ -6649,7 +7048,180 @@
                     <w:rPr>
                       <w:rFonts w:eastAsia="Times New Roman"/>
                     </w:rPr>
-                    <w:t>.LEGAL_ID &lt;&gt; '.'</w:t>
+                    <w:t>.LEGAL</w:t>
+                  </w:r>
+                  <w:proofErr w:type="gramEnd"/>
+                  <w:r>
+                    <w:rPr>
+                      <w:rFonts w:eastAsia="Times New Roman"/>
+                    </w:rPr>
+                    <w:t>_ID &lt;&gt; '.'</w:t>
+                  </w:r>
+                </w:p>
+              </w:tc>
+            </w:tr>
+            <w:tr>
+              <w:trPr>
+                <w:trHeight w:val="284"/>
+              </w:trPr>
+              <w:tc>
+                <w:tcPr>
+                  <w:tcW w:w="2857" w:type="dxa"/>
+                  <w:tcMar/>
+                </w:tcPr>
+                <w:p>
+                  <w:pPr>
+                    <w:spacing w:line="360" w:lineRule="auto"/>
+                    <w:ind w:right="34"/>
+                    <w:jc w:val="left"/>
+                    <w:rPr>
+                      <w:color w:val="000000"/>
+                    </w:rPr>
+                  </w:pPr>
+                  <w:r>
+                    <w:rPr>
+                      <w:color w:val="000000"/>
+                    </w:rPr>
+                    <w:t>SBLOS2.</w:t>
+                  </w:r>
+                  <w:r>
+                    <w:rPr>
+                      <w:color w:val="000000"/>
+                    </w:rPr>
+                    <w:t>NG_SB_CLOS_USER_MAKE_WORK_STEP</w:t>
+                  </w:r>
+                  <w:r>
+                    <w:rPr>
+                      <w:color w:val="000000"/>
+                    </w:rPr>
+                    <w:t xml:space="preserve"> (m)</w:t>
+                  </w:r>
+                </w:p>
+              </w:tc>
+              <w:tc>
+                <w:tcPr>
+                  <w:tcW w:w="4324" w:type="dxa"/>
+                  <w:tcMar/>
+                </w:tcPr>
+                <w:p>
+                  <w:pPr>
+                    <w:spacing w:line="360" w:lineRule="auto"/>
+                    <w:ind w:right="175"/>
+                    <w:jc w:val="left"/>
+                    <w:rPr>
+                      <w:rFonts w:eastAsia="Times New Roman"/>
+                      <w:lang w:val="en-GB"/>
+                    </w:rPr>
+                  </w:pPr>
+                  <w:r>
+                    <w:rPr>
+                      <w:rFonts w:eastAsia="Times New Roman"/>
+                      <w:lang w:val="en-GB"/>
+                    </w:rPr>
+                    <w:t xml:space="preserve">LEFT JOIN với điều kiện: </w:t>
+                  </w:r>
+                </w:p>
+                <w:p>
+                  <w:pPr>
+                    <w:spacing w:line="360" w:lineRule="auto"/>
+                    <w:ind w:right="175"/>
+                    <w:jc w:val="left"/>
+                    <w:rPr>
+                      <w:rFonts w:eastAsia="Times New Roman"/>
+                      <w:lang w:val="en-GB"/>
+                    </w:rPr>
+                  </w:pPr>
+                  <w:proofErr w:type="gramStart"/>
+                  <w:r>
+                    <w:rPr>
+                      <w:rFonts w:eastAsia="Times New Roman"/>
+                      <w:lang w:val="en-GB"/>
+                    </w:rPr>
+                    <w:t>a.WINAME</w:t>
+                  </w:r>
+                  <w:proofErr w:type="gramEnd"/>
+                  <w:r>
+                    <w:rPr>
+                      <w:rFonts w:eastAsia="Times New Roman"/>
+                      <w:lang w:val="en-GB"/>
+                    </w:rPr>
+                    <w:t xml:space="preserve"> = </w:t>
+                  </w:r>
+                  <w:proofErr w:type="gramStart"/>
+                  <w:r>
+                    <w:rPr>
+                      <w:rFonts w:eastAsia="Times New Roman"/>
+                      <w:lang w:val="en-GB"/>
+                    </w:rPr>
+                    <w:t>m</w:t>
+                  </w:r>
+                  <w:r>
+                    <w:rPr>
+                      <w:rFonts w:eastAsia="Times New Roman"/>
+                      <w:lang w:val="en-GB"/>
+                    </w:rPr>
+                    <w:t>.WI</w:t>
+                  </w:r>
+                  <w:proofErr w:type="gramEnd"/>
+                  <w:r>
+                    <w:rPr>
+                      <w:rFonts w:eastAsia="Times New Roman"/>
+                      <w:lang w:val="en-GB"/>
+                    </w:rPr>
+                    <w:t>_NAME</w:t>
+                  </w:r>
+                  <w:r>
+                    <w:rPr>
+                      <w:rFonts w:eastAsia="Times New Roman"/>
+                      <w:lang w:val="en-GB"/>
+                    </w:rPr>
+                    <w:t xml:space="preserve"> and </w:t>
+                  </w:r>
+                  <w:proofErr w:type="gramStart"/>
+                  <w:r>
+                    <w:rPr>
+                      <w:rFonts w:eastAsia="Times New Roman"/>
+                      <w:lang w:val="en-GB"/>
+                    </w:rPr>
+                    <w:t>a.WORKSTEP</w:t>
+                  </w:r>
+                  <w:proofErr w:type="gramEnd"/>
+                  <w:r>
+                    <w:rPr>
+                      <w:rFonts w:eastAsia="Times New Roman"/>
+                      <w:lang w:val="en-GB"/>
+                    </w:rPr>
+                    <w:t xml:space="preserve"> = </w:t>
+                  </w:r>
+                  <w:proofErr w:type="gramStart"/>
+                  <w:r>
+                    <w:rPr>
+                      <w:rFonts w:eastAsia="Times New Roman"/>
+                      <w:lang w:val="en-GB"/>
+                    </w:rPr>
+                    <w:t>m</w:t>
+                  </w:r>
+                  <w:r>
+                    <w:rPr>
+                      <w:rFonts w:eastAsia="Times New Roman"/>
+                      <w:lang w:val="en-GB"/>
+                    </w:rPr>
+                    <w:t>.</w:t>
+                  </w:r>
+                  <w:r>
+                    <w:rPr>
+                      <w:rFonts w:eastAsia="Times New Roman"/>
+                      <w:lang w:val="en-GB"/>
+                    </w:rPr>
+                    <w:t>WORK</w:t>
+                  </w:r>
+                  <w:proofErr w:type="gramEnd"/>
+                  <w:r>
+                    <w:rPr>
+                      <w:rFonts w:eastAsia="Times New Roman"/>
+                      <w:lang w:val="en-GB"/>
+                    </w:rPr>
+                    <w:t>_STEP</w:t>
                   </w:r>
                 </w:p>
               </w:tc>
@@ -6659,7 +7231,7 @@
             <w:pPr>
               <w:spacing w:line="360" w:lineRule="auto"/>
               <w:rPr>
-                <w:rFonts w:ascii="Times New Roman" w:eastAsia="Times New Roman" w:hAnsi="Times New Roman" w:cs="Times New Roman"/>
+                <w:rFonts w:ascii="Times New Roman" w:hAnsi="Times New Roman" w:eastAsia="Times New Roman" w:cs="Times New Roman"/>
                 <w:lang w:val="en-GB"/>
               </w:rPr>
             </w:pPr>
@@ -6675,17 +7247,18 @@
             <w:cnfStyle w:val="001000000000" w:firstRow="0" w:lastRow="0" w:firstColumn="1" w:lastColumn="0" w:oddVBand="0" w:evenVBand="0" w:oddHBand="0" w:evenHBand="0" w:firstRowFirstColumn="0" w:firstRowLastColumn="0" w:lastRowFirstColumn="0" w:lastRowLastColumn="0"/>
             <w:tcW w:w="791" w:type="dxa"/>
             <w:tcBorders>
-              <w:top w:val="none" w:sz="0" w:space="0" w:color="auto"/>
-              <w:left w:val="none" w:sz="0" w:space="0" w:color="auto"/>
-              <w:bottom w:val="none" w:sz="0" w:space="0" w:color="auto"/>
+              <w:top w:val="none" w:color="auto" w:sz="0" w:space="0"/>
+              <w:left w:val="none" w:color="auto" w:sz="0" w:space="0"/>
+              <w:bottom w:val="none" w:color="auto" w:sz="0" w:space="0"/>
             </w:tcBorders>
+            <w:tcMar/>
           </w:tcPr>
           <w:p>
             <w:pPr>
               <w:ind w:left="-144" w:right="-144"/>
               <w:jc w:val="center"/>
               <w:rPr>
-                <w:rFonts w:ascii="Times New Roman" w:eastAsia="Times New Roman" w:hAnsi="Times New Roman" w:cs="Times New Roman"/>
+                <w:rFonts w:ascii="Times New Roman" w:hAnsi="Times New Roman" w:eastAsia="Times New Roman" w:cs="Times New Roman"/>
                 <w:sz w:val="24"/>
                 <w:szCs w:val="24"/>
                 <w:lang w:val="en-GB"/>
@@ -6698,18 +7271,19 @@
             <w:cnfStyle w:val="000010000000" w:firstRow="0" w:lastRow="0" w:firstColumn="0" w:lastColumn="0" w:oddVBand="1" w:evenVBand="0" w:oddHBand="0" w:evenHBand="0" w:firstRowFirstColumn="0" w:firstRowLastColumn="0" w:lastRowFirstColumn="0" w:lastRowLastColumn="0"/>
             <w:tcW w:w="851" w:type="dxa"/>
             <w:tcBorders>
-              <w:top w:val="none" w:sz="0" w:space="0" w:color="auto"/>
-              <w:left w:val="none" w:sz="0" w:space="0" w:color="auto"/>
-              <w:bottom w:val="none" w:sz="0" w:space="0" w:color="auto"/>
-              <w:right w:val="none" w:sz="0" w:space="0" w:color="auto"/>
+              <w:top w:val="none" w:color="auto" w:sz="0" w:space="0"/>
+              <w:left w:val="none" w:color="auto" w:sz="0" w:space="0"/>
+              <w:bottom w:val="none" w:color="auto" w:sz="0" w:space="0"/>
+              <w:right w:val="none" w:color="auto" w:sz="0" w:space="0"/>
             </w:tcBorders>
+            <w:tcMar/>
           </w:tcPr>
           <w:p>
             <w:pPr>
               <w:ind w:left="-144" w:right="-144"/>
               <w:jc w:val="center"/>
               <w:rPr>
-                <w:rFonts w:ascii="Times New Roman" w:eastAsia="Times New Roman" w:hAnsi="Times New Roman" w:cs="Times New Roman"/>
+                <w:rFonts w:ascii="Times New Roman" w:hAnsi="Times New Roman" w:eastAsia="Times New Roman" w:cs="Times New Roman"/>
                 <w:sz w:val="24"/>
                 <w:szCs w:val="24"/>
                 <w:lang w:val="en-GB"/>
@@ -6717,7 +7291,7 @@
             </w:pPr>
             <w:r>
               <w:rPr>
-                <w:rFonts w:ascii="Times New Roman" w:eastAsia="Times New Roman" w:hAnsi="Times New Roman" w:cs="Times New Roman"/>
+                <w:rFonts w:ascii="Times New Roman" w:hAnsi="Times New Roman" w:eastAsia="Times New Roman" w:cs="Times New Roman"/>
                 <w:sz w:val="24"/>
                 <w:szCs w:val="24"/>
                 <w:lang w:val="en-GB"/>
@@ -6731,10 +7305,11 @@
             <w:cnfStyle w:val="000100000000" w:firstRow="0" w:lastRow="0" w:firstColumn="0" w:lastColumn="1" w:oddVBand="0" w:evenVBand="0" w:oddHBand="0" w:evenHBand="0" w:firstRowFirstColumn="0" w:firstRowLastColumn="0" w:lastRowFirstColumn="0" w:lastRowLastColumn="0"/>
             <w:tcW w:w="7538" w:type="dxa"/>
             <w:tcBorders>
-              <w:top w:val="none" w:sz="0" w:space="0" w:color="auto"/>
-              <w:bottom w:val="none" w:sz="0" w:space="0" w:color="auto"/>
-              <w:right w:val="none" w:sz="0" w:space="0" w:color="auto"/>
+              <w:top w:val="none" w:color="auto" w:sz="0" w:space="0"/>
+              <w:bottom w:val="none" w:color="auto" w:sz="0" w:space="0"/>
+              <w:right w:val="none" w:color="auto" w:sz="0" w:space="0"/>
             </w:tcBorders>
+            <w:tcMar/>
           </w:tcPr>
           <w:p>
             <w:pPr>
@@ -6789,8 +7364,8 @@
           <w:b/>
         </w:rPr>
       </w:pPr>
-      <w:bookmarkStart w:id="45" w:name="_Toc384987416"/>
-      <w:bookmarkStart w:id="46" w:name="_Toc360108733"/>
+      <w:bookmarkStart w:name="_Toc384987416" w:id="45"/>
+      <w:bookmarkStart w:name="_Toc360108733" w:id="46"/>
       <w:bookmarkEnd w:id="40"/>
       <w:bookmarkEnd w:id="41"/>
       <w:bookmarkEnd w:id="44"/>
@@ -6813,6 +7388,7 @@
         <w:tc>
           <w:tcPr>
             <w:tcW w:w="838" w:type="dxa"/>
+            <w:tcMar/>
           </w:tcPr>
           <w:p>
             <w:pPr>
@@ -6837,6 +7413,7 @@
         <w:tc>
           <w:tcPr>
             <w:tcW w:w="1842" w:type="dxa"/>
+            <w:tcMar/>
           </w:tcPr>
           <w:p>
             <w:pPr>
@@ -6861,6 +7438,7 @@
         <w:tc>
           <w:tcPr>
             <w:tcW w:w="1843" w:type="dxa"/>
+            <w:tcMar/>
           </w:tcPr>
           <w:p>
             <w:pPr>
@@ -6885,6 +7463,7 @@
         <w:tc>
           <w:tcPr>
             <w:tcW w:w="4961" w:type="dxa"/>
+            <w:tcMar/>
           </w:tcPr>
           <w:p>
             <w:pPr>
@@ -6911,6 +7490,7 @@
         <w:tc>
           <w:tcPr>
             <w:tcW w:w="838" w:type="dxa"/>
+            <w:tcMar/>
           </w:tcPr>
           <w:p>
             <w:pPr>
@@ -6927,6 +7507,7 @@
         <w:tc>
           <w:tcPr>
             <w:tcW w:w="1842" w:type="dxa"/>
+            <w:tcMar/>
           </w:tcPr>
           <w:p>
             <w:pPr>
@@ -6945,6 +7526,7 @@
         <w:tc>
           <w:tcPr>
             <w:tcW w:w="1843" w:type="dxa"/>
+            <w:tcMar/>
           </w:tcPr>
           <w:p>
             <w:pPr>
@@ -6959,6 +7541,7 @@
         <w:tc>
           <w:tcPr>
             <w:tcW w:w="4961" w:type="dxa"/>
+            <w:tcMar/>
           </w:tcPr>
           <w:p>
             <w:pPr>
@@ -7038,6 +7621,7 @@
         <w:tc>
           <w:tcPr>
             <w:tcW w:w="838" w:type="dxa"/>
+            <w:tcMar/>
           </w:tcPr>
           <w:p>
             <w:pPr>
@@ -7057,6 +7641,7 @@
         <w:tc>
           <w:tcPr>
             <w:tcW w:w="1842" w:type="dxa"/>
+            <w:tcMar/>
           </w:tcPr>
           <w:p>
             <w:pPr>
@@ -7075,6 +7660,7 @@
         <w:tc>
           <w:tcPr>
             <w:tcW w:w="1843" w:type="dxa"/>
+            <w:tcMar/>
           </w:tcPr>
           <w:p>
             <w:pPr>
@@ -7092,6 +7678,7 @@
         <w:tc>
           <w:tcPr>
             <w:tcW w:w="4961" w:type="dxa"/>
+            <w:tcMar/>
           </w:tcPr>
           <w:p>
             <w:pPr>
@@ -7114,6 +7701,7 @@
         <w:tc>
           <w:tcPr>
             <w:tcW w:w="838" w:type="dxa"/>
+            <w:tcMar/>
           </w:tcPr>
           <w:p>
             <w:pPr>
@@ -7133,6 +7721,7 @@
         <w:tc>
           <w:tcPr>
             <w:tcW w:w="1842" w:type="dxa"/>
+            <w:tcMar/>
           </w:tcPr>
           <w:p>
             <w:pPr>
@@ -7151,6 +7740,7 @@
         <w:tc>
           <w:tcPr>
             <w:tcW w:w="1843" w:type="dxa"/>
+            <w:tcMar/>
           </w:tcPr>
           <w:p>
             <w:pPr>
@@ -7168,6 +7758,7 @@
         <w:tc>
           <w:tcPr>
             <w:tcW w:w="4961" w:type="dxa"/>
+            <w:tcMar/>
           </w:tcPr>
           <w:p>
             <w:pPr>
@@ -7190,6 +7781,7 @@
         <w:tc>
           <w:tcPr>
             <w:tcW w:w="838" w:type="dxa"/>
+            <w:tcMar/>
           </w:tcPr>
           <w:p>
             <w:pPr>
@@ -7209,6 +7801,7 @@
         <w:tc>
           <w:tcPr>
             <w:tcW w:w="1842" w:type="dxa"/>
+            <w:tcMar/>
           </w:tcPr>
           <w:p>
             <w:pPr>
@@ -7227,6 +7820,7 @@
         <w:tc>
           <w:tcPr>
             <w:tcW w:w="1843" w:type="dxa"/>
+            <w:tcMar/>
           </w:tcPr>
           <w:p>
             <w:pPr>
@@ -7244,6 +7838,7 @@
         <w:tc>
           <w:tcPr>
             <w:tcW w:w="4961" w:type="dxa"/>
+            <w:tcMar/>
           </w:tcPr>
           <w:p>
             <w:pPr>
@@ -7266,6 +7861,7 @@
         <w:tc>
           <w:tcPr>
             <w:tcW w:w="838" w:type="dxa"/>
+            <w:tcMar/>
           </w:tcPr>
           <w:p>
             <w:pPr>
@@ -7285,6 +7881,7 @@
         <w:tc>
           <w:tcPr>
             <w:tcW w:w="1842" w:type="dxa"/>
+            <w:tcMar/>
           </w:tcPr>
           <w:p>
             <w:pPr>
@@ -7303,6 +7900,7 @@
         <w:tc>
           <w:tcPr>
             <w:tcW w:w="1843" w:type="dxa"/>
+            <w:tcMar/>
           </w:tcPr>
           <w:p>
             <w:pPr>
@@ -7320,6 +7918,7 @@
         <w:tc>
           <w:tcPr>
             <w:tcW w:w="4961" w:type="dxa"/>
+            <w:tcMar/>
           </w:tcPr>
           <w:p>
             <w:pPr>
@@ -7342,6 +7941,7 @@
         <w:tc>
           <w:tcPr>
             <w:tcW w:w="838" w:type="dxa"/>
+            <w:tcMar/>
           </w:tcPr>
           <w:p>
             <w:pPr>
@@ -7362,6 +7962,7 @@
         <w:tc>
           <w:tcPr>
             <w:tcW w:w="1842" w:type="dxa"/>
+            <w:tcMar/>
           </w:tcPr>
           <w:p>
             <w:pPr>
@@ -7380,6 +7981,7 @@
         <w:tc>
           <w:tcPr>
             <w:tcW w:w="1843" w:type="dxa"/>
+            <w:tcMar/>
           </w:tcPr>
           <w:p>
             <w:pPr>
@@ -7397,6 +7999,7 @@
         <w:tc>
           <w:tcPr>
             <w:tcW w:w="4961" w:type="dxa"/>
+            <w:tcMar/>
           </w:tcPr>
           <w:p>
             <w:pPr>
@@ -7419,6 +8022,7 @@
         <w:tc>
           <w:tcPr>
             <w:tcW w:w="838" w:type="dxa"/>
+            <w:tcMar/>
           </w:tcPr>
           <w:p>
             <w:pPr>
@@ -7439,6 +8043,7 @@
         <w:tc>
           <w:tcPr>
             <w:tcW w:w="1842" w:type="dxa"/>
+            <w:tcMar/>
           </w:tcPr>
           <w:p>
             <w:pPr>
@@ -7460,6 +8065,7 @@
         <w:tc>
           <w:tcPr>
             <w:tcW w:w="1843" w:type="dxa"/>
+            <w:tcMar/>
           </w:tcPr>
           <w:p>
             <w:pPr>
@@ -7477,6 +8083,7 @@
         <w:tc>
           <w:tcPr>
             <w:tcW w:w="4961" w:type="dxa"/>
+            <w:tcMar/>
           </w:tcPr>
           <w:p>
             <w:pPr>
@@ -7505,7 +8112,6 @@
               <w:rPr>
                 <w:color w:val="000000"/>
               </w:rPr>
-              <w:lastRenderedPageBreak/>
               <w:t>Lấy ngày dữ liệu của mã hồ sơ theo thứ tự ưu tiên sau:</w:t>
             </w:r>
           </w:p>
@@ -7543,12 +8149,14 @@
               </w:rPr>
               <w:t xml:space="preserve">Lấy </w:t>
             </w:r>
+            <w:proofErr w:type="gramStart"/>
             <w:r>
               <w:rPr>
                 <w:rFonts w:eastAsia="Calibri"/>
               </w:rPr>
               <w:t>Max(</w:t>
             </w:r>
+            <w:proofErr w:type="gramEnd"/>
             <w:r>
               <w:rPr>
                 <w:color w:val="000000"/>
@@ -7556,7 +8164,31 @@
               <w:t xml:space="preserve">EXITDATE) với điều kiện </w:t>
             </w:r>
             <w:r>
-              <w:t>WORKSTEP in ('CreditCommittee', 'CreditApproval') và DECISION in ('Send To HOSupport', 'Reject', 'Submit', 'Send To PostSanction', 'Submit To DisbursementMaker')</w:t>
+              <w:t xml:space="preserve">WORKSTEP in ('CreditCommittee', 'CreditApproval') và DECISION in ('Send </w:t>
+            </w:r>
+            <w:proofErr w:type="gramStart"/>
+            <w:r>
+              <w:t>To</w:t>
+            </w:r>
+            <w:proofErr w:type="gramEnd"/>
+            <w:r>
+              <w:t xml:space="preserve"> HOSupport', 'Reject', 'Submit', 'Send </w:t>
+            </w:r>
+            <w:proofErr w:type="gramStart"/>
+            <w:r>
+              <w:t>To</w:t>
+            </w:r>
+            <w:proofErr w:type="gramEnd"/>
+            <w:r>
+              <w:t xml:space="preserve"> PostSanction', 'Submit </w:t>
+            </w:r>
+            <w:proofErr w:type="gramStart"/>
+            <w:r>
+              <w:t>To</w:t>
+            </w:r>
+            <w:proofErr w:type="gramEnd"/>
+            <w:r>
+              <w:t xml:space="preserve"> DisbursementMaker')</w:t>
             </w:r>
           </w:p>
           <w:p>
@@ -7591,13 +8223,27 @@
               <w:rPr>
                 <w:rFonts w:eastAsia="Calibri"/>
               </w:rPr>
-              <w:t xml:space="preserve">Lấy NVL( </w:t>
-            </w:r>
-            <w:r>
-              <w:rPr>
-                <w:color w:val="000000"/>
-              </w:rPr>
-              <w:t xml:space="preserve">EXITDATE, ENTRYDATE) với điều kiện </w:t>
+              <w:t xml:space="preserve">Lấy </w:t>
+            </w:r>
+            <w:proofErr w:type="gramStart"/>
+            <w:r>
+              <w:rPr>
+                <w:rFonts w:eastAsia="Calibri"/>
+              </w:rPr>
+              <w:t xml:space="preserve">NVL( </w:t>
+            </w:r>
+            <w:r>
+              <w:rPr>
+                <w:color w:val="000000"/>
+              </w:rPr>
+              <w:t>EXITDATE</w:t>
+            </w:r>
+            <w:proofErr w:type="gramEnd"/>
+            <w:r>
+              <w:rPr>
+                <w:color w:val="000000"/>
+              </w:rPr>
+              <w:t xml:space="preserve">, ENTRYDATE) với điều kiện </w:t>
             </w:r>
             <w:r>
               <w:t>WORKSTEP = 'CancelRevoke'</w:t>
@@ -7644,7 +8290,21 @@
               <w:rPr>
                 <w:color w:val="000000"/>
               </w:rPr>
-              <w:t>Lấy giá trị Max(EXITDATE)</w:t>
+              <w:t xml:space="preserve">Lấy giá trị </w:t>
+            </w:r>
+            <w:proofErr w:type="gramStart"/>
+            <w:r>
+              <w:rPr>
+                <w:color w:val="000000"/>
+              </w:rPr>
+              <w:t>Max(</w:t>
+            </w:r>
+            <w:proofErr w:type="gramEnd"/>
+            <w:r>
+              <w:rPr>
+                <w:color w:val="000000"/>
+              </w:rPr>
+              <w:t>EXITDATE)</w:t>
             </w:r>
           </w:p>
         </w:tc>
@@ -7653,6 +8313,7 @@
         <w:tc>
           <w:tcPr>
             <w:tcW w:w="838" w:type="dxa"/>
+            <w:tcMar/>
           </w:tcPr>
           <w:p>
             <w:pPr>
@@ -7673,6 +8334,7 @@
         <w:tc>
           <w:tcPr>
             <w:tcW w:w="1842" w:type="dxa"/>
+            <w:tcMar/>
           </w:tcPr>
           <w:p>
             <w:pPr>
@@ -7691,6 +8353,7 @@
         <w:tc>
           <w:tcPr>
             <w:tcW w:w="1843" w:type="dxa"/>
+            <w:tcMar/>
           </w:tcPr>
           <w:p>
             <w:pPr>
@@ -7708,6 +8371,7 @@
         <w:tc>
           <w:tcPr>
             <w:tcW w:w="4961" w:type="dxa"/>
+            <w:tcMar/>
           </w:tcPr>
           <w:p>
             <w:pPr>
@@ -7736,7 +8400,21 @@
               <w:rPr>
                 <w:color w:val="000000"/>
               </w:rPr>
-              <w:t>Lấy giá trị Min(ENTRYDATE) của mã hồ sơ</w:t>
+              <w:t xml:space="preserve">Lấy giá trị </w:t>
+            </w:r>
+            <w:proofErr w:type="gramStart"/>
+            <w:r>
+              <w:rPr>
+                <w:color w:val="000000"/>
+              </w:rPr>
+              <w:t>Min(</w:t>
+            </w:r>
+            <w:proofErr w:type="gramEnd"/>
+            <w:r>
+              <w:rPr>
+                <w:color w:val="000000"/>
+              </w:rPr>
+              <w:t>ENTRYDATE) của mã hồ sơ</w:t>
             </w:r>
           </w:p>
         </w:tc>
@@ -7745,6 +8423,7 @@
         <w:tc>
           <w:tcPr>
             <w:tcW w:w="838" w:type="dxa"/>
+            <w:tcMar/>
           </w:tcPr>
           <w:p>
             <w:pPr>
@@ -7765,6 +8444,7 @@
         <w:tc>
           <w:tcPr>
             <w:tcW w:w="1842" w:type="dxa"/>
+            <w:tcMar/>
           </w:tcPr>
           <w:p>
             <w:pPr>
@@ -7783,6 +8463,7 @@
         <w:tc>
           <w:tcPr>
             <w:tcW w:w="1843" w:type="dxa"/>
+            <w:tcMar/>
           </w:tcPr>
           <w:p>
             <w:pPr>
@@ -7800,20 +8481,21 @@
         <w:tc>
           <w:tcPr>
             <w:tcW w:w="4961" w:type="dxa"/>
-          </w:tcPr>
-          <w:p>
-            <w:pPr>
-              <w:spacing w:line="360" w:lineRule="auto"/>
-              <w:jc w:val="left"/>
-              <w:rPr>
-                <w:color w:val="000000"/>
-              </w:rPr>
-            </w:pPr>
-            <w:r>
-              <w:rPr>
-                <w:color w:val="000000"/>
-              </w:rPr>
-              <w:t>BI.NG_SB_CLOS_ENTRY_EXIT&gt;</w:t>
+            <w:tcMar/>
+          </w:tcPr>
+          <w:p>
+            <w:pPr>
+              <w:spacing w:line="360" w:lineRule="auto"/>
+              <w:jc w:val="left"/>
+              <w:rPr>
+                <w:color w:val="000000"/>
+              </w:rPr>
+            </w:pPr>
+            <w:r>
+              <w:rPr>
+                <w:color w:val="000000" w:themeColor="text1" w:themeTint="FF" w:themeShade="FF"/>
+              </w:rPr>
+              <w:t>NG_SB_CLOS_ENTRY_EXIT&gt;</w:t>
             </w:r>
           </w:p>
           <w:p>
@@ -7836,7 +8518,49 @@
               <w:rPr>
                 <w:rFonts w:eastAsia="Calibri"/>
               </w:rPr>
-              <w:t xml:space="preserve">DECISION IN ('Submit', 'Send To PostSanction','Submit To DisbursementMaker', 'Send To HOSupport') gán giá trị </w:t>
+              <w:t xml:space="preserve">DECISION IN ('Submit', 'Send </w:t>
+            </w:r>
+            <w:proofErr w:type="gramStart"/>
+            <w:r>
+              <w:rPr>
+                <w:rFonts w:eastAsia="Calibri"/>
+              </w:rPr>
+              <w:t>To</w:t>
+            </w:r>
+            <w:proofErr w:type="gramEnd"/>
+            <w:r>
+              <w:rPr>
+                <w:rFonts w:eastAsia="Calibri"/>
+              </w:rPr>
+              <w:t xml:space="preserve"> PostSanction','Submit </w:t>
+            </w:r>
+            <w:proofErr w:type="gramStart"/>
+            <w:r>
+              <w:rPr>
+                <w:rFonts w:eastAsia="Calibri"/>
+              </w:rPr>
+              <w:t>To</w:t>
+            </w:r>
+            <w:proofErr w:type="gramEnd"/>
+            <w:r>
+              <w:rPr>
+                <w:rFonts w:eastAsia="Calibri"/>
+              </w:rPr>
+              <w:t xml:space="preserve"> DisbursementMaker', 'Send </w:t>
+            </w:r>
+            <w:proofErr w:type="gramStart"/>
+            <w:r>
+              <w:rPr>
+                <w:rFonts w:eastAsia="Calibri"/>
+              </w:rPr>
+              <w:t>To</w:t>
+            </w:r>
+            <w:proofErr w:type="gramEnd"/>
+            <w:r>
+              <w:rPr>
+                <w:rFonts w:eastAsia="Calibri"/>
+              </w:rPr>
+              <w:t xml:space="preserve"> HOSupport') gán giá trị </w:t>
             </w:r>
             <w:r>
               <w:rPr>
@@ -7928,6 +8652,7 @@
         <w:tc>
           <w:tcPr>
             <w:tcW w:w="838" w:type="dxa"/>
+            <w:tcMar/>
           </w:tcPr>
           <w:p>
             <w:pPr>
@@ -7948,6 +8673,7 @@
         <w:tc>
           <w:tcPr>
             <w:tcW w:w="1842" w:type="dxa"/>
+            <w:tcMar/>
           </w:tcPr>
           <w:p>
             <w:pPr>
@@ -7966,6 +8692,7 @@
         <w:tc>
           <w:tcPr>
             <w:tcW w:w="1843" w:type="dxa"/>
+            <w:tcMar/>
           </w:tcPr>
           <w:p>
             <w:pPr>
@@ -7983,6 +8710,7 @@
         <w:tc>
           <w:tcPr>
             <w:tcW w:w="4961" w:type="dxa"/>
+            <w:tcMar/>
           </w:tcPr>
           <w:p>
             <w:pPr>
@@ -8005,6 +8733,7 @@
         <w:tc>
           <w:tcPr>
             <w:tcW w:w="838" w:type="dxa"/>
+            <w:tcMar/>
           </w:tcPr>
           <w:p>
             <w:pPr>
@@ -8025,6 +8754,7 @@
         <w:tc>
           <w:tcPr>
             <w:tcW w:w="1842" w:type="dxa"/>
+            <w:tcMar/>
           </w:tcPr>
           <w:p>
             <w:pPr>
@@ -8043,6 +8773,7 @@
         <w:tc>
           <w:tcPr>
             <w:tcW w:w="1843" w:type="dxa"/>
+            <w:tcMar/>
           </w:tcPr>
           <w:p>
             <w:pPr>
@@ -8060,6 +8791,7 @@
         <w:tc>
           <w:tcPr>
             <w:tcW w:w="4961" w:type="dxa"/>
+            <w:tcMar/>
           </w:tcPr>
           <w:p>
             <w:pPr>
@@ -8082,6 +8814,7 @@
         <w:tc>
           <w:tcPr>
             <w:tcW w:w="838" w:type="dxa"/>
+            <w:tcMar/>
           </w:tcPr>
           <w:p>
             <w:pPr>
@@ -8102,6 +8835,7 @@
         <w:tc>
           <w:tcPr>
             <w:tcW w:w="1842" w:type="dxa"/>
+            <w:tcMar/>
           </w:tcPr>
           <w:p>
             <w:pPr>
@@ -8120,6 +8854,7 @@
         <w:tc>
           <w:tcPr>
             <w:tcW w:w="1843" w:type="dxa"/>
+            <w:tcMar/>
           </w:tcPr>
           <w:p>
             <w:pPr>
@@ -8137,6 +8872,7 @@
         <w:tc>
           <w:tcPr>
             <w:tcW w:w="4961" w:type="dxa"/>
+            <w:tcMar/>
           </w:tcPr>
           <w:p>
             <w:pPr>
@@ -8159,6 +8895,7 @@
         <w:tc>
           <w:tcPr>
             <w:tcW w:w="838" w:type="dxa"/>
+            <w:tcMar/>
           </w:tcPr>
           <w:p>
             <w:pPr>
@@ -8179,6 +8916,7 @@
         <w:tc>
           <w:tcPr>
             <w:tcW w:w="1842" w:type="dxa"/>
+            <w:tcMar/>
           </w:tcPr>
           <w:p>
             <w:pPr>
@@ -8198,6 +8936,7 @@
         <w:tc>
           <w:tcPr>
             <w:tcW w:w="1843" w:type="dxa"/>
+            <w:tcMar/>
           </w:tcPr>
           <w:p>
             <w:pPr>
@@ -8215,6 +8954,7 @@
         <w:tc>
           <w:tcPr>
             <w:tcW w:w="4961" w:type="dxa"/>
+            <w:tcMar/>
           </w:tcPr>
           <w:p>
             <w:pPr>
@@ -8237,6 +8977,7 @@
         <w:tc>
           <w:tcPr>
             <w:tcW w:w="838" w:type="dxa"/>
+            <w:tcMar/>
           </w:tcPr>
           <w:p>
             <w:pPr>
@@ -8257,6 +8998,7 @@
         <w:tc>
           <w:tcPr>
             <w:tcW w:w="1842" w:type="dxa"/>
+            <w:tcMar/>
           </w:tcPr>
           <w:p>
             <w:pPr>
@@ -8275,6 +9017,7 @@
         <w:tc>
           <w:tcPr>
             <w:tcW w:w="1843" w:type="dxa"/>
+            <w:tcMar/>
           </w:tcPr>
           <w:p>
             <w:pPr>
@@ -8292,6 +9035,7 @@
         <w:tc>
           <w:tcPr>
             <w:tcW w:w="4961" w:type="dxa"/>
+            <w:tcMar/>
           </w:tcPr>
           <w:p>
             <w:pPr>
@@ -8314,6 +9058,7 @@
         <w:tc>
           <w:tcPr>
             <w:tcW w:w="838" w:type="dxa"/>
+            <w:tcMar/>
           </w:tcPr>
           <w:p>
             <w:pPr>
@@ -8334,6 +9079,7 @@
         <w:tc>
           <w:tcPr>
             <w:tcW w:w="1842" w:type="dxa"/>
+            <w:tcMar/>
           </w:tcPr>
           <w:p>
             <w:pPr>
@@ -8353,6 +9099,7 @@
         <w:tc>
           <w:tcPr>
             <w:tcW w:w="1843" w:type="dxa"/>
+            <w:tcMar/>
           </w:tcPr>
           <w:p>
             <w:pPr>
@@ -8370,13 +9117,14 @@
         <w:tc>
           <w:tcPr>
             <w:tcW w:w="4961" w:type="dxa"/>
-          </w:tcPr>
-          <w:p>
-            <w:pPr>
-              <w:spacing w:line="360" w:lineRule="auto"/>
-              <w:jc w:val="left"/>
-              <w:rPr>
-                <w:rFonts w:eastAsia="Calibri"/>
+            <w:tcMar/>
+          </w:tcPr>
+          <w:p>
+            <w:pPr>
+              <w:spacing w:line="360" w:lineRule="auto"/>
+              <w:jc w:val="left"/>
+              <w:rPr>
+                <w:color w:val="000000"/>
               </w:rPr>
             </w:pPr>
             <w:r>
@@ -8384,6 +9132,21 @@
                 <w:color w:val="000000"/>
               </w:rPr>
               <w:t>NG_SB_CLOS_CUST_INFO_LEGAL&gt; ID_NUMBER</w:t>
+            </w:r>
+          </w:p>
+          <w:p>
+            <w:pPr>
+              <w:spacing w:line="360" w:lineRule="auto"/>
+              <w:jc w:val="left"/>
+              <w:rPr>
+                <w:rFonts w:eastAsia="Calibri"/>
+              </w:rPr>
+            </w:pPr>
+            <w:r>
+              <w:rPr>
+                <w:rFonts w:eastAsia="Calibri"/>
+              </w:rPr>
+              <w:t>Với điều kiện OBJ_TYPE = 'Khách hàng' </w:t>
             </w:r>
           </w:p>
         </w:tc>
@@ -8392,6 +9155,7 @@
         <w:tc>
           <w:tcPr>
             <w:tcW w:w="838" w:type="dxa"/>
+            <w:tcMar/>
           </w:tcPr>
           <w:p>
             <w:pPr>
@@ -8412,6 +9176,7 @@
         <w:tc>
           <w:tcPr>
             <w:tcW w:w="1842" w:type="dxa"/>
+            <w:tcMar/>
           </w:tcPr>
           <w:p>
             <w:pPr>
@@ -8431,6 +9196,7 @@
         <w:tc>
           <w:tcPr>
             <w:tcW w:w="1843" w:type="dxa"/>
+            <w:tcMar/>
           </w:tcPr>
           <w:p>
             <w:pPr>
@@ -8448,55 +9214,64 @@
         <w:tc>
           <w:tcPr>
             <w:tcW w:w="4961" w:type="dxa"/>
-          </w:tcPr>
-          <w:p>
-            <w:pPr>
-              <w:spacing w:line="360" w:lineRule="auto"/>
-              <w:jc w:val="left"/>
-              <w:rPr>
-                <w:color w:val="000000"/>
-              </w:rPr>
-            </w:pPr>
-            <w:r>
-              <w:rPr>
-                <w:color w:val="000000"/>
+            <w:tcMar/>
+          </w:tcPr>
+          <w:p>
+            <w:pPr>
+              <w:spacing w:line="360" w:lineRule="auto"/>
+              <w:jc w:val="left"/>
+              <w:rPr>
+                <w:color w:val="000000"/>
+              </w:rPr>
+            </w:pPr>
+            <w:r>
+              <w:rPr>
+                <w:color w:val="000000" w:themeColor="text1" w:themeTint="FF" w:themeShade="FF"/>
+              </w:rPr>
+              <w:t>STG_</w:t>
+            </w:r>
+            <w:r>
+              <w:rPr>
+                <w:color w:val="000000" w:themeColor="text1" w:themeTint="FF" w:themeShade="FF"/>
               </w:rPr>
               <w:t xml:space="preserve">DIM_CUSTOMER </w:t>
             </w:r>
             <w:r>
               <w:rPr>
-                <w:color w:val="000000"/>
+                <w:color w:val="000000" w:themeColor="text1" w:themeTint="FF" w:themeShade="FF"/>
               </w:rPr>
               <w:t>l</w:t>
             </w:r>
             <w:r>
               <w:rPr>
-                <w:color w:val="000000"/>
+                <w:color w:val="000000" w:themeColor="text1" w:themeTint="FF" w:themeShade="FF"/>
               </w:rPr>
               <w:t>&gt;</w:t>
             </w:r>
             <w:r>
               <w:rPr>
-                <w:color w:val="000000"/>
+                <w:color w:val="000000" w:themeColor="text1" w:themeTint="FF" w:themeShade="FF"/>
               </w:rPr>
               <w:t xml:space="preserve"> </w:t>
             </w:r>
             <w:r>
-              <w:rPr>
-                <w:color w:val="000000"/>
-              </w:rPr>
               <w:br/>
+            </w:r>
+            <w:r>
+              <w:rPr>
+                <w:color w:val="000000" w:themeColor="text1" w:themeTint="FF" w:themeShade="FF"/>
+              </w:rPr>
               <w:t xml:space="preserve">REF_CLOS_LEGAL </w:t>
             </w:r>
             <w:r>
               <w:rPr>
-                <w:color w:val="000000"/>
+                <w:color w:val="000000" w:themeColor="text1" w:themeTint="FF" w:themeShade="FF"/>
               </w:rPr>
               <w:t>k</w:t>
             </w:r>
             <w:r>
               <w:rPr>
-                <w:color w:val="000000"/>
+                <w:color w:val="000000" w:themeColor="text1" w:themeTint="FF" w:themeShade="FF"/>
               </w:rPr>
               <w:t>&gt;</w:t>
             </w:r>
@@ -8521,6 +9296,7 @@
               </w:rPr>
               <w:t xml:space="preserve"> </w:t>
             </w:r>
+            <w:proofErr w:type="gramStart"/>
             <w:r>
               <w:rPr>
                 <w:color w:val="000000"/>
@@ -8534,7 +9310,11 @@
               <w:t>.</w:t>
             </w:r>
             <w:r>
-              <w:t>CUSTOMER với điều kiện</w:t>
+              <w:t>CUSTOMER</w:t>
+            </w:r>
+            <w:proofErr w:type="gramEnd"/>
+            <w:r>
+              <w:t xml:space="preserve"> với điều kiện</w:t>
             </w:r>
             <w:r>
               <w:rPr>
@@ -8548,6 +9328,7 @@
               </w:rPr>
               <w:t>TRIM(</w:t>
             </w:r>
+            <w:proofErr w:type="gramStart"/>
             <w:r>
               <w:rPr>
                 <w:color w:val="000000"/>
@@ -8558,7 +9339,14 @@
               <w:rPr>
                 <w:color w:val="000000"/>
               </w:rPr>
-              <w:t>.LEGAL_TYPE) = 'CUSTOMER'</w:t>
+              <w:t>.LEGAL</w:t>
+            </w:r>
+            <w:proofErr w:type="gramEnd"/>
+            <w:r>
+              <w:rPr>
+                <w:color w:val="000000"/>
+              </w:rPr>
+              <w:t>_TYPE) = 'CUSTOMER'</w:t>
             </w:r>
           </w:p>
         </w:tc>
@@ -8567,6 +9355,7 @@
         <w:tc>
           <w:tcPr>
             <w:tcW w:w="838" w:type="dxa"/>
+            <w:tcMar/>
           </w:tcPr>
           <w:p>
             <w:pPr>
@@ -8587,6 +9376,7 @@
         <w:tc>
           <w:tcPr>
             <w:tcW w:w="1842" w:type="dxa"/>
+            <w:tcMar/>
           </w:tcPr>
           <w:p>
             <w:pPr>
@@ -8606,6 +9396,7 @@
         <w:tc>
           <w:tcPr>
             <w:tcW w:w="1843" w:type="dxa"/>
+            <w:tcMar/>
           </w:tcPr>
           <w:p>
             <w:pPr>
@@ -8623,6 +9414,7 @@
         <w:tc>
           <w:tcPr>
             <w:tcW w:w="4961" w:type="dxa"/>
+            <w:tcMar/>
           </w:tcPr>
           <w:p>
             <w:pPr>
@@ -8645,6 +9437,7 @@
         <w:tc>
           <w:tcPr>
             <w:tcW w:w="838" w:type="dxa"/>
+            <w:tcMar/>
           </w:tcPr>
           <w:p>
             <w:pPr>
@@ -8665,6 +9458,7 @@
         <w:tc>
           <w:tcPr>
             <w:tcW w:w="1842" w:type="dxa"/>
+            <w:tcMar/>
           </w:tcPr>
           <w:p>
             <w:pPr>
@@ -8684,6 +9478,7 @@
         <w:tc>
           <w:tcPr>
             <w:tcW w:w="1843" w:type="dxa"/>
+            <w:tcMar/>
           </w:tcPr>
           <w:p>
             <w:pPr>
@@ -8701,6 +9496,7 @@
         <w:tc>
           <w:tcPr>
             <w:tcW w:w="4961" w:type="dxa"/>
+            <w:tcMar/>
           </w:tcPr>
           <w:p>
             <w:pPr>
@@ -8738,6 +9534,7 @@
         <w:tc>
           <w:tcPr>
             <w:tcW w:w="838" w:type="dxa"/>
+            <w:tcMar/>
           </w:tcPr>
           <w:p>
             <w:pPr>
@@ -8758,6 +9555,7 @@
         <w:tc>
           <w:tcPr>
             <w:tcW w:w="1842" w:type="dxa"/>
+            <w:tcMar/>
           </w:tcPr>
           <w:p>
             <w:pPr>
@@ -8777,6 +9575,7 @@
         <w:tc>
           <w:tcPr>
             <w:tcW w:w="1843" w:type="dxa"/>
+            <w:tcMar/>
           </w:tcPr>
           <w:p>
             <w:pPr>
@@ -8794,6 +9593,7 @@
         <w:tc>
           <w:tcPr>
             <w:tcW w:w="4961" w:type="dxa"/>
+            <w:tcMar/>
           </w:tcPr>
           <w:p>
             <w:pPr>
@@ -8828,6 +9628,7 @@
         <w:tc>
           <w:tcPr>
             <w:tcW w:w="838" w:type="dxa"/>
+            <w:tcMar/>
           </w:tcPr>
           <w:p>
             <w:pPr>
@@ -8848,6 +9649,7 @@
         <w:tc>
           <w:tcPr>
             <w:tcW w:w="1842" w:type="dxa"/>
+            <w:tcMar/>
           </w:tcPr>
           <w:p>
             <w:pPr>
@@ -8867,6 +9669,7 @@
         <w:tc>
           <w:tcPr>
             <w:tcW w:w="1843" w:type="dxa"/>
+            <w:tcMar/>
           </w:tcPr>
           <w:p>
             <w:pPr>
@@ -8884,6 +9687,7 @@
         <w:tc>
           <w:tcPr>
             <w:tcW w:w="4961" w:type="dxa"/>
+            <w:tcMar/>
           </w:tcPr>
           <w:p>
             <w:pPr>
@@ -8906,6 +9710,7 @@
         <w:tc>
           <w:tcPr>
             <w:tcW w:w="838" w:type="dxa"/>
+            <w:tcMar/>
           </w:tcPr>
           <w:p>
             <w:pPr>
@@ -8926,6 +9731,7 @@
         <w:tc>
           <w:tcPr>
             <w:tcW w:w="1842" w:type="dxa"/>
+            <w:tcMar/>
           </w:tcPr>
           <w:p>
             <w:pPr>
@@ -8945,6 +9751,7 @@
         <w:tc>
           <w:tcPr>
             <w:tcW w:w="1843" w:type="dxa"/>
+            <w:tcMar/>
           </w:tcPr>
           <w:p>
             <w:pPr>
@@ -8962,6 +9769,7 @@
         <w:tc>
           <w:tcPr>
             <w:tcW w:w="4961" w:type="dxa"/>
+            <w:tcMar/>
           </w:tcPr>
           <w:p>
             <w:pPr>
@@ -8984,6 +9792,7 @@
         <w:tc>
           <w:tcPr>
             <w:tcW w:w="838" w:type="dxa"/>
+            <w:tcMar/>
           </w:tcPr>
           <w:p>
             <w:pPr>
@@ -9004,6 +9813,7 @@
         <w:tc>
           <w:tcPr>
             <w:tcW w:w="1842" w:type="dxa"/>
+            <w:tcMar/>
           </w:tcPr>
           <w:p>
             <w:pPr>
@@ -9023,6 +9833,7 @@
         <w:tc>
           <w:tcPr>
             <w:tcW w:w="1843" w:type="dxa"/>
+            <w:tcMar/>
           </w:tcPr>
           <w:p>
             <w:pPr>
@@ -9041,6 +9852,7 @@
         <w:tc>
           <w:tcPr>
             <w:tcW w:w="4961" w:type="dxa"/>
+            <w:tcMar/>
           </w:tcPr>
           <w:p>
             <w:pPr>
@@ -9063,6 +9875,7 @@
         <w:tc>
           <w:tcPr>
             <w:tcW w:w="838" w:type="dxa"/>
+            <w:tcMar/>
           </w:tcPr>
           <w:p>
             <w:pPr>
@@ -9083,6 +9896,7 @@
         <w:tc>
           <w:tcPr>
             <w:tcW w:w="1842" w:type="dxa"/>
+            <w:tcMar/>
           </w:tcPr>
           <w:p>
             <w:pPr>
@@ -9102,6 +9916,7 @@
         <w:tc>
           <w:tcPr>
             <w:tcW w:w="1843" w:type="dxa"/>
+            <w:tcMar/>
           </w:tcPr>
           <w:p>
             <w:pPr>
@@ -9120,6 +9935,7 @@
         <w:tc>
           <w:tcPr>
             <w:tcW w:w="4961" w:type="dxa"/>
+            <w:tcMar/>
           </w:tcPr>
           <w:p>
             <w:pPr>
@@ -9142,6 +9958,7 @@
         <w:tc>
           <w:tcPr>
             <w:tcW w:w="838" w:type="dxa"/>
+            <w:tcMar/>
           </w:tcPr>
           <w:p>
             <w:pPr>
@@ -9162,6 +9979,7 @@
         <w:tc>
           <w:tcPr>
             <w:tcW w:w="1842" w:type="dxa"/>
+            <w:tcMar/>
           </w:tcPr>
           <w:p>
             <w:pPr>
@@ -9181,6 +9999,7 @@
         <w:tc>
           <w:tcPr>
             <w:tcW w:w="1843" w:type="dxa"/>
+            <w:tcMar/>
           </w:tcPr>
           <w:p>
             <w:pPr>
@@ -9198,6 +10017,7 @@
         <w:tc>
           <w:tcPr>
             <w:tcW w:w="4961" w:type="dxa"/>
+            <w:tcMar/>
           </w:tcPr>
           <w:p>
             <w:pPr>
@@ -9220,6 +10040,7 @@
         <w:tc>
           <w:tcPr>
             <w:tcW w:w="838" w:type="dxa"/>
+            <w:tcMar/>
           </w:tcPr>
           <w:p>
             <w:pPr>
@@ -9240,6 +10061,7 @@
         <w:tc>
           <w:tcPr>
             <w:tcW w:w="1842" w:type="dxa"/>
+            <w:tcMar/>
           </w:tcPr>
           <w:p>
             <w:pPr>
@@ -9259,6 +10081,7 @@
         <w:tc>
           <w:tcPr>
             <w:tcW w:w="1843" w:type="dxa"/>
+            <w:tcMar/>
           </w:tcPr>
           <w:p>
             <w:pPr>
@@ -9276,6 +10099,7 @@
         <w:tc>
           <w:tcPr>
             <w:tcW w:w="4961" w:type="dxa"/>
+            <w:tcMar/>
           </w:tcPr>
           <w:p>
             <w:pPr>
@@ -9298,6 +10122,7 @@
         <w:tc>
           <w:tcPr>
             <w:tcW w:w="838" w:type="dxa"/>
+            <w:tcMar/>
           </w:tcPr>
           <w:p>
             <w:pPr>
@@ -9318,6 +10143,7 @@
         <w:tc>
           <w:tcPr>
             <w:tcW w:w="1842" w:type="dxa"/>
+            <w:tcMar/>
           </w:tcPr>
           <w:p>
             <w:pPr>
@@ -9337,6 +10163,7 @@
         <w:tc>
           <w:tcPr>
             <w:tcW w:w="1843" w:type="dxa"/>
+            <w:tcMar/>
           </w:tcPr>
           <w:p>
             <w:pPr>
@@ -9354,6 +10181,7 @@
         <w:tc>
           <w:tcPr>
             <w:tcW w:w="4961" w:type="dxa"/>
+            <w:tcMar/>
           </w:tcPr>
           <w:p>
             <w:pPr>
@@ -9376,6 +10204,7 @@
         <w:tc>
           <w:tcPr>
             <w:tcW w:w="838" w:type="dxa"/>
+            <w:tcMar/>
           </w:tcPr>
           <w:p>
             <w:pPr>
@@ -9396,6 +10225,7 @@
         <w:tc>
           <w:tcPr>
             <w:tcW w:w="1842" w:type="dxa"/>
+            <w:tcMar/>
           </w:tcPr>
           <w:p>
             <w:pPr>
@@ -9415,6 +10245,7 @@
         <w:tc>
           <w:tcPr>
             <w:tcW w:w="1843" w:type="dxa"/>
+            <w:tcMar/>
           </w:tcPr>
           <w:p>
             <w:pPr>
@@ -9432,6 +10263,7 @@
         <w:tc>
           <w:tcPr>
             <w:tcW w:w="4961" w:type="dxa"/>
+            <w:tcMar/>
           </w:tcPr>
           <w:p>
             <w:pPr>
@@ -9454,6 +10286,7 @@
         <w:tc>
           <w:tcPr>
             <w:tcW w:w="838" w:type="dxa"/>
+            <w:tcMar/>
           </w:tcPr>
           <w:p>
             <w:pPr>
@@ -9474,6 +10307,7 @@
         <w:tc>
           <w:tcPr>
             <w:tcW w:w="1842" w:type="dxa"/>
+            <w:tcMar/>
           </w:tcPr>
           <w:p>
             <w:pPr>
@@ -9493,6 +10327,7 @@
         <w:tc>
           <w:tcPr>
             <w:tcW w:w="1843" w:type="dxa"/>
+            <w:tcMar/>
           </w:tcPr>
           <w:p>
             <w:pPr>
@@ -9510,6 +10345,7 @@
         <w:tc>
           <w:tcPr>
             <w:tcW w:w="4961" w:type="dxa"/>
+            <w:tcMar/>
           </w:tcPr>
           <w:p>
             <w:pPr>
@@ -9532,6 +10368,7 @@
         <w:tc>
           <w:tcPr>
             <w:tcW w:w="838" w:type="dxa"/>
+            <w:tcMar/>
           </w:tcPr>
           <w:p>
             <w:pPr>
@@ -9552,6 +10389,7 @@
         <w:tc>
           <w:tcPr>
             <w:tcW w:w="1842" w:type="dxa"/>
+            <w:tcMar/>
           </w:tcPr>
           <w:p>
             <w:pPr>
@@ -9571,6 +10409,7 @@
         <w:tc>
           <w:tcPr>
             <w:tcW w:w="1843" w:type="dxa"/>
+            <w:tcMar/>
           </w:tcPr>
           <w:p>
             <w:pPr>
@@ -9588,6 +10427,7 @@
         <w:tc>
           <w:tcPr>
             <w:tcW w:w="4961" w:type="dxa"/>
+            <w:tcMar/>
           </w:tcPr>
           <w:p>
             <w:pPr>
@@ -9610,6 +10450,7 @@
         <w:tc>
           <w:tcPr>
             <w:tcW w:w="838" w:type="dxa"/>
+            <w:tcMar/>
           </w:tcPr>
           <w:p>
             <w:pPr>
@@ -9630,6 +10471,7 @@
         <w:tc>
           <w:tcPr>
             <w:tcW w:w="1842" w:type="dxa"/>
+            <w:tcMar/>
           </w:tcPr>
           <w:p>
             <w:pPr>
@@ -9649,6 +10491,7 @@
         <w:tc>
           <w:tcPr>
             <w:tcW w:w="1843" w:type="dxa"/>
+            <w:tcMar/>
           </w:tcPr>
           <w:p>
             <w:pPr>
@@ -9666,6 +10509,7 @@
         <w:tc>
           <w:tcPr>
             <w:tcW w:w="4961" w:type="dxa"/>
+            <w:tcMar/>
           </w:tcPr>
           <w:p>
             <w:pPr>
@@ -9688,6 +10532,7 @@
         <w:tc>
           <w:tcPr>
             <w:tcW w:w="838" w:type="dxa"/>
+            <w:tcMar/>
           </w:tcPr>
           <w:p>
             <w:pPr>
@@ -9708,6 +10553,7 @@
         <w:tc>
           <w:tcPr>
             <w:tcW w:w="1842" w:type="dxa"/>
+            <w:tcMar/>
           </w:tcPr>
           <w:p>
             <w:pPr>
@@ -9727,6 +10573,7 @@
         <w:tc>
           <w:tcPr>
             <w:tcW w:w="1843" w:type="dxa"/>
+            <w:tcMar/>
           </w:tcPr>
           <w:p>
             <w:pPr>
@@ -9744,6 +10591,7 @@
         <w:tc>
           <w:tcPr>
             <w:tcW w:w="4961" w:type="dxa"/>
+            <w:tcMar/>
           </w:tcPr>
           <w:p>
             <w:pPr>
@@ -9787,6 +10635,7 @@
         <w:tc>
           <w:tcPr>
             <w:tcW w:w="838" w:type="dxa"/>
+            <w:tcMar/>
           </w:tcPr>
           <w:p>
             <w:pPr>
@@ -9807,6 +10656,7 @@
         <w:tc>
           <w:tcPr>
             <w:tcW w:w="1842" w:type="dxa"/>
+            <w:tcMar/>
           </w:tcPr>
           <w:p>
             <w:pPr>
@@ -9826,6 +10676,7 @@
         <w:tc>
           <w:tcPr>
             <w:tcW w:w="1843" w:type="dxa"/>
+            <w:tcMar/>
           </w:tcPr>
           <w:p>
             <w:pPr>
@@ -9843,6 +10694,7 @@
         <w:tc>
           <w:tcPr>
             <w:tcW w:w="4961" w:type="dxa"/>
+            <w:tcMar/>
           </w:tcPr>
           <w:p>
             <w:pPr>
@@ -9886,6 +10738,7 @@
         <w:tc>
           <w:tcPr>
             <w:tcW w:w="838" w:type="dxa"/>
+            <w:tcMar/>
           </w:tcPr>
           <w:p>
             <w:pPr>
@@ -9906,6 +10759,7 @@
         <w:tc>
           <w:tcPr>
             <w:tcW w:w="1842" w:type="dxa"/>
+            <w:tcMar/>
           </w:tcPr>
           <w:p>
             <w:pPr>
@@ -9925,6 +10779,7 @@
         <w:tc>
           <w:tcPr>
             <w:tcW w:w="1843" w:type="dxa"/>
+            <w:tcMar/>
           </w:tcPr>
           <w:p>
             <w:pPr>
@@ -9942,6 +10797,7 @@
         <w:tc>
           <w:tcPr>
             <w:tcW w:w="4961" w:type="dxa"/>
+            <w:tcMar/>
           </w:tcPr>
           <w:p>
             <w:pPr>
@@ -9967,7 +10823,15 @@
               </w:rPr>
             </w:pPr>
             <w:r>
-              <w:t>Lấy Max(ENTRYDATE) của mã hồ sơ</w:t>
+              <w:t xml:space="preserve">Lấy </w:t>
+            </w:r>
+            <w:proofErr w:type="gramStart"/>
+            <w:r>
+              <w:t>Max(</w:t>
+            </w:r>
+            <w:proofErr w:type="gramEnd"/>
+            <w:r>
+              <w:t>ENTRYDATE) của mã hồ sơ</w:t>
             </w:r>
           </w:p>
         </w:tc>
@@ -9976,6 +10840,7 @@
         <w:tc>
           <w:tcPr>
             <w:tcW w:w="838" w:type="dxa"/>
+            <w:tcMar/>
           </w:tcPr>
           <w:p>
             <w:pPr>
@@ -9996,6 +10861,7 @@
         <w:tc>
           <w:tcPr>
             <w:tcW w:w="1842" w:type="dxa"/>
+            <w:tcMar/>
           </w:tcPr>
           <w:p>
             <w:pPr>
@@ -10015,6 +10881,7 @@
         <w:tc>
           <w:tcPr>
             <w:tcW w:w="1843" w:type="dxa"/>
+            <w:tcMar/>
           </w:tcPr>
           <w:p>
             <w:pPr>
@@ -10032,6 +10899,7 @@
         <w:tc>
           <w:tcPr>
             <w:tcW w:w="4961" w:type="dxa"/>
+            <w:tcMar/>
           </w:tcPr>
           <w:p>
             <w:pPr>
@@ -10075,6 +10943,7 @@
         <w:tc>
           <w:tcPr>
             <w:tcW w:w="838" w:type="dxa"/>
+            <w:tcMar/>
           </w:tcPr>
           <w:p>
             <w:pPr>
@@ -10095,6 +10964,7 @@
         <w:tc>
           <w:tcPr>
             <w:tcW w:w="1842" w:type="dxa"/>
+            <w:tcMar/>
           </w:tcPr>
           <w:p>
             <w:pPr>
@@ -10114,6 +10984,7 @@
         <w:tc>
           <w:tcPr>
             <w:tcW w:w="1843" w:type="dxa"/>
+            <w:tcMar/>
           </w:tcPr>
           <w:p>
             <w:pPr>
@@ -10131,6 +11002,7 @@
         <w:tc>
           <w:tcPr>
             <w:tcW w:w="4961" w:type="dxa"/>
+            <w:tcMar/>
           </w:tcPr>
           <w:p>
             <w:pPr>
@@ -10156,7 +11028,6 @@
               </w:rPr>
             </w:pPr>
             <w:r>
-              <w:lastRenderedPageBreak/>
               <w:t xml:space="preserve">Lấy REMARK tại dòng có giá trị </w:t>
             </w:r>
             <w:r>
@@ -10175,6 +11046,7 @@
         <w:tc>
           <w:tcPr>
             <w:tcW w:w="838" w:type="dxa"/>
+            <w:tcMar/>
           </w:tcPr>
           <w:p>
             <w:pPr>
@@ -10195,6 +11067,7 @@
         <w:tc>
           <w:tcPr>
             <w:tcW w:w="1842" w:type="dxa"/>
+            <w:tcMar/>
           </w:tcPr>
           <w:p>
             <w:pPr>
@@ -10214,6 +11087,7 @@
         <w:tc>
           <w:tcPr>
             <w:tcW w:w="1843" w:type="dxa"/>
+            <w:tcMar/>
           </w:tcPr>
           <w:p>
             <w:pPr>
@@ -10231,6 +11105,7 @@
         <w:tc>
           <w:tcPr>
             <w:tcW w:w="4961" w:type="dxa"/>
+            <w:tcMar/>
           </w:tcPr>
           <w:p>
             <w:pPr>
@@ -10274,6 +11149,7 @@
         <w:tc>
           <w:tcPr>
             <w:tcW w:w="838" w:type="dxa"/>
+            <w:tcMar/>
           </w:tcPr>
           <w:p>
             <w:pPr>
@@ -10294,6 +11170,7 @@
         <w:tc>
           <w:tcPr>
             <w:tcW w:w="1842" w:type="dxa"/>
+            <w:tcMar/>
           </w:tcPr>
           <w:p>
             <w:pPr>
@@ -10316,6 +11193,7 @@
         <w:tc>
           <w:tcPr>
             <w:tcW w:w="1843" w:type="dxa"/>
+            <w:tcMar/>
           </w:tcPr>
           <w:p>
             <w:pPr>
@@ -10333,35 +11211,170 @@
         <w:tc>
           <w:tcPr>
             <w:tcW w:w="4961" w:type="dxa"/>
-          </w:tcPr>
-          <w:p>
-            <w:pPr>
-              <w:spacing w:line="360" w:lineRule="auto"/>
-              <w:jc w:val="left"/>
-              <w:rPr>
-                <w:color w:val="000000"/>
-              </w:rPr>
-            </w:pPr>
-            <w:r>
-              <w:rPr>
-                <w:color w:val="000000"/>
-              </w:rPr>
-              <w:t>NG_SB_CLOS_ENTRY_EXIT&gt; USERNAME</w:t>
-            </w:r>
-          </w:p>
-          <w:p>
-            <w:pPr>
-              <w:spacing w:line="360" w:lineRule="auto"/>
-              <w:jc w:val="left"/>
-              <w:rPr>
-                <w:rFonts w:eastAsia="Calibri"/>
-              </w:rPr>
-            </w:pPr>
-            <w:r>
-              <w:rPr>
-                <w:rFonts w:eastAsia="Calibri"/>
-              </w:rPr>
-              <w:t>Với điều kiện WORKSTEP = 'UnderwriterMaker'</w:t>
+            <w:tcMar/>
+            <w:vAlign w:val="center"/>
+          </w:tcPr>
+          <w:p>
+            <w:pPr>
+              <w:spacing w:line="360" w:lineRule="auto"/>
+              <w:jc w:val="left"/>
+              <w:rPr>
+                <w:color w:val="000000"/>
+              </w:rPr>
+            </w:pPr>
+            <w:r>
+              <w:rPr>
+                <w:color w:val="000000"/>
+              </w:rPr>
+              <w:t>NG_SB_CLOS_EXTTABLE i</w:t>
+            </w:r>
+            <w:r>
+              <w:rPr>
+                <w:color w:val="000000"/>
+              </w:rPr>
+              <w:t>&gt;</w:t>
+            </w:r>
+          </w:p>
+          <w:p>
+            <w:pPr>
+              <w:spacing w:line="360" w:lineRule="auto"/>
+              <w:jc w:val="left"/>
+              <w:rPr>
+                <w:color w:val="000000"/>
+                <w:sz w:val="22"/>
+                <w:szCs w:val="22"/>
+              </w:rPr>
+            </w:pPr>
+            <w:r>
+              <w:rPr>
+                <w:color w:val="000000"/>
+              </w:rPr>
+              <w:t>NG_SB_CLOS_USER_MAKE_WORK_STEP</w:t>
+            </w:r>
+            <w:r>
+              <w:rPr>
+                <w:color w:val="000000"/>
+              </w:rPr>
+              <w:t xml:space="preserve"> m</w:t>
+            </w:r>
+            <w:r>
+              <w:rPr>
+                <w:color w:val="000000"/>
+              </w:rPr>
+              <w:t>&gt;</w:t>
+            </w:r>
+            <w:r>
+              <w:rPr>
+                <w:color w:val="000000"/>
+                <w:sz w:val="22"/>
+                <w:szCs w:val="22"/>
+              </w:rPr>
+              <w:br/>
+            </w:r>
+            <w:proofErr w:type="gramStart"/>
+            <w:r>
+              <w:rPr>
+                <w:color w:val="000000"/>
+                <w:sz w:val="22"/>
+                <w:szCs w:val="22"/>
+              </w:rPr>
+              <w:t>COALESCE(</w:t>
+            </w:r>
+            <w:proofErr w:type="gramEnd"/>
+            <w:r>
+              <w:rPr>
+                <w:color w:val="000000"/>
+                <w:sz w:val="22"/>
+                <w:szCs w:val="22"/>
+              </w:rPr>
+              <w:t xml:space="preserve">CASE WHEN </w:t>
+            </w:r>
+            <w:proofErr w:type="gramStart"/>
+            <w:r>
+              <w:rPr>
+                <w:color w:val="000000"/>
+                <w:sz w:val="22"/>
+                <w:szCs w:val="22"/>
+              </w:rPr>
+              <w:t>m</w:t>
+            </w:r>
+            <w:r>
+              <w:rPr>
+                <w:color w:val="000000"/>
+                <w:sz w:val="22"/>
+                <w:szCs w:val="22"/>
+              </w:rPr>
+              <w:t>.WORK</w:t>
+            </w:r>
+            <w:proofErr w:type="gramEnd"/>
+            <w:r>
+              <w:rPr>
+                <w:color w:val="000000"/>
+                <w:sz w:val="22"/>
+                <w:szCs w:val="22"/>
+              </w:rPr>
+              <w:t xml:space="preserve">_STEP = 'UnderwriterMaker' THEN </w:t>
+            </w:r>
+            <w:r>
+              <w:rPr>
+                <w:color w:val="000000"/>
+                <w:sz w:val="22"/>
+                <w:szCs w:val="22"/>
+              </w:rPr>
+              <w:t>m</w:t>
+            </w:r>
+            <w:r>
+              <w:rPr>
+                <w:color w:val="000000"/>
+                <w:sz w:val="22"/>
+                <w:szCs w:val="22"/>
+              </w:rPr>
+              <w:t xml:space="preserve">.USER_MAKE </w:t>
+            </w:r>
+          </w:p>
+          <w:p>
+            <w:pPr>
+              <w:spacing w:line="360" w:lineRule="auto"/>
+              <w:jc w:val="left"/>
+              <w:rPr>
+                <w:color w:val="000000"/>
+                <w:sz w:val="22"/>
+                <w:szCs w:val="22"/>
+              </w:rPr>
+            </w:pPr>
+            <w:r>
+              <w:rPr>
+                <w:color w:val="000000"/>
+                <w:sz w:val="22"/>
+                <w:szCs w:val="22"/>
+              </w:rPr>
+              <w:t xml:space="preserve">END, </w:t>
+            </w:r>
+            <w:proofErr w:type="gramStart"/>
+            <w:r>
+              <w:rPr>
+                <w:color w:val="000000"/>
+                <w:sz w:val="22"/>
+                <w:szCs w:val="22"/>
+              </w:rPr>
+              <w:t>i</w:t>
+            </w:r>
+            <w:r>
+              <w:rPr>
+                <w:color w:val="000000"/>
+                <w:sz w:val="22"/>
+                <w:szCs w:val="22"/>
+              </w:rPr>
+              <w:t>.UWMAKERUSER</w:t>
+            </w:r>
+            <w:proofErr w:type="gramEnd"/>
+            <w:r>
+              <w:rPr>
+                <w:color w:val="000000"/>
+                <w:sz w:val="22"/>
+                <w:szCs w:val="22"/>
+              </w:rPr>
+              <w:t>)</w:t>
             </w:r>
           </w:p>
         </w:tc>
@@ -10370,6 +11383,7 @@
         <w:tc>
           <w:tcPr>
             <w:tcW w:w="838" w:type="dxa"/>
+            <w:tcMar/>
           </w:tcPr>
           <w:p>
             <w:pPr>
@@ -10390,6 +11404,7 @@
         <w:tc>
           <w:tcPr>
             <w:tcW w:w="1842" w:type="dxa"/>
+            <w:tcMar/>
           </w:tcPr>
           <w:p>
             <w:pPr>
@@ -10412,6 +11427,7 @@
         <w:tc>
           <w:tcPr>
             <w:tcW w:w="1843" w:type="dxa"/>
+            <w:tcMar/>
           </w:tcPr>
           <w:p>
             <w:pPr>
@@ -10429,41 +11445,127 @@
         <w:tc>
           <w:tcPr>
             <w:tcW w:w="4961" w:type="dxa"/>
-          </w:tcPr>
-          <w:p>
-            <w:pPr>
-              <w:spacing w:line="360" w:lineRule="auto"/>
-              <w:jc w:val="left"/>
-              <w:rPr>
-                <w:color w:val="000000"/>
-              </w:rPr>
-            </w:pPr>
-            <w:r>
-              <w:rPr>
-                <w:color w:val="000000"/>
-              </w:rPr>
-              <w:t>NG_SB_CLOS_ENTRY_EXIT&gt; USERNAME</w:t>
-            </w:r>
-          </w:p>
-          <w:p>
-            <w:pPr>
-              <w:spacing w:line="360" w:lineRule="auto"/>
-              <w:jc w:val="left"/>
-              <w:rPr>
-                <w:rFonts w:eastAsia="Calibri"/>
-              </w:rPr>
-            </w:pPr>
-            <w:r>
-              <w:rPr>
-                <w:rFonts w:eastAsia="Calibri"/>
-              </w:rPr>
-              <w:t xml:space="preserve">Với điều kiện WORKSTEP = </w:t>
-            </w:r>
-            <w:r>
-              <w:rPr>
-                <w:rFonts w:eastAsia="Calibri"/>
-              </w:rPr>
-              <w:t>'UnderwriterChecker'</w:t>
+            <w:tcMar/>
+            <w:vAlign w:val="center"/>
+          </w:tcPr>
+          <w:p>
+            <w:pPr>
+              <w:spacing w:line="360" w:lineRule="auto"/>
+              <w:jc w:val="left"/>
+              <w:rPr>
+                <w:color w:val="000000"/>
+              </w:rPr>
+            </w:pPr>
+            <w:r>
+              <w:rPr>
+                <w:color w:val="000000"/>
+              </w:rPr>
+              <w:t>NG_SB_CLOS_EXTTABLE i</w:t>
+            </w:r>
+            <w:r>
+              <w:rPr>
+                <w:color w:val="000000"/>
+              </w:rPr>
+              <w:t>&gt;</w:t>
+            </w:r>
+          </w:p>
+          <w:p>
+            <w:pPr>
+              <w:spacing w:line="360" w:lineRule="auto"/>
+              <w:jc w:val="left"/>
+              <w:rPr>
+                <w:rFonts w:eastAsia="Calibri"/>
+              </w:rPr>
+            </w:pPr>
+            <w:r>
+              <w:rPr>
+                <w:color w:val="000000"/>
+              </w:rPr>
+              <w:t>NG_SB_CLOS_USER_MAKE_WORK_STEP</w:t>
+            </w:r>
+            <w:r>
+              <w:rPr>
+                <w:color w:val="000000"/>
+              </w:rPr>
+              <w:t xml:space="preserve"> m&gt;</w:t>
+            </w:r>
+            <w:r>
+              <w:rPr>
+                <w:color w:val="000000"/>
+                <w:sz w:val="22"/>
+                <w:szCs w:val="22"/>
+              </w:rPr>
+              <w:br/>
+            </w:r>
+            <w:proofErr w:type="gramStart"/>
+            <w:r>
+              <w:rPr>
+                <w:color w:val="000000"/>
+                <w:sz w:val="22"/>
+                <w:szCs w:val="22"/>
+              </w:rPr>
+              <w:t>COALESCE(</w:t>
+            </w:r>
+            <w:proofErr w:type="gramEnd"/>
+            <w:r>
+              <w:rPr>
+                <w:color w:val="000000"/>
+                <w:sz w:val="22"/>
+                <w:szCs w:val="22"/>
+              </w:rPr>
+              <w:t xml:space="preserve">CASE WHEN </w:t>
+            </w:r>
+            <w:proofErr w:type="gramStart"/>
+            <w:r>
+              <w:rPr>
+                <w:color w:val="000000"/>
+                <w:sz w:val="22"/>
+                <w:szCs w:val="22"/>
+              </w:rPr>
+              <w:t>m.WORK</w:t>
+            </w:r>
+            <w:proofErr w:type="gramEnd"/>
+            <w:r>
+              <w:rPr>
+                <w:color w:val="000000"/>
+                <w:sz w:val="22"/>
+                <w:szCs w:val="22"/>
+              </w:rPr>
+              <w:t xml:space="preserve">_STEP = 'UnderwriterChecker' THEN m.USER_MAKE </w:t>
+            </w:r>
+            <w:r>
+              <w:rPr>
+                <w:color w:val="000000"/>
+                <w:sz w:val="22"/>
+                <w:szCs w:val="22"/>
+              </w:rPr>
+              <w:br/>
+            </w:r>
+            <w:r>
+              <w:rPr>
+                <w:color w:val="000000"/>
+                <w:sz w:val="22"/>
+                <w:szCs w:val="22"/>
+              </w:rPr>
+              <w:t xml:space="preserve"> END, </w:t>
+            </w:r>
+            <w:proofErr w:type="gramStart"/>
+            <w:r>
+              <w:rPr>
+                <w:color w:val="000000"/>
+                <w:sz w:val="22"/>
+                <w:szCs w:val="22"/>
+              </w:rPr>
+              <w:t>i.UWCHKRUSER</w:t>
+            </w:r>
+            <w:proofErr w:type="gramEnd"/>
+            <w:r>
+              <w:rPr>
+                <w:color w:val="000000"/>
+                <w:sz w:val="22"/>
+                <w:szCs w:val="22"/>
+              </w:rPr>
+              <w:t>)</w:t>
             </w:r>
           </w:p>
         </w:tc>
@@ -10472,6 +11574,7 @@
         <w:tc>
           <w:tcPr>
             <w:tcW w:w="838" w:type="dxa"/>
+            <w:tcMar/>
           </w:tcPr>
           <w:p>
             <w:pPr>
@@ -10492,6 +11595,7 @@
         <w:tc>
           <w:tcPr>
             <w:tcW w:w="1842" w:type="dxa"/>
+            <w:tcMar/>
           </w:tcPr>
           <w:p>
             <w:pPr>
@@ -10514,6 +11618,7 @@
         <w:tc>
           <w:tcPr>
             <w:tcW w:w="1843" w:type="dxa"/>
+            <w:tcMar/>
           </w:tcPr>
           <w:p>
             <w:pPr>
@@ -10531,35 +11636,206 @@
         <w:tc>
           <w:tcPr>
             <w:tcW w:w="4961" w:type="dxa"/>
-          </w:tcPr>
-          <w:p>
-            <w:pPr>
-              <w:spacing w:line="360" w:lineRule="auto"/>
-              <w:jc w:val="left"/>
-              <w:rPr>
-                <w:color w:val="000000"/>
-              </w:rPr>
-            </w:pPr>
-            <w:r>
-              <w:rPr>
-                <w:color w:val="000000"/>
-              </w:rPr>
-              <w:t>NG_SB_CLOS_ENTRY_EXIT&gt; USERNAME</w:t>
-            </w:r>
-          </w:p>
-          <w:p>
-            <w:pPr>
-              <w:spacing w:line="360" w:lineRule="auto"/>
-              <w:jc w:val="left"/>
-              <w:rPr>
-                <w:rFonts w:eastAsia="Calibri"/>
-              </w:rPr>
-            </w:pPr>
-            <w:r>
-              <w:rPr>
-                <w:rFonts w:eastAsia="Calibri"/>
-              </w:rPr>
-              <w:t>Với điều kiện WORKSTEP in ('CreditApproval', 'CreditCommittee')</w:t>
+            <w:tcMar/>
+            <w:vAlign w:val="center"/>
+          </w:tcPr>
+          <w:p>
+            <w:pPr>
+              <w:spacing w:line="360" w:lineRule="auto"/>
+              <w:jc w:val="left"/>
+              <w:rPr>
+                <w:color w:val="000000"/>
+              </w:rPr>
+            </w:pPr>
+            <w:r>
+              <w:t>NG_SB_CLOS_APPROVAL e</w:t>
+            </w:r>
+            <w:r>
+              <w:t>&gt;</w:t>
+            </w:r>
+          </w:p>
+          <w:p>
+            <w:pPr>
+              <w:spacing w:line="360" w:lineRule="auto"/>
+              <w:jc w:val="left"/>
+              <w:rPr>
+                <w:color w:val="000000"/>
+                <w:sz w:val="22"/>
+                <w:szCs w:val="22"/>
+              </w:rPr>
+            </w:pPr>
+            <w:r>
+              <w:rPr>
+                <w:color w:val="000000"/>
+              </w:rPr>
+              <w:t>NG_SB_CLOS_USER_MAKE_WORK_STEP</w:t>
+            </w:r>
+            <w:r>
+              <w:rPr>
+                <w:color w:val="000000"/>
+              </w:rPr>
+              <w:t xml:space="preserve"> m&gt;</w:t>
+            </w:r>
+          </w:p>
+          <w:p>
+            <w:pPr>
+              <w:spacing w:line="360" w:lineRule="auto"/>
+              <w:jc w:val="left"/>
+              <w:rPr>
+                <w:rFonts w:eastAsia="Calibri"/>
+              </w:rPr>
+            </w:pPr>
+            <w:proofErr w:type="gramStart"/>
+            <w:r>
+              <w:rPr>
+                <w:color w:val="000000"/>
+                <w:sz w:val="22"/>
+                <w:szCs w:val="22"/>
+              </w:rPr>
+              <w:t>COALESCE(</w:t>
+            </w:r>
+            <w:proofErr w:type="gramEnd"/>
+            <w:r>
+              <w:rPr>
+                <w:color w:val="000000"/>
+                <w:sz w:val="22"/>
+                <w:szCs w:val="22"/>
+              </w:rPr>
+              <w:t>m.USER_MAKE,</w:t>
+            </w:r>
+            <w:r>
+              <w:rPr>
+                <w:color w:val="000000"/>
+                <w:sz w:val="22"/>
+                <w:szCs w:val="22"/>
+              </w:rPr>
+              <w:br/>
+            </w:r>
+            <w:r>
+              <w:rPr>
+                <w:color w:val="000000"/>
+                <w:sz w:val="22"/>
+                <w:szCs w:val="22"/>
+              </w:rPr>
+              <w:t xml:space="preserve">    CASE e.APP_GRP</w:t>
+            </w:r>
+            <w:r>
+              <w:rPr>
+                <w:color w:val="000000"/>
+                <w:sz w:val="22"/>
+                <w:szCs w:val="22"/>
+              </w:rPr>
+              <w:br/>
+            </w:r>
+            <w:r>
+              <w:rPr>
+                <w:color w:val="000000"/>
+                <w:sz w:val="22"/>
+                <w:szCs w:val="22"/>
+              </w:rPr>
+              <w:t xml:space="preserve">        WHEN 'A1</w:t>
+            </w:r>
+            <w:proofErr w:type="gramStart"/>
+            <w:r>
+              <w:rPr>
+                <w:color w:val="000000"/>
+                <w:sz w:val="22"/>
+                <w:szCs w:val="22"/>
+              </w:rPr>
+              <w:t>'  THEN</w:t>
+            </w:r>
+            <w:proofErr w:type="gramEnd"/>
+            <w:r>
+              <w:rPr>
+                <w:color w:val="000000"/>
+                <w:sz w:val="22"/>
+                <w:szCs w:val="22"/>
+              </w:rPr>
+              <w:t xml:space="preserve"> '</w:t>
+            </w:r>
+            <w:proofErr w:type="gramStart"/>
+            <w:r>
+              <w:rPr>
+                <w:color w:val="000000"/>
+                <w:sz w:val="22"/>
+                <w:szCs w:val="22"/>
+              </w:rPr>
+              <w:t>long.lq</w:t>
+            </w:r>
+            <w:proofErr w:type="gramEnd"/>
+            <w:r>
+              <w:rPr>
+                <w:color w:val="000000"/>
+                <w:sz w:val="22"/>
+                <w:szCs w:val="22"/>
+              </w:rPr>
+              <w:t>'</w:t>
+            </w:r>
+            <w:r>
+              <w:rPr>
+                <w:color w:val="000000"/>
+                <w:sz w:val="22"/>
+                <w:szCs w:val="22"/>
+              </w:rPr>
+              <w:br/>
+            </w:r>
+            <w:r>
+              <w:rPr>
+                <w:color w:val="000000"/>
+                <w:sz w:val="22"/>
+                <w:szCs w:val="22"/>
+              </w:rPr>
+              <w:t xml:space="preserve">        WHEN 'CC</w:t>
+            </w:r>
+            <w:proofErr w:type="gramStart"/>
+            <w:r>
+              <w:rPr>
+                <w:color w:val="000000"/>
+                <w:sz w:val="22"/>
+                <w:szCs w:val="22"/>
+              </w:rPr>
+              <w:t>'  THEN</w:t>
+            </w:r>
+            <w:proofErr w:type="gramEnd"/>
+            <w:r>
+              <w:rPr>
+                <w:color w:val="000000"/>
+                <w:sz w:val="22"/>
+                <w:szCs w:val="22"/>
+              </w:rPr>
+              <w:t xml:space="preserve"> 'UBTD'</w:t>
+            </w:r>
+            <w:r>
+              <w:rPr>
+                <w:color w:val="000000"/>
+                <w:sz w:val="22"/>
+                <w:szCs w:val="22"/>
+              </w:rPr>
+              <w:br/>
+            </w:r>
+            <w:r>
+              <w:rPr>
+                <w:color w:val="000000"/>
+                <w:sz w:val="22"/>
+                <w:szCs w:val="22"/>
+              </w:rPr>
+              <w:t xml:space="preserve">        WHEN 'BOD' THEN 'HDQT'</w:t>
+            </w:r>
+            <w:r>
+              <w:rPr>
+                <w:color w:val="000000"/>
+                <w:sz w:val="22"/>
+                <w:szCs w:val="22"/>
+              </w:rPr>
+              <w:br/>
+            </w:r>
+            <w:r>
+              <w:rPr>
+                <w:color w:val="000000"/>
+                <w:sz w:val="22"/>
+                <w:szCs w:val="22"/>
+              </w:rPr>
+              <w:t xml:space="preserve">    END) </w:t>
             </w:r>
           </w:p>
         </w:tc>
@@ -10568,6 +11844,7 @@
         <w:tc>
           <w:tcPr>
             <w:tcW w:w="838" w:type="dxa"/>
+            <w:tcMar/>
           </w:tcPr>
           <w:p>
             <w:pPr>
@@ -10588,6 +11865,7 @@
         <w:tc>
           <w:tcPr>
             <w:tcW w:w="1842" w:type="dxa"/>
+            <w:tcMar/>
           </w:tcPr>
           <w:p>
             <w:pPr>
@@ -10607,6 +11885,7 @@
         <w:tc>
           <w:tcPr>
             <w:tcW w:w="1843" w:type="dxa"/>
+            <w:tcMar/>
           </w:tcPr>
           <w:p>
             <w:pPr>
@@ -10624,6 +11903,7 @@
         <w:tc>
           <w:tcPr>
             <w:tcW w:w="4961" w:type="dxa"/>
+            <w:tcMar/>
           </w:tcPr>
           <w:p>
             <w:pPr>
@@ -10646,6 +11926,7 @@
         <w:tc>
           <w:tcPr>
             <w:tcW w:w="838" w:type="dxa"/>
+            <w:tcMar/>
           </w:tcPr>
           <w:p>
             <w:pPr>
@@ -10666,6 +11947,7 @@
         <w:tc>
           <w:tcPr>
             <w:tcW w:w="1842" w:type="dxa"/>
+            <w:tcMar/>
           </w:tcPr>
           <w:p>
             <w:pPr>
@@ -10685,6 +11967,7 @@
         <w:tc>
           <w:tcPr>
             <w:tcW w:w="1843" w:type="dxa"/>
+            <w:tcMar/>
           </w:tcPr>
           <w:p>
             <w:pPr>
@@ -10702,6 +11985,7 @@
         <w:tc>
           <w:tcPr>
             <w:tcW w:w="4961" w:type="dxa"/>
+            <w:tcMar/>
           </w:tcPr>
           <w:p>
             <w:pPr>
@@ -10724,6 +12008,7 @@
         <w:tc>
           <w:tcPr>
             <w:tcW w:w="838" w:type="dxa"/>
+            <w:tcMar/>
           </w:tcPr>
           <w:p>
             <w:pPr>
@@ -10744,6 +12029,7 @@
         <w:tc>
           <w:tcPr>
             <w:tcW w:w="1842" w:type="dxa"/>
+            <w:tcMar/>
           </w:tcPr>
           <w:p>
             <w:pPr>
@@ -10763,6 +12049,7 @@
         <w:tc>
           <w:tcPr>
             <w:tcW w:w="1843" w:type="dxa"/>
+            <w:tcMar/>
           </w:tcPr>
           <w:p>
             <w:pPr>
@@ -10780,6 +12067,7 @@
         <w:tc>
           <w:tcPr>
             <w:tcW w:w="4961" w:type="dxa"/>
+            <w:tcMar/>
           </w:tcPr>
           <w:p>
             <w:pPr>
@@ -10802,6 +12090,7 @@
         <w:tc>
           <w:tcPr>
             <w:tcW w:w="838" w:type="dxa"/>
+            <w:tcMar/>
           </w:tcPr>
           <w:p>
             <w:pPr>
@@ -10822,6 +12111,7 @@
         <w:tc>
           <w:tcPr>
             <w:tcW w:w="1842" w:type="dxa"/>
+            <w:tcMar/>
           </w:tcPr>
           <w:p>
             <w:pPr>
@@ -10841,6 +12131,7 @@
         <w:tc>
           <w:tcPr>
             <w:tcW w:w="1843" w:type="dxa"/>
+            <w:tcMar/>
           </w:tcPr>
           <w:p>
             <w:pPr>
@@ -10858,6 +12149,7 @@
         <w:tc>
           <w:tcPr>
             <w:tcW w:w="4961" w:type="dxa"/>
+            <w:tcMar/>
           </w:tcPr>
           <w:p>
             <w:pPr>
@@ -10880,6 +12172,7 @@
         <w:tc>
           <w:tcPr>
             <w:tcW w:w="838" w:type="dxa"/>
+            <w:tcMar/>
           </w:tcPr>
           <w:p>
             <w:pPr>
@@ -10900,6 +12193,7 @@
         <w:tc>
           <w:tcPr>
             <w:tcW w:w="1842" w:type="dxa"/>
+            <w:tcMar/>
           </w:tcPr>
           <w:p>
             <w:pPr>
@@ -10919,6 +12213,7 @@
         <w:tc>
           <w:tcPr>
             <w:tcW w:w="1843" w:type="dxa"/>
+            <w:tcMar/>
           </w:tcPr>
           <w:p>
             <w:pPr>
@@ -10936,6 +12231,7 @@
         <w:tc>
           <w:tcPr>
             <w:tcW w:w="4961" w:type="dxa"/>
+            <w:tcMar/>
           </w:tcPr>
           <w:p>
             <w:pPr>
@@ -10958,6 +12254,7 @@
         <w:tc>
           <w:tcPr>
             <w:tcW w:w="838" w:type="dxa"/>
+            <w:tcMar/>
           </w:tcPr>
           <w:p>
             <w:pPr>
@@ -10978,6 +12275,7 @@
         <w:tc>
           <w:tcPr>
             <w:tcW w:w="1842" w:type="dxa"/>
+            <w:tcMar/>
           </w:tcPr>
           <w:p>
             <w:pPr>
@@ -10997,6 +12295,7 @@
         <w:tc>
           <w:tcPr>
             <w:tcW w:w="1843" w:type="dxa"/>
+            <w:tcMar/>
           </w:tcPr>
           <w:p>
             <w:pPr>
@@ -11014,6 +12313,7 @@
         <w:tc>
           <w:tcPr>
             <w:tcW w:w="4961" w:type="dxa"/>
+            <w:tcMar/>
           </w:tcPr>
           <w:p>
             <w:pPr>
@@ -11142,6 +12442,7 @@
         <w:tc>
           <w:tcPr>
             <w:tcW w:w="838" w:type="dxa"/>
+            <w:tcMar/>
           </w:tcPr>
           <w:p>
             <w:pPr>
@@ -11162,6 +12463,7 @@
         <w:tc>
           <w:tcPr>
             <w:tcW w:w="1842" w:type="dxa"/>
+            <w:tcMar/>
           </w:tcPr>
           <w:p>
             <w:pPr>
@@ -11181,6 +12483,7 @@
         <w:tc>
           <w:tcPr>
             <w:tcW w:w="1843" w:type="dxa"/>
+            <w:tcMar/>
           </w:tcPr>
           <w:p>
             <w:pPr>
@@ -11198,6 +12501,7 @@
         <w:tc>
           <w:tcPr>
             <w:tcW w:w="4961" w:type="dxa"/>
+            <w:tcMar/>
           </w:tcPr>
           <w:p>
             <w:pPr>
@@ -11272,6 +12576,7 @@
         <w:tc>
           <w:tcPr>
             <w:tcW w:w="838" w:type="dxa"/>
+            <w:tcMar/>
           </w:tcPr>
           <w:p>
             <w:pPr>
@@ -11292,6 +12597,7 @@
         <w:tc>
           <w:tcPr>
             <w:tcW w:w="1842" w:type="dxa"/>
+            <w:tcMar/>
           </w:tcPr>
           <w:p>
             <w:pPr>
@@ -11311,6 +12617,7 @@
         <w:tc>
           <w:tcPr>
             <w:tcW w:w="1843" w:type="dxa"/>
+            <w:tcMar/>
           </w:tcPr>
           <w:p>
             <w:pPr>
@@ -11328,6 +12635,7 @@
         <w:tc>
           <w:tcPr>
             <w:tcW w:w="4961" w:type="dxa"/>
+            <w:tcMar/>
           </w:tcPr>
           <w:p>
             <w:pPr>
@@ -11414,6 +12722,7 @@
         <w:tc>
           <w:tcPr>
             <w:tcW w:w="838" w:type="dxa"/>
+            <w:tcMar/>
           </w:tcPr>
           <w:p>
             <w:pPr>
@@ -11434,6 +12743,7 @@
         <w:tc>
           <w:tcPr>
             <w:tcW w:w="1842" w:type="dxa"/>
+            <w:tcMar/>
           </w:tcPr>
           <w:p>
             <w:pPr>
@@ -11453,6 +12763,7 @@
         <w:tc>
           <w:tcPr>
             <w:tcW w:w="1843" w:type="dxa"/>
+            <w:tcMar/>
           </w:tcPr>
           <w:p>
             <w:pPr>
@@ -11470,6 +12781,7 @@
         <w:tc>
           <w:tcPr>
             <w:tcW w:w="4961" w:type="dxa"/>
+            <w:tcMar/>
           </w:tcPr>
           <w:p>
             <w:pPr>
@@ -11504,7 +12816,21 @@
               <w:rPr>
                 <w:rFonts w:eastAsia="Calibri"/>
               </w:rPr>
-              <w:t>'TAI SAN KHAC - MMTB,DCSX'</w:t>
+              <w:t xml:space="preserve">'TAI SAN KHAC - </w:t>
+            </w:r>
+            <w:proofErr w:type="gramStart"/>
+            <w:r>
+              <w:rPr>
+                <w:rFonts w:eastAsia="Calibri"/>
+              </w:rPr>
+              <w:t>MMTB,DCSX</w:t>
+            </w:r>
+            <w:proofErr w:type="gramEnd"/>
+            <w:r>
+              <w:rPr>
+                <w:rFonts w:eastAsia="Calibri"/>
+              </w:rPr>
+              <w:t>'</w:t>
             </w:r>
             <w:r>
               <w:rPr>
@@ -11556,6 +12882,7 @@
         <w:tc>
           <w:tcPr>
             <w:tcW w:w="838" w:type="dxa"/>
+            <w:tcMar/>
           </w:tcPr>
           <w:p>
             <w:pPr>
@@ -11576,6 +12903,7 @@
         <w:tc>
           <w:tcPr>
             <w:tcW w:w="1842" w:type="dxa"/>
+            <w:tcMar/>
           </w:tcPr>
           <w:p>
             <w:pPr>
@@ -11595,6 +12923,7 @@
         <w:tc>
           <w:tcPr>
             <w:tcW w:w="1843" w:type="dxa"/>
+            <w:tcMar/>
           </w:tcPr>
           <w:p>
             <w:pPr>
@@ -11612,6 +12941,7 @@
         <w:tc>
           <w:tcPr>
             <w:tcW w:w="4961" w:type="dxa"/>
+            <w:tcMar/>
           </w:tcPr>
           <w:p>
             <w:pPr>
@@ -11698,6 +13028,7 @@
         <w:tc>
           <w:tcPr>
             <w:tcW w:w="838" w:type="dxa"/>
+            <w:tcMar/>
           </w:tcPr>
           <w:p>
             <w:pPr>
@@ -11718,6 +13049,7 @@
         <w:tc>
           <w:tcPr>
             <w:tcW w:w="1842" w:type="dxa"/>
+            <w:tcMar/>
           </w:tcPr>
           <w:p>
             <w:pPr>
@@ -11737,6 +13069,7 @@
         <w:tc>
           <w:tcPr>
             <w:tcW w:w="1843" w:type="dxa"/>
+            <w:tcMar/>
           </w:tcPr>
           <w:p>
             <w:pPr>
@@ -11754,6 +13087,7 @@
         <w:tc>
           <w:tcPr>
             <w:tcW w:w="4961" w:type="dxa"/>
+            <w:tcMar/>
           </w:tcPr>
           <w:p>
             <w:pPr>
@@ -11924,6 +13258,7 @@
         <w:tc>
           <w:tcPr>
             <w:tcW w:w="838" w:type="dxa"/>
+            <w:tcMar/>
           </w:tcPr>
           <w:p>
             <w:pPr>
@@ -11944,6 +13279,7 @@
         <w:tc>
           <w:tcPr>
             <w:tcW w:w="1842" w:type="dxa"/>
+            <w:tcMar/>
           </w:tcPr>
           <w:p>
             <w:pPr>
@@ -11963,6 +13299,7 @@
         <w:tc>
           <w:tcPr>
             <w:tcW w:w="1843" w:type="dxa"/>
+            <w:tcMar/>
           </w:tcPr>
           <w:p>
             <w:pPr>
@@ -11980,6 +13317,7 @@
         <w:tc>
           <w:tcPr>
             <w:tcW w:w="4961" w:type="dxa"/>
+            <w:tcMar/>
           </w:tcPr>
           <w:p>
             <w:pPr>
@@ -12066,6 +13404,7 @@
         <w:tc>
           <w:tcPr>
             <w:tcW w:w="838" w:type="dxa"/>
+            <w:tcMar/>
           </w:tcPr>
           <w:p>
             <w:pPr>
@@ -12086,6 +13425,7 @@
         <w:tc>
           <w:tcPr>
             <w:tcW w:w="1842" w:type="dxa"/>
+            <w:tcMar/>
           </w:tcPr>
           <w:p>
             <w:pPr>
@@ -12108,6 +13448,7 @@
         <w:tc>
           <w:tcPr>
             <w:tcW w:w="1843" w:type="dxa"/>
+            <w:tcMar/>
           </w:tcPr>
           <w:p>
             <w:pPr>
@@ -12125,6 +13466,7 @@
         <w:tc>
           <w:tcPr>
             <w:tcW w:w="4961" w:type="dxa"/>
+            <w:tcMar/>
           </w:tcPr>
           <w:p>
             <w:pPr>
@@ -12211,6 +13553,7 @@
         <w:tc>
           <w:tcPr>
             <w:tcW w:w="838" w:type="dxa"/>
+            <w:tcMar/>
           </w:tcPr>
           <w:p>
             <w:pPr>
@@ -12231,6 +13574,7 @@
         <w:tc>
           <w:tcPr>
             <w:tcW w:w="1842" w:type="dxa"/>
+            <w:tcMar/>
           </w:tcPr>
           <w:p>
             <w:pPr>
@@ -12250,6 +13594,7 @@
         <w:tc>
           <w:tcPr>
             <w:tcW w:w="1843" w:type="dxa"/>
+            <w:tcMar/>
           </w:tcPr>
           <w:p>
             <w:pPr>
@@ -12267,6 +13612,7 @@
         <w:tc>
           <w:tcPr>
             <w:tcW w:w="4961" w:type="dxa"/>
+            <w:tcMar/>
           </w:tcPr>
           <w:p>
             <w:pPr>
@@ -12301,7 +13647,21 @@
               <w:rPr>
                 <w:rFonts w:eastAsia="Calibri"/>
               </w:rPr>
-              <w:t>'TR.PHIEU TIN PH'</w:t>
+              <w:t>'</w:t>
+            </w:r>
+            <w:proofErr w:type="gramStart"/>
+            <w:r>
+              <w:rPr>
+                <w:rFonts w:eastAsia="Calibri"/>
+              </w:rPr>
+              <w:t>TR.PHIEU</w:t>
+            </w:r>
+            <w:proofErr w:type="gramEnd"/>
+            <w:r>
+              <w:rPr>
+                <w:rFonts w:eastAsia="Calibri"/>
+              </w:rPr>
+              <w:t xml:space="preserve"> TIN PH'</w:t>
             </w:r>
             <w:r>
               <w:rPr>
@@ -12353,6 +13713,7 @@
         <w:tc>
           <w:tcPr>
             <w:tcW w:w="838" w:type="dxa"/>
+            <w:tcMar/>
           </w:tcPr>
           <w:p>
             <w:pPr>
@@ -12373,6 +13734,7 @@
         <w:tc>
           <w:tcPr>
             <w:tcW w:w="1842" w:type="dxa"/>
+            <w:tcMar/>
           </w:tcPr>
           <w:p>
             <w:pPr>
@@ -12395,6 +13757,7 @@
         <w:tc>
           <w:tcPr>
             <w:tcW w:w="1843" w:type="dxa"/>
+            <w:tcMar/>
           </w:tcPr>
           <w:p>
             <w:pPr>
@@ -12412,6 +13775,7 @@
         <w:tc>
           <w:tcPr>
             <w:tcW w:w="4961" w:type="dxa"/>
+            <w:tcMar/>
           </w:tcPr>
           <w:p>
             <w:pPr>
@@ -12434,6 +13798,7 @@
         <w:tc>
           <w:tcPr>
             <w:tcW w:w="838" w:type="dxa"/>
+            <w:tcMar/>
           </w:tcPr>
           <w:p>
             <w:pPr>
@@ -12454,6 +13819,7 @@
         <w:tc>
           <w:tcPr>
             <w:tcW w:w="1842" w:type="dxa"/>
+            <w:tcMar/>
           </w:tcPr>
           <w:p>
             <w:pPr>
@@ -12473,6 +13839,7 @@
         <w:tc>
           <w:tcPr>
             <w:tcW w:w="1843" w:type="dxa"/>
+            <w:tcMar/>
           </w:tcPr>
           <w:p>
             <w:pPr>
@@ -12490,6 +13857,7 @@
         <w:tc>
           <w:tcPr>
             <w:tcW w:w="4961" w:type="dxa"/>
+            <w:tcMar/>
           </w:tcPr>
           <w:p>
             <w:pPr>
@@ -12545,6 +13913,7 @@
         <w:tc>
           <w:tcPr>
             <w:tcW w:w="838" w:type="dxa"/>
+            <w:tcMar/>
           </w:tcPr>
           <w:p>
             <w:pPr>
@@ -12565,6 +13934,7 @@
         <w:tc>
           <w:tcPr>
             <w:tcW w:w="1842" w:type="dxa"/>
+            <w:tcMar/>
           </w:tcPr>
           <w:p>
             <w:pPr>
@@ -12584,6 +13954,7 @@
         <w:tc>
           <w:tcPr>
             <w:tcW w:w="1843" w:type="dxa"/>
+            <w:tcMar/>
           </w:tcPr>
           <w:p>
             <w:pPr>
@@ -12601,6 +13972,7 @@
         <w:tc>
           <w:tcPr>
             <w:tcW w:w="4961" w:type="dxa"/>
+            <w:tcMar/>
           </w:tcPr>
           <w:p>
             <w:pPr>
@@ -12629,7 +14001,14 @@
               <w:rPr>
                 <w:rFonts w:eastAsia="Calibri"/>
               </w:rPr>
-              <w:t>Lấy giá trị M</w:t>
+              <w:t xml:space="preserve">Lấy giá trị </w:t>
+            </w:r>
+            <w:proofErr w:type="gramStart"/>
+            <w:r>
+              <w:rPr>
+                <w:rFonts w:eastAsia="Calibri"/>
+              </w:rPr>
+              <w:t>M</w:t>
             </w:r>
             <w:r>
               <w:rPr>
@@ -12641,7 +14020,14 @@
               <w:rPr>
                 <w:rFonts w:eastAsia="Calibri"/>
               </w:rPr>
-              <w:t xml:space="preserve">(ENTRYDATE), với điều kiện WORKSTEP </w:t>
+              <w:t>(</w:t>
+            </w:r>
+            <w:proofErr w:type="gramEnd"/>
+            <w:r>
+              <w:rPr>
+                <w:rFonts w:eastAsia="Calibri"/>
+              </w:rPr>
+              <w:t xml:space="preserve">ENTRYDATE), với điều kiện WORKSTEP </w:t>
             </w:r>
             <w:r>
               <w:rPr>
@@ -12656,6 +14042,7 @@
         <w:tc>
           <w:tcPr>
             <w:tcW w:w="838" w:type="dxa"/>
+            <w:tcMar/>
           </w:tcPr>
           <w:p>
             <w:pPr>
@@ -12676,6 +14063,7 @@
         <w:tc>
           <w:tcPr>
             <w:tcW w:w="1842" w:type="dxa"/>
+            <w:tcMar/>
           </w:tcPr>
           <w:p>
             <w:pPr>
@@ -12695,6 +14083,7 @@
         <w:tc>
           <w:tcPr>
             <w:tcW w:w="1843" w:type="dxa"/>
+            <w:tcMar/>
           </w:tcPr>
           <w:p>
             <w:pPr>
@@ -12712,6 +14101,7 @@
         <w:tc>
           <w:tcPr>
             <w:tcW w:w="4961" w:type="dxa"/>
+            <w:tcMar/>
           </w:tcPr>
           <w:p>
             <w:pPr>
@@ -12833,6 +14223,7 @@
         <w:tc>
           <w:tcPr>
             <w:tcW w:w="838" w:type="dxa"/>
+            <w:tcMar/>
           </w:tcPr>
           <w:p>
             <w:pPr>
@@ -12853,6 +14244,7 @@
         <w:tc>
           <w:tcPr>
             <w:tcW w:w="1842" w:type="dxa"/>
+            <w:tcMar/>
           </w:tcPr>
           <w:p>
             <w:pPr>
@@ -12872,6 +14264,7 @@
         <w:tc>
           <w:tcPr>
             <w:tcW w:w="1843" w:type="dxa"/>
+            <w:tcMar/>
           </w:tcPr>
           <w:p>
             <w:pPr>
@@ -12889,6 +14282,7 @@
         <w:tc>
           <w:tcPr>
             <w:tcW w:w="4961" w:type="dxa"/>
+            <w:tcMar/>
           </w:tcPr>
           <w:p>
             <w:pPr>
@@ -12917,7 +14311,21 @@
               <w:rPr>
                 <w:color w:val="000000"/>
               </w:rPr>
-              <w:t>Lấy giá trị Max(EXITDATE),</w:t>
+              <w:t xml:space="preserve">Lấy giá trị </w:t>
+            </w:r>
+            <w:proofErr w:type="gramStart"/>
+            <w:r>
+              <w:rPr>
+                <w:color w:val="000000"/>
+              </w:rPr>
+              <w:t>Max(</w:t>
+            </w:r>
+            <w:proofErr w:type="gramEnd"/>
+            <w:r>
+              <w:rPr>
+                <w:color w:val="000000"/>
+              </w:rPr>
+              <w:t>EXITDATE),</w:t>
             </w:r>
             <w:r>
               <w:rPr>
@@ -12932,6 +14340,7 @@
         <w:tc>
           <w:tcPr>
             <w:tcW w:w="838" w:type="dxa"/>
+            <w:tcMar/>
           </w:tcPr>
           <w:p>
             <w:pPr>
@@ -12952,6 +14361,7 @@
         <w:tc>
           <w:tcPr>
             <w:tcW w:w="1842" w:type="dxa"/>
+            <w:tcMar/>
           </w:tcPr>
           <w:p>
             <w:pPr>
@@ -12971,6 +14381,7 @@
         <w:tc>
           <w:tcPr>
             <w:tcW w:w="1843" w:type="dxa"/>
+            <w:tcMar/>
           </w:tcPr>
           <w:p>
             <w:pPr>
@@ -12988,6 +14399,7 @@
         <w:tc>
           <w:tcPr>
             <w:tcW w:w="4961" w:type="dxa"/>
+            <w:tcMar/>
           </w:tcPr>
           <w:p>
             <w:pPr>
@@ -13049,6 +14461,7 @@
         <w:tc>
           <w:tcPr>
             <w:tcW w:w="838" w:type="dxa"/>
+            <w:tcMar/>
           </w:tcPr>
           <w:p>
             <w:pPr>
@@ -13069,6 +14482,7 @@
         <w:tc>
           <w:tcPr>
             <w:tcW w:w="1842" w:type="dxa"/>
+            <w:tcMar/>
           </w:tcPr>
           <w:p>
             <w:pPr>
@@ -13088,6 +14502,7 @@
         <w:tc>
           <w:tcPr>
             <w:tcW w:w="1843" w:type="dxa"/>
+            <w:tcMar/>
           </w:tcPr>
           <w:p>
             <w:pPr>
@@ -13105,6 +14520,7 @@
         <w:tc>
           <w:tcPr>
             <w:tcW w:w="4961" w:type="dxa"/>
+            <w:tcMar/>
           </w:tcPr>
           <w:p>
             <w:pPr>
@@ -13148,6 +14564,7 @@
         <w:tc>
           <w:tcPr>
             <w:tcW w:w="838" w:type="dxa"/>
+            <w:tcMar/>
           </w:tcPr>
           <w:p>
             <w:pPr>
@@ -13168,6 +14585,7 @@
         <w:tc>
           <w:tcPr>
             <w:tcW w:w="1842" w:type="dxa"/>
+            <w:tcMar/>
           </w:tcPr>
           <w:p>
             <w:pPr>
@@ -13187,6 +14605,7 @@
         <w:tc>
           <w:tcPr>
             <w:tcW w:w="1843" w:type="dxa"/>
+            <w:tcMar/>
           </w:tcPr>
           <w:p>
             <w:pPr>
@@ -13204,6 +14623,7 @@
         <w:tc>
           <w:tcPr>
             <w:tcW w:w="4961" w:type="dxa"/>
+            <w:tcMar/>
           </w:tcPr>
           <w:p>
             <w:pPr>
@@ -13247,6 +14667,7 @@
         <w:tc>
           <w:tcPr>
             <w:tcW w:w="838" w:type="dxa"/>
+            <w:tcMar/>
           </w:tcPr>
           <w:p>
             <w:pPr>
@@ -13267,6 +14688,7 @@
         <w:tc>
           <w:tcPr>
             <w:tcW w:w="1842" w:type="dxa"/>
+            <w:tcMar/>
           </w:tcPr>
           <w:p>
             <w:pPr>
@@ -13286,6 +14708,7 @@
         <w:tc>
           <w:tcPr>
             <w:tcW w:w="1843" w:type="dxa"/>
+            <w:tcMar/>
           </w:tcPr>
           <w:p>
             <w:pPr>
@@ -13303,6 +14726,7 @@
         <w:tc>
           <w:tcPr>
             <w:tcW w:w="4961" w:type="dxa"/>
+            <w:tcMar/>
           </w:tcPr>
           <w:p>
             <w:pPr>
@@ -13337,6 +14761,7 @@
         <w:tc>
           <w:tcPr>
             <w:tcW w:w="838" w:type="dxa"/>
+            <w:tcMar/>
           </w:tcPr>
           <w:p>
             <w:pPr>
@@ -13357,6 +14782,7 @@
         <w:tc>
           <w:tcPr>
             <w:tcW w:w="1842" w:type="dxa"/>
+            <w:tcMar/>
           </w:tcPr>
           <w:p>
             <w:pPr>
@@ -13376,6 +14802,7 @@
         <w:tc>
           <w:tcPr>
             <w:tcW w:w="1843" w:type="dxa"/>
+            <w:tcMar/>
           </w:tcPr>
           <w:p>
             <w:pPr>
@@ -13393,6 +14820,7 @@
         <w:tc>
           <w:tcPr>
             <w:tcW w:w="4961" w:type="dxa"/>
+            <w:tcMar/>
           </w:tcPr>
           <w:p>
             <w:pPr>
@@ -13427,6 +14855,7 @@
         <w:tc>
           <w:tcPr>
             <w:tcW w:w="838" w:type="dxa"/>
+            <w:tcMar/>
           </w:tcPr>
           <w:p>
             <w:pPr>
@@ -13447,6 +14876,7 @@
         <w:tc>
           <w:tcPr>
             <w:tcW w:w="1842" w:type="dxa"/>
+            <w:tcMar/>
           </w:tcPr>
           <w:p>
             <w:pPr>
@@ -13466,6 +14896,7 @@
         <w:tc>
           <w:tcPr>
             <w:tcW w:w="1843" w:type="dxa"/>
+            <w:tcMar/>
           </w:tcPr>
           <w:p>
             <w:pPr>
@@ -13483,6 +14914,7 @@
         <w:tc>
           <w:tcPr>
             <w:tcW w:w="4961" w:type="dxa"/>
+            <w:tcMar/>
           </w:tcPr>
           <w:p>
             <w:pPr>
@@ -13517,6 +14949,7 @@
         <w:tc>
           <w:tcPr>
             <w:tcW w:w="838" w:type="dxa"/>
+            <w:tcMar/>
           </w:tcPr>
           <w:p>
             <w:pPr>
@@ -13537,6 +14970,7 @@
         <w:tc>
           <w:tcPr>
             <w:tcW w:w="1842" w:type="dxa"/>
+            <w:tcMar/>
           </w:tcPr>
           <w:p>
             <w:pPr>
@@ -13556,6 +14990,7 @@
         <w:tc>
           <w:tcPr>
             <w:tcW w:w="1843" w:type="dxa"/>
+            <w:tcMar/>
           </w:tcPr>
           <w:p>
             <w:pPr>
@@ -13573,6 +15008,7 @@
         <w:tc>
           <w:tcPr>
             <w:tcW w:w="4961" w:type="dxa"/>
+            <w:tcMar/>
           </w:tcPr>
           <w:p>
             <w:pPr>
@@ -13607,6 +15043,7 @@
         <w:tc>
           <w:tcPr>
             <w:tcW w:w="838" w:type="dxa"/>
+            <w:tcMar/>
           </w:tcPr>
           <w:p>
             <w:pPr>
@@ -13627,6 +15064,7 @@
         <w:tc>
           <w:tcPr>
             <w:tcW w:w="1842" w:type="dxa"/>
+            <w:tcMar/>
           </w:tcPr>
           <w:p>
             <w:pPr>
@@ -13646,6 +15084,7 @@
         <w:tc>
           <w:tcPr>
             <w:tcW w:w="1843" w:type="dxa"/>
+            <w:tcMar/>
           </w:tcPr>
           <w:p>
             <w:pPr>
@@ -13663,6 +15102,7 @@
         <w:tc>
           <w:tcPr>
             <w:tcW w:w="4961" w:type="dxa"/>
+            <w:tcMar/>
           </w:tcPr>
           <w:p>
             <w:pPr>
@@ -13697,6 +15137,7 @@
         <w:tc>
           <w:tcPr>
             <w:tcW w:w="838" w:type="dxa"/>
+            <w:tcMar/>
           </w:tcPr>
           <w:p>
             <w:pPr>
@@ -13717,6 +15158,7 @@
         <w:tc>
           <w:tcPr>
             <w:tcW w:w="1842" w:type="dxa"/>
+            <w:tcMar/>
           </w:tcPr>
           <w:p>
             <w:pPr>
@@ -13736,6 +15178,7 @@
         <w:tc>
           <w:tcPr>
             <w:tcW w:w="1843" w:type="dxa"/>
+            <w:tcMar/>
           </w:tcPr>
           <w:p>
             <w:pPr>
@@ -13753,6 +15196,7 @@
         <w:tc>
           <w:tcPr>
             <w:tcW w:w="4961" w:type="dxa"/>
+            <w:tcMar/>
           </w:tcPr>
           <w:p>
             <w:pPr>
@@ -13787,6 +15231,7 @@
         <w:tc>
           <w:tcPr>
             <w:tcW w:w="838" w:type="dxa"/>
+            <w:tcMar/>
           </w:tcPr>
           <w:p>
             <w:pPr>
@@ -13807,6 +15252,7 @@
         <w:tc>
           <w:tcPr>
             <w:tcW w:w="1842" w:type="dxa"/>
+            <w:tcMar/>
           </w:tcPr>
           <w:p>
             <w:pPr>
@@ -13826,6 +15272,7 @@
         <w:tc>
           <w:tcPr>
             <w:tcW w:w="1843" w:type="dxa"/>
+            <w:tcMar/>
           </w:tcPr>
           <w:p>
             <w:pPr>
@@ -13843,6 +15290,7 @@
         <w:tc>
           <w:tcPr>
             <w:tcW w:w="4961" w:type="dxa"/>
+            <w:tcMar/>
           </w:tcPr>
           <w:p>
             <w:pPr>
@@ -13877,6 +15325,7 @@
         <w:tc>
           <w:tcPr>
             <w:tcW w:w="838" w:type="dxa"/>
+            <w:tcMar/>
           </w:tcPr>
           <w:p>
             <w:pPr>
@@ -13897,6 +15346,7 @@
         <w:tc>
           <w:tcPr>
             <w:tcW w:w="1842" w:type="dxa"/>
+            <w:tcMar/>
           </w:tcPr>
           <w:p>
             <w:pPr>
@@ -13916,6 +15366,7 @@
         <w:tc>
           <w:tcPr>
             <w:tcW w:w="1843" w:type="dxa"/>
+            <w:tcMar/>
           </w:tcPr>
           <w:p>
             <w:pPr>
@@ -13933,6 +15384,7 @@
         <w:tc>
           <w:tcPr>
             <w:tcW w:w="4961" w:type="dxa"/>
+            <w:tcMar/>
           </w:tcPr>
           <w:p>
             <w:pPr>
@@ -13967,6 +15419,7 @@
         <w:tc>
           <w:tcPr>
             <w:tcW w:w="838" w:type="dxa"/>
+            <w:tcMar/>
           </w:tcPr>
           <w:p>
             <w:pPr>
@@ -13987,6 +15440,7 @@
         <w:tc>
           <w:tcPr>
             <w:tcW w:w="1842" w:type="dxa"/>
+            <w:tcMar/>
           </w:tcPr>
           <w:p>
             <w:pPr>
@@ -14006,6 +15460,7 @@
         <w:tc>
           <w:tcPr>
             <w:tcW w:w="1843" w:type="dxa"/>
+            <w:tcMar/>
           </w:tcPr>
           <w:p>
             <w:pPr>
@@ -14023,6 +15478,7 @@
         <w:tc>
           <w:tcPr>
             <w:tcW w:w="4961" w:type="dxa"/>
+            <w:tcMar/>
           </w:tcPr>
           <w:p>
             <w:pPr>
@@ -14089,8 +15545,8 @@
           <w:b/>
         </w:rPr>
       </w:pPr>
-      <w:bookmarkStart w:id="47" w:name="_Toc384987417"/>
-      <w:bookmarkStart w:id="48" w:name="_Toc236991256"/>
+      <w:bookmarkStart w:name="_Toc384987417" w:id="47"/>
+      <w:bookmarkStart w:name="_Toc236991256" w:id="48"/>
       <w:bookmarkEnd w:id="45"/>
       <w:r>
         <w:rPr>
@@ -14137,9 +15593,9 @@
           <w:b/>
         </w:rPr>
       </w:pPr>
-      <w:bookmarkStart w:id="49" w:name="_Toc236991257"/>
-      <w:bookmarkStart w:id="50" w:name="_Toc360108734"/>
-      <w:bookmarkStart w:id="51" w:name="_Toc384987418"/>
+      <w:bookmarkStart w:name="_Toc236991257" w:id="49"/>
+      <w:bookmarkStart w:name="_Toc360108734" w:id="50"/>
+      <w:bookmarkStart w:name="_Toc384987418" w:id="51"/>
       <w:r>
         <w:rPr>
           <w:rFonts w:eastAsia="Calibri"/>
@@ -14168,7 +15624,7 @@
           <w:b/>
         </w:rPr>
       </w:pPr>
-      <w:bookmarkStart w:id="52" w:name="_Toc236991258"/>
+      <w:bookmarkStart w:name="_Toc236991258" w:id="52"/>
       <w:r>
         <w:rPr>
           <w:rFonts w:eastAsia="Calibri"/>
@@ -14211,8 +15667,8 @@
           <w:b/>
         </w:rPr>
       </w:pPr>
-      <w:bookmarkStart w:id="53" w:name="_Toc384987419"/>
-      <w:bookmarkStart w:id="54" w:name="_Toc236991259"/>
+      <w:bookmarkStart w:name="_Toc384987419" w:id="53"/>
+      <w:bookmarkStart w:name="_Toc236991259" w:id="54"/>
       <w:r>
         <w:rPr>
           <w:rFonts w:eastAsia="Calibri"/>
@@ -14231,7 +15687,7 @@
     <w:sectPr>
       <w:headerReference w:type="default" r:id="rId9"/>
       <w:footerReference w:type="default" r:id="rId10"/>
-      <w:pgSz w:w="11907" w:h="16839" w:code="9"/>
+      <w:pgSz w:w="11907" w:h="16839" w:orient="portrait" w:code="9"/>
       <w:pgMar w:top="1134" w:right="1134" w:bottom="1134" w:left="1418" w:header="567" w:footer="454" w:gutter="0"/>
       <w:cols w:space="720"/>
       <w:titlePg/>
@@ -14242,7 +15698,7 @@
 </file>
 
 <file path=word/endnotes.xml><?xml version="1.0" encoding="utf-8"?>
-<w:endnotes xmlns:wpc="http://schemas.microsoft.com/office/word/2010/wordprocessingCanvas" xmlns:cx="http://schemas.microsoft.com/office/drawing/2014/chartex" xmlns:cx1="http://schemas.microsoft.com/office/drawing/2015/9/8/chartex" xmlns:cx2="http://schemas.microsoft.com/office/drawing/2015/10/21/chartex" xmlns:cx3="http://schemas.microsoft.com/office/drawing/2016/5/9/chartex" xmlns:cx4="http://schemas.microsoft.com/office/drawing/2016/5/10/chartex" xmlns:cx5="http://schemas.microsoft.com/office/drawing/2016/5/11/chartex" xmlns:cx6="http://schemas.microsoft.com/office/drawing/2016/5/12/chartex" xmlns:cx7="http://schemas.microsoft.com/office/drawing/2016/5/13/chartex" xmlns:cx8="http://schemas.microsoft.com/office/drawing/2016/5/14/chartex" xmlns:mc="http://schemas.openxmlformats.org/markup-compatibility/2006" xmlns:aink="http://schemas.microsoft.com/office/drawing/2016/ink" xmlns:am3d="http://schemas.microsoft.com/office/drawing/2017/model3d" xmlns:o="urn:schemas-microsoft-com:office:office" xmlns:oel="http://schemas.microsoft.com/office/2019/extlst" xmlns:r="http://schemas.openxmlformats.org/officeDocument/2006/relationships" xmlns:m="http://schemas.openxmlformats.org/officeDocument/2006/math" xmlns:v="urn:schemas-microsoft-com:vml" xmlns:wp14="http://schemas.microsoft.com/office/word/2010/wordprocessingDrawing" xmlns:wp="http://schemas.openxmlformats.org/drawingml/2006/wordprocessingDrawing" xmlns:w10="urn:schemas-microsoft-com:office:word" xmlns:w="http://schemas.openxmlformats.org/wordprocessingml/2006/main" xmlns:w14="http://schemas.microsoft.com/office/word/2010/wordml" xmlns:w15="http://schemas.microsoft.com/office/word/2012/wordml" xmlns:w16cei="http://schemas.microsoft.com/office/word/2026/wordml/cei" xmlns:w16cex="http://schemas.microsoft.com/office/word/2018/wordml/cex" xmlns:w16cid="http://schemas.microsoft.com/office/word/2016/wordml/cid" xmlns:w16="http://schemas.microsoft.com/office/word/2018/wordml" xmlns:w16du="http://schemas.microsoft.com/office/word/2023/wordml/word16du" xmlns:w16sdtdh="http://schemas.microsoft.com/office/word/2020/wordml/sdtdatahash" xmlns:w16sdtfl="http://schemas.microsoft.com/office/word/2024/wordml/sdtformatlock" xmlns:w16se="http://schemas.microsoft.com/office/word/2015/wordml/symex" xmlns:wpg="http://schemas.microsoft.com/office/word/2010/wordprocessingGroup" xmlns:wpi="http://schemas.microsoft.com/office/word/2010/wordprocessingInk" xmlns:wne="http://schemas.microsoft.com/office/word/2006/wordml" xmlns:wps="http://schemas.microsoft.com/office/word/2010/wordprocessingShape" mc:Ignorable="w14 w15 w16se w16cid w16 w16cex w16sdtdh w16sdtfl w16du wp14">
+<w:endnotes xmlns:wpc="http://schemas.microsoft.com/office/word/2010/wordprocessingCanvas" xmlns:cx="http://schemas.microsoft.com/office/drawing/2014/chartex" xmlns:cx1="http://schemas.microsoft.com/office/drawing/2015/9/8/chartex" xmlns:cx2="http://schemas.microsoft.com/office/drawing/2015/10/21/chartex" xmlns:cx3="http://schemas.microsoft.com/office/drawing/2016/5/9/chartex" xmlns:cx4="http://schemas.microsoft.com/office/drawing/2016/5/10/chartex" xmlns:cx5="http://schemas.microsoft.com/office/drawing/2016/5/11/chartex" xmlns:cx6="http://schemas.microsoft.com/office/drawing/2016/5/12/chartex" xmlns:cx7="http://schemas.microsoft.com/office/drawing/2016/5/13/chartex" xmlns:cx8="http://schemas.microsoft.com/office/drawing/2016/5/14/chartex" xmlns:mc="http://schemas.openxmlformats.org/markup-compatibility/2006" xmlns:aink="http://schemas.microsoft.com/office/drawing/2016/ink" xmlns:am3d="http://schemas.microsoft.com/office/drawing/2017/model3d" xmlns:o="urn:schemas-microsoft-com:office:office" xmlns:oel="http://schemas.microsoft.com/office/2019/extlst" xmlns:r="http://schemas.openxmlformats.org/officeDocument/2006/relationships" xmlns:m="http://schemas.openxmlformats.org/officeDocument/2006/math" xmlns:v="urn:schemas-microsoft-com:vml" xmlns:wp14="http://schemas.microsoft.com/office/word/2010/wordprocessingDrawing" xmlns:wp="http://schemas.openxmlformats.org/drawingml/2006/wordprocessingDrawing" xmlns:w10="urn:schemas-microsoft-com:office:word" xmlns:w="http://schemas.openxmlformats.org/wordprocessingml/2006/main" xmlns:w14="http://schemas.microsoft.com/office/word/2010/wordml" xmlns:w15="http://schemas.microsoft.com/office/word/2012/wordml" xmlns:w16cex="http://schemas.microsoft.com/office/word/2018/wordml/cex" xmlns:w16cid="http://schemas.microsoft.com/office/word/2016/wordml/cid" xmlns:w16="http://schemas.microsoft.com/office/word/2018/wordml" xmlns:w16du="http://schemas.microsoft.com/office/word/2023/wordml/word16du" xmlns:w16sdtdh="http://schemas.microsoft.com/office/word/2020/wordml/sdtdatahash" xmlns:w16sdtfl="http://schemas.microsoft.com/office/word/2024/wordml/sdtformatlock" xmlns:w16se="http://schemas.microsoft.com/office/word/2015/wordml/symex" xmlns:wpg="http://schemas.microsoft.com/office/word/2010/wordprocessingGroup" xmlns:wpi="http://schemas.microsoft.com/office/word/2010/wordprocessingInk" xmlns:wne="http://schemas.microsoft.com/office/word/2006/wordml" xmlns:wps="http://schemas.microsoft.com/office/word/2010/wordprocessingShape" mc:Ignorable="w14 w15 w16se w16cid w16 w16cex w16sdtdh w16sdtfl w16du wp14">
   <w:endnote w:type="separator" w:id="-1">
     <w:p>
       <w:pPr>
@@ -14267,7 +15723,7 @@
 </file>
 
 <file path=word/footer1.xml><?xml version="1.0" encoding="utf-8"?>
-<w:ftr xmlns:wpc="http://schemas.microsoft.com/office/word/2010/wordprocessingCanvas" xmlns:cx="http://schemas.microsoft.com/office/drawing/2014/chartex" xmlns:cx1="http://schemas.microsoft.com/office/drawing/2015/9/8/chartex" xmlns:cx2="http://schemas.microsoft.com/office/drawing/2015/10/21/chartex" xmlns:cx3="http://schemas.microsoft.com/office/drawing/2016/5/9/chartex" xmlns:cx4="http://schemas.microsoft.com/office/drawing/2016/5/10/chartex" xmlns:cx5="http://schemas.microsoft.com/office/drawing/2016/5/11/chartex" xmlns:cx6="http://schemas.microsoft.com/office/drawing/2016/5/12/chartex" xmlns:cx7="http://schemas.microsoft.com/office/drawing/2016/5/13/chartex" xmlns:cx8="http://schemas.microsoft.com/office/drawing/2016/5/14/chartex" xmlns:mc="http://schemas.openxmlformats.org/markup-compatibility/2006" xmlns:aink="http://schemas.microsoft.com/office/drawing/2016/ink" xmlns:am3d="http://schemas.microsoft.com/office/drawing/2017/model3d" xmlns:o="urn:schemas-microsoft-com:office:office" xmlns:oel="http://schemas.microsoft.com/office/2019/extlst" xmlns:r="http://schemas.openxmlformats.org/officeDocument/2006/relationships" xmlns:m="http://schemas.openxmlformats.org/officeDocument/2006/math" xmlns:v="urn:schemas-microsoft-com:vml" xmlns:wp14="http://schemas.microsoft.com/office/word/2010/wordprocessingDrawing" xmlns:wp="http://schemas.openxmlformats.org/drawingml/2006/wordprocessingDrawing" xmlns:w10="urn:schemas-microsoft-com:office:word" xmlns:w="http://schemas.openxmlformats.org/wordprocessingml/2006/main" xmlns:w14="http://schemas.microsoft.com/office/word/2010/wordml" xmlns:w15="http://schemas.microsoft.com/office/word/2012/wordml" xmlns:w16cei="http://schemas.microsoft.com/office/word/2026/wordml/cei" xmlns:w16cex="http://schemas.microsoft.com/office/word/2018/wordml/cex" xmlns:w16cid="http://schemas.microsoft.com/office/word/2016/wordml/cid" xmlns:w16="http://schemas.microsoft.com/office/word/2018/wordml" xmlns:w16du="http://schemas.microsoft.com/office/word/2023/wordml/word16du" xmlns:w16sdtdh="http://schemas.microsoft.com/office/word/2020/wordml/sdtdatahash" xmlns:w16sdtfl="http://schemas.microsoft.com/office/word/2024/wordml/sdtformatlock" xmlns:w16se="http://schemas.microsoft.com/office/word/2015/wordml/symex" xmlns:wpg="http://schemas.microsoft.com/office/word/2010/wordprocessingGroup" xmlns:wpi="http://schemas.microsoft.com/office/word/2010/wordprocessingInk" xmlns:wne="http://schemas.microsoft.com/office/word/2006/wordml" xmlns:wps="http://schemas.microsoft.com/office/word/2010/wordprocessingShape" mc:Ignorable="w14 w15 w16se w16cid w16 w16cex w16sdtdh w16sdtfl w16du wp14">
+<w:ftr xmlns:wpc="http://schemas.microsoft.com/office/word/2010/wordprocessingCanvas" xmlns:cx="http://schemas.microsoft.com/office/drawing/2014/chartex" xmlns:cx1="http://schemas.microsoft.com/office/drawing/2015/9/8/chartex" xmlns:cx2="http://schemas.microsoft.com/office/drawing/2015/10/21/chartex" xmlns:cx3="http://schemas.microsoft.com/office/drawing/2016/5/9/chartex" xmlns:cx4="http://schemas.microsoft.com/office/drawing/2016/5/10/chartex" xmlns:cx5="http://schemas.microsoft.com/office/drawing/2016/5/11/chartex" xmlns:cx6="http://schemas.microsoft.com/office/drawing/2016/5/12/chartex" xmlns:cx7="http://schemas.microsoft.com/office/drawing/2016/5/13/chartex" xmlns:cx8="http://schemas.microsoft.com/office/drawing/2016/5/14/chartex" xmlns:mc="http://schemas.openxmlformats.org/markup-compatibility/2006" xmlns:aink="http://schemas.microsoft.com/office/drawing/2016/ink" xmlns:am3d="http://schemas.microsoft.com/office/drawing/2017/model3d" xmlns:o="urn:schemas-microsoft-com:office:office" xmlns:oel="http://schemas.microsoft.com/office/2019/extlst" xmlns:r="http://schemas.openxmlformats.org/officeDocument/2006/relationships" xmlns:m="http://schemas.openxmlformats.org/officeDocument/2006/math" xmlns:v="urn:schemas-microsoft-com:vml" xmlns:wp14="http://schemas.microsoft.com/office/word/2010/wordprocessingDrawing" xmlns:wp="http://schemas.openxmlformats.org/drawingml/2006/wordprocessingDrawing" xmlns:w10="urn:schemas-microsoft-com:office:word" xmlns:w="http://schemas.openxmlformats.org/wordprocessingml/2006/main" xmlns:w14="http://schemas.microsoft.com/office/word/2010/wordml" xmlns:w15="http://schemas.microsoft.com/office/word/2012/wordml" xmlns:w16cex="http://schemas.microsoft.com/office/word/2018/wordml/cex" xmlns:w16cid="http://schemas.microsoft.com/office/word/2016/wordml/cid" xmlns:w16="http://schemas.microsoft.com/office/word/2018/wordml" xmlns:w16du="http://schemas.microsoft.com/office/word/2023/wordml/word16du" xmlns:w16sdtdh="http://schemas.microsoft.com/office/word/2020/wordml/sdtdatahash" xmlns:w16sdtfl="http://schemas.microsoft.com/office/word/2024/wordml/sdtformatlock" xmlns:w16se="http://schemas.microsoft.com/office/word/2015/wordml/symex" xmlns:wpg="http://schemas.microsoft.com/office/word/2010/wordprocessingGroup" xmlns:wpi="http://schemas.microsoft.com/office/word/2010/wordprocessingInk" xmlns:wne="http://schemas.microsoft.com/office/word/2006/wordml" xmlns:wps="http://schemas.microsoft.com/office/word/2010/wordprocessingShape" mc:Ignorable="w14 w15 w16se w16cid w16 w16cex w16sdtdh w16sdtfl w16du wp14">
   <w:sdt>
     <w:sdtPr>
       <w:rPr>
@@ -14321,12 +15777,12 @@
               <w:tblW w:w="9923" w:type="dxa"/>
               <w:jc w:val="center"/>
               <w:tblBorders>
-                <w:top w:val="none" w:sz="0" w:space="0" w:color="auto"/>
-                <w:left w:val="none" w:sz="0" w:space="0" w:color="auto"/>
-                <w:bottom w:val="none" w:sz="0" w:space="0" w:color="auto"/>
-                <w:right w:val="none" w:sz="0" w:space="0" w:color="auto"/>
-                <w:insideH w:val="none" w:sz="0" w:space="0" w:color="auto"/>
-                <w:insideV w:val="none" w:sz="0" w:space="0" w:color="auto"/>
+                <w:top w:val="none" w:color="auto" w:sz="0" w:space="0"/>
+                <w:left w:val="none" w:color="auto" w:sz="0" w:space="0"/>
+                <w:bottom w:val="none" w:color="auto" w:sz="0" w:space="0"/>
+                <w:right w:val="none" w:color="auto" w:sz="0" w:space="0"/>
+                <w:insideH w:val="none" w:color="auto" w:sz="0" w:space="0"/>
+                <w:insideV w:val="none" w:color="auto" w:sz="0" w:space="0"/>
               </w:tblBorders>
               <w:tblLook w:val="04A0" w:firstRow="1" w:lastRow="0" w:firstColumn="1" w:lastColumn="0" w:noHBand="0" w:noVBand="1"/>
             </w:tblPr>
@@ -14348,7 +15804,7 @@
                   <w:pPr>
                     <w:pStyle w:val="Footer"/>
                     <w:pBdr>
-                      <w:bottom w:val="single" w:sz="6" w:space="1" w:color="auto"/>
+                      <w:bottom w:val="single" w:color="auto" w:sz="6" w:space="1"/>
                     </w:pBdr>
                     <w:tabs>
                       <w:tab w:val="clear" w:pos="4680"/>
@@ -14571,16 +16027,26 @@
               </w:rPr>
               <w:t>/</w:t>
             </w:r>
-            <w:fldSimple w:instr="NUMPAGES   \* MERGEFORMAT">
-              <w:r>
-                <w:rPr>
-                  <w:noProof/>
-                  <w:sz w:val="22"/>
-                  <w:szCs w:val="22"/>
-                </w:rPr>
-                <w:t>12</w:t>
-              </w:r>
-            </w:fldSimple>
+            <w:r>
+              <w:fldChar w:fldCharType="begin"/>
+            </w:r>
+            <w:r>
+              <w:instrText>NUMPAGES   \* MERGEFORMAT</w:instrText>
+            </w:r>
+            <w:r>
+              <w:fldChar w:fldCharType="separate"/>
+            </w:r>
+            <w:r>
+              <w:rPr>
+                <w:noProof/>
+                <w:sz w:val="22"/>
+                <w:szCs w:val="22"/>
+              </w:rPr>
+              <w:t>12</w:t>
+            </w:r>
+            <w:r>
+              <w:fldChar w:fldCharType="end"/>
+            </w:r>
           </w:p>
         </w:sdtContent>
       </w:sdt>
@@ -14590,7 +16056,7 @@
 </file>
 
 <file path=word/footnotes.xml><?xml version="1.0" encoding="utf-8"?>
-<w:footnotes xmlns:wpc="http://schemas.microsoft.com/office/word/2010/wordprocessingCanvas" xmlns:cx="http://schemas.microsoft.com/office/drawing/2014/chartex" xmlns:cx1="http://schemas.microsoft.com/office/drawing/2015/9/8/chartex" xmlns:cx2="http://schemas.microsoft.com/office/drawing/2015/10/21/chartex" xmlns:cx3="http://schemas.microsoft.com/office/drawing/2016/5/9/chartex" xmlns:cx4="http://schemas.microsoft.com/office/drawing/2016/5/10/chartex" xmlns:cx5="http://schemas.microsoft.com/office/drawing/2016/5/11/chartex" xmlns:cx6="http://schemas.microsoft.com/office/drawing/2016/5/12/chartex" xmlns:cx7="http://schemas.microsoft.com/office/drawing/2016/5/13/chartex" xmlns:cx8="http://schemas.microsoft.com/office/drawing/2016/5/14/chartex" xmlns:mc="http://schemas.openxmlformats.org/markup-compatibility/2006" xmlns:aink="http://schemas.microsoft.com/office/drawing/2016/ink" xmlns:am3d="http://schemas.microsoft.com/office/drawing/2017/model3d" xmlns:o="urn:schemas-microsoft-com:office:office" xmlns:oel="http://schemas.microsoft.com/office/2019/extlst" xmlns:r="http://schemas.openxmlformats.org/officeDocument/2006/relationships" xmlns:m="http://schemas.openxmlformats.org/officeDocument/2006/math" xmlns:v="urn:schemas-microsoft-com:vml" xmlns:wp14="http://schemas.microsoft.com/office/word/2010/wordprocessingDrawing" xmlns:wp="http://schemas.openxmlformats.org/drawingml/2006/wordprocessingDrawing" xmlns:w10="urn:schemas-microsoft-com:office:word" xmlns:w="http://schemas.openxmlformats.org/wordprocessingml/2006/main" xmlns:w14="http://schemas.microsoft.com/office/word/2010/wordml" xmlns:w15="http://schemas.microsoft.com/office/word/2012/wordml" xmlns:w16cei="http://schemas.microsoft.com/office/word/2026/wordml/cei" xmlns:w16cex="http://schemas.microsoft.com/office/word/2018/wordml/cex" xmlns:w16cid="http://schemas.microsoft.com/office/word/2016/wordml/cid" xmlns:w16="http://schemas.microsoft.com/office/word/2018/wordml" xmlns:w16du="http://schemas.microsoft.com/office/word/2023/wordml/word16du" xmlns:w16sdtdh="http://schemas.microsoft.com/office/word/2020/wordml/sdtdatahash" xmlns:w16sdtfl="http://schemas.microsoft.com/office/word/2024/wordml/sdtformatlock" xmlns:w16se="http://schemas.microsoft.com/office/word/2015/wordml/symex" xmlns:wpg="http://schemas.microsoft.com/office/word/2010/wordprocessingGroup" xmlns:wpi="http://schemas.microsoft.com/office/word/2010/wordprocessingInk" xmlns:wne="http://schemas.microsoft.com/office/word/2006/wordml" xmlns:wps="http://schemas.microsoft.com/office/word/2010/wordprocessingShape" mc:Ignorable="w14 w15 w16se w16cid w16 w16cex w16sdtdh w16sdtfl w16du wp14">
+<w:footnotes xmlns:wpc="http://schemas.microsoft.com/office/word/2010/wordprocessingCanvas" xmlns:cx="http://schemas.microsoft.com/office/drawing/2014/chartex" xmlns:cx1="http://schemas.microsoft.com/office/drawing/2015/9/8/chartex" xmlns:cx2="http://schemas.microsoft.com/office/drawing/2015/10/21/chartex" xmlns:cx3="http://schemas.microsoft.com/office/drawing/2016/5/9/chartex" xmlns:cx4="http://schemas.microsoft.com/office/drawing/2016/5/10/chartex" xmlns:cx5="http://schemas.microsoft.com/office/drawing/2016/5/11/chartex" xmlns:cx6="http://schemas.microsoft.com/office/drawing/2016/5/12/chartex" xmlns:cx7="http://schemas.microsoft.com/office/drawing/2016/5/13/chartex" xmlns:cx8="http://schemas.microsoft.com/office/drawing/2016/5/14/chartex" xmlns:mc="http://schemas.openxmlformats.org/markup-compatibility/2006" xmlns:aink="http://schemas.microsoft.com/office/drawing/2016/ink" xmlns:am3d="http://schemas.microsoft.com/office/drawing/2017/model3d" xmlns:o="urn:schemas-microsoft-com:office:office" xmlns:oel="http://schemas.microsoft.com/office/2019/extlst" xmlns:r="http://schemas.openxmlformats.org/officeDocument/2006/relationships" xmlns:m="http://schemas.openxmlformats.org/officeDocument/2006/math" xmlns:v="urn:schemas-microsoft-com:vml" xmlns:wp14="http://schemas.microsoft.com/office/word/2010/wordprocessingDrawing" xmlns:wp="http://schemas.openxmlformats.org/drawingml/2006/wordprocessingDrawing" xmlns:w10="urn:schemas-microsoft-com:office:word" xmlns:w="http://schemas.openxmlformats.org/wordprocessingml/2006/main" xmlns:w14="http://schemas.microsoft.com/office/word/2010/wordml" xmlns:w15="http://schemas.microsoft.com/office/word/2012/wordml" xmlns:w16cex="http://schemas.microsoft.com/office/word/2018/wordml/cex" xmlns:w16cid="http://schemas.microsoft.com/office/word/2016/wordml/cid" xmlns:w16="http://schemas.microsoft.com/office/word/2018/wordml" xmlns:w16du="http://schemas.microsoft.com/office/word/2023/wordml/word16du" xmlns:w16sdtdh="http://schemas.microsoft.com/office/word/2020/wordml/sdtdatahash" xmlns:w16sdtfl="http://schemas.microsoft.com/office/word/2024/wordml/sdtformatlock" xmlns:w16se="http://schemas.microsoft.com/office/word/2015/wordml/symex" xmlns:wpg="http://schemas.microsoft.com/office/word/2010/wordprocessingGroup" xmlns:wpi="http://schemas.microsoft.com/office/word/2010/wordprocessingInk" xmlns:wne="http://schemas.microsoft.com/office/word/2006/wordml" xmlns:wps="http://schemas.microsoft.com/office/word/2010/wordprocessingShape" mc:Ignorable="w14 w15 w16se w16cid w16 w16cex w16sdtdh w16sdtfl w16du wp14">
   <w:footnote w:type="separator" w:id="-1">
     <w:p>
       <w:pPr>
@@ -14615,19 +16081,19 @@
 </file>
 
 <file path=word/header1.xml><?xml version="1.0" encoding="utf-8"?>
-<w:hdr xmlns:wpc="http://schemas.microsoft.com/office/word/2010/wordprocessingCanvas" xmlns:cx="http://schemas.microsoft.com/office/drawing/2014/chartex" xmlns:cx1="http://schemas.microsoft.com/office/drawing/2015/9/8/chartex" xmlns:cx2="http://schemas.microsoft.com/office/drawing/2015/10/21/chartex" xmlns:cx3="http://schemas.microsoft.com/office/drawing/2016/5/9/chartex" xmlns:cx4="http://schemas.microsoft.com/office/drawing/2016/5/10/chartex" xmlns:cx5="http://schemas.microsoft.com/office/drawing/2016/5/11/chartex" xmlns:cx6="http://schemas.microsoft.com/office/drawing/2016/5/12/chartex" xmlns:cx7="http://schemas.microsoft.com/office/drawing/2016/5/13/chartex" xmlns:cx8="http://schemas.microsoft.com/office/drawing/2016/5/14/chartex" xmlns:mc="http://schemas.openxmlformats.org/markup-compatibility/2006" xmlns:aink="http://schemas.microsoft.com/office/drawing/2016/ink" xmlns:am3d="http://schemas.microsoft.com/office/drawing/2017/model3d" xmlns:o="urn:schemas-microsoft-com:office:office" xmlns:oel="http://schemas.microsoft.com/office/2019/extlst" xmlns:r="http://schemas.openxmlformats.org/officeDocument/2006/relationships" xmlns:m="http://schemas.openxmlformats.org/officeDocument/2006/math" xmlns:v="urn:schemas-microsoft-com:vml" xmlns:wp14="http://schemas.microsoft.com/office/word/2010/wordprocessingDrawing" xmlns:wp="http://schemas.openxmlformats.org/drawingml/2006/wordprocessingDrawing" xmlns:w10="urn:schemas-microsoft-com:office:word" xmlns:w="http://schemas.openxmlformats.org/wordprocessingml/2006/main" xmlns:w14="http://schemas.microsoft.com/office/word/2010/wordml" xmlns:w15="http://schemas.microsoft.com/office/word/2012/wordml" xmlns:w16cei="http://schemas.microsoft.com/office/word/2026/wordml/cei" xmlns:w16cex="http://schemas.microsoft.com/office/word/2018/wordml/cex" xmlns:w16cid="http://schemas.microsoft.com/office/word/2016/wordml/cid" xmlns:w16="http://schemas.microsoft.com/office/word/2018/wordml" xmlns:w16du="http://schemas.microsoft.com/office/word/2023/wordml/word16du" xmlns:w16sdtdh="http://schemas.microsoft.com/office/word/2020/wordml/sdtdatahash" xmlns:w16sdtfl="http://schemas.microsoft.com/office/word/2024/wordml/sdtformatlock" xmlns:w16se="http://schemas.microsoft.com/office/word/2015/wordml/symex" xmlns:wpg="http://schemas.microsoft.com/office/word/2010/wordprocessingGroup" xmlns:wpi="http://schemas.microsoft.com/office/word/2010/wordprocessingInk" xmlns:wne="http://schemas.microsoft.com/office/word/2006/wordml" xmlns:wps="http://schemas.microsoft.com/office/word/2010/wordprocessingShape" mc:Ignorable="w14 w15 w16se w16cid w16 w16cex w16sdtdh w16sdtfl w16du wp14">
+<w:hdr xmlns:wpc="http://schemas.microsoft.com/office/word/2010/wordprocessingCanvas" xmlns:cx="http://schemas.microsoft.com/office/drawing/2014/chartex" xmlns:cx1="http://schemas.microsoft.com/office/drawing/2015/9/8/chartex" xmlns:cx2="http://schemas.microsoft.com/office/drawing/2015/10/21/chartex" xmlns:cx3="http://schemas.microsoft.com/office/drawing/2016/5/9/chartex" xmlns:cx4="http://schemas.microsoft.com/office/drawing/2016/5/10/chartex" xmlns:cx5="http://schemas.microsoft.com/office/drawing/2016/5/11/chartex" xmlns:cx6="http://schemas.microsoft.com/office/drawing/2016/5/12/chartex" xmlns:cx7="http://schemas.microsoft.com/office/drawing/2016/5/13/chartex" xmlns:cx8="http://schemas.microsoft.com/office/drawing/2016/5/14/chartex" xmlns:mc="http://schemas.openxmlformats.org/markup-compatibility/2006" xmlns:aink="http://schemas.microsoft.com/office/drawing/2016/ink" xmlns:am3d="http://schemas.microsoft.com/office/drawing/2017/model3d" xmlns:o="urn:schemas-microsoft-com:office:office" xmlns:oel="http://schemas.microsoft.com/office/2019/extlst" xmlns:r="http://schemas.openxmlformats.org/officeDocument/2006/relationships" xmlns:m="http://schemas.openxmlformats.org/officeDocument/2006/math" xmlns:v="urn:schemas-microsoft-com:vml" xmlns:wp14="http://schemas.microsoft.com/office/word/2010/wordprocessingDrawing" xmlns:wp="http://schemas.openxmlformats.org/drawingml/2006/wordprocessingDrawing" xmlns:w10="urn:schemas-microsoft-com:office:word" xmlns:w="http://schemas.openxmlformats.org/wordprocessingml/2006/main" xmlns:w14="http://schemas.microsoft.com/office/word/2010/wordml" xmlns:w15="http://schemas.microsoft.com/office/word/2012/wordml" xmlns:w16cex="http://schemas.microsoft.com/office/word/2018/wordml/cex" xmlns:w16cid="http://schemas.microsoft.com/office/word/2016/wordml/cid" xmlns:w16="http://schemas.microsoft.com/office/word/2018/wordml" xmlns:w16du="http://schemas.microsoft.com/office/word/2023/wordml/word16du" xmlns:w16sdtdh="http://schemas.microsoft.com/office/word/2020/wordml/sdtdatahash" xmlns:w16sdtfl="http://schemas.microsoft.com/office/word/2024/wordml/sdtformatlock" xmlns:w16se="http://schemas.microsoft.com/office/word/2015/wordml/symex" xmlns:wpg="http://schemas.microsoft.com/office/word/2010/wordprocessingGroup" xmlns:wpi="http://schemas.microsoft.com/office/word/2010/wordprocessingInk" xmlns:wne="http://schemas.microsoft.com/office/word/2006/wordml" xmlns:wps="http://schemas.microsoft.com/office/word/2010/wordprocessingShape" xmlns:a="http://schemas.openxmlformats.org/drawingml/2006/main" xmlns:pic="http://schemas.openxmlformats.org/drawingml/2006/picture" mc:Ignorable="w14 w15 w16se w16cid w16 w16cex w16sdtdh w16sdtfl w16du wp14">
   <w:tbl>
     <w:tblPr>
       <w:tblStyle w:val="TableGrid"/>
       <w:tblW w:w="9209" w:type="dxa"/>
       <w:jc w:val="center"/>
       <w:tblBorders>
-        <w:top w:val="none" w:sz="0" w:space="0" w:color="auto"/>
-        <w:left w:val="none" w:sz="0" w:space="0" w:color="auto"/>
-        <w:bottom w:val="none" w:sz="0" w:space="0" w:color="auto"/>
-        <w:right w:val="none" w:sz="0" w:space="0" w:color="auto"/>
-        <w:insideH w:val="none" w:sz="0" w:space="0" w:color="auto"/>
-        <w:insideV w:val="none" w:sz="0" w:space="0" w:color="auto"/>
+        <w:top w:val="none" w:color="auto" w:sz="0" w:space="0"/>
+        <w:left w:val="none" w:color="auto" w:sz="0" w:space="0"/>
+        <w:bottom w:val="none" w:color="auto" w:sz="0" w:space="0"/>
+        <w:right w:val="none" w:color="auto" w:sz="0" w:space="0"/>
+        <w:insideH w:val="none" w:color="auto" w:sz="0" w:space="0"/>
+        <w:insideV w:val="none" w:color="auto" w:sz="0" w:space="0"/>
       </w:tblBorders>
       <w:tblLayout w:type="fixed"/>
       <w:tblLook w:val="04A0" w:firstRow="1" w:lastRow="0" w:firstColumn="1" w:lastColumn="0" w:noHBand="0" w:noVBand="1"/>
@@ -14729,7 +16195,7 @@
           <w:gridSpan w:val="2"/>
           <w:vMerge w:val="restart"/>
           <w:tcBorders>
-            <w:right w:val="double" w:sz="4" w:space="0" w:color="auto"/>
+            <w:right w:val="double" w:color="auto" w:sz="4" w:space="0"/>
           </w:tcBorders>
           <w:vAlign w:val="bottom"/>
         </w:tcPr>
@@ -14779,10 +16245,10 @@
         <w:tcPr>
           <w:tcW w:w="1701" w:type="dxa"/>
           <w:tcBorders>
-            <w:top w:val="double" w:sz="4" w:space="0" w:color="auto"/>
-            <w:left w:val="double" w:sz="4" w:space="0" w:color="auto"/>
-            <w:bottom w:val="double" w:sz="4" w:space="0" w:color="auto"/>
-            <w:right w:val="double" w:sz="4" w:space="0" w:color="auto"/>
+            <w:top w:val="double" w:color="auto" w:sz="4" w:space="0"/>
+            <w:left w:val="double" w:color="auto" w:sz="4" w:space="0"/>
+            <w:bottom w:val="double" w:color="auto" w:sz="4" w:space="0"/>
+            <w:right w:val="double" w:color="auto" w:sz="4" w:space="0"/>
           </w:tcBorders>
           <w:vAlign w:val="center"/>
         </w:tcPr>
@@ -14856,7 +16322,7 @@
         <w:tcPr>
           <w:tcW w:w="1701" w:type="dxa"/>
           <w:tcBorders>
-            <w:top w:val="double" w:sz="4" w:space="0" w:color="auto"/>
+            <w:top w:val="double" w:color="auto" w:sz="4" w:space="0"/>
           </w:tcBorders>
           <w:vAlign w:val="center"/>
         </w:tcPr>
@@ -15092,7 +16558,7 @@
         <w:p>
           <w:pPr>
             <w:pBdr>
-              <w:bottom w:val="single" w:sz="6" w:space="1" w:color="auto"/>
+              <w:bottom w:val="single" w:color="auto" w:sz="6" w:space="1"/>
             </w:pBdr>
             <w:ind w:right="0"/>
             <w:contextualSpacing/>
@@ -15131,7 +16597,7 @@
 </file>
 
 <file path=word/numbering.xml><?xml version="1.0" encoding="utf-8"?>
-<w:numbering xmlns:wpc="http://schemas.microsoft.com/office/word/2010/wordprocessingCanvas" xmlns:cx="http://schemas.microsoft.com/office/drawing/2014/chartex" xmlns:cx1="http://schemas.microsoft.com/office/drawing/2015/9/8/chartex" xmlns:cx2="http://schemas.microsoft.com/office/drawing/2015/10/21/chartex" xmlns:cx3="http://schemas.microsoft.com/office/drawing/2016/5/9/chartex" xmlns:cx4="http://schemas.microsoft.com/office/drawing/2016/5/10/chartex" xmlns:cx5="http://schemas.microsoft.com/office/drawing/2016/5/11/chartex" xmlns:cx6="http://schemas.microsoft.com/office/drawing/2016/5/12/chartex" xmlns:cx7="http://schemas.microsoft.com/office/drawing/2016/5/13/chartex" xmlns:cx8="http://schemas.microsoft.com/office/drawing/2016/5/14/chartex" xmlns:mc="http://schemas.openxmlformats.org/markup-compatibility/2006" xmlns:aink="http://schemas.microsoft.com/office/drawing/2016/ink" xmlns:am3d="http://schemas.microsoft.com/office/drawing/2017/model3d" xmlns:o="urn:schemas-microsoft-com:office:office" xmlns:oel="http://schemas.microsoft.com/office/2019/extlst" xmlns:r="http://schemas.openxmlformats.org/officeDocument/2006/relationships" xmlns:m="http://schemas.openxmlformats.org/officeDocument/2006/math" xmlns:v="urn:schemas-microsoft-com:vml" xmlns:wp14="http://schemas.microsoft.com/office/word/2010/wordprocessingDrawing" xmlns:wp="http://schemas.openxmlformats.org/drawingml/2006/wordprocessingDrawing" xmlns:w10="urn:schemas-microsoft-com:office:word" xmlns:w="http://schemas.openxmlformats.org/wordprocessingml/2006/main" xmlns:w14="http://schemas.microsoft.com/office/word/2010/wordml" xmlns:w15="http://schemas.microsoft.com/office/word/2012/wordml" xmlns:w16cei="http://schemas.microsoft.com/office/word/2026/wordml/cei" xmlns:w16cex="http://schemas.microsoft.com/office/word/2018/wordml/cex" xmlns:w16cid="http://schemas.microsoft.com/office/word/2016/wordml/cid" xmlns:w16="http://schemas.microsoft.com/office/word/2018/wordml" xmlns:w16du="http://schemas.microsoft.com/office/word/2023/wordml/word16du" xmlns:w16sdtdh="http://schemas.microsoft.com/office/word/2020/wordml/sdtdatahash" xmlns:w16sdtfl="http://schemas.microsoft.com/office/word/2024/wordml/sdtformatlock" xmlns:w16se="http://schemas.microsoft.com/office/word/2015/wordml/symex" xmlns:wpg="http://schemas.microsoft.com/office/word/2010/wordprocessingGroup" xmlns:wpi="http://schemas.microsoft.com/office/word/2010/wordprocessingInk" xmlns:wne="http://schemas.microsoft.com/office/word/2006/wordml" xmlns:wps="http://schemas.microsoft.com/office/word/2010/wordprocessingShape" mc:Ignorable="w14 w15 w16se w16cid w16 w16cex w16sdtdh w16sdtfl w16du wp14">
+<w:numbering xmlns:wpc="http://schemas.microsoft.com/office/word/2010/wordprocessingCanvas" xmlns:cx="http://schemas.microsoft.com/office/drawing/2014/chartex" xmlns:cx1="http://schemas.microsoft.com/office/drawing/2015/9/8/chartex" xmlns:cx2="http://schemas.microsoft.com/office/drawing/2015/10/21/chartex" xmlns:cx3="http://schemas.microsoft.com/office/drawing/2016/5/9/chartex" xmlns:cx4="http://schemas.microsoft.com/office/drawing/2016/5/10/chartex" xmlns:cx5="http://schemas.microsoft.com/office/drawing/2016/5/11/chartex" xmlns:cx6="http://schemas.microsoft.com/office/drawing/2016/5/12/chartex" xmlns:cx7="http://schemas.microsoft.com/office/drawing/2016/5/13/chartex" xmlns:cx8="http://schemas.microsoft.com/office/drawing/2016/5/14/chartex" xmlns:mc="http://schemas.openxmlformats.org/markup-compatibility/2006" xmlns:aink="http://schemas.microsoft.com/office/drawing/2016/ink" xmlns:am3d="http://schemas.microsoft.com/office/drawing/2017/model3d" xmlns:o="urn:schemas-microsoft-com:office:office" xmlns:oel="http://schemas.microsoft.com/office/2019/extlst" xmlns:r="http://schemas.openxmlformats.org/officeDocument/2006/relationships" xmlns:m="http://schemas.openxmlformats.org/officeDocument/2006/math" xmlns:v="urn:schemas-microsoft-com:vml" xmlns:wp14="http://schemas.microsoft.com/office/word/2010/wordprocessingDrawing" xmlns:wp="http://schemas.openxmlformats.org/drawingml/2006/wordprocessingDrawing" xmlns:w10="urn:schemas-microsoft-com:office:word" xmlns:w="http://schemas.openxmlformats.org/wordprocessingml/2006/main" xmlns:w14="http://schemas.microsoft.com/office/word/2010/wordml" xmlns:w15="http://schemas.microsoft.com/office/word/2012/wordml" xmlns:w16cex="http://schemas.microsoft.com/office/word/2018/wordml/cex" xmlns:w16cid="http://schemas.microsoft.com/office/word/2016/wordml/cid" xmlns:w16="http://schemas.microsoft.com/office/word/2018/wordml" xmlns:w16du="http://schemas.microsoft.com/office/word/2023/wordml/word16du" xmlns:w16sdtdh="http://schemas.microsoft.com/office/word/2020/wordml/sdtdatahash" xmlns:w16sdtfl="http://schemas.microsoft.com/office/word/2024/wordml/sdtformatlock" xmlns:w16se="http://schemas.microsoft.com/office/word/2015/wordml/symex" xmlns:wpg="http://schemas.microsoft.com/office/word/2010/wordprocessingGroup" xmlns:wpi="http://schemas.microsoft.com/office/word/2010/wordprocessingInk" xmlns:wne="http://schemas.microsoft.com/office/word/2006/wordml" xmlns:wps="http://schemas.microsoft.com/office/word/2010/wordprocessingShape" mc:Ignorable="w14 w15 w16se w16cid w16 w16cex w16sdtdh w16sdtfl w16du wp14">
   <w:abstractNum w:abstractNumId="0" w15:restartNumberingAfterBreak="0">
     <w:nsid w:val="05DF794C"/>
     <w:multiLevelType w:val="hybridMultilevel"/>
@@ -15145,7 +16611,7 @@
         <w:ind w:left="720" w:hanging="360"/>
       </w:pPr>
       <w:rPr>
-        <w:rFonts w:ascii="Arial" w:eastAsia="Times New Roman" w:hAnsi="Arial" w:cs="Arial" w:hint="default"/>
+        <w:rFonts w:hint="default" w:ascii="Arial" w:hAnsi="Arial" w:eastAsia="Times New Roman" w:cs="Arial"/>
       </w:rPr>
     </w:lvl>
     <w:lvl w:ilvl="1" w:tplc="04090003" w:tentative="1">
@@ -15157,7 +16623,7 @@
         <w:ind w:left="1440" w:hanging="360"/>
       </w:pPr>
       <w:rPr>
-        <w:rFonts w:ascii="Courier New" w:hAnsi="Courier New" w:cs="Courier New" w:hint="default"/>
+        <w:rFonts w:hint="default" w:ascii="Courier New" w:hAnsi="Courier New" w:cs="Courier New"/>
       </w:rPr>
     </w:lvl>
     <w:lvl w:ilvl="2" w:tplc="04090005" w:tentative="1">
@@ -15169,7 +16635,7 @@
         <w:ind w:left="2160" w:hanging="360"/>
       </w:pPr>
       <w:rPr>
-        <w:rFonts w:ascii="Wingdings" w:hAnsi="Wingdings" w:hint="default"/>
+        <w:rFonts w:hint="default" w:ascii="Wingdings" w:hAnsi="Wingdings"/>
       </w:rPr>
     </w:lvl>
     <w:lvl w:ilvl="3" w:tplc="04090001" w:tentative="1">
@@ -15181,7 +16647,7 @@
         <w:ind w:left="2880" w:hanging="360"/>
       </w:pPr>
       <w:rPr>
-        <w:rFonts w:ascii="Symbol" w:hAnsi="Symbol" w:hint="default"/>
+        <w:rFonts w:hint="default" w:ascii="Symbol" w:hAnsi="Symbol"/>
       </w:rPr>
     </w:lvl>
     <w:lvl w:ilvl="4" w:tplc="04090003" w:tentative="1">
@@ -15193,7 +16659,7 @@
         <w:ind w:left="3600" w:hanging="360"/>
       </w:pPr>
       <w:rPr>
-        <w:rFonts w:ascii="Courier New" w:hAnsi="Courier New" w:cs="Courier New" w:hint="default"/>
+        <w:rFonts w:hint="default" w:ascii="Courier New" w:hAnsi="Courier New" w:cs="Courier New"/>
       </w:rPr>
     </w:lvl>
     <w:lvl w:ilvl="5" w:tplc="04090005" w:tentative="1">
@@ -15205,7 +16671,7 @@
         <w:ind w:left="4320" w:hanging="360"/>
       </w:pPr>
       <w:rPr>
-        <w:rFonts w:ascii="Wingdings" w:hAnsi="Wingdings" w:hint="default"/>
+        <w:rFonts w:hint="default" w:ascii="Wingdings" w:hAnsi="Wingdings"/>
       </w:rPr>
     </w:lvl>
     <w:lvl w:ilvl="6" w:tplc="04090001" w:tentative="1">
@@ -15217,7 +16683,7 @@
         <w:ind w:left="5040" w:hanging="360"/>
       </w:pPr>
       <w:rPr>
-        <w:rFonts w:ascii="Symbol" w:hAnsi="Symbol" w:hint="default"/>
+        <w:rFonts w:hint="default" w:ascii="Symbol" w:hAnsi="Symbol"/>
       </w:rPr>
     </w:lvl>
     <w:lvl w:ilvl="7" w:tplc="04090003" w:tentative="1">
@@ -15229,7 +16695,7 @@
         <w:ind w:left="5760" w:hanging="360"/>
       </w:pPr>
       <w:rPr>
-        <w:rFonts w:ascii="Courier New" w:hAnsi="Courier New" w:cs="Courier New" w:hint="default"/>
+        <w:rFonts w:hint="default" w:ascii="Courier New" w:hAnsi="Courier New" w:cs="Courier New"/>
       </w:rPr>
     </w:lvl>
     <w:lvl w:ilvl="8" w:tplc="04090005" w:tentative="1">
@@ -15241,7 +16707,7 @@
         <w:ind w:left="6480" w:hanging="360"/>
       </w:pPr>
       <w:rPr>
-        <w:rFonts w:ascii="Wingdings" w:hAnsi="Wingdings" w:hint="default"/>
+        <w:rFonts w:hint="default" w:ascii="Wingdings" w:hAnsi="Wingdings"/>
       </w:rPr>
     </w:lvl>
   </w:abstractNum>
@@ -15611,7 +17077,7 @@
         <w:ind w:left="720" w:hanging="360"/>
       </w:pPr>
       <w:rPr>
-        <w:rFonts w:ascii="Wingdings" w:hAnsi="Wingdings" w:hint="default"/>
+        <w:rFonts w:hint="default" w:ascii="Wingdings" w:hAnsi="Wingdings"/>
       </w:rPr>
     </w:lvl>
     <w:lvl w:ilvl="1" w:tplc="04090003" w:tentative="1">
@@ -15623,7 +17089,7 @@
         <w:ind w:left="1440" w:hanging="360"/>
       </w:pPr>
       <w:rPr>
-        <w:rFonts w:ascii="Courier New" w:hAnsi="Courier New" w:cs="Courier New" w:hint="default"/>
+        <w:rFonts w:hint="default" w:ascii="Courier New" w:hAnsi="Courier New" w:cs="Courier New"/>
       </w:rPr>
     </w:lvl>
     <w:lvl w:ilvl="2" w:tplc="04090005" w:tentative="1">
@@ -15635,7 +17101,7 @@
         <w:ind w:left="2160" w:hanging="360"/>
       </w:pPr>
       <w:rPr>
-        <w:rFonts w:ascii="Wingdings" w:hAnsi="Wingdings" w:hint="default"/>
+        <w:rFonts w:hint="default" w:ascii="Wingdings" w:hAnsi="Wingdings"/>
       </w:rPr>
     </w:lvl>
     <w:lvl w:ilvl="3" w:tplc="04090001" w:tentative="1">
@@ -15647,7 +17113,7 @@
         <w:ind w:left="2880" w:hanging="360"/>
       </w:pPr>
       <w:rPr>
-        <w:rFonts w:ascii="Symbol" w:hAnsi="Symbol" w:hint="default"/>
+        <w:rFonts w:hint="default" w:ascii="Symbol" w:hAnsi="Symbol"/>
       </w:rPr>
     </w:lvl>
     <w:lvl w:ilvl="4" w:tplc="04090003" w:tentative="1">
@@ -15659,7 +17125,7 @@
         <w:ind w:left="3600" w:hanging="360"/>
       </w:pPr>
       <w:rPr>
-        <w:rFonts w:ascii="Courier New" w:hAnsi="Courier New" w:cs="Courier New" w:hint="default"/>
+        <w:rFonts w:hint="default" w:ascii="Courier New" w:hAnsi="Courier New" w:cs="Courier New"/>
       </w:rPr>
     </w:lvl>
     <w:lvl w:ilvl="5" w:tplc="04090005" w:tentative="1">
@@ -15671,7 +17137,7 @@
         <w:ind w:left="4320" w:hanging="360"/>
       </w:pPr>
       <w:rPr>
-        <w:rFonts w:ascii="Wingdings" w:hAnsi="Wingdings" w:hint="default"/>
+        <w:rFonts w:hint="default" w:ascii="Wingdings" w:hAnsi="Wingdings"/>
       </w:rPr>
     </w:lvl>
     <w:lvl w:ilvl="6" w:tplc="04090001" w:tentative="1">
@@ -15683,7 +17149,7 @@
         <w:ind w:left="5040" w:hanging="360"/>
       </w:pPr>
       <w:rPr>
-        <w:rFonts w:ascii="Symbol" w:hAnsi="Symbol" w:hint="default"/>
+        <w:rFonts w:hint="default" w:ascii="Symbol" w:hAnsi="Symbol"/>
       </w:rPr>
     </w:lvl>
     <w:lvl w:ilvl="7" w:tplc="04090003" w:tentative="1">
@@ -15695,7 +17161,7 @@
         <w:ind w:left="5760" w:hanging="360"/>
       </w:pPr>
       <w:rPr>
-        <w:rFonts w:ascii="Courier New" w:hAnsi="Courier New" w:cs="Courier New" w:hint="default"/>
+        <w:rFonts w:hint="default" w:ascii="Courier New" w:hAnsi="Courier New" w:cs="Courier New"/>
       </w:rPr>
     </w:lvl>
     <w:lvl w:ilvl="8" w:tplc="04090005" w:tentative="1">
@@ -15707,7 +17173,7 @@
         <w:ind w:left="6480" w:hanging="360"/>
       </w:pPr>
       <w:rPr>
-        <w:rFonts w:ascii="Wingdings" w:hAnsi="Wingdings" w:hint="default"/>
+        <w:rFonts w:hint="default" w:ascii="Wingdings" w:hAnsi="Wingdings"/>
       </w:rPr>
     </w:lvl>
   </w:abstractNum>
@@ -15813,7 +17279,7 @@
         <w:ind w:left="720" w:hanging="360"/>
       </w:pPr>
       <w:rPr>
-        <w:rFonts w:ascii="Century Gothic" w:eastAsia="Times New Roman" w:hAnsi="Century Gothic" w:cs="Tahoma" w:hint="default"/>
+        <w:rFonts w:hint="default" w:ascii="Century Gothic" w:hAnsi="Century Gothic" w:eastAsia="Times New Roman" w:cs="Tahoma"/>
       </w:rPr>
     </w:lvl>
     <w:lvl w:ilvl="1" w:tplc="04090003" w:tentative="1">
@@ -15825,7 +17291,7 @@
         <w:ind w:left="1440" w:hanging="360"/>
       </w:pPr>
       <w:rPr>
-        <w:rFonts w:ascii="Courier New" w:hAnsi="Courier New" w:cs="Courier New" w:hint="default"/>
+        <w:rFonts w:hint="default" w:ascii="Courier New" w:hAnsi="Courier New" w:cs="Courier New"/>
       </w:rPr>
     </w:lvl>
     <w:lvl w:ilvl="2" w:tplc="04090005" w:tentative="1">
@@ -15837,7 +17303,7 @@
         <w:ind w:left="2160" w:hanging="360"/>
       </w:pPr>
       <w:rPr>
-        <w:rFonts w:ascii="Wingdings" w:hAnsi="Wingdings" w:hint="default"/>
+        <w:rFonts w:hint="default" w:ascii="Wingdings" w:hAnsi="Wingdings"/>
       </w:rPr>
     </w:lvl>
     <w:lvl w:ilvl="3" w:tplc="04090001" w:tentative="1">
@@ -15849,7 +17315,7 @@
         <w:ind w:left="2880" w:hanging="360"/>
       </w:pPr>
       <w:rPr>
-        <w:rFonts w:ascii="Symbol" w:hAnsi="Symbol" w:hint="default"/>
+        <w:rFonts w:hint="default" w:ascii="Symbol" w:hAnsi="Symbol"/>
       </w:rPr>
     </w:lvl>
     <w:lvl w:ilvl="4" w:tplc="04090003" w:tentative="1">
@@ -15861,7 +17327,7 @@
         <w:ind w:left="3600" w:hanging="360"/>
       </w:pPr>
       <w:rPr>
-        <w:rFonts w:ascii="Courier New" w:hAnsi="Courier New" w:cs="Courier New" w:hint="default"/>
+        <w:rFonts w:hint="default" w:ascii="Courier New" w:hAnsi="Courier New" w:cs="Courier New"/>
       </w:rPr>
     </w:lvl>
     <w:lvl w:ilvl="5" w:tplc="04090005" w:tentative="1">
@@ -15873,7 +17339,7 @@
         <w:ind w:left="4320" w:hanging="360"/>
       </w:pPr>
       <w:rPr>
-        <w:rFonts w:ascii="Wingdings" w:hAnsi="Wingdings" w:hint="default"/>
+        <w:rFonts w:hint="default" w:ascii="Wingdings" w:hAnsi="Wingdings"/>
       </w:rPr>
     </w:lvl>
     <w:lvl w:ilvl="6" w:tplc="04090001" w:tentative="1">
@@ -15885,7 +17351,7 @@
         <w:ind w:left="5040" w:hanging="360"/>
       </w:pPr>
       <w:rPr>
-        <w:rFonts w:ascii="Symbol" w:hAnsi="Symbol" w:hint="default"/>
+        <w:rFonts w:hint="default" w:ascii="Symbol" w:hAnsi="Symbol"/>
       </w:rPr>
     </w:lvl>
     <w:lvl w:ilvl="7" w:tplc="04090003" w:tentative="1">
@@ -15897,7 +17363,7 @@
         <w:ind w:left="5760" w:hanging="360"/>
       </w:pPr>
       <w:rPr>
-        <w:rFonts w:ascii="Courier New" w:hAnsi="Courier New" w:cs="Courier New" w:hint="default"/>
+        <w:rFonts w:hint="default" w:ascii="Courier New" w:hAnsi="Courier New" w:cs="Courier New"/>
       </w:rPr>
     </w:lvl>
     <w:lvl w:ilvl="8" w:tplc="04090005" w:tentative="1">
@@ -15909,7 +17375,7 @@
         <w:ind w:left="6480" w:hanging="360"/>
       </w:pPr>
       <w:rPr>
-        <w:rFonts w:ascii="Wingdings" w:hAnsi="Wingdings" w:hint="default"/>
+        <w:rFonts w:hint="default" w:ascii="Wingdings" w:hAnsi="Wingdings"/>
       </w:rPr>
     </w:lvl>
   </w:abstractNum>
@@ -15926,7 +17392,7 @@
         <w:ind w:left="720" w:hanging="360"/>
       </w:pPr>
       <w:rPr>
-        <w:rFonts w:ascii="Wingdings" w:hAnsi="Wingdings" w:hint="default"/>
+        <w:rFonts w:hint="default" w:ascii="Wingdings" w:hAnsi="Wingdings"/>
       </w:rPr>
     </w:lvl>
     <w:lvl w:ilvl="1" w:tplc="04090003" w:tentative="1">
@@ -15938,7 +17404,7 @@
         <w:ind w:left="1440" w:hanging="360"/>
       </w:pPr>
       <w:rPr>
-        <w:rFonts w:ascii="Courier New" w:hAnsi="Courier New" w:cs="Courier New" w:hint="default"/>
+        <w:rFonts w:hint="default" w:ascii="Courier New" w:hAnsi="Courier New" w:cs="Courier New"/>
       </w:rPr>
     </w:lvl>
     <w:lvl w:ilvl="2" w:tplc="04090005" w:tentative="1">
@@ -15950,7 +17416,7 @@
         <w:ind w:left="2160" w:hanging="360"/>
       </w:pPr>
       <w:rPr>
-        <w:rFonts w:ascii="Wingdings" w:hAnsi="Wingdings" w:hint="default"/>
+        <w:rFonts w:hint="default" w:ascii="Wingdings" w:hAnsi="Wingdings"/>
       </w:rPr>
     </w:lvl>
     <w:lvl w:ilvl="3" w:tplc="04090001" w:tentative="1">
@@ -15962,7 +17428,7 @@
         <w:ind w:left="2880" w:hanging="360"/>
       </w:pPr>
       <w:rPr>
-        <w:rFonts w:ascii="Symbol" w:hAnsi="Symbol" w:hint="default"/>
+        <w:rFonts w:hint="default" w:ascii="Symbol" w:hAnsi="Symbol"/>
       </w:rPr>
     </w:lvl>
     <w:lvl w:ilvl="4" w:tplc="04090003" w:tentative="1">
@@ -15974,7 +17440,7 @@
         <w:ind w:left="3600" w:hanging="360"/>
       </w:pPr>
       <w:rPr>
-        <w:rFonts w:ascii="Courier New" w:hAnsi="Courier New" w:cs="Courier New" w:hint="default"/>
+        <w:rFonts w:hint="default" w:ascii="Courier New" w:hAnsi="Courier New" w:cs="Courier New"/>
       </w:rPr>
     </w:lvl>
     <w:lvl w:ilvl="5" w:tplc="04090005" w:tentative="1">
@@ -15986,7 +17452,7 @@
         <w:ind w:left="4320" w:hanging="360"/>
       </w:pPr>
       <w:rPr>
-        <w:rFonts w:ascii="Wingdings" w:hAnsi="Wingdings" w:hint="default"/>
+        <w:rFonts w:hint="default" w:ascii="Wingdings" w:hAnsi="Wingdings"/>
       </w:rPr>
     </w:lvl>
     <w:lvl w:ilvl="6" w:tplc="04090001" w:tentative="1">
@@ -15998,7 +17464,7 @@
         <w:ind w:left="5040" w:hanging="360"/>
       </w:pPr>
       <w:rPr>
-        <w:rFonts w:ascii="Symbol" w:hAnsi="Symbol" w:hint="default"/>
+        <w:rFonts w:hint="default" w:ascii="Symbol" w:hAnsi="Symbol"/>
       </w:rPr>
     </w:lvl>
     <w:lvl w:ilvl="7" w:tplc="04090003" w:tentative="1">
@@ -16010,7 +17476,7 @@
         <w:ind w:left="5760" w:hanging="360"/>
       </w:pPr>
       <w:rPr>
-        <w:rFonts w:ascii="Courier New" w:hAnsi="Courier New" w:cs="Courier New" w:hint="default"/>
+        <w:rFonts w:hint="default" w:ascii="Courier New" w:hAnsi="Courier New" w:cs="Courier New"/>
       </w:rPr>
     </w:lvl>
     <w:lvl w:ilvl="8" w:tplc="04090005" w:tentative="1">
@@ -16022,7 +17488,7 @@
         <w:ind w:left="6480" w:hanging="360"/>
       </w:pPr>
       <w:rPr>
-        <w:rFonts w:ascii="Wingdings" w:hAnsi="Wingdings" w:hint="default"/>
+        <w:rFonts w:hint="default" w:ascii="Wingdings" w:hAnsi="Wingdings"/>
       </w:rPr>
     </w:lvl>
   </w:abstractNum>
@@ -16039,7 +17505,7 @@
         <w:ind w:left="2461" w:hanging="360"/>
       </w:pPr>
       <w:rPr>
-        <w:rFonts w:ascii="Symbol" w:hAnsi="Symbol" w:hint="default"/>
+        <w:rFonts w:hint="default" w:ascii="Symbol" w:hAnsi="Symbol"/>
       </w:rPr>
     </w:lvl>
     <w:lvl w:ilvl="1" w:tplc="04090003" w:tentative="1">
@@ -16051,7 +17517,7 @@
         <w:ind w:left="3181" w:hanging="360"/>
       </w:pPr>
       <w:rPr>
-        <w:rFonts w:ascii="Courier New" w:hAnsi="Courier New" w:cs="Courier New" w:hint="default"/>
+        <w:rFonts w:hint="default" w:ascii="Courier New" w:hAnsi="Courier New" w:cs="Courier New"/>
       </w:rPr>
     </w:lvl>
     <w:lvl w:ilvl="2" w:tplc="04090005" w:tentative="1">
@@ -16063,7 +17529,7 @@
         <w:ind w:left="3901" w:hanging="360"/>
       </w:pPr>
       <w:rPr>
-        <w:rFonts w:ascii="Wingdings" w:hAnsi="Wingdings" w:hint="default"/>
+        <w:rFonts w:hint="default" w:ascii="Wingdings" w:hAnsi="Wingdings"/>
       </w:rPr>
     </w:lvl>
     <w:lvl w:ilvl="3" w:tplc="04090001" w:tentative="1">
@@ -16075,7 +17541,7 @@
         <w:ind w:left="4621" w:hanging="360"/>
       </w:pPr>
       <w:rPr>
-        <w:rFonts w:ascii="Symbol" w:hAnsi="Symbol" w:hint="default"/>
+        <w:rFonts w:hint="default" w:ascii="Symbol" w:hAnsi="Symbol"/>
       </w:rPr>
     </w:lvl>
     <w:lvl w:ilvl="4" w:tplc="04090003" w:tentative="1">
@@ -16087,7 +17553,7 @@
         <w:ind w:left="5341" w:hanging="360"/>
       </w:pPr>
       <w:rPr>
-        <w:rFonts w:ascii="Courier New" w:hAnsi="Courier New" w:cs="Courier New" w:hint="default"/>
+        <w:rFonts w:hint="default" w:ascii="Courier New" w:hAnsi="Courier New" w:cs="Courier New"/>
       </w:rPr>
     </w:lvl>
     <w:lvl w:ilvl="5" w:tplc="04090005" w:tentative="1">
@@ -16099,7 +17565,7 @@
         <w:ind w:left="6061" w:hanging="360"/>
       </w:pPr>
       <w:rPr>
-        <w:rFonts w:ascii="Wingdings" w:hAnsi="Wingdings" w:hint="default"/>
+        <w:rFonts w:hint="default" w:ascii="Wingdings" w:hAnsi="Wingdings"/>
       </w:rPr>
     </w:lvl>
     <w:lvl w:ilvl="6" w:tplc="04090001" w:tentative="1">
@@ -16111,7 +17577,7 @@
         <w:ind w:left="6781" w:hanging="360"/>
       </w:pPr>
       <w:rPr>
-        <w:rFonts w:ascii="Symbol" w:hAnsi="Symbol" w:hint="default"/>
+        <w:rFonts w:hint="default" w:ascii="Symbol" w:hAnsi="Symbol"/>
       </w:rPr>
     </w:lvl>
     <w:lvl w:ilvl="7" w:tplc="04090003" w:tentative="1">
@@ -16123,7 +17589,7 @@
         <w:ind w:left="7501" w:hanging="360"/>
       </w:pPr>
       <w:rPr>
-        <w:rFonts w:ascii="Courier New" w:hAnsi="Courier New" w:cs="Courier New" w:hint="default"/>
+        <w:rFonts w:hint="default" w:ascii="Courier New" w:hAnsi="Courier New" w:cs="Courier New"/>
       </w:rPr>
     </w:lvl>
     <w:lvl w:ilvl="8" w:tplc="04090005" w:tentative="1">
@@ -16135,7 +17601,7 @@
         <w:ind w:left="8221" w:hanging="360"/>
       </w:pPr>
       <w:rPr>
-        <w:rFonts w:ascii="Wingdings" w:hAnsi="Wingdings" w:hint="default"/>
+        <w:rFonts w:hint="default" w:ascii="Wingdings" w:hAnsi="Wingdings"/>
       </w:rPr>
     </w:lvl>
   </w:abstractNum>
@@ -16152,7 +17618,7 @@
         <w:ind w:left="1741" w:hanging="360"/>
       </w:pPr>
       <w:rPr>
-        <w:rFonts w:ascii="Wingdings" w:hAnsi="Wingdings" w:hint="default"/>
+        <w:rFonts w:hint="default" w:ascii="Wingdings" w:hAnsi="Wingdings"/>
       </w:rPr>
     </w:lvl>
     <w:lvl w:ilvl="1" w:tplc="04090003" w:tentative="1">
@@ -16164,7 +17630,7 @@
         <w:ind w:left="2461" w:hanging="360"/>
       </w:pPr>
       <w:rPr>
-        <w:rFonts w:ascii="Courier New" w:hAnsi="Courier New" w:cs="Courier New" w:hint="default"/>
+        <w:rFonts w:hint="default" w:ascii="Courier New" w:hAnsi="Courier New" w:cs="Courier New"/>
       </w:rPr>
     </w:lvl>
     <w:lvl w:ilvl="2" w:tplc="04090005" w:tentative="1">
@@ -16176,7 +17642,7 @@
         <w:ind w:left="3181" w:hanging="360"/>
       </w:pPr>
       <w:rPr>
-        <w:rFonts w:ascii="Wingdings" w:hAnsi="Wingdings" w:hint="default"/>
+        <w:rFonts w:hint="default" w:ascii="Wingdings" w:hAnsi="Wingdings"/>
       </w:rPr>
     </w:lvl>
     <w:lvl w:ilvl="3" w:tplc="04090001" w:tentative="1">
@@ -16188,7 +17654,7 @@
         <w:ind w:left="3901" w:hanging="360"/>
       </w:pPr>
       <w:rPr>
-        <w:rFonts w:ascii="Symbol" w:hAnsi="Symbol" w:hint="default"/>
+        <w:rFonts w:hint="default" w:ascii="Symbol" w:hAnsi="Symbol"/>
       </w:rPr>
     </w:lvl>
     <w:lvl w:ilvl="4" w:tplc="04090003" w:tentative="1">
@@ -16200,7 +17666,7 @@
         <w:ind w:left="4621" w:hanging="360"/>
       </w:pPr>
       <w:rPr>
-        <w:rFonts w:ascii="Courier New" w:hAnsi="Courier New" w:cs="Courier New" w:hint="default"/>
+        <w:rFonts w:hint="default" w:ascii="Courier New" w:hAnsi="Courier New" w:cs="Courier New"/>
       </w:rPr>
     </w:lvl>
     <w:lvl w:ilvl="5" w:tplc="04090005" w:tentative="1">
@@ -16212,7 +17678,7 @@
         <w:ind w:left="5341" w:hanging="360"/>
       </w:pPr>
       <w:rPr>
-        <w:rFonts w:ascii="Wingdings" w:hAnsi="Wingdings" w:hint="default"/>
+        <w:rFonts w:hint="default" w:ascii="Wingdings" w:hAnsi="Wingdings"/>
       </w:rPr>
     </w:lvl>
     <w:lvl w:ilvl="6" w:tplc="04090001" w:tentative="1">
@@ -16224,7 +17690,7 @@
         <w:ind w:left="6061" w:hanging="360"/>
       </w:pPr>
       <w:rPr>
-        <w:rFonts w:ascii="Symbol" w:hAnsi="Symbol" w:hint="default"/>
+        <w:rFonts w:hint="default" w:ascii="Symbol" w:hAnsi="Symbol"/>
       </w:rPr>
     </w:lvl>
     <w:lvl w:ilvl="7" w:tplc="04090003" w:tentative="1">
@@ -16236,7 +17702,7 @@
         <w:ind w:left="6781" w:hanging="360"/>
       </w:pPr>
       <w:rPr>
-        <w:rFonts w:ascii="Courier New" w:hAnsi="Courier New" w:cs="Courier New" w:hint="default"/>
+        <w:rFonts w:hint="default" w:ascii="Courier New" w:hAnsi="Courier New" w:cs="Courier New"/>
       </w:rPr>
     </w:lvl>
     <w:lvl w:ilvl="8" w:tplc="04090005" w:tentative="1">
@@ -16248,7 +17714,7 @@
         <w:ind w:left="7501" w:hanging="360"/>
       </w:pPr>
       <w:rPr>
-        <w:rFonts w:ascii="Wingdings" w:hAnsi="Wingdings" w:hint="default"/>
+        <w:rFonts w:hint="default" w:ascii="Wingdings" w:hAnsi="Wingdings"/>
       </w:rPr>
     </w:lvl>
   </w:abstractNum>
@@ -16390,7 +17856,7 @@
         <w:ind w:left="1440" w:hanging="360"/>
       </w:pPr>
       <w:rPr>
-        <w:rFonts w:ascii="Symbol" w:hAnsi="Symbol" w:hint="default"/>
+        <w:rFonts w:hint="default" w:ascii="Symbol" w:hAnsi="Symbol"/>
       </w:rPr>
     </w:lvl>
     <w:lvl w:ilvl="1" w:tplc="04090003" w:tentative="1">
@@ -16402,7 +17868,7 @@
         <w:ind w:left="2160" w:hanging="360"/>
       </w:pPr>
       <w:rPr>
-        <w:rFonts w:ascii="Courier New" w:hAnsi="Courier New" w:cs="Courier New" w:hint="default"/>
+        <w:rFonts w:hint="default" w:ascii="Courier New" w:hAnsi="Courier New" w:cs="Courier New"/>
       </w:rPr>
     </w:lvl>
     <w:lvl w:ilvl="2" w:tplc="04090005" w:tentative="1">
@@ -16414,7 +17880,7 @@
         <w:ind w:left="2880" w:hanging="360"/>
       </w:pPr>
       <w:rPr>
-        <w:rFonts w:ascii="Wingdings" w:hAnsi="Wingdings" w:hint="default"/>
+        <w:rFonts w:hint="default" w:ascii="Wingdings" w:hAnsi="Wingdings"/>
       </w:rPr>
     </w:lvl>
     <w:lvl w:ilvl="3" w:tplc="04090001" w:tentative="1">
@@ -16426,7 +17892,7 @@
         <w:ind w:left="3600" w:hanging="360"/>
       </w:pPr>
       <w:rPr>
-        <w:rFonts w:ascii="Symbol" w:hAnsi="Symbol" w:hint="default"/>
+        <w:rFonts w:hint="default" w:ascii="Symbol" w:hAnsi="Symbol"/>
       </w:rPr>
     </w:lvl>
     <w:lvl w:ilvl="4" w:tplc="04090003" w:tentative="1">
@@ -16438,7 +17904,7 @@
         <w:ind w:left="4320" w:hanging="360"/>
       </w:pPr>
       <w:rPr>
-        <w:rFonts w:ascii="Courier New" w:hAnsi="Courier New" w:cs="Courier New" w:hint="default"/>
+        <w:rFonts w:hint="default" w:ascii="Courier New" w:hAnsi="Courier New" w:cs="Courier New"/>
       </w:rPr>
     </w:lvl>
     <w:lvl w:ilvl="5" w:tplc="04090005" w:tentative="1">
@@ -16450,7 +17916,7 @@
         <w:ind w:left="5040" w:hanging="360"/>
       </w:pPr>
       <w:rPr>
-        <w:rFonts w:ascii="Wingdings" w:hAnsi="Wingdings" w:hint="default"/>
+        <w:rFonts w:hint="default" w:ascii="Wingdings" w:hAnsi="Wingdings"/>
       </w:rPr>
     </w:lvl>
     <w:lvl w:ilvl="6" w:tplc="04090001" w:tentative="1">
@@ -16462,7 +17928,7 @@
         <w:ind w:left="5760" w:hanging="360"/>
       </w:pPr>
       <w:rPr>
-        <w:rFonts w:ascii="Symbol" w:hAnsi="Symbol" w:hint="default"/>
+        <w:rFonts w:hint="default" w:ascii="Symbol" w:hAnsi="Symbol"/>
       </w:rPr>
     </w:lvl>
     <w:lvl w:ilvl="7" w:tplc="04090003" w:tentative="1">
@@ -16474,7 +17940,7 @@
         <w:ind w:left="6480" w:hanging="360"/>
       </w:pPr>
       <w:rPr>
-        <w:rFonts w:ascii="Courier New" w:hAnsi="Courier New" w:cs="Courier New" w:hint="default"/>
+        <w:rFonts w:hint="default" w:ascii="Courier New" w:hAnsi="Courier New" w:cs="Courier New"/>
       </w:rPr>
     </w:lvl>
     <w:lvl w:ilvl="8" w:tplc="04090005" w:tentative="1">
@@ -16486,7 +17952,7 @@
         <w:ind w:left="7200" w:hanging="360"/>
       </w:pPr>
       <w:rPr>
-        <w:rFonts w:ascii="Wingdings" w:hAnsi="Wingdings" w:hint="default"/>
+        <w:rFonts w:hint="default" w:ascii="Wingdings" w:hAnsi="Wingdings"/>
       </w:rPr>
     </w:lvl>
   </w:abstractNum>
@@ -16706,7 +18172,7 @@
         <w:ind w:left="720" w:hanging="360"/>
       </w:pPr>
       <w:rPr>
-        <w:rFonts w:ascii="Wingdings" w:eastAsia="Times New Roman" w:hAnsi="Wingdings" w:cs="Times New Roman" w:hint="default"/>
+        <w:rFonts w:hint="default" w:ascii="Wingdings" w:hAnsi="Wingdings" w:eastAsia="Times New Roman" w:cs="Times New Roman"/>
       </w:rPr>
     </w:lvl>
     <w:lvl w:ilvl="1" w:tplc="04090003" w:tentative="1">
@@ -16718,7 +18184,7 @@
         <w:ind w:left="1440" w:hanging="360"/>
       </w:pPr>
       <w:rPr>
-        <w:rFonts w:ascii="Courier New" w:hAnsi="Courier New" w:cs="Courier New" w:hint="default"/>
+        <w:rFonts w:hint="default" w:ascii="Courier New" w:hAnsi="Courier New" w:cs="Courier New"/>
       </w:rPr>
     </w:lvl>
     <w:lvl w:ilvl="2" w:tplc="04090005" w:tentative="1">
@@ -16730,7 +18196,7 @@
         <w:ind w:left="2160" w:hanging="360"/>
       </w:pPr>
       <w:rPr>
-        <w:rFonts w:ascii="Wingdings" w:hAnsi="Wingdings" w:hint="default"/>
+        <w:rFonts w:hint="default" w:ascii="Wingdings" w:hAnsi="Wingdings"/>
       </w:rPr>
     </w:lvl>
     <w:lvl w:ilvl="3" w:tplc="04090001" w:tentative="1">
@@ -16742,7 +18208,7 @@
         <w:ind w:left="2880" w:hanging="360"/>
       </w:pPr>
       <w:rPr>
-        <w:rFonts w:ascii="Symbol" w:hAnsi="Symbol" w:hint="default"/>
+        <w:rFonts w:hint="default" w:ascii="Symbol" w:hAnsi="Symbol"/>
       </w:rPr>
     </w:lvl>
     <w:lvl w:ilvl="4" w:tplc="04090003" w:tentative="1">
@@ -16754,7 +18220,7 @@
         <w:ind w:left="3600" w:hanging="360"/>
       </w:pPr>
       <w:rPr>
-        <w:rFonts w:ascii="Courier New" w:hAnsi="Courier New" w:cs="Courier New" w:hint="default"/>
+        <w:rFonts w:hint="default" w:ascii="Courier New" w:hAnsi="Courier New" w:cs="Courier New"/>
       </w:rPr>
     </w:lvl>
     <w:lvl w:ilvl="5" w:tplc="04090005" w:tentative="1">
@@ -16766,7 +18232,7 @@
         <w:ind w:left="4320" w:hanging="360"/>
       </w:pPr>
       <w:rPr>
-        <w:rFonts w:ascii="Wingdings" w:hAnsi="Wingdings" w:hint="default"/>
+        <w:rFonts w:hint="default" w:ascii="Wingdings" w:hAnsi="Wingdings"/>
       </w:rPr>
     </w:lvl>
     <w:lvl w:ilvl="6" w:tplc="04090001" w:tentative="1">
@@ -16778,7 +18244,7 @@
         <w:ind w:left="5040" w:hanging="360"/>
       </w:pPr>
       <w:rPr>
-        <w:rFonts w:ascii="Symbol" w:hAnsi="Symbol" w:hint="default"/>
+        <w:rFonts w:hint="default" w:ascii="Symbol" w:hAnsi="Symbol"/>
       </w:rPr>
     </w:lvl>
     <w:lvl w:ilvl="7" w:tplc="04090003" w:tentative="1">
@@ -16790,7 +18256,7 @@
         <w:ind w:left="5760" w:hanging="360"/>
       </w:pPr>
       <w:rPr>
-        <w:rFonts w:ascii="Courier New" w:hAnsi="Courier New" w:cs="Courier New" w:hint="default"/>
+        <w:rFonts w:hint="default" w:ascii="Courier New" w:hAnsi="Courier New" w:cs="Courier New"/>
       </w:rPr>
     </w:lvl>
     <w:lvl w:ilvl="8" w:tplc="04090005" w:tentative="1">
@@ -16802,7 +18268,7 @@
         <w:ind w:left="6480" w:hanging="360"/>
       </w:pPr>
       <w:rPr>
-        <w:rFonts w:ascii="Wingdings" w:hAnsi="Wingdings" w:hint="default"/>
+        <w:rFonts w:hint="default" w:ascii="Wingdings" w:hAnsi="Wingdings"/>
       </w:rPr>
     </w:lvl>
   </w:abstractNum>
@@ -16819,7 +18285,7 @@
         <w:ind w:left="450" w:hanging="360"/>
       </w:pPr>
       <w:rPr>
-        <w:rFonts w:ascii="Arial" w:eastAsia="Calibri" w:hAnsi="Arial" w:cs="Arial" w:hint="default"/>
+        <w:rFonts w:hint="default" w:ascii="Arial" w:hAnsi="Arial" w:eastAsia="Calibri" w:cs="Arial"/>
       </w:rPr>
     </w:lvl>
     <w:lvl w:ilvl="1" w:tplc="04090003" w:tentative="1">
@@ -16831,7 +18297,7 @@
         <w:ind w:left="1170" w:hanging="360"/>
       </w:pPr>
       <w:rPr>
-        <w:rFonts w:ascii="Courier New" w:hAnsi="Courier New" w:cs="Courier New" w:hint="default"/>
+        <w:rFonts w:hint="default" w:ascii="Courier New" w:hAnsi="Courier New" w:cs="Courier New"/>
       </w:rPr>
     </w:lvl>
     <w:lvl w:ilvl="2" w:tplc="04090005" w:tentative="1">
@@ -16843,7 +18309,7 @@
         <w:ind w:left="1890" w:hanging="360"/>
       </w:pPr>
       <w:rPr>
-        <w:rFonts w:ascii="Wingdings" w:hAnsi="Wingdings" w:hint="default"/>
+        <w:rFonts w:hint="default" w:ascii="Wingdings" w:hAnsi="Wingdings"/>
       </w:rPr>
     </w:lvl>
     <w:lvl w:ilvl="3" w:tplc="04090001" w:tentative="1">
@@ -16855,7 +18321,7 @@
         <w:ind w:left="2610" w:hanging="360"/>
       </w:pPr>
       <w:rPr>
-        <w:rFonts w:ascii="Symbol" w:hAnsi="Symbol" w:hint="default"/>
+        <w:rFonts w:hint="default" w:ascii="Symbol" w:hAnsi="Symbol"/>
       </w:rPr>
     </w:lvl>
     <w:lvl w:ilvl="4" w:tplc="04090003" w:tentative="1">
@@ -16867,7 +18333,7 @@
         <w:ind w:left="3330" w:hanging="360"/>
       </w:pPr>
       <w:rPr>
-        <w:rFonts w:ascii="Courier New" w:hAnsi="Courier New" w:cs="Courier New" w:hint="default"/>
+        <w:rFonts w:hint="default" w:ascii="Courier New" w:hAnsi="Courier New" w:cs="Courier New"/>
       </w:rPr>
     </w:lvl>
     <w:lvl w:ilvl="5" w:tplc="04090005" w:tentative="1">
@@ -16879,7 +18345,7 @@
         <w:ind w:left="4050" w:hanging="360"/>
       </w:pPr>
       <w:rPr>
-        <w:rFonts w:ascii="Wingdings" w:hAnsi="Wingdings" w:hint="default"/>
+        <w:rFonts w:hint="default" w:ascii="Wingdings" w:hAnsi="Wingdings"/>
       </w:rPr>
     </w:lvl>
     <w:lvl w:ilvl="6" w:tplc="04090001" w:tentative="1">
@@ -16891,7 +18357,7 @@
         <w:ind w:left="4770" w:hanging="360"/>
       </w:pPr>
       <w:rPr>
-        <w:rFonts w:ascii="Symbol" w:hAnsi="Symbol" w:hint="default"/>
+        <w:rFonts w:hint="default" w:ascii="Symbol" w:hAnsi="Symbol"/>
       </w:rPr>
     </w:lvl>
     <w:lvl w:ilvl="7" w:tplc="04090003" w:tentative="1">
@@ -16903,7 +18369,7 @@
         <w:ind w:left="5490" w:hanging="360"/>
       </w:pPr>
       <w:rPr>
-        <w:rFonts w:ascii="Courier New" w:hAnsi="Courier New" w:cs="Courier New" w:hint="default"/>
+        <w:rFonts w:hint="default" w:ascii="Courier New" w:hAnsi="Courier New" w:cs="Courier New"/>
       </w:rPr>
     </w:lvl>
     <w:lvl w:ilvl="8" w:tplc="04090005" w:tentative="1">
@@ -16915,7 +18381,7 @@
         <w:ind w:left="6210" w:hanging="360"/>
       </w:pPr>
       <w:rPr>
-        <w:rFonts w:ascii="Wingdings" w:hAnsi="Wingdings" w:hint="default"/>
+        <w:rFonts w:hint="default" w:ascii="Wingdings" w:hAnsi="Wingdings"/>
       </w:rPr>
     </w:lvl>
   </w:abstractNum>
@@ -17242,11 +18708,11 @@
 </file>
 
 <file path=word/styles.xml><?xml version="1.0" encoding="utf-8"?>
-<w:styles xmlns:mc="http://schemas.openxmlformats.org/markup-compatibility/2006" xmlns:r="http://schemas.openxmlformats.org/officeDocument/2006/relationships" xmlns:w="http://schemas.openxmlformats.org/wordprocessingml/2006/main" xmlns:w14="http://schemas.microsoft.com/office/word/2010/wordml" xmlns:w15="http://schemas.microsoft.com/office/word/2012/wordml" xmlns:w16cex="http://schemas.microsoft.com/office/word/2018/wordml/cex" xmlns:w16cid="http://schemas.microsoft.com/office/word/2016/wordml/cid" xmlns:w16="http://schemas.microsoft.com/office/word/2018/wordml" xmlns:w16du="http://schemas.microsoft.com/office/word/2023/wordml/word16du" xmlns:w16sdtdh="http://schemas.microsoft.com/office/word/2020/wordml/sdtdatahash" xmlns:w16sdtfl="http://schemas.microsoft.com/office/word/2024/wordml/sdtformatlock" xmlns:w16se="http://schemas.microsoft.com/office/word/2015/wordml/symex" mc:Ignorable="w14 w15 w16se w16cid w16 w16cex w16sdtdh w16sdtfl w16du">
+<w:styles xmlns:wp14="http://schemas.microsoft.com/office/word/2010/wordprocessingDrawing" xmlns:mc="http://schemas.openxmlformats.org/markup-compatibility/2006" xmlns:r="http://schemas.openxmlformats.org/officeDocument/2006/relationships" xmlns:w="http://schemas.openxmlformats.org/wordprocessingml/2006/main" xmlns:w14="http://schemas.microsoft.com/office/word/2010/wordml" xmlns:w15="http://schemas.microsoft.com/office/word/2012/wordml" xmlns:w16cex="http://schemas.microsoft.com/office/word/2018/wordml/cex" xmlns:w16cid="http://schemas.microsoft.com/office/word/2016/wordml/cid" xmlns:w16="http://schemas.microsoft.com/office/word/2018/wordml" xmlns:w16du="http://schemas.microsoft.com/office/word/2023/wordml/word16du" xmlns:w16sdtdh="http://schemas.microsoft.com/office/word/2020/wordml/sdtdatahash" xmlns:w16sdtfl="http://schemas.microsoft.com/office/word/2024/wordml/sdtformatlock" xmlns:w16se="http://schemas.microsoft.com/office/word/2015/wordml/symex" mc:Ignorable="w14 w15 w16se w16cid w16 w16cex w16sdtdh w16sdtfl w16du wp14">
   <w:docDefaults>
     <w:rPrDefault>
       <w:rPr>
-        <w:rFonts w:ascii="Times New Roman" w:eastAsiaTheme="minorHAnsi" w:hAnsi="Times New Roman" w:cs="Times New Roman"/>
+        <w:rFonts w:ascii="Times New Roman" w:hAnsi="Times New Roman" w:cs="Times New Roman" w:eastAsiaTheme="minorHAnsi"/>
         <w:sz w:val="24"/>
         <w:szCs w:val="24"/>
         <w:lang w:val="en-US" w:eastAsia="en-US" w:bidi="ar-SA"/>
@@ -17263,14 +18729,14 @@
   <w:latentStyles w:defLockedState="0" w:defUIPriority="99" w:defSemiHidden="0" w:defUnhideWhenUsed="0" w:defQFormat="0" w:count="376">
     <w:lsdException w:name="Normal" w:uiPriority="0" w:qFormat="1"/>
     <w:lsdException w:name="heading 1" w:uiPriority="0" w:qFormat="1"/>
-    <w:lsdException w:name="heading 2" w:semiHidden="1" w:uiPriority="9" w:unhideWhenUsed="1" w:qFormat="1"/>
-    <w:lsdException w:name="heading 3" w:semiHidden="1" w:uiPriority="9" w:unhideWhenUsed="1" w:qFormat="1"/>
-    <w:lsdException w:name="heading 4" w:semiHidden="1" w:uiPriority="9" w:unhideWhenUsed="1" w:qFormat="1"/>
-    <w:lsdException w:name="heading 5" w:semiHidden="1" w:uiPriority="9" w:unhideWhenUsed="1" w:qFormat="1"/>
-    <w:lsdException w:name="heading 6" w:semiHidden="1" w:uiPriority="9" w:unhideWhenUsed="1" w:qFormat="1"/>
-    <w:lsdException w:name="heading 7" w:semiHidden="1" w:uiPriority="9" w:unhideWhenUsed="1" w:qFormat="1"/>
-    <w:lsdException w:name="heading 8" w:semiHidden="1" w:uiPriority="9" w:unhideWhenUsed="1" w:qFormat="1"/>
-    <w:lsdException w:name="heading 9" w:semiHidden="1" w:uiPriority="9" w:unhideWhenUsed="1" w:qFormat="1"/>
+    <w:lsdException w:name="heading 2" w:uiPriority="9" w:semiHidden="1" w:unhideWhenUsed="1" w:qFormat="1"/>
+    <w:lsdException w:name="heading 3" w:uiPriority="9" w:semiHidden="1" w:unhideWhenUsed="1" w:qFormat="1"/>
+    <w:lsdException w:name="heading 4" w:uiPriority="9" w:semiHidden="1" w:unhideWhenUsed="1" w:qFormat="1"/>
+    <w:lsdException w:name="heading 5" w:uiPriority="9" w:semiHidden="1" w:unhideWhenUsed="1" w:qFormat="1"/>
+    <w:lsdException w:name="heading 6" w:uiPriority="9" w:semiHidden="1" w:unhideWhenUsed="1" w:qFormat="1"/>
+    <w:lsdException w:name="heading 7" w:uiPriority="9" w:semiHidden="1" w:unhideWhenUsed="1" w:qFormat="1"/>
+    <w:lsdException w:name="heading 8" w:uiPriority="9" w:semiHidden="1" w:unhideWhenUsed="1" w:qFormat="1"/>
+    <w:lsdException w:name="heading 9" w:uiPriority="9" w:semiHidden="1" w:unhideWhenUsed="1" w:qFormat="1"/>
     <w:lsdException w:name="index 1" w:semiHidden="1" w:unhideWhenUsed="1"/>
     <w:lsdException w:name="index 2" w:semiHidden="1" w:unhideWhenUsed="1"/>
     <w:lsdException w:name="index 3" w:semiHidden="1" w:unhideWhenUsed="1"/>
@@ -17280,22 +18746,22 @@
     <w:lsdException w:name="index 7" w:semiHidden="1" w:unhideWhenUsed="1"/>
     <w:lsdException w:name="index 8" w:semiHidden="1" w:unhideWhenUsed="1"/>
     <w:lsdException w:name="index 9" w:semiHidden="1" w:unhideWhenUsed="1"/>
-    <w:lsdException w:name="toc 1" w:semiHidden="1" w:uiPriority="39" w:unhideWhenUsed="1" w:qFormat="1"/>
-    <w:lsdException w:name="toc 2" w:semiHidden="1" w:uiPriority="39" w:unhideWhenUsed="1" w:qFormat="1"/>
-    <w:lsdException w:name="toc 3" w:semiHidden="1" w:uiPriority="39" w:unhideWhenUsed="1" w:qFormat="1"/>
-    <w:lsdException w:name="toc 4" w:semiHidden="1" w:uiPriority="39" w:unhideWhenUsed="1"/>
-    <w:lsdException w:name="toc 5" w:semiHidden="1" w:uiPriority="39" w:unhideWhenUsed="1"/>
-    <w:lsdException w:name="toc 6" w:semiHidden="1" w:uiPriority="39" w:unhideWhenUsed="1"/>
-    <w:lsdException w:name="toc 7" w:semiHidden="1" w:uiPriority="39" w:unhideWhenUsed="1"/>
-    <w:lsdException w:name="toc 8" w:semiHidden="1" w:uiPriority="39" w:unhideWhenUsed="1"/>
-    <w:lsdException w:name="toc 9" w:semiHidden="1" w:uiPriority="39" w:unhideWhenUsed="1"/>
+    <w:lsdException w:name="toc 1" w:uiPriority="39" w:semiHidden="1" w:unhideWhenUsed="1" w:qFormat="1"/>
+    <w:lsdException w:name="toc 2" w:uiPriority="39" w:semiHidden="1" w:unhideWhenUsed="1" w:qFormat="1"/>
+    <w:lsdException w:name="toc 3" w:uiPriority="39" w:semiHidden="1" w:unhideWhenUsed="1" w:qFormat="1"/>
+    <w:lsdException w:name="toc 4" w:uiPriority="39" w:semiHidden="1" w:unhideWhenUsed="1"/>
+    <w:lsdException w:name="toc 5" w:uiPriority="39" w:semiHidden="1" w:unhideWhenUsed="1"/>
+    <w:lsdException w:name="toc 6" w:uiPriority="39" w:semiHidden="1" w:unhideWhenUsed="1"/>
+    <w:lsdException w:name="toc 7" w:uiPriority="39" w:semiHidden="1" w:unhideWhenUsed="1"/>
+    <w:lsdException w:name="toc 8" w:uiPriority="39" w:semiHidden="1" w:unhideWhenUsed="1"/>
+    <w:lsdException w:name="toc 9" w:uiPriority="39" w:semiHidden="1" w:unhideWhenUsed="1"/>
     <w:lsdException w:name="Normal Indent" w:semiHidden="1" w:unhideWhenUsed="1"/>
     <w:lsdException w:name="footnote text" w:semiHidden="1" w:unhideWhenUsed="1"/>
     <w:lsdException w:name="annotation text" w:semiHidden="1" w:unhideWhenUsed="1"/>
     <w:lsdException w:name="header" w:semiHidden="1" w:unhideWhenUsed="1"/>
     <w:lsdException w:name="footer" w:semiHidden="1" w:unhideWhenUsed="1"/>
     <w:lsdException w:name="index heading" w:semiHidden="1" w:unhideWhenUsed="1"/>
-    <w:lsdException w:name="caption" w:semiHidden="1" w:uiPriority="35" w:unhideWhenUsed="1" w:qFormat="1"/>
+    <w:lsdException w:name="caption" w:uiPriority="35" w:semiHidden="1" w:unhideWhenUsed="1" w:qFormat="1"/>
     <w:lsdException w:name="table of figures" w:semiHidden="1" w:unhideWhenUsed="1"/>
     <w:lsdException w:name="envelope address" w:semiHidden="1" w:unhideWhenUsed="1"/>
     <w:lsdException w:name="envelope return" w:semiHidden="1" w:unhideWhenUsed="1"/>
@@ -17326,7 +18792,7 @@
     <w:lsdException w:name="Title" w:uiPriority="10" w:qFormat="1"/>
     <w:lsdException w:name="Closing" w:semiHidden="1" w:unhideWhenUsed="1"/>
     <w:lsdException w:name="Signature" w:semiHidden="1" w:unhideWhenUsed="1"/>
-    <w:lsdException w:name="Default Paragraph Font" w:semiHidden="1" w:uiPriority="1" w:unhideWhenUsed="1"/>
+    <w:lsdException w:name="Default Paragraph Font" w:uiPriority="1" w:semiHidden="1" w:unhideWhenUsed="1"/>
     <w:lsdException w:name="Body Text" w:semiHidden="1" w:unhideWhenUsed="1"/>
     <w:lsdException w:name="Body Text Indent" w:semiHidden="1" w:unhideWhenUsed="1"/>
     <w:lsdException w:name="List Continue" w:semiHidden="1" w:unhideWhenUsed="1"/>
@@ -17351,7 +18817,7 @@
     <w:lsdException w:name="Strong" w:uiPriority="22" w:qFormat="1"/>
     <w:lsdException w:name="Emphasis" w:uiPriority="20" w:qFormat="1"/>
     <w:lsdException w:name="Document Map" w:semiHidden="1" w:unhideWhenUsed="1"/>
-    <w:lsdException w:name="Plain Text" w:semiHidden="1" w:uiPriority="0" w:unhideWhenUsed="1"/>
+    <w:lsdException w:name="Plain Text" w:uiPriority="0" w:semiHidden="1" w:unhideWhenUsed="1"/>
     <w:lsdException w:name="E-mail Signature" w:semiHidden="1" w:unhideWhenUsed="1"/>
     <w:lsdException w:name="HTML Top of Form" w:semiHidden="1" w:unhideWhenUsed="1"/>
     <w:lsdException w:name="HTML Bottom of Form" w:semiHidden="1" w:unhideWhenUsed="1"/>
@@ -17526,8 +18992,8 @@
     <w:lsdException w:name="Subtle Reference" w:uiPriority="31" w:qFormat="1"/>
     <w:lsdException w:name="Intense Reference" w:uiPriority="32" w:qFormat="1"/>
     <w:lsdException w:name="Book Title" w:uiPriority="33" w:qFormat="1"/>
-    <w:lsdException w:name="Bibliography" w:semiHidden="1" w:uiPriority="37" w:unhideWhenUsed="1"/>
-    <w:lsdException w:name="TOC Heading" w:semiHidden="1" w:uiPriority="39" w:unhideWhenUsed="1" w:qFormat="1"/>
+    <w:lsdException w:name="Bibliography" w:uiPriority="37" w:semiHidden="1" w:unhideWhenUsed="1"/>
+    <w:lsdException w:name="TOC Heading" w:uiPriority="39" w:semiHidden="1" w:unhideWhenUsed="1" w:qFormat="1"/>
     <w:lsdException w:name="Plain Table 1" w:uiPriority="41"/>
     <w:lsdException w:name="Plain Table 2" w:uiPriority="42"/>
     <w:lsdException w:name="Plain Table 3" w:uiPriority="43"/>
@@ -17638,7 +19104,7 @@
     <w:lsdException w:name="Unresolved Mention" w:semiHidden="1" w:unhideWhenUsed="1"/>
     <w:lsdException w:name="Smart Link" w:semiHidden="1" w:unhideWhenUsed="1"/>
   </w:latentStyles>
-  <w:style w:type="paragraph" w:default="1" w:styleId="Normal">
+  <w:style w:type="paragraph" w:styleId="Normal" w:default="1">
     <w:name w:val="Normal"/>
     <w:qFormat/>
     <w:rsid w:val="007C2C43"/>
@@ -17665,7 +19131,7 @@
       <w:outlineLvl w:val="0"/>
     </w:pPr>
     <w:rPr>
-      <w:rFonts w:ascii="Arial" w:eastAsia="Times New Roman" w:hAnsi="Arial" w:cs="Arial"/>
+      <w:rFonts w:ascii="Arial" w:hAnsi="Arial" w:eastAsia="Times New Roman" w:cs="Arial"/>
       <w:b/>
       <w:bCs/>
     </w:rPr>
@@ -17687,7 +19153,7 @@
       <w:outlineLvl w:val="2"/>
     </w:pPr>
     <w:rPr>
-      <w:rFonts w:asciiTheme="majorHAnsi" w:eastAsiaTheme="majorEastAsia" w:hAnsiTheme="majorHAnsi" w:cstheme="majorBidi"/>
+      <w:rFonts w:asciiTheme="majorHAnsi" w:hAnsiTheme="majorHAnsi" w:eastAsiaTheme="majorEastAsia" w:cstheme="majorBidi"/>
       <w:b/>
       <w:bCs/>
       <w:color w:val="4F81BD" w:themeColor="accent1"/>
@@ -17710,7 +19176,7 @@
       <w:outlineLvl w:val="3"/>
     </w:pPr>
     <w:rPr>
-      <w:rFonts w:asciiTheme="majorHAnsi" w:eastAsiaTheme="majorEastAsia" w:hAnsiTheme="majorHAnsi" w:cstheme="majorBidi"/>
+      <w:rFonts w:asciiTheme="majorHAnsi" w:hAnsiTheme="majorHAnsi" w:eastAsiaTheme="majorEastAsia" w:cstheme="majorBidi"/>
       <w:b/>
       <w:bCs/>
       <w:i/>
@@ -17718,13 +19184,12 @@
       <w:color w:val="4F81BD" w:themeColor="accent1"/>
     </w:rPr>
   </w:style>
-  <w:style w:type="character" w:default="1" w:styleId="DefaultParagraphFont">
+  <w:style w:type="character" w:styleId="DefaultParagraphFont" w:default="1">
     <w:name w:val="Default Paragraph Font"/>
     <w:uiPriority w:val="1"/>
-    <w:semiHidden/>
     <w:unhideWhenUsed/>
   </w:style>
-  <w:style w:type="table" w:default="1" w:styleId="TableNormal">
+  <w:style w:type="table" w:styleId="TableNormal" w:default="1">
     <w:name w:val="Normal Table"/>
     <w:uiPriority w:val="99"/>
     <w:semiHidden/>
@@ -17739,7 +19204,7 @@
       </w:tblCellMar>
     </w:tblPr>
   </w:style>
-  <w:style w:type="numbering" w:default="1" w:styleId="NoList">
+  <w:style w:type="numbering" w:styleId="NoList" w:default="1">
     <w:name w:val="No List"/>
     <w:uiPriority w:val="99"/>
     <w:semiHidden/>
@@ -17760,7 +19225,7 @@
       <w:spacing w:line="240" w:lineRule="auto"/>
     </w:pPr>
   </w:style>
-  <w:style w:type="character" w:customStyle="1" w:styleId="HeaderChar">
+  <w:style w:type="character" w:styleId="HeaderChar" w:customStyle="1">
     <w:name w:val="Header Char"/>
     <w:basedOn w:val="DefaultParagraphFont"/>
     <w:link w:val="Header"/>
@@ -17782,7 +19247,7 @@
       <w:spacing w:line="240" w:lineRule="auto"/>
     </w:pPr>
   </w:style>
-  <w:style w:type="character" w:customStyle="1" w:styleId="FooterChar">
+  <w:style w:type="character" w:styleId="FooterChar" w:customStyle="1">
     <w:name w:val="Footer Char"/>
     <w:basedOn w:val="DefaultParagraphFont"/>
     <w:link w:val="Footer"/>
@@ -17800,27 +19265,27 @@
     </w:pPr>
     <w:tblPr>
       <w:tblBorders>
-        <w:top w:val="single" w:sz="4" w:space="0" w:color="auto"/>
-        <w:left w:val="single" w:sz="4" w:space="0" w:color="auto"/>
-        <w:bottom w:val="single" w:sz="4" w:space="0" w:color="auto"/>
-        <w:right w:val="single" w:sz="4" w:space="0" w:color="auto"/>
-        <w:insideH w:val="single" w:sz="4" w:space="0" w:color="auto"/>
-        <w:insideV w:val="single" w:sz="4" w:space="0" w:color="auto"/>
+        <w:top w:val="single" w:color="auto" w:sz="4" w:space="0"/>
+        <w:left w:val="single" w:color="auto" w:sz="4" w:space="0"/>
+        <w:bottom w:val="single" w:color="auto" w:sz="4" w:space="0"/>
+        <w:right w:val="single" w:color="auto" w:sz="4" w:space="0"/>
+        <w:insideH w:val="single" w:color="auto" w:sz="4" w:space="0"/>
+        <w:insideV w:val="single" w:color="auto" w:sz="4" w:space="0"/>
       </w:tblBorders>
     </w:tblPr>
   </w:style>
-  <w:style w:type="character" w:customStyle="1" w:styleId="Heading1Char">
+  <w:style w:type="character" w:styleId="Heading1Char" w:customStyle="1">
     <w:name w:val="Heading 1 Char"/>
     <w:basedOn w:val="DefaultParagraphFont"/>
     <w:link w:val="Heading1"/>
     <w:rsid w:val="006A6309"/>
     <w:rPr>
-      <w:rFonts w:ascii="Arial" w:eastAsia="Times New Roman" w:hAnsi="Arial" w:cs="Arial"/>
+      <w:rFonts w:ascii="Arial" w:hAnsi="Arial" w:eastAsia="Times New Roman" w:cs="Arial"/>
       <w:b/>
       <w:bCs/>
     </w:rPr>
   </w:style>
-  <w:style w:type="character" w:customStyle="1" w:styleId="Heading3Char">
+  <w:style w:type="character" w:styleId="Heading3Char" w:customStyle="1">
     <w:name w:val="Heading 3 Char"/>
     <w:basedOn w:val="DefaultParagraphFont"/>
     <w:link w:val="Heading3"/>
@@ -17828,13 +19293,13 @@
     <w:semiHidden/>
     <w:rsid w:val="006A6309"/>
     <w:rPr>
-      <w:rFonts w:asciiTheme="majorHAnsi" w:eastAsiaTheme="majorEastAsia" w:hAnsiTheme="majorHAnsi" w:cstheme="majorBidi"/>
+      <w:rFonts w:asciiTheme="majorHAnsi" w:hAnsiTheme="majorHAnsi" w:eastAsiaTheme="majorEastAsia" w:cstheme="majorBidi"/>
       <w:b/>
       <w:bCs/>
       <w:color w:val="4F81BD" w:themeColor="accent1"/>
     </w:rPr>
   </w:style>
-  <w:style w:type="character" w:customStyle="1" w:styleId="Heading4Char">
+  <w:style w:type="character" w:styleId="Heading4Char" w:customStyle="1">
     <w:name w:val="Heading 4 Char"/>
     <w:basedOn w:val="DefaultParagraphFont"/>
     <w:link w:val="Heading4"/>
@@ -17842,7 +19307,7 @@
     <w:semiHidden/>
     <w:rsid w:val="006A6309"/>
     <w:rPr>
-      <w:rFonts w:asciiTheme="majorHAnsi" w:eastAsiaTheme="majorEastAsia" w:hAnsiTheme="majorHAnsi" w:cstheme="majorBidi"/>
+      <w:rFonts w:asciiTheme="majorHAnsi" w:hAnsiTheme="majorHAnsi" w:eastAsiaTheme="majorEastAsia" w:cstheme="majorBidi"/>
       <w:b/>
       <w:bCs/>
       <w:i/>
@@ -17875,24 +19340,24 @@
       <w:jc w:val="left"/>
     </w:pPr>
     <w:rPr>
-      <w:rFonts w:ascii="Courier New" w:eastAsia="Times New Roman" w:hAnsi="Courier New" w:cs="Courier New"/>
+      <w:rFonts w:ascii="Courier New" w:hAnsi="Courier New" w:eastAsia="Times New Roman" w:cs="Courier New"/>
       <w:sz w:val="20"/>
       <w:szCs w:val="20"/>
     </w:rPr>
   </w:style>
-  <w:style w:type="character" w:customStyle="1" w:styleId="PlainTextChar">
+  <w:style w:type="character" w:styleId="PlainTextChar" w:customStyle="1">
     <w:name w:val="Plain Text Char"/>
     <w:basedOn w:val="DefaultParagraphFont"/>
     <w:link w:val="PlainText"/>
     <w:semiHidden/>
     <w:rsid w:val="006A6309"/>
     <w:rPr>
-      <w:rFonts w:ascii="Courier New" w:eastAsia="Times New Roman" w:hAnsi="Courier New" w:cs="Courier New"/>
+      <w:rFonts w:ascii="Courier New" w:hAnsi="Courier New" w:eastAsia="Times New Roman" w:cs="Courier New"/>
       <w:sz w:val="20"/>
       <w:szCs w:val="20"/>
     </w:rPr>
   </w:style>
-  <w:style w:type="paragraph" w:customStyle="1" w:styleId="body">
+  <w:style w:type="paragraph" w:styleId="body" w:customStyle="1">
     <w:name w:val="body"/>
     <w:rsid w:val="006A6309"/>
     <w:pPr>
@@ -17902,13 +19367,13 @@
       <w:jc w:val="left"/>
     </w:pPr>
     <w:rPr>
-      <w:rFonts w:ascii="Times" w:eastAsia="Times New Roman" w:hAnsi="Times" w:cs="Times"/>
+      <w:rFonts w:ascii="Times" w:hAnsi="Times" w:eastAsia="Times New Roman" w:cs="Times"/>
       <w:sz w:val="22"/>
       <w:szCs w:val="22"/>
       <w:lang w:val="en-AU"/>
     </w:rPr>
   </w:style>
-  <w:style w:type="paragraph" w:customStyle="1" w:styleId="TableContents">
+  <w:style w:type="paragraph" w:styleId="TableContents" w:customStyle="1">
     <w:name w:val="Table Contents"/>
     <w:basedOn w:val="Normal"/>
     <w:rsid w:val="006A6309"/>
@@ -17941,7 +19406,7 @@
       <w:szCs w:val="16"/>
     </w:rPr>
   </w:style>
-  <w:style w:type="character" w:customStyle="1" w:styleId="BalloonTextChar">
+  <w:style w:type="character" w:styleId="BalloonTextChar" w:customStyle="1">
     <w:name w:val="Balloon Text Char"/>
     <w:basedOn w:val="DefaultParagraphFont"/>
     <w:link w:val="BalloonText"/>
@@ -17955,7 +19420,7 @@
     </w:rPr>
   </w:style>
   <w:style w:type="character" w:styleId="CommentReference">
-    <w:name w:val="annotation reference"/>
+    <w:name w:val="Comment Reference"/>
     <w:basedOn w:val="DefaultParagraphFont"/>
     <w:uiPriority w:val="99"/>
     <w:semiHidden/>
@@ -17967,7 +19432,7 @@
     </w:rPr>
   </w:style>
   <w:style w:type="paragraph" w:styleId="CommentText">
-    <w:name w:val="annotation text"/>
+    <w:name w:val="Comment Text"/>
     <w:basedOn w:val="Normal"/>
     <w:link w:val="CommentTextChar"/>
     <w:uiPriority w:val="99"/>
@@ -17982,7 +19447,7 @@
       <w:szCs w:val="20"/>
     </w:rPr>
   </w:style>
-  <w:style w:type="character" w:customStyle="1" w:styleId="CommentTextChar">
+  <w:style w:type="character" w:styleId="CommentTextChar" w:customStyle="1">
     <w:name w:val="Comment Text Char"/>
     <w:basedOn w:val="DefaultParagraphFont"/>
     <w:link w:val="CommentText"/>
@@ -17995,7 +19460,7 @@
     </w:rPr>
   </w:style>
   <w:style w:type="paragraph" w:styleId="CommentSubject">
-    <w:name w:val="annotation subject"/>
+    <w:name w:val="Comment Subject"/>
     <w:basedOn w:val="CommentText"/>
     <w:next w:val="CommentText"/>
     <w:link w:val="CommentSubjectChar"/>
@@ -18008,7 +19473,7 @@
       <w:bCs/>
     </w:rPr>
   </w:style>
-  <w:style w:type="character" w:customStyle="1" w:styleId="CommentSubjectChar">
+  <w:style w:type="character" w:styleId="CommentSubjectChar" w:customStyle="1">
     <w:name w:val="Comment Subject Char"/>
     <w:basedOn w:val="CommentTextChar"/>
     <w:link w:val="CommentSubject"/>
@@ -18043,7 +19508,7 @@
       <w:outlineLvl w:val="9"/>
     </w:pPr>
     <w:rPr>
-      <w:rFonts w:asciiTheme="majorHAnsi" w:eastAsiaTheme="majorEastAsia" w:hAnsiTheme="majorHAnsi" w:cstheme="majorBidi"/>
+      <w:rFonts w:asciiTheme="majorHAnsi" w:hAnsiTheme="majorHAnsi" w:eastAsiaTheme="majorEastAsia" w:cstheme="majorBidi"/>
       <w:color w:val="365F91" w:themeColor="accent1" w:themeShade="BF"/>
       <w:sz w:val="28"/>
       <w:szCs w:val="28"/>
@@ -18064,7 +19529,7 @@
       <w:jc w:val="left"/>
     </w:pPr>
     <w:rPr>
-      <w:rFonts w:asciiTheme="minorHAnsi" w:eastAsiaTheme="minorEastAsia" w:hAnsiTheme="minorHAnsi" w:cstheme="minorBidi"/>
+      <w:rFonts w:asciiTheme="minorHAnsi" w:hAnsiTheme="minorHAnsi" w:eastAsiaTheme="minorEastAsia" w:cstheme="minorBidi"/>
       <w:sz w:val="22"/>
       <w:szCs w:val="22"/>
     </w:rPr>
@@ -18084,7 +19549,7 @@
       <w:jc w:val="left"/>
     </w:pPr>
     <w:rPr>
-      <w:rFonts w:asciiTheme="minorHAnsi" w:eastAsiaTheme="minorEastAsia" w:hAnsiTheme="minorHAnsi" w:cstheme="minorBidi"/>
+      <w:rFonts w:asciiTheme="minorHAnsi" w:hAnsiTheme="minorHAnsi" w:eastAsiaTheme="minorEastAsia" w:cstheme="minorBidi"/>
       <w:sz w:val="22"/>
       <w:szCs w:val="22"/>
     </w:rPr>
@@ -18104,7 +19569,7 @@
       <w:jc w:val="left"/>
     </w:pPr>
     <w:rPr>
-      <w:rFonts w:asciiTheme="minorHAnsi" w:eastAsiaTheme="minorEastAsia" w:hAnsiTheme="minorHAnsi" w:cstheme="minorBidi"/>
+      <w:rFonts w:asciiTheme="minorHAnsi" w:hAnsiTheme="minorHAnsi" w:eastAsiaTheme="minorEastAsia" w:cstheme="minorBidi"/>
       <w:sz w:val="22"/>
       <w:szCs w:val="22"/>
     </w:rPr>
@@ -18120,7 +19585,7 @@
       <w:u w:val="single"/>
     </w:rPr>
   </w:style>
-  <w:style w:type="paragraph" w:customStyle="1" w:styleId="Tabletext">
+  <w:style w:type="paragraph" w:styleId="Tabletext" w:customStyle="1">
     <w:name w:val="Tabletext"/>
     <w:basedOn w:val="Normal"/>
     <w:rsid w:val="00A51C88"/>
@@ -18134,12 +19599,12 @@
       <w:ind w:right="0"/>
     </w:pPr>
     <w:rPr>
-      <w:rFonts w:ascii="Arial" w:eastAsia="Times New Roman" w:hAnsi="Arial"/>
+      <w:rFonts w:ascii="Arial" w:hAnsi="Arial" w:eastAsia="Times New Roman"/>
       <w:sz w:val="20"/>
       <w:szCs w:val="20"/>
     </w:rPr>
   </w:style>
-  <w:style w:type="paragraph" w:customStyle="1" w:styleId="StyleNormalsampleBefore6pt">
+  <w:style w:type="paragraph" w:styleId="StyleNormalsampleBefore6pt" w:customStyle="1">
     <w:name w:val="Style Normal sample + Before:  6 pt"/>
     <w:basedOn w:val="Normal"/>
     <w:rsid w:val="00A51C88"/>
@@ -18148,7 +19613,7 @@
       <w:ind w:left="432" w:right="0"/>
     </w:pPr>
     <w:rPr>
-      <w:rFonts w:ascii="Arial" w:eastAsia="MS Mincho" w:hAnsi="Arial"/>
+      <w:rFonts w:ascii="Arial" w:hAnsi="Arial" w:eastAsia="MS Mincho"/>
       <w:i/>
       <w:iCs/>
       <w:kern w:val="32"/>
@@ -18177,7 +19642,7 @@
       <w:szCs w:val="16"/>
     </w:rPr>
   </w:style>
-  <w:style w:type="character" w:customStyle="1" w:styleId="DocumentMapChar">
+  <w:style w:type="character" w:styleId="DocumentMapChar" w:customStyle="1">
     <w:name w:val="Document Map Char"/>
     <w:basedOn w:val="DefaultParagraphFont"/>
     <w:link w:val="DocumentMap"/>
@@ -18191,7 +19656,7 @@
       <w:szCs w:val="16"/>
     </w:rPr>
   </w:style>
-  <w:style w:type="table" w:customStyle="1" w:styleId="LightList-Accent11">
+  <w:style w:type="table" w:styleId="LightList-Accent11" w:customStyle="1">
     <w:name w:val="Light List - Accent 11"/>
     <w:basedOn w:val="TableNormal"/>
     <w:uiPriority w:val="61"/>
@@ -18202,7 +19667,7 @@
       <w:jc w:val="left"/>
     </w:pPr>
     <w:rPr>
-      <w:rFonts w:ascii="Arial" w:eastAsia="Calibri" w:hAnsi="Arial" w:cs="Arial"/>
+      <w:rFonts w:ascii="Arial" w:hAnsi="Arial" w:eastAsia="Calibri" w:cs="Arial"/>
       <w:sz w:val="20"/>
       <w:szCs w:val="22"/>
     </w:rPr>
@@ -18210,12 +19675,12 @@
       <w:tblStyleRowBandSize w:val="1"/>
       <w:tblStyleColBandSize w:val="1"/>
       <w:tblBorders>
-        <w:top w:val="single" w:sz="8" w:space="0" w:color="4F81BD"/>
-        <w:left w:val="single" w:sz="8" w:space="0" w:color="4F81BD"/>
-        <w:bottom w:val="single" w:sz="8" w:space="0" w:color="4F81BD"/>
-        <w:right w:val="single" w:sz="8" w:space="0" w:color="4F81BD"/>
-        <w:insideH w:val="single" w:sz="8" w:space="0" w:color="4F81BD"/>
-        <w:insideV w:val="single" w:sz="8" w:space="0" w:color="4F81BD"/>
+        <w:top w:val="single" w:color="4F81BD" w:sz="8" w:space="0"/>
+        <w:left w:val="single" w:color="4F81BD" w:sz="8" w:space="0"/>
+        <w:bottom w:val="single" w:color="4F81BD" w:sz="8" w:space="0"/>
+        <w:right w:val="single" w:color="4F81BD" w:sz="8" w:space="0"/>
+        <w:insideH w:val="single" w:color="4F81BD" w:sz="8" w:space="0"/>
+        <w:insideV w:val="single" w:color="4F81BD" w:sz="8" w:space="0"/>
       </w:tblBorders>
       <w:tblCellMar>
         <w:top w:w="29" w:type="dxa"/>
@@ -18253,10 +19718,10 @@
       <w:tblPr/>
       <w:tcPr>
         <w:tcBorders>
-          <w:top w:val="single" w:sz="8" w:space="0" w:color="4F81BD"/>
-          <w:left w:val="single" w:sz="8" w:space="0" w:color="4F81BD"/>
-          <w:bottom w:val="single" w:sz="8" w:space="0" w:color="4F81BD"/>
-          <w:right w:val="single" w:sz="8" w:space="0" w:color="4F81BD"/>
+          <w:top w:val="single" w:color="4F81BD" w:sz="8" w:space="0"/>
+          <w:left w:val="single" w:color="4F81BD" w:sz="8" w:space="0"/>
+          <w:bottom w:val="single" w:color="4F81BD" w:sz="8" w:space="0"/>
+          <w:right w:val="single" w:color="4F81BD" w:sz="8" w:space="0"/>
         </w:tcBorders>
       </w:tcPr>
     </w:tblStylePr>
@@ -18280,10 +19745,10 @@
       <w:tblPr/>
       <w:tcPr>
         <w:tcBorders>
-          <w:top w:val="single" w:sz="8" w:space="0" w:color="4F81BD"/>
-          <w:left w:val="single" w:sz="8" w:space="0" w:color="4F81BD"/>
-          <w:bottom w:val="single" w:sz="8" w:space="0" w:color="4F81BD"/>
-          <w:right w:val="single" w:sz="8" w:space="0" w:color="4F81BD"/>
+          <w:top w:val="single" w:color="4F81BD" w:sz="8" w:space="0"/>
+          <w:left w:val="single" w:color="4F81BD" w:sz="8" w:space="0"/>
+          <w:bottom w:val="single" w:color="4F81BD" w:sz="8" w:space="0"/>
+          <w:right w:val="single" w:color="4F81BD" w:sz="8" w:space="0"/>
         </w:tcBorders>
       </w:tcPr>
     </w:tblStylePr>
@@ -18300,10 +19765,10 @@
       <w:tblPr/>
       <w:tcPr>
         <w:tcBorders>
-          <w:top w:val="single" w:sz="8" w:space="0" w:color="4F81BD"/>
-          <w:left w:val="single" w:sz="8" w:space="0" w:color="4F81BD"/>
-          <w:bottom w:val="single" w:sz="8" w:space="0" w:color="4F81BD"/>
-          <w:right w:val="single" w:sz="8" w:space="0" w:color="4F81BD"/>
+          <w:top w:val="single" w:color="4F81BD" w:sz="8" w:space="0"/>
+          <w:left w:val="single" w:color="4F81BD" w:sz="8" w:space="0"/>
+          <w:bottom w:val="single" w:color="4F81BD" w:sz="8" w:space="0"/>
+          <w:right w:val="single" w:color="4F81BD" w:sz="8" w:space="0"/>
         </w:tcBorders>
       </w:tcPr>
     </w:tblStylePr>
@@ -18319,7 +19784,7 @@
       </w:rPr>
     </w:tblStylePr>
   </w:style>
-  <w:style w:type="paragraph" w:customStyle="1" w:styleId="Body0">
+  <w:style w:type="paragraph" w:styleId="Body0" w:customStyle="1">
     <w:name w:val="Body"/>
     <w:basedOn w:val="Normal"/>
     <w:link w:val="BodyChar"/>
@@ -18331,23 +19796,23 @@
       <w:ind w:left="90" w:right="27"/>
     </w:pPr>
     <w:rPr>
-      <w:rFonts w:ascii="Arial" w:eastAsia="Calibri" w:hAnsi="Arial" w:cs="Arial"/>
+      <w:rFonts w:ascii="Arial" w:hAnsi="Arial" w:eastAsia="Calibri" w:cs="Arial"/>
       <w:sz w:val="20"/>
       <w:szCs w:val="22"/>
     </w:rPr>
   </w:style>
-  <w:style w:type="character" w:customStyle="1" w:styleId="BodyChar">
+  <w:style w:type="character" w:styleId="BodyChar" w:customStyle="1">
     <w:name w:val="Body Char"/>
     <w:basedOn w:val="DefaultParagraphFont"/>
     <w:link w:val="Body0"/>
     <w:rsid w:val="001D105C"/>
     <w:rPr>
-      <w:rFonts w:ascii="Arial" w:eastAsia="Calibri" w:hAnsi="Arial" w:cs="Arial"/>
+      <w:rFonts w:ascii="Arial" w:hAnsi="Arial" w:eastAsia="Calibri" w:cs="Arial"/>
       <w:sz w:val="20"/>
       <w:szCs w:val="22"/>
     </w:rPr>
   </w:style>
-  <w:style w:type="character" w:customStyle="1" w:styleId="ListParagraphChar">
+  <w:style w:type="character" w:styleId="ListParagraphChar" w:customStyle="1">
     <w:name w:val="List Paragraph Char"/>
     <w:aliases w:val="a) Char,Thang2 Char,Level 2 Char,List Paragraph1 Char,Paragraph Char,Norm Char,abc Char,Đoạn của Danh sách Char,List Paragraph11 Char,Đoạn c𞹺Danh sách Char,List Paragraph111 Char,Đoạn c���?nh sách Char,Nga 3 Char,bullet Char"/>
     <w:basedOn w:val="DefaultParagraphFont"/>
@@ -18356,7 +19821,7 @@
     <w:qFormat/>
     <w:rsid w:val="00A607D1"/>
   </w:style>
-  <w:style w:type="paragraph" w:customStyle="1" w:styleId="Bang">
+  <w:style w:type="paragraph" w:styleId="Bang" w:customStyle="1">
     <w:name w:val="Bang"/>
     <w:basedOn w:val="Normal"/>
     <w:autoRedefine/>
@@ -18367,7 +19832,7 @@
       <w:jc w:val="left"/>
     </w:pPr>
     <w:rPr>
-      <w:rFonts w:ascii="Tahoma" w:eastAsia="MS Mincho" w:hAnsi="Tahoma" w:cs="Tahoma"/>
+      <w:rFonts w:ascii="Tahoma" w:hAnsi="Tahoma" w:eastAsia="MS Mincho" w:cs="Tahoma"/>
       <w:snapToGrid w:val="0"/>
       <w:sz w:val="18"/>
       <w:szCs w:val="20"/>

--- a/input/srs_report/BC2_PDTD_DTM_SRS_v1.0.docx
+++ b/input/srs_report/BC2_PDTD_DTM_SRS_v1.0.docx
@@ -1,6 +1,6 @@
 
 <file path=word/document.xml><?xml version="1.0" encoding="utf-8"?>
-<w:document xmlns:wpc="http://schemas.microsoft.com/office/word/2010/wordprocessingCanvas" xmlns:cx="http://schemas.microsoft.com/office/drawing/2014/chartex" xmlns:cx1="http://schemas.microsoft.com/office/drawing/2015/9/8/chartex" xmlns:cx2="http://schemas.microsoft.com/office/drawing/2015/10/21/chartex" xmlns:cx3="http://schemas.microsoft.com/office/drawing/2016/5/9/chartex" xmlns:cx4="http://schemas.microsoft.com/office/drawing/2016/5/10/chartex" xmlns:cx5="http://schemas.microsoft.com/office/drawing/2016/5/11/chartex" xmlns:cx6="http://schemas.microsoft.com/office/drawing/2016/5/12/chartex" xmlns:cx7="http://schemas.microsoft.com/office/drawing/2016/5/13/chartex" xmlns:cx8="http://schemas.microsoft.com/office/drawing/2016/5/14/chartex" xmlns:mc="http://schemas.openxmlformats.org/markup-compatibility/2006" xmlns:aink="http://schemas.microsoft.com/office/drawing/2016/ink" xmlns:am3d="http://schemas.microsoft.com/office/drawing/2017/model3d" xmlns:o="urn:schemas-microsoft-com:office:office" xmlns:oel="http://schemas.microsoft.com/office/2019/extlst" xmlns:r="http://schemas.openxmlformats.org/officeDocument/2006/relationships" xmlns:m="http://schemas.openxmlformats.org/officeDocument/2006/math" xmlns:v="urn:schemas-microsoft-com:vml" xmlns:wp14="http://schemas.microsoft.com/office/word/2010/wordprocessingDrawing" xmlns:wp="http://schemas.openxmlformats.org/drawingml/2006/wordprocessingDrawing" xmlns:w10="urn:schemas-microsoft-com:office:word" xmlns:w="http://schemas.openxmlformats.org/wordprocessingml/2006/main" xmlns:w14="http://schemas.microsoft.com/office/word/2010/wordml" xmlns:w15="http://schemas.microsoft.com/office/word/2012/wordml" xmlns:w16cex="http://schemas.microsoft.com/office/word/2018/wordml/cex" xmlns:w16cid="http://schemas.microsoft.com/office/word/2016/wordml/cid" xmlns:w16="http://schemas.microsoft.com/office/word/2018/wordml" xmlns:w16du="http://schemas.microsoft.com/office/word/2023/wordml/word16du" xmlns:w16sdtdh="http://schemas.microsoft.com/office/word/2020/wordml/sdtdatahash" xmlns:w16sdtfl="http://schemas.microsoft.com/office/word/2024/wordml/sdtformatlock" xmlns:w16se="http://schemas.microsoft.com/office/word/2015/wordml/symex" xmlns:wpg="http://schemas.microsoft.com/office/word/2010/wordprocessingGroup" xmlns:wpi="http://schemas.microsoft.com/office/word/2010/wordprocessingInk" xmlns:wne="http://schemas.microsoft.com/office/word/2006/wordml" xmlns:wps="http://schemas.microsoft.com/office/word/2010/wordprocessingShape" mc:Ignorable="w14 w15 w16se w16cid w16 w16cex w16sdtdh w16sdtfl w16du wp14">
+<w:document xmlns:wpc="http://schemas.microsoft.com/office/word/2010/wordprocessingCanvas" xmlns:cx="http://schemas.microsoft.com/office/drawing/2014/chartex" xmlns:cx1="http://schemas.microsoft.com/office/drawing/2015/9/8/chartex" xmlns:cx2="http://schemas.microsoft.com/office/drawing/2015/10/21/chartex" xmlns:cx3="http://schemas.microsoft.com/office/drawing/2016/5/9/chartex" xmlns:cx4="http://schemas.microsoft.com/office/drawing/2016/5/10/chartex" xmlns:cx5="http://schemas.microsoft.com/office/drawing/2016/5/11/chartex" xmlns:cx6="http://schemas.microsoft.com/office/drawing/2016/5/12/chartex" xmlns:cx7="http://schemas.microsoft.com/office/drawing/2016/5/13/chartex" xmlns:cx8="http://schemas.microsoft.com/office/drawing/2016/5/14/chartex" xmlns:mc="http://schemas.openxmlformats.org/markup-compatibility/2006" xmlns:aink="http://schemas.microsoft.com/office/drawing/2016/ink" xmlns:am3d="http://schemas.microsoft.com/office/drawing/2017/model3d" xmlns:o="urn:schemas-microsoft-com:office:office" xmlns:oel="http://schemas.microsoft.com/office/2019/extlst" xmlns:r="http://schemas.openxmlformats.org/officeDocument/2006/relationships" xmlns:m="http://schemas.openxmlformats.org/officeDocument/2006/math" xmlns:v="urn:schemas-microsoft-com:vml" xmlns:wp14="http://schemas.microsoft.com/office/word/2010/wordprocessingDrawing" xmlns:wp="http://schemas.openxmlformats.org/drawingml/2006/wordprocessingDrawing" xmlns:w10="urn:schemas-microsoft-com:office:word" xmlns:w="http://schemas.openxmlformats.org/wordprocessingml/2006/main" xmlns:w14="http://schemas.microsoft.com/office/word/2010/wordml" xmlns:w15="http://schemas.microsoft.com/office/word/2012/wordml" xmlns:w16cex="http://schemas.microsoft.com/office/word/2018/wordml/cex" xmlns:w16cid="http://schemas.microsoft.com/office/word/2016/wordml/cid" xmlns:w16="http://schemas.microsoft.com/office/word/2018/wordml" xmlns:w16du="http://schemas.microsoft.com/office/word/2023/wordml/word16du" xmlns:w16sdtdh="http://schemas.microsoft.com/office/word/2020/wordml/sdtdatahash" xmlns:w16sdtfl="http://schemas.microsoft.com/office/word/2024/wordml/sdtformatlock" xmlns:w16se="http://schemas.microsoft.com/office/word/2015/wordml/symex" xmlns:wpg="http://schemas.microsoft.com/office/word/2010/wordprocessingGroup" xmlns:wpi="http://schemas.microsoft.com/office/word/2010/wordprocessingInk" xmlns:wne="http://schemas.microsoft.com/office/word/2006/wordml" xmlns:wps="http://schemas.microsoft.com/office/word/2010/wordprocessingShape" xmlns:a="http://schemas.openxmlformats.org/drawingml/2006/main" xmlns:pic="http://schemas.openxmlformats.org/drawingml/2006/picture" xmlns:a14="http://schemas.microsoft.com/office/drawing/2010/main" mc:Ignorable="w14 w15 w16se w16cid w16 w16cex w16sdtdh w16sdtfl w16du wp14">
   <w:body>
     <w:tbl>
       <w:tblPr>
@@ -8,12 +8,12 @@
         <w:tblpPr w:leftFromText="180" w:rightFromText="180" w:vertAnchor="text" w:horzAnchor="margin" w:tblpXSpec="right" w:tblpYSpec="center"/>
         <w:tblW w:w="1841" w:type="dxa"/>
         <w:tblBorders>
-          <w:top w:val="none" w:sz="0" w:space="0" w:color="auto"/>
-          <w:left w:val="none" w:sz="0" w:space="0" w:color="auto"/>
-          <w:bottom w:val="none" w:sz="0" w:space="0" w:color="auto"/>
-          <w:right w:val="none" w:sz="0" w:space="0" w:color="auto"/>
-          <w:insideH w:val="none" w:sz="0" w:space="0" w:color="auto"/>
-          <w:insideV w:val="none" w:sz="0" w:space="0" w:color="auto"/>
+          <w:top w:val="none" w:color="auto" w:sz="0" w:space="0"/>
+          <w:left w:val="none" w:color="auto" w:sz="0" w:space="0"/>
+          <w:bottom w:val="none" w:color="auto" w:sz="0" w:space="0"/>
+          <w:right w:val="none" w:color="auto" w:sz="0" w:space="0"/>
+          <w:insideH w:val="none" w:color="auto" w:sz="0" w:space="0"/>
+          <w:insideV w:val="none" w:color="auto" w:sz="0" w:space="0"/>
         </w:tblBorders>
         <w:tblLayout w:type="fixed"/>
         <w:tblLook w:val="04A0" w:firstRow="1" w:lastRow="0" w:firstColumn="1" w:lastColumn="0" w:noHBand="0" w:noVBand="1"/>
@@ -29,10 +29,10 @@
           <w:tcPr>
             <w:tcW w:w="1841" w:type="dxa"/>
             <w:tcBorders>
-              <w:top w:val="double" w:sz="4" w:space="0" w:color="auto"/>
-              <w:left w:val="double" w:sz="4" w:space="0" w:color="auto"/>
-              <w:bottom w:val="double" w:sz="4" w:space="0" w:color="auto"/>
-              <w:right w:val="double" w:sz="4" w:space="0" w:color="auto"/>
+              <w:top w:val="double" w:color="auto" w:sz="4" w:space="0"/>
+              <w:left w:val="double" w:color="auto" w:sz="4" w:space="0"/>
+              <w:bottom w:val="double" w:color="auto" w:sz="4" w:space="0"/>
+              <w:right w:val="double" w:color="auto" w:sz="4" w:space="0"/>
             </w:tcBorders>
             <w:vAlign w:val="center"/>
           </w:tcPr>
@@ -639,16 +639,15 @@
           <w:b/>
         </w:rPr>
       </w:pPr>
-      <w:bookmarkStart w:id="0" w:name="_Toc463083793"/>
-      <w:bookmarkStart w:id="1" w:name="_Toc465677963"/>
-      <w:bookmarkStart w:id="2" w:name="_Toc467738735"/>
-      <w:bookmarkStart w:id="3" w:name="_Toc446234547"/>
-      <w:bookmarkStart w:id="4" w:name="_Toc467738720"/>
+      <w:bookmarkStart w:name="_Toc463083793" w:id="0"/>
+      <w:bookmarkStart w:name="_Toc465677963" w:id="1"/>
+      <w:bookmarkStart w:name="_Toc467738735" w:id="2"/>
+      <w:bookmarkStart w:name="_Toc446234547" w:id="3"/>
+      <w:bookmarkStart w:name="_Toc467738720" w:id="4"/>
       <w:r>
         <w:rPr>
           <w:b/>
         </w:rPr>
-        <w:lastRenderedPageBreak/>
         <w:t>BẢNG THEO DÕI HIỆU LỰC VÀ THAY ĐỔI</w:t>
       </w:r>
     </w:p>
@@ -676,12 +675,12 @@
         <w:tblW w:w="9199" w:type="dxa"/>
         <w:jc w:val="center"/>
         <w:tblBorders>
-          <w:top w:val="single" w:sz="4" w:space="0" w:color="auto"/>
-          <w:left w:val="single" w:sz="4" w:space="0" w:color="auto"/>
-          <w:bottom w:val="single" w:sz="4" w:space="0" w:color="auto"/>
-          <w:right w:val="single" w:sz="4" w:space="0" w:color="auto"/>
-          <w:insideH w:val="single" w:sz="4" w:space="0" w:color="auto"/>
-          <w:insideV w:val="single" w:sz="4" w:space="0" w:color="auto"/>
+          <w:top w:val="single" w:color="auto" w:sz="4" w:space="0"/>
+          <w:left w:val="single" w:color="auto" w:sz="4" w:space="0"/>
+          <w:bottom w:val="single" w:color="auto" w:sz="4" w:space="0"/>
+          <w:right w:val="single" w:color="auto" w:sz="4" w:space="0"/>
+          <w:insideH w:val="single" w:color="auto" w:sz="4" w:space="0"/>
+          <w:insideV w:val="single" w:color="auto" w:sz="4" w:space="0"/>
         </w:tblBorders>
         <w:tblLook w:val="01E0" w:firstRow="1" w:lastRow="1" w:firstColumn="1" w:lastColumn="1" w:noHBand="0" w:noVBand="0"/>
       </w:tblPr>
@@ -971,12 +970,12 @@
         <w:tblW w:w="9199" w:type="dxa"/>
         <w:jc w:val="center"/>
         <w:tblBorders>
-          <w:top w:val="single" w:sz="4" w:space="0" w:color="auto"/>
-          <w:left w:val="single" w:sz="4" w:space="0" w:color="auto"/>
-          <w:bottom w:val="single" w:sz="4" w:space="0" w:color="auto"/>
-          <w:right w:val="single" w:sz="4" w:space="0" w:color="auto"/>
-          <w:insideH w:val="single" w:sz="4" w:space="0" w:color="auto"/>
-          <w:insideV w:val="single" w:sz="4" w:space="0" w:color="auto"/>
+          <w:top w:val="single" w:color="auto" w:sz="4" w:space="0"/>
+          <w:left w:val="single" w:color="auto" w:sz="4" w:space="0"/>
+          <w:bottom w:val="single" w:color="auto" w:sz="4" w:space="0"/>
+          <w:right w:val="single" w:color="auto" w:sz="4" w:space="0"/>
+          <w:insideH w:val="single" w:color="auto" w:sz="4" w:space="0"/>
+          <w:insideV w:val="single" w:color="auto" w:sz="4" w:space="0"/>
         </w:tblBorders>
         <w:tblLook w:val="04A0" w:firstRow="1" w:lastRow="0" w:firstColumn="1" w:lastColumn="0" w:noHBand="0" w:noVBand="1"/>
       </w:tblPr>
@@ -1551,12 +1550,12 @@
         <w:tblW w:w="9239" w:type="dxa"/>
         <w:jc w:val="center"/>
         <w:tblBorders>
-          <w:top w:val="single" w:sz="4" w:space="0" w:color="auto"/>
-          <w:left w:val="single" w:sz="4" w:space="0" w:color="auto"/>
-          <w:bottom w:val="single" w:sz="4" w:space="0" w:color="auto"/>
-          <w:right w:val="single" w:sz="4" w:space="0" w:color="auto"/>
-          <w:insideH w:val="single" w:sz="4" w:space="0" w:color="auto"/>
-          <w:insideV w:val="single" w:sz="4" w:space="0" w:color="auto"/>
+          <w:top w:val="single" w:color="auto" w:sz="4" w:space="0"/>
+          <w:left w:val="single" w:color="auto" w:sz="4" w:space="0"/>
+          <w:bottom w:val="single" w:color="auto" w:sz="4" w:space="0"/>
+          <w:right w:val="single" w:color="auto" w:sz="4" w:space="0"/>
+          <w:insideH w:val="single" w:color="auto" w:sz="4" w:space="0"/>
+          <w:insideV w:val="single" w:color="auto" w:sz="4" w:space="0"/>
         </w:tblBorders>
         <w:tblLook w:val="04A0" w:firstRow="1" w:lastRow="0" w:firstColumn="1" w:lastColumn="0" w:noHBand="0" w:noVBand="1"/>
       </w:tblPr>
@@ -1999,19 +1998,19 @@
     </w:p>
     <w:sdt>
       <w:sdtPr>
+        <w:id w:val="31610120"/>
+        <w:docPartObj>
+          <w:docPartGallery w:val="Table of Contents"/>
+          <w:docPartUnique/>
+        </w:docPartObj>
         <w:rPr>
-          <w:rFonts w:ascii="Times New Roman" w:eastAsiaTheme="minorEastAsia" w:hAnsi="Times New Roman" w:cs="Times New Roman"/>
+          <w:rFonts w:ascii="Times New Roman" w:hAnsi="Times New Roman" w:eastAsia="ＭＳ 明朝" w:cs="Times New Roman" w:eastAsiaTheme="minorEastAsia"/>
           <w:b w:val="0"/>
           <w:bCs w:val="0"/>
           <w:color w:val="auto"/>
           <w:sz w:val="24"/>
           <w:szCs w:val="24"/>
         </w:rPr>
-        <w:id w:val="31610120"/>
-        <w:docPartObj>
-          <w:docPartGallery w:val="Table of Contents"/>
-          <w:docPartUnique/>
-        </w:docPartObj>
       </w:sdtPr>
       <w:sdtContent>
         <w:p>
@@ -2076,11 +2075,11 @@
             </w:rPr>
             <w:fldChar w:fldCharType="separate"/>
           </w:r>
-          <w:hyperlink w:anchor="_Toc236991245" w:history="1">
+          <w:hyperlink w:history="1" w:anchor="_Toc236991245">
             <w:r>
               <w:rPr>
                 <w:rStyle w:val="Hyperlink"/>
-                <w:rFonts w:ascii="Times New Roman" w:eastAsia="Calibri" w:hAnsi="Times New Roman" w:cs="Times New Roman"/>
+                <w:rFonts w:ascii="Times New Roman" w:hAnsi="Times New Roman" w:eastAsia="Calibri" w:cs="Times New Roman"/>
                 <w:b/>
                 <w:noProof/>
                 <w:sz w:val="24"/>
@@ -2102,7 +2101,7 @@
             <w:r>
               <w:rPr>
                 <w:rStyle w:val="Hyperlink"/>
-                <w:rFonts w:ascii="Times New Roman" w:eastAsia="Calibri" w:hAnsi="Times New Roman" w:cs="Times New Roman"/>
+                <w:rFonts w:ascii="Times New Roman" w:hAnsi="Times New Roman" w:eastAsia="Calibri" w:cs="Times New Roman"/>
                 <w:b/>
                 <w:noProof/>
                 <w:sz w:val="24"/>
@@ -2197,11 +2196,11 @@
               <w14:ligatures w14:val="standardContextual"/>
             </w:rPr>
           </w:pPr>
-          <w:hyperlink w:anchor="_Toc236991246" w:history="1">
+          <w:hyperlink w:history="1" w:anchor="_Toc236991246">
             <w:r>
               <w:rPr>
                 <w:rStyle w:val="Hyperlink"/>
-                <w:rFonts w:ascii="Times New Roman" w:eastAsia="Calibri" w:hAnsi="Times New Roman" w:cs="Times New Roman"/>
+                <w:rFonts w:ascii="Times New Roman" w:hAnsi="Times New Roman" w:eastAsia="Calibri" w:cs="Times New Roman"/>
                 <w:b/>
                 <w:noProof/>
                 <w:sz w:val="24"/>
@@ -2223,7 +2222,7 @@
             <w:r>
               <w:rPr>
                 <w:rStyle w:val="Hyperlink"/>
-                <w:rFonts w:ascii="Times New Roman" w:eastAsia="Calibri" w:hAnsi="Times New Roman" w:cs="Times New Roman"/>
+                <w:rFonts w:ascii="Times New Roman" w:hAnsi="Times New Roman" w:eastAsia="Calibri" w:cs="Times New Roman"/>
                 <w:b/>
                 <w:noProof/>
                 <w:sz w:val="24"/>
@@ -2318,11 +2317,11 @@
               <w14:ligatures w14:val="standardContextual"/>
             </w:rPr>
           </w:pPr>
-          <w:hyperlink w:anchor="_Toc236991247" w:history="1">
+          <w:hyperlink w:history="1" w:anchor="_Toc236991247">
             <w:r>
               <w:rPr>
                 <w:rStyle w:val="Hyperlink"/>
-                <w:rFonts w:ascii="Times New Roman" w:eastAsia="Calibri" w:hAnsi="Times New Roman" w:cs="Times New Roman"/>
+                <w:rFonts w:ascii="Times New Roman" w:hAnsi="Times New Roman" w:eastAsia="Calibri" w:cs="Times New Roman"/>
                 <w:b/>
                 <w:noProof/>
                 <w:sz w:val="24"/>
@@ -2344,7 +2343,7 @@
             <w:r>
               <w:rPr>
                 <w:rStyle w:val="Hyperlink"/>
-                <w:rFonts w:ascii="Times New Roman" w:eastAsia="Calibri" w:hAnsi="Times New Roman" w:cs="Times New Roman"/>
+                <w:rFonts w:ascii="Times New Roman" w:hAnsi="Times New Roman" w:eastAsia="Calibri" w:cs="Times New Roman"/>
                 <w:b/>
                 <w:noProof/>
                 <w:sz w:val="24"/>
@@ -2439,11 +2438,11 @@
               <w14:ligatures w14:val="standardContextual"/>
             </w:rPr>
           </w:pPr>
-          <w:hyperlink w:anchor="_Toc236991248" w:history="1">
+          <w:hyperlink w:history="1" w:anchor="_Toc236991248">
             <w:r>
               <w:rPr>
                 <w:rStyle w:val="Hyperlink"/>
-                <w:rFonts w:ascii="Times New Roman" w:eastAsia="Calibri" w:hAnsi="Times New Roman" w:cs="Times New Roman"/>
+                <w:rFonts w:ascii="Times New Roman" w:hAnsi="Times New Roman" w:eastAsia="Calibri" w:cs="Times New Roman"/>
                 <w:b/>
                 <w:noProof/>
                 <w:sz w:val="24"/>
@@ -2465,7 +2464,7 @@
             <w:r>
               <w:rPr>
                 <w:rStyle w:val="Hyperlink"/>
-                <w:rFonts w:ascii="Times New Roman" w:eastAsia="Calibri" w:hAnsi="Times New Roman" w:cs="Times New Roman"/>
+                <w:rFonts w:ascii="Times New Roman" w:hAnsi="Times New Roman" w:eastAsia="Calibri" w:cs="Times New Roman"/>
                 <w:b/>
                 <w:noProof/>
                 <w:sz w:val="24"/>
@@ -2560,11 +2559,11 @@
               <w14:ligatures w14:val="standardContextual"/>
             </w:rPr>
           </w:pPr>
-          <w:hyperlink w:anchor="_Toc236991249" w:history="1">
+          <w:hyperlink w:history="1" w:anchor="_Toc236991249">
             <w:r>
               <w:rPr>
                 <w:rStyle w:val="Hyperlink"/>
-                <w:rFonts w:ascii="Times New Roman" w:eastAsia="Calibri" w:hAnsi="Times New Roman" w:cs="Times New Roman"/>
+                <w:rFonts w:ascii="Times New Roman" w:hAnsi="Times New Roman" w:eastAsia="Calibri" w:cs="Times New Roman"/>
                 <w:b/>
                 <w:noProof/>
                 <w:sz w:val="24"/>
@@ -2586,7 +2585,7 @@
             <w:r>
               <w:rPr>
                 <w:rStyle w:val="Hyperlink"/>
-                <w:rFonts w:ascii="Times New Roman" w:eastAsia="Calibri" w:hAnsi="Times New Roman" w:cs="Times New Roman"/>
+                <w:rFonts w:ascii="Times New Roman" w:hAnsi="Times New Roman" w:eastAsia="Calibri" w:cs="Times New Roman"/>
                 <w:b/>
                 <w:noProof/>
                 <w:sz w:val="24"/>
@@ -2681,11 +2680,11 @@
               <w14:ligatures w14:val="standardContextual"/>
             </w:rPr>
           </w:pPr>
-          <w:hyperlink w:anchor="_Toc236991250" w:history="1">
+          <w:hyperlink w:history="1" w:anchor="_Toc236991250">
             <w:r>
               <w:rPr>
                 <w:rStyle w:val="Hyperlink"/>
-                <w:rFonts w:ascii="Times New Roman" w:eastAsia="Calibri" w:hAnsi="Times New Roman" w:cs="Times New Roman"/>
+                <w:rFonts w:ascii="Times New Roman" w:hAnsi="Times New Roman" w:eastAsia="Calibri" w:cs="Times New Roman"/>
                 <w:b/>
                 <w:noProof/>
                 <w:sz w:val="24"/>
@@ -2707,7 +2706,7 @@
             <w:r>
               <w:rPr>
                 <w:rStyle w:val="Hyperlink"/>
-                <w:rFonts w:ascii="Times New Roman" w:eastAsia="Calibri" w:hAnsi="Times New Roman" w:cs="Times New Roman"/>
+                <w:rFonts w:ascii="Times New Roman" w:hAnsi="Times New Roman" w:eastAsia="Calibri" w:cs="Times New Roman"/>
                 <w:b/>
                 <w:noProof/>
                 <w:sz w:val="24"/>
@@ -2802,11 +2801,11 @@
               <w14:ligatures w14:val="standardContextual"/>
             </w:rPr>
           </w:pPr>
-          <w:hyperlink w:anchor="_Toc236991251" w:history="1">
+          <w:hyperlink w:history="1" w:anchor="_Toc236991251">
             <w:r>
               <w:rPr>
                 <w:rStyle w:val="Hyperlink"/>
-                <w:rFonts w:ascii="Times New Roman" w:eastAsia="Calibri" w:hAnsi="Times New Roman" w:cs="Times New Roman"/>
+                <w:rFonts w:ascii="Times New Roman" w:hAnsi="Times New Roman" w:eastAsia="Calibri" w:cs="Times New Roman"/>
                 <w:b/>
                 <w:noProof/>
                 <w:sz w:val="24"/>
@@ -2828,7 +2827,7 @@
             <w:r>
               <w:rPr>
                 <w:rStyle w:val="Hyperlink"/>
-                <w:rFonts w:ascii="Times New Roman" w:eastAsia="Calibri" w:hAnsi="Times New Roman" w:cs="Times New Roman"/>
+                <w:rFonts w:ascii="Times New Roman" w:hAnsi="Times New Roman" w:eastAsia="Calibri" w:cs="Times New Roman"/>
                 <w:b/>
                 <w:noProof/>
                 <w:sz w:val="24"/>
@@ -2923,11 +2922,11 @@
               <w14:ligatures w14:val="standardContextual"/>
             </w:rPr>
           </w:pPr>
-          <w:hyperlink w:anchor="_Toc236991252" w:history="1">
+          <w:hyperlink w:history="1" w:anchor="_Toc236991252">
             <w:r>
               <w:rPr>
                 <w:rStyle w:val="Hyperlink"/>
-                <w:rFonts w:ascii="Times New Roman" w:eastAsia="Calibri" w:hAnsi="Times New Roman" w:cs="Times New Roman"/>
+                <w:rFonts w:ascii="Times New Roman" w:hAnsi="Times New Roman" w:eastAsia="Calibri" w:cs="Times New Roman"/>
                 <w:b/>
                 <w:noProof/>
                 <w:sz w:val="24"/>
@@ -2949,7 +2948,7 @@
             <w:r>
               <w:rPr>
                 <w:rStyle w:val="Hyperlink"/>
-                <w:rFonts w:ascii="Times New Roman" w:eastAsia="Calibri" w:hAnsi="Times New Roman" w:cs="Times New Roman"/>
+                <w:rFonts w:ascii="Times New Roman" w:hAnsi="Times New Roman" w:eastAsia="Calibri" w:cs="Times New Roman"/>
                 <w:b/>
                 <w:noProof/>
                 <w:sz w:val="24"/>
@@ -3044,11 +3043,11 @@
               <w14:ligatures w14:val="standardContextual"/>
             </w:rPr>
           </w:pPr>
-          <w:hyperlink w:anchor="_Toc236991253" w:history="1">
+          <w:hyperlink w:history="1" w:anchor="_Toc236991253">
             <w:r>
               <w:rPr>
                 <w:rStyle w:val="Hyperlink"/>
-                <w:rFonts w:ascii="Times New Roman" w:eastAsia="Calibri" w:hAnsi="Times New Roman" w:cs="Times New Roman"/>
+                <w:rFonts w:ascii="Times New Roman" w:hAnsi="Times New Roman" w:eastAsia="Calibri" w:cs="Times New Roman"/>
                 <w:b/>
                 <w:noProof/>
                 <w:sz w:val="24"/>
@@ -3070,7 +3069,7 @@
             <w:r>
               <w:rPr>
                 <w:rStyle w:val="Hyperlink"/>
-                <w:rFonts w:ascii="Times New Roman" w:eastAsia="Calibri" w:hAnsi="Times New Roman" w:cs="Times New Roman"/>
+                <w:rFonts w:ascii="Times New Roman" w:hAnsi="Times New Roman" w:eastAsia="Calibri" w:cs="Times New Roman"/>
                 <w:b/>
                 <w:noProof/>
                 <w:sz w:val="24"/>
@@ -3165,11 +3164,11 @@
               <w14:ligatures w14:val="standardContextual"/>
             </w:rPr>
           </w:pPr>
-          <w:hyperlink w:anchor="_Toc236991254" w:history="1">
+          <w:hyperlink w:history="1" w:anchor="_Toc236991254">
             <w:r>
               <w:rPr>
                 <w:rStyle w:val="Hyperlink"/>
-                <w:rFonts w:ascii="Times New Roman" w:eastAsia="Calibri" w:hAnsi="Times New Roman" w:cs="Times New Roman"/>
+                <w:rFonts w:ascii="Times New Roman" w:hAnsi="Times New Roman" w:eastAsia="Calibri" w:cs="Times New Roman"/>
                 <w:b/>
                 <w:noProof/>
                 <w:sz w:val="24"/>
@@ -3191,7 +3190,7 @@
             <w:r>
               <w:rPr>
                 <w:rStyle w:val="Hyperlink"/>
-                <w:rFonts w:ascii="Times New Roman" w:eastAsia="Calibri" w:hAnsi="Times New Roman" w:cs="Times New Roman"/>
+                <w:rFonts w:ascii="Times New Roman" w:hAnsi="Times New Roman" w:eastAsia="Calibri" w:cs="Times New Roman"/>
                 <w:b/>
                 <w:noProof/>
                 <w:sz w:val="24"/>
@@ -3286,11 +3285,11 @@
               <w14:ligatures w14:val="standardContextual"/>
             </w:rPr>
           </w:pPr>
-          <w:hyperlink w:anchor="_Toc236991255" w:history="1">
+          <w:hyperlink w:history="1" w:anchor="_Toc236991255">
             <w:r>
               <w:rPr>
                 <w:rStyle w:val="Hyperlink"/>
-                <w:rFonts w:ascii="Times New Roman" w:eastAsia="Times New Roman" w:hAnsi="Times New Roman" w:cs="Times New Roman"/>
+                <w:rFonts w:ascii="Times New Roman" w:hAnsi="Times New Roman" w:eastAsia="Times New Roman" w:cs="Times New Roman"/>
                 <w:noProof/>
                 <w:sz w:val="24"/>
                 <w:szCs w:val="24"/>
@@ -3311,7 +3310,7 @@
             <w:r>
               <w:rPr>
                 <w:rStyle w:val="Hyperlink"/>
-                <w:rFonts w:ascii="Times New Roman" w:eastAsia="Times New Roman" w:hAnsi="Times New Roman" w:cs="Times New Roman"/>
+                <w:rFonts w:ascii="Times New Roman" w:hAnsi="Times New Roman" w:eastAsia="Times New Roman" w:cs="Times New Roman"/>
                 <w:noProof/>
                 <w:sz w:val="24"/>
                 <w:szCs w:val="24"/>
@@ -3405,11 +3404,11 @@
               <w14:ligatures w14:val="standardContextual"/>
             </w:rPr>
           </w:pPr>
-          <w:hyperlink w:anchor="_Toc236991256" w:history="1">
+          <w:hyperlink w:history="1" w:anchor="_Toc236991256">
             <w:r>
               <w:rPr>
                 <w:rStyle w:val="Hyperlink"/>
-                <w:rFonts w:ascii="Times New Roman" w:eastAsia="Calibri" w:hAnsi="Times New Roman" w:cs="Times New Roman"/>
+                <w:rFonts w:ascii="Times New Roman" w:hAnsi="Times New Roman" w:eastAsia="Calibri" w:cs="Times New Roman"/>
                 <w:b/>
                 <w:noProof/>
                 <w:sz w:val="24"/>
@@ -3431,7 +3430,7 @@
             <w:r>
               <w:rPr>
                 <w:rStyle w:val="Hyperlink"/>
-                <w:rFonts w:ascii="Times New Roman" w:eastAsia="Calibri" w:hAnsi="Times New Roman" w:cs="Times New Roman"/>
+                <w:rFonts w:ascii="Times New Roman" w:hAnsi="Times New Roman" w:eastAsia="Calibri" w:cs="Times New Roman"/>
                 <w:b/>
                 <w:noProof/>
                 <w:sz w:val="24"/>
@@ -3526,11 +3525,11 @@
               <w14:ligatures w14:val="standardContextual"/>
             </w:rPr>
           </w:pPr>
-          <w:hyperlink w:anchor="_Toc236991257" w:history="1">
+          <w:hyperlink w:history="1" w:anchor="_Toc236991257">
             <w:r>
               <w:rPr>
                 <w:rStyle w:val="Hyperlink"/>
-                <w:rFonts w:ascii="Times New Roman" w:eastAsia="Calibri" w:hAnsi="Times New Roman" w:cs="Times New Roman"/>
+                <w:rFonts w:ascii="Times New Roman" w:hAnsi="Times New Roman" w:eastAsia="Calibri" w:cs="Times New Roman"/>
                 <w:b/>
                 <w:noProof/>
                 <w:sz w:val="24"/>
@@ -3552,7 +3551,7 @@
             <w:r>
               <w:rPr>
                 <w:rStyle w:val="Hyperlink"/>
-                <w:rFonts w:ascii="Times New Roman" w:eastAsia="Calibri" w:hAnsi="Times New Roman" w:cs="Times New Roman"/>
+                <w:rFonts w:ascii="Times New Roman" w:hAnsi="Times New Roman" w:eastAsia="Calibri" w:cs="Times New Roman"/>
                 <w:b/>
                 <w:noProof/>
                 <w:sz w:val="24"/>
@@ -3647,11 +3646,11 @@
               <w14:ligatures w14:val="standardContextual"/>
             </w:rPr>
           </w:pPr>
-          <w:hyperlink w:anchor="_Toc236991258" w:history="1">
+          <w:hyperlink w:history="1" w:anchor="_Toc236991258">
             <w:r>
               <w:rPr>
                 <w:rStyle w:val="Hyperlink"/>
-                <w:rFonts w:ascii="Times New Roman" w:eastAsia="Calibri" w:hAnsi="Times New Roman" w:cs="Times New Roman"/>
+                <w:rFonts w:ascii="Times New Roman" w:hAnsi="Times New Roman" w:eastAsia="Calibri" w:cs="Times New Roman"/>
                 <w:b/>
                 <w:noProof/>
                 <w:sz w:val="24"/>
@@ -3673,7 +3672,7 @@
             <w:r>
               <w:rPr>
                 <w:rStyle w:val="Hyperlink"/>
-                <w:rFonts w:ascii="Times New Roman" w:eastAsia="Calibri" w:hAnsi="Times New Roman" w:cs="Times New Roman"/>
+                <w:rFonts w:ascii="Times New Roman" w:hAnsi="Times New Roman" w:eastAsia="Calibri" w:cs="Times New Roman"/>
                 <w:b/>
                 <w:noProof/>
                 <w:sz w:val="24"/>
@@ -3767,11 +3766,11 @@
               <w14:ligatures w14:val="standardContextual"/>
             </w:rPr>
           </w:pPr>
-          <w:hyperlink w:anchor="_Toc236991259" w:history="1">
+          <w:hyperlink w:history="1" w:anchor="_Toc236991259">
             <w:r>
               <w:rPr>
                 <w:rStyle w:val="Hyperlink"/>
-                <w:rFonts w:ascii="Times New Roman" w:eastAsia="Calibri" w:hAnsi="Times New Roman" w:cs="Times New Roman"/>
+                <w:rFonts w:ascii="Times New Roman" w:hAnsi="Times New Roman" w:eastAsia="Calibri" w:cs="Times New Roman"/>
                 <w:b/>
                 <w:noProof/>
                 <w:sz w:val="24"/>
@@ -3793,7 +3792,7 @@
             <w:r>
               <w:rPr>
                 <w:rStyle w:val="Hyperlink"/>
-                <w:rFonts w:ascii="Times New Roman" w:eastAsia="Calibri" w:hAnsi="Times New Roman" w:cs="Times New Roman"/>
+                <w:rFonts w:ascii="Times New Roman" w:hAnsi="Times New Roman" w:eastAsia="Calibri" w:cs="Times New Roman"/>
                 <w:b/>
                 <w:noProof/>
                 <w:sz w:val="24"/>
@@ -3878,6 +3877,16 @@
           </w:r>
         </w:p>
       </w:sdtContent>
+      <w:sdtEndPr>
+        <w:rPr>
+          <w:rFonts w:ascii="Times New Roman" w:hAnsi="Times New Roman" w:eastAsia="ＭＳ 明朝" w:cs="Times New Roman" w:eastAsiaTheme="minorEastAsia"/>
+          <w:b w:val="0"/>
+          <w:bCs w:val="0"/>
+          <w:color w:val="auto"/>
+          <w:sz w:val="24"/>
+          <w:szCs w:val="24"/>
+        </w:rPr>
+      </w:sdtEndPr>
     </w:sdt>
     <w:p/>
     <w:p>
@@ -3904,13 +3913,12 @@
           <w:b/>
         </w:rPr>
       </w:pPr>
-      <w:bookmarkStart w:id="5" w:name="_Toc384987395"/>
+      <w:bookmarkStart w:name="_Toc384987395" w:id="5"/>
       <w:r>
         <w:rPr>
           <w:rFonts w:eastAsia="Calibri"/>
           <w:b/>
         </w:rPr>
-        <w:lastRenderedPageBreak/>
         <w:t>TÀI LIỆU ĐẶC TẢ YÊU CẦU PHẦN MỀM</w:t>
       </w:r>
     </w:p>
@@ -3933,7 +3941,7 @@
           <w:b/>
         </w:rPr>
       </w:pPr>
-      <w:bookmarkStart w:id="6" w:name="_Toc236991245"/>
+      <w:bookmarkStart w:name="_Toc236991245" w:id="6"/>
       <w:r>
         <w:rPr>
           <w:rFonts w:eastAsia="Calibri"/>
@@ -3963,9 +3971,9 @@
           <w:b/>
         </w:rPr>
       </w:pPr>
-      <w:bookmarkStart w:id="7" w:name="_Toc360108586"/>
-      <w:bookmarkStart w:id="8" w:name="_Toc384987398"/>
-      <w:bookmarkStart w:id="9" w:name="_Toc236991246"/>
+      <w:bookmarkStart w:name="_Toc360108586" w:id="7"/>
+      <w:bookmarkStart w:name="_Toc384987398" w:id="8"/>
+      <w:bookmarkStart w:name="_Toc236991246" w:id="9"/>
       <w:r>
         <w:rPr>
           <w:rFonts w:eastAsia="Calibri"/>
@@ -3982,12 +3990,12 @@
         <w:tblW w:w="8748" w:type="dxa"/>
         <w:tblInd w:w="468" w:type="dxa"/>
         <w:tblBorders>
-          <w:top w:val="dotted" w:sz="4" w:space="0" w:color="auto"/>
-          <w:left w:val="dotted" w:sz="4" w:space="0" w:color="auto"/>
-          <w:bottom w:val="dotted" w:sz="4" w:space="0" w:color="auto"/>
-          <w:right w:val="dotted" w:sz="4" w:space="0" w:color="auto"/>
-          <w:insideH w:val="dotted" w:sz="4" w:space="0" w:color="auto"/>
-          <w:insideV w:val="dotted" w:sz="4" w:space="0" w:color="auto"/>
+          <w:top w:val="dotted" w:color="auto" w:sz="4" w:space="0"/>
+          <w:left w:val="dotted" w:color="auto" w:sz="4" w:space="0"/>
+          <w:bottom w:val="dotted" w:color="auto" w:sz="4" w:space="0"/>
+          <w:right w:val="dotted" w:color="auto" w:sz="4" w:space="0"/>
+          <w:insideH w:val="dotted" w:color="auto" w:sz="4" w:space="0"/>
+          <w:insideV w:val="dotted" w:color="auto" w:sz="4" w:space="0"/>
         </w:tblBorders>
         <w:tblLayout w:type="fixed"/>
         <w:tblLook w:val="0000" w:firstRow="0" w:lastRow="0" w:firstColumn="0" w:lastColumn="0" w:noHBand="0" w:noVBand="0"/>
@@ -4019,8 +4027,8 @@
                 <w:szCs w:val="24"/>
               </w:rPr>
             </w:pPr>
-            <w:bookmarkStart w:id="10" w:name="_Toc360108587"/>
-            <w:bookmarkStart w:id="11" w:name="_Toc384987399"/>
+            <w:bookmarkStart w:name="_Toc360108587" w:id="10"/>
+            <w:bookmarkStart w:name="_Toc384987399" w:id="11"/>
             <w:r>
               <w:rPr>
                 <w:rFonts w:ascii="Times New Roman" w:hAnsi="Times New Roman" w:cs="Times New Roman"/>
@@ -4324,7 +4332,7 @@
           <w:b/>
         </w:rPr>
       </w:pPr>
-      <w:bookmarkStart w:id="12" w:name="_Toc236991247"/>
+      <w:bookmarkStart w:name="_Toc236991247" w:id="12"/>
       <w:r>
         <w:rPr>
           <w:rFonts w:eastAsia="Calibri"/>
@@ -4341,12 +4349,12 @@
         <w:tblW w:w="8748" w:type="dxa"/>
         <w:tblInd w:w="468" w:type="dxa"/>
         <w:tblBorders>
-          <w:top w:val="dotted" w:sz="4" w:space="0" w:color="auto"/>
-          <w:left w:val="dotted" w:sz="4" w:space="0" w:color="auto"/>
-          <w:bottom w:val="dotted" w:sz="4" w:space="0" w:color="auto"/>
-          <w:right w:val="dotted" w:sz="4" w:space="0" w:color="auto"/>
-          <w:insideH w:val="dotted" w:sz="4" w:space="0" w:color="auto"/>
-          <w:insideV w:val="dotted" w:sz="4" w:space="0" w:color="auto"/>
+          <w:top w:val="dotted" w:color="auto" w:sz="4" w:space="0"/>
+          <w:left w:val="dotted" w:color="auto" w:sz="4" w:space="0"/>
+          <w:bottom w:val="dotted" w:color="auto" w:sz="4" w:space="0"/>
+          <w:right w:val="dotted" w:color="auto" w:sz="4" w:space="0"/>
+          <w:insideH w:val="dotted" w:color="auto" w:sz="4" w:space="0"/>
+          <w:insideV w:val="dotted" w:color="auto" w:sz="4" w:space="0"/>
         </w:tblBorders>
         <w:tblLayout w:type="fixed"/>
         <w:tblLook w:val="0000" w:firstRow="0" w:lastRow="0" w:firstColumn="0" w:lastColumn="0" w:noHBand="0" w:noVBand="0"/>
@@ -4378,7 +4386,7 @@
                 <w:szCs w:val="24"/>
               </w:rPr>
             </w:pPr>
-            <w:bookmarkStart w:id="13" w:name="_Toc360108588"/>
+            <w:bookmarkStart w:name="_Toc360108588" w:id="13"/>
             <w:r>
               <w:rPr>
                 <w:rFonts w:ascii="Times New Roman" w:hAnsi="Times New Roman" w:cs="Times New Roman"/>
@@ -4532,8 +4540,8 @@
         </w:rPr>
         <w:t xml:space="preserve"> </w:t>
       </w:r>
-      <w:bookmarkStart w:id="14" w:name="_Toc384987400"/>
-      <w:bookmarkStart w:id="15" w:name="_Toc236991248"/>
+      <w:bookmarkStart w:name="_Toc384987400" w:id="14"/>
+      <w:bookmarkStart w:name="_Toc236991248" w:id="15"/>
       <w:bookmarkEnd w:id="13"/>
       <w:r>
         <w:rPr>
@@ -4564,9 +4572,9 @@
           <w:b/>
         </w:rPr>
       </w:pPr>
-      <w:bookmarkStart w:id="16" w:name="_Toc360108591"/>
-      <w:bookmarkStart w:id="17" w:name="_Toc384987405"/>
-      <w:bookmarkStart w:id="18" w:name="_Toc236991249"/>
+      <w:bookmarkStart w:name="_Toc360108591" w:id="16"/>
+      <w:bookmarkStart w:name="_Toc384987405" w:id="17"/>
+      <w:bookmarkStart w:name="_Toc236991249" w:id="18"/>
       <w:r>
         <w:rPr>
           <w:rFonts w:eastAsia="Calibri"/>
@@ -4612,14 +4620,14 @@
           <w:b/>
         </w:rPr>
       </w:pPr>
-      <w:bookmarkStart w:id="19" w:name="_Toc360108596"/>
-      <w:bookmarkStart w:id="20" w:name="_Toc384987410"/>
-      <w:bookmarkStart w:id="21" w:name="_Toc236991250"/>
-      <w:bookmarkStart w:id="22" w:name="_Toc155610000"/>
-      <w:bookmarkStart w:id="23" w:name="_Ref255054510"/>
-      <w:bookmarkStart w:id="24" w:name="_Ref255054514"/>
-      <w:bookmarkStart w:id="25" w:name="_Ref255291176"/>
-      <w:bookmarkStart w:id="26" w:name="_Toc322091323"/>
+      <w:bookmarkStart w:name="_Toc360108596" w:id="19"/>
+      <w:bookmarkStart w:name="_Toc384987410" w:id="20"/>
+      <w:bookmarkStart w:name="_Toc236991250" w:id="21"/>
+      <w:bookmarkStart w:name="_Toc155610000" w:id="22"/>
+      <w:bookmarkStart w:name="_Ref255054510" w:id="23"/>
+      <w:bookmarkStart w:name="_Ref255054514" w:id="24"/>
+      <w:bookmarkStart w:name="_Ref255291176" w:id="25"/>
+      <w:bookmarkStart w:name="_Toc322091323" w:id="26"/>
       <w:r>
         <w:rPr>
           <w:rFonts w:eastAsia="Calibri"/>
@@ -4665,9 +4673,9 @@
           <w:b/>
         </w:rPr>
       </w:pPr>
-      <w:bookmarkStart w:id="27" w:name="_Toc360108597"/>
-      <w:bookmarkStart w:id="28" w:name="_Toc384987411"/>
-      <w:bookmarkStart w:id="29" w:name="_Toc236991251"/>
+      <w:bookmarkStart w:name="_Toc360108597" w:id="27"/>
+      <w:bookmarkStart w:name="_Toc384987411" w:id="28"/>
+      <w:bookmarkStart w:name="_Toc236991251" w:id="29"/>
       <w:r>
         <w:rPr>
           <w:rFonts w:eastAsia="Calibri"/>
@@ -4684,7 +4692,7 @@
         <w:spacing w:line="360" w:lineRule="auto"/>
         <w:ind w:left="630"/>
       </w:pPr>
-      <w:bookmarkStart w:id="30" w:name="_Toc360108598"/>
+      <w:bookmarkStart w:name="_Toc360108598" w:id="30"/>
       <w:r>
         <w:t>[</w:t>
       </w:r>
@@ -4714,8 +4722,8 @@
           <w:b/>
         </w:rPr>
       </w:pPr>
-      <w:bookmarkStart w:id="31" w:name="_Toc384987412"/>
-      <w:bookmarkStart w:id="32" w:name="_Toc236991252"/>
+      <w:bookmarkStart w:name="_Toc384987412" w:id="31"/>
+      <w:bookmarkStart w:name="_Toc236991252" w:id="32"/>
       <w:r>
         <w:rPr>
           <w:rFonts w:eastAsia="Calibri"/>
@@ -4761,8 +4769,8 @@
           <w:b/>
         </w:rPr>
       </w:pPr>
-      <w:bookmarkStart w:id="33" w:name="_Toc384987413"/>
-      <w:bookmarkStart w:id="34" w:name="_Toc236991253"/>
+      <w:bookmarkStart w:name="_Toc384987413" w:id="33"/>
+      <w:bookmarkStart w:name="_Toc236991253" w:id="34"/>
       <w:bookmarkEnd w:id="22"/>
       <w:bookmarkEnd w:id="23"/>
       <w:bookmarkEnd w:id="24"/>
@@ -4797,13 +4805,13 @@
           <w:b/>
         </w:rPr>
       </w:pPr>
-      <w:bookmarkStart w:id="35" w:name="_Use_case_AHR-004a_–_UC01:_Manage_St"/>
-      <w:bookmarkStart w:id="36" w:name="_Use_case_AHR-004a_–_UC01:_Manage_St_1"/>
-      <w:bookmarkStart w:id="37" w:name="_Toc360108600"/>
-      <w:bookmarkStart w:id="38" w:name="_Toc384987414"/>
-      <w:bookmarkStart w:id="39" w:name="_Toc236991254"/>
-      <w:bookmarkStart w:id="40" w:name="_Ref255057459"/>
-      <w:bookmarkStart w:id="41" w:name="_Toc155610002"/>
+      <w:bookmarkStart w:name="_Use_case_AHR-004a_–_UC01:_Manage_St" w:id="35"/>
+      <w:bookmarkStart w:name="_Use_case_AHR-004a_–_UC01:_Manage_St_1" w:id="36"/>
+      <w:bookmarkStart w:name="_Toc360108600" w:id="37"/>
+      <w:bookmarkStart w:name="_Toc384987414" w:id="38"/>
+      <w:bookmarkStart w:name="_Toc236991254" w:id="39"/>
+      <w:bookmarkStart w:name="_Ref255057459" w:id="40"/>
+      <w:bookmarkStart w:name="_Toc155610002" w:id="41"/>
       <w:bookmarkEnd w:id="35"/>
       <w:bookmarkEnd w:id="36"/>
       <w:r>
@@ -4829,40 +4837,40 @@
         <w:ind w:left="907" w:right="0" w:hanging="547"/>
         <w:jc w:val="left"/>
         <w:rPr>
-          <w:rFonts w:ascii="Times New Roman" w:eastAsia="Times New Roman" w:hAnsi="Times New Roman" w:cs="Times New Roman"/>
+          <w:rFonts w:ascii="Times New Roman" w:hAnsi="Times New Roman" w:eastAsia="Times New Roman" w:cs="Times New Roman"/>
         </w:rPr>
       </w:pPr>
-      <w:bookmarkStart w:id="42" w:name="_Toc384987415"/>
-      <w:bookmarkStart w:id="43" w:name="_Toc236991255"/>
-      <w:bookmarkStart w:id="44" w:name="_Toc360108732"/>
+      <w:bookmarkStart w:name="_Toc384987415" w:id="42"/>
+      <w:bookmarkStart w:name="_Toc236991255" w:id="43"/>
+      <w:bookmarkStart w:name="_Toc360108732" w:id="44"/>
       <w:r>
         <w:rPr>
-          <w:rFonts w:ascii="Times New Roman" w:eastAsia="Times New Roman" w:hAnsi="Times New Roman" w:cs="Times New Roman"/>
+          <w:rFonts w:ascii="Times New Roman" w:hAnsi="Times New Roman" w:eastAsia="Times New Roman" w:cs="Times New Roman"/>
         </w:rPr>
         <w:t>Use case 1</w:t>
       </w:r>
       <w:bookmarkEnd w:id="42"/>
       <w:r>
         <w:rPr>
-          <w:rFonts w:ascii="Times New Roman" w:eastAsia="Times New Roman" w:hAnsi="Times New Roman" w:cs="Times New Roman"/>
+          <w:rFonts w:ascii="Times New Roman" w:hAnsi="Times New Roman" w:eastAsia="Times New Roman" w:cs="Times New Roman"/>
         </w:rPr>
         <w:t xml:space="preserve"> &lt;</w:t>
       </w:r>
       <w:r>
         <w:rPr>
-          <w:rFonts w:ascii="Times New Roman" w:eastAsia="Times New Roman" w:hAnsi="Times New Roman" w:cs="Times New Roman"/>
+          <w:rFonts w:ascii="Times New Roman" w:hAnsi="Times New Roman" w:eastAsia="Times New Roman" w:cs="Times New Roman"/>
         </w:rPr>
         <w:t xml:space="preserve">Báo cáo </w:t>
       </w:r>
       <w:r>
         <w:rPr>
-          <w:rFonts w:ascii="Times New Roman" w:eastAsia="Times New Roman" w:hAnsi="Times New Roman" w:cs="Times New Roman"/>
+          <w:rFonts w:ascii="Times New Roman" w:hAnsi="Times New Roman" w:eastAsia="Times New Roman" w:cs="Times New Roman"/>
         </w:rPr>
         <w:t xml:space="preserve">CLOS APPLICATION </w:t>
       </w:r>
       <w:r>
         <w:rPr>
-          <w:rFonts w:ascii="Times New Roman" w:eastAsia="Times New Roman" w:hAnsi="Times New Roman" w:cs="Times New Roman"/>
+          <w:rFonts w:ascii="Times New Roman" w:hAnsi="Times New Roman" w:eastAsia="Times New Roman" w:cs="Times New Roman"/>
         </w:rPr>
         <w:t>&gt;</w:t>
       </w:r>
@@ -4873,12 +4881,12 @@
         <w:tblW w:w="4743" w:type="pct"/>
         <w:tblInd w:w="475" w:type="dxa"/>
         <w:tblBorders>
-          <w:top w:val="single" w:sz="4" w:space="0" w:color="000000" w:themeColor="text1"/>
-          <w:left w:val="single" w:sz="4" w:space="0" w:color="000000" w:themeColor="text1"/>
-          <w:bottom w:val="single" w:sz="4" w:space="0" w:color="000000" w:themeColor="text1"/>
-          <w:right w:val="single" w:sz="4" w:space="0" w:color="000000" w:themeColor="text1"/>
-          <w:insideH w:val="single" w:sz="4" w:space="0" w:color="000000" w:themeColor="text1"/>
-          <w:insideV w:val="single" w:sz="4" w:space="0" w:color="000000" w:themeColor="text1"/>
+          <w:top w:val="single" w:color="000000" w:themeColor="text1" w:sz="4" w:space="0"/>
+          <w:left w:val="single" w:color="000000" w:themeColor="text1" w:sz="4" w:space="0"/>
+          <w:bottom w:val="single" w:color="000000" w:themeColor="text1" w:sz="4" w:space="0"/>
+          <w:right w:val="single" w:color="000000" w:themeColor="text1" w:sz="4" w:space="0"/>
+          <w:insideH w:val="single" w:color="000000" w:themeColor="text1" w:sz="4" w:space="0"/>
+          <w:insideV w:val="single" w:color="000000" w:themeColor="text1" w:sz="4" w:space="0"/>
         </w:tblBorders>
         <w:tblCellMar>
           <w:top w:w="29" w:type="dxa"/>
@@ -5221,12 +5229,12 @@
         <w:tblW w:w="9180" w:type="dxa"/>
         <w:tblInd w:w="475" w:type="dxa"/>
         <w:tblBorders>
-          <w:top w:val="single" w:sz="8" w:space="0" w:color="000000" w:themeColor="text1"/>
-          <w:left w:val="single" w:sz="8" w:space="0" w:color="000000" w:themeColor="text1"/>
-          <w:bottom w:val="single" w:sz="8" w:space="0" w:color="000000" w:themeColor="text1"/>
-          <w:right w:val="single" w:sz="8" w:space="0" w:color="000000" w:themeColor="text1"/>
-          <w:insideH w:val="single" w:sz="8" w:space="0" w:color="000000" w:themeColor="text1"/>
-          <w:insideV w:val="single" w:sz="8" w:space="0" w:color="000000" w:themeColor="text1"/>
+          <w:top w:val="single" w:color="000000" w:themeColor="text1" w:sz="8" w:space="0"/>
+          <w:left w:val="single" w:color="000000" w:themeColor="text1" w:sz="8" w:space="0"/>
+          <w:bottom w:val="single" w:color="000000" w:themeColor="text1" w:sz="8" w:space="0"/>
+          <w:right w:val="single" w:color="000000" w:themeColor="text1" w:sz="8" w:space="0"/>
+          <w:insideH w:val="single" w:color="000000" w:themeColor="text1" w:sz="8" w:space="0"/>
+          <w:insideV w:val="single" w:color="000000" w:themeColor="text1" w:sz="8" w:space="0"/>
         </w:tblBorders>
         <w:tblLayout w:type="fixed"/>
         <w:tblLook w:val="01E0" w:firstRow="1" w:lastRow="1" w:firstColumn="1" w:lastColumn="1" w:noHBand="0" w:noVBand="0"/>
@@ -5250,7 +5258,7 @@
               <w:ind w:left="-144" w:right="-144"/>
               <w:jc w:val="center"/>
               <w:rPr>
-                <w:rFonts w:ascii="Times New Roman" w:eastAsia="Times New Roman" w:hAnsi="Times New Roman" w:cs="Times New Roman"/>
+                <w:rFonts w:ascii="Times New Roman" w:hAnsi="Times New Roman" w:eastAsia="Times New Roman" w:cs="Times New Roman"/>
                 <w:sz w:val="24"/>
                 <w:szCs w:val="24"/>
                 <w:lang w:val="en-GB"/>
@@ -5258,12 +5266,11 @@
             </w:pPr>
             <w:r>
               <w:rPr>
-                <w:rFonts w:ascii="Times New Roman" w:eastAsia="Times New Roman" w:hAnsi="Times New Roman" w:cs="Times New Roman"/>
+                <w:rFonts w:ascii="Times New Roman" w:hAnsi="Times New Roman" w:eastAsia="Times New Roman" w:cs="Times New Roman"/>
                 <w:sz w:val="24"/>
                 <w:szCs w:val="24"/>
                 <w:lang w:val="en-GB"/>
               </w:rPr>
-              <w:lastRenderedPageBreak/>
               <w:t>Hoạt động</w:t>
             </w:r>
           </w:p>
@@ -5273,9 +5280,9 @@
             <w:cnfStyle w:val="000010000000" w:firstRow="0" w:lastRow="0" w:firstColumn="0" w:lastColumn="0" w:oddVBand="1" w:evenVBand="0" w:oddHBand="0" w:evenHBand="0" w:firstRowFirstColumn="0" w:firstRowLastColumn="0" w:lastRowFirstColumn="0" w:lastRowLastColumn="0"/>
             <w:tcW w:w="851" w:type="dxa"/>
             <w:tcBorders>
-              <w:top w:val="none" w:sz="0" w:space="0" w:color="auto"/>
-              <w:left w:val="none" w:sz="0" w:space="0" w:color="auto"/>
-              <w:right w:val="none" w:sz="0" w:space="0" w:color="auto"/>
+              <w:top w:val="none" w:color="auto" w:sz="0" w:space="0"/>
+              <w:left w:val="none" w:color="auto" w:sz="0" w:space="0"/>
+              <w:right w:val="none" w:color="auto" w:sz="0" w:space="0"/>
             </w:tcBorders>
           </w:tcPr>
           <w:p>
@@ -5283,7 +5290,7 @@
               <w:ind w:left="-142" w:right="-320"/>
               <w:jc w:val="both"/>
               <w:rPr>
-                <w:rFonts w:ascii="Times New Roman" w:eastAsia="Times New Roman" w:hAnsi="Times New Roman" w:cs="Times New Roman"/>
+                <w:rFonts w:ascii="Times New Roman" w:hAnsi="Times New Roman" w:eastAsia="Times New Roman" w:cs="Times New Roman"/>
                 <w:sz w:val="24"/>
                 <w:szCs w:val="24"/>
                 <w:lang w:val="en-GB"/>
@@ -5291,7 +5298,7 @@
             </w:pPr>
             <w:r>
               <w:rPr>
-                <w:rFonts w:ascii="Times New Roman" w:eastAsia="Times New Roman" w:hAnsi="Times New Roman" w:cs="Times New Roman"/>
+                <w:rFonts w:ascii="Times New Roman" w:hAnsi="Times New Roman" w:eastAsia="Times New Roman" w:cs="Times New Roman"/>
                 <w:sz w:val="24"/>
                 <w:szCs w:val="24"/>
                 <w:lang w:val="en-GB"/>
@@ -5300,7 +5307,7 @@
             </w:r>
             <w:r>
               <w:rPr>
-                <w:rFonts w:ascii="Times New Roman" w:eastAsia="Times New Roman" w:hAnsi="Times New Roman" w:cs="Times New Roman"/>
+                <w:rFonts w:ascii="Times New Roman" w:hAnsi="Times New Roman" w:eastAsia="Times New Roman" w:cs="Times New Roman"/>
                 <w:sz w:val="24"/>
                 <w:szCs w:val="24"/>
                 <w:lang w:val="en-GB"/>
@@ -5319,7 +5326,7 @@
               <w:ind w:left="-142" w:right="-320"/>
               <w:jc w:val="center"/>
               <w:rPr>
-                <w:rFonts w:ascii="Times New Roman" w:eastAsia="Times New Roman" w:hAnsi="Times New Roman" w:cs="Times New Roman"/>
+                <w:rFonts w:ascii="Times New Roman" w:hAnsi="Times New Roman" w:eastAsia="Times New Roman" w:cs="Times New Roman"/>
                 <w:sz w:val="24"/>
                 <w:szCs w:val="24"/>
                 <w:lang w:val="en-GB"/>
@@ -5327,7 +5334,7 @@
             </w:pPr>
             <w:r>
               <w:rPr>
-                <w:rFonts w:ascii="Times New Roman" w:eastAsia="Times New Roman" w:hAnsi="Times New Roman" w:cs="Times New Roman"/>
+                <w:rFonts w:ascii="Times New Roman" w:hAnsi="Times New Roman" w:eastAsia="Times New Roman" w:cs="Times New Roman"/>
                 <w:sz w:val="24"/>
                 <w:szCs w:val="24"/>
                 <w:lang w:val="en-GB"/>
@@ -5346,9 +5353,9 @@
             <w:cnfStyle w:val="001000000000" w:firstRow="0" w:lastRow="0" w:firstColumn="1" w:lastColumn="0" w:oddVBand="0" w:evenVBand="0" w:oddHBand="0" w:evenHBand="0" w:firstRowFirstColumn="0" w:firstRowLastColumn="0" w:lastRowFirstColumn="0" w:lastRowLastColumn="0"/>
             <w:tcW w:w="791" w:type="dxa"/>
             <w:tcBorders>
-              <w:top w:val="none" w:sz="0" w:space="0" w:color="auto"/>
-              <w:left w:val="none" w:sz="0" w:space="0" w:color="auto"/>
-              <w:bottom w:val="none" w:sz="0" w:space="0" w:color="auto"/>
+              <w:top w:val="none" w:color="auto" w:sz="0" w:space="0"/>
+              <w:left w:val="none" w:color="auto" w:sz="0" w:space="0"/>
+              <w:bottom w:val="none" w:color="auto" w:sz="0" w:space="0"/>
             </w:tcBorders>
           </w:tcPr>
           <w:p>
@@ -5356,7 +5363,7 @@
               <w:ind w:left="-144" w:right="-144"/>
               <w:jc w:val="center"/>
               <w:rPr>
-                <w:rFonts w:ascii="Times New Roman" w:eastAsia="Times New Roman" w:hAnsi="Times New Roman" w:cs="Times New Roman"/>
+                <w:rFonts w:ascii="Times New Roman" w:hAnsi="Times New Roman" w:eastAsia="Times New Roman" w:cs="Times New Roman"/>
                 <w:sz w:val="24"/>
                 <w:szCs w:val="24"/>
                 <w:lang w:val="en-GB"/>
@@ -5369,10 +5376,10 @@
             <w:cnfStyle w:val="000010000000" w:firstRow="0" w:lastRow="0" w:firstColumn="0" w:lastColumn="0" w:oddVBand="1" w:evenVBand="0" w:oddHBand="0" w:evenHBand="0" w:firstRowFirstColumn="0" w:firstRowLastColumn="0" w:lastRowFirstColumn="0" w:lastRowLastColumn="0"/>
             <w:tcW w:w="851" w:type="dxa"/>
             <w:tcBorders>
-              <w:top w:val="none" w:sz="0" w:space="0" w:color="auto"/>
-              <w:left w:val="none" w:sz="0" w:space="0" w:color="auto"/>
-              <w:bottom w:val="none" w:sz="0" w:space="0" w:color="auto"/>
-              <w:right w:val="none" w:sz="0" w:space="0" w:color="auto"/>
+              <w:top w:val="none" w:color="auto" w:sz="0" w:space="0"/>
+              <w:left w:val="none" w:color="auto" w:sz="0" w:space="0"/>
+              <w:bottom w:val="none" w:color="auto" w:sz="0" w:space="0"/>
+              <w:right w:val="none" w:color="auto" w:sz="0" w:space="0"/>
             </w:tcBorders>
           </w:tcPr>
           <w:p>
@@ -5380,7 +5387,7 @@
               <w:ind w:left="-144" w:right="-144"/>
               <w:jc w:val="center"/>
               <w:rPr>
-                <w:rFonts w:ascii="Times New Roman" w:eastAsia="Times New Roman" w:hAnsi="Times New Roman" w:cs="Times New Roman"/>
+                <w:rFonts w:ascii="Times New Roman" w:hAnsi="Times New Roman" w:eastAsia="Times New Roman" w:cs="Times New Roman"/>
                 <w:sz w:val="24"/>
                 <w:szCs w:val="24"/>
                 <w:lang w:val="en-GB"/>
@@ -5388,7 +5395,7 @@
             </w:pPr>
             <w:r>
               <w:rPr>
-                <w:rFonts w:ascii="Times New Roman" w:eastAsia="Times New Roman" w:hAnsi="Times New Roman" w:cs="Times New Roman"/>
+                <w:rFonts w:ascii="Times New Roman" w:hAnsi="Times New Roman" w:eastAsia="Times New Roman" w:cs="Times New Roman"/>
                 <w:sz w:val="24"/>
                 <w:szCs w:val="24"/>
                 <w:lang w:val="en-GB"/>
@@ -5402,16 +5409,16 @@
             <w:cnfStyle w:val="000100000000" w:firstRow="0" w:lastRow="0" w:firstColumn="0" w:lastColumn="1" w:oddVBand="0" w:evenVBand="0" w:oddHBand="0" w:evenHBand="0" w:firstRowFirstColumn="0" w:firstRowLastColumn="0" w:lastRowFirstColumn="0" w:lastRowLastColumn="0"/>
             <w:tcW w:w="7538" w:type="dxa"/>
             <w:tcBorders>
-              <w:top w:val="none" w:sz="0" w:space="0" w:color="auto"/>
-              <w:bottom w:val="none" w:sz="0" w:space="0" w:color="auto"/>
-              <w:right w:val="none" w:sz="0" w:space="0" w:color="auto"/>
+              <w:top w:val="none" w:color="auto" w:sz="0" w:space="0"/>
+              <w:bottom w:val="none" w:color="auto" w:sz="0" w:space="0"/>
+              <w:right w:val="none" w:color="auto" w:sz="0" w:space="0"/>
             </w:tcBorders>
           </w:tcPr>
           <w:p>
             <w:pPr>
               <w:ind w:right="-320"/>
               <w:rPr>
-                <w:rFonts w:ascii="Times New Roman" w:eastAsia="Times New Roman" w:hAnsi="Times New Roman" w:cs="Times New Roman"/>
+                <w:rFonts w:ascii="Times New Roman" w:hAnsi="Times New Roman" w:eastAsia="Times New Roman" w:cs="Times New Roman"/>
                 <w:sz w:val="24"/>
                 <w:szCs w:val="24"/>
                 <w:lang w:val="en-GB"/>
@@ -5419,7 +5426,7 @@
             </w:pPr>
             <w:r>
               <w:rPr>
-                <w:rFonts w:ascii="Times New Roman" w:eastAsia="Times New Roman" w:hAnsi="Times New Roman" w:cs="Times New Roman"/>
+                <w:rFonts w:ascii="Times New Roman" w:hAnsi="Times New Roman" w:eastAsia="Times New Roman" w:cs="Times New Roman"/>
                 <w:b/>
                 <w:sz w:val="24"/>
                 <w:szCs w:val="24"/>
@@ -5430,7 +5437,7 @@
             </w:r>
             <w:r>
               <w:rPr>
-                <w:rFonts w:ascii="Times New Roman" w:eastAsia="Times New Roman" w:hAnsi="Times New Roman" w:cs="Times New Roman"/>
+                <w:rFonts w:ascii="Times New Roman" w:hAnsi="Times New Roman" w:eastAsia="Times New Roman" w:cs="Times New Roman"/>
                 <w:sz w:val="24"/>
                 <w:szCs w:val="24"/>
                 <w:lang w:val="en-GB"/>
@@ -5577,7 +5584,7 @@
               <w:ind w:left="-144" w:right="-144"/>
               <w:jc w:val="center"/>
               <w:rPr>
-                <w:rFonts w:ascii="Times New Roman" w:eastAsia="Times New Roman" w:hAnsi="Times New Roman" w:cs="Times New Roman"/>
+                <w:rFonts w:ascii="Times New Roman" w:hAnsi="Times New Roman" w:eastAsia="Times New Roman" w:cs="Times New Roman"/>
                 <w:sz w:val="24"/>
                 <w:szCs w:val="24"/>
                 <w:lang w:val="en-GB"/>
@@ -5590,8 +5597,8 @@
             <w:cnfStyle w:val="000010000000" w:firstRow="0" w:lastRow="0" w:firstColumn="0" w:lastColumn="0" w:oddVBand="1" w:evenVBand="0" w:oddHBand="0" w:evenHBand="0" w:firstRowFirstColumn="0" w:firstRowLastColumn="0" w:lastRowFirstColumn="0" w:lastRowLastColumn="0"/>
             <w:tcW w:w="851" w:type="dxa"/>
             <w:tcBorders>
-              <w:left w:val="none" w:sz="0" w:space="0" w:color="auto"/>
-              <w:right w:val="none" w:sz="0" w:space="0" w:color="auto"/>
+              <w:left w:val="none" w:color="auto" w:sz="0" w:space="0"/>
+              <w:right w:val="none" w:color="auto" w:sz="0" w:space="0"/>
             </w:tcBorders>
           </w:tcPr>
           <w:p>
@@ -5599,7 +5606,7 @@
               <w:ind w:left="-144" w:right="-144"/>
               <w:jc w:val="center"/>
               <w:rPr>
-                <w:rFonts w:ascii="Times New Roman" w:eastAsia="Times New Roman" w:hAnsi="Times New Roman" w:cs="Times New Roman"/>
+                <w:rFonts w:ascii="Times New Roman" w:hAnsi="Times New Roman" w:eastAsia="Times New Roman" w:cs="Times New Roman"/>
                 <w:sz w:val="24"/>
                 <w:szCs w:val="24"/>
                 <w:lang w:val="en-GB"/>
@@ -5607,7 +5614,7 @@
             </w:pPr>
             <w:r>
               <w:rPr>
-                <w:rFonts w:ascii="Times New Roman" w:eastAsia="Times New Roman" w:hAnsi="Times New Roman" w:cs="Times New Roman"/>
+                <w:rFonts w:ascii="Times New Roman" w:hAnsi="Times New Roman" w:eastAsia="Times New Roman" w:cs="Times New Roman"/>
                 <w:sz w:val="24"/>
                 <w:szCs w:val="24"/>
                 <w:lang w:val="en-GB"/>
@@ -6742,7 +6749,6 @@
                     <w:rPr>
                       <w:color w:val="000000" w:themeColor="text1"/>
                     </w:rPr>
-                    <w:lastRenderedPageBreak/>
                     <w:t>S</w:t>
                   </w:r>
                   <w:r>
@@ -7170,7 +7176,7 @@
             <w:pPr>
               <w:spacing w:line="360" w:lineRule="auto"/>
               <w:rPr>
-                <w:rFonts w:ascii="Times New Roman" w:eastAsia="Times New Roman" w:hAnsi="Times New Roman" w:cs="Times New Roman"/>
+                <w:rFonts w:ascii="Times New Roman" w:hAnsi="Times New Roman" w:eastAsia="Times New Roman" w:cs="Times New Roman"/>
                 <w:lang w:val="en-GB"/>
               </w:rPr>
             </w:pPr>
@@ -7186,9 +7192,9 @@
             <w:cnfStyle w:val="001000000000" w:firstRow="0" w:lastRow="0" w:firstColumn="1" w:lastColumn="0" w:oddVBand="0" w:evenVBand="0" w:oddHBand="0" w:evenHBand="0" w:firstRowFirstColumn="0" w:firstRowLastColumn="0" w:lastRowFirstColumn="0" w:lastRowLastColumn="0"/>
             <w:tcW w:w="791" w:type="dxa"/>
             <w:tcBorders>
-              <w:top w:val="none" w:sz="0" w:space="0" w:color="auto"/>
-              <w:left w:val="none" w:sz="0" w:space="0" w:color="auto"/>
-              <w:bottom w:val="none" w:sz="0" w:space="0" w:color="auto"/>
+              <w:top w:val="none" w:color="auto" w:sz="0" w:space="0"/>
+              <w:left w:val="none" w:color="auto" w:sz="0" w:space="0"/>
+              <w:bottom w:val="none" w:color="auto" w:sz="0" w:space="0"/>
             </w:tcBorders>
           </w:tcPr>
           <w:p>
@@ -7196,7 +7202,7 @@
               <w:ind w:left="-144" w:right="-144"/>
               <w:jc w:val="center"/>
               <w:rPr>
-                <w:rFonts w:ascii="Times New Roman" w:eastAsia="Times New Roman" w:hAnsi="Times New Roman" w:cs="Times New Roman"/>
+                <w:rFonts w:ascii="Times New Roman" w:hAnsi="Times New Roman" w:eastAsia="Times New Roman" w:cs="Times New Roman"/>
                 <w:sz w:val="24"/>
                 <w:szCs w:val="24"/>
                 <w:lang w:val="en-GB"/>
@@ -7209,10 +7215,10 @@
             <w:cnfStyle w:val="000010000000" w:firstRow="0" w:lastRow="0" w:firstColumn="0" w:lastColumn="0" w:oddVBand="1" w:evenVBand="0" w:oddHBand="0" w:evenHBand="0" w:firstRowFirstColumn="0" w:firstRowLastColumn="0" w:lastRowFirstColumn="0" w:lastRowLastColumn="0"/>
             <w:tcW w:w="851" w:type="dxa"/>
             <w:tcBorders>
-              <w:top w:val="none" w:sz="0" w:space="0" w:color="auto"/>
-              <w:left w:val="none" w:sz="0" w:space="0" w:color="auto"/>
-              <w:bottom w:val="none" w:sz="0" w:space="0" w:color="auto"/>
-              <w:right w:val="none" w:sz="0" w:space="0" w:color="auto"/>
+              <w:top w:val="none" w:color="auto" w:sz="0" w:space="0"/>
+              <w:left w:val="none" w:color="auto" w:sz="0" w:space="0"/>
+              <w:bottom w:val="none" w:color="auto" w:sz="0" w:space="0"/>
+              <w:right w:val="none" w:color="auto" w:sz="0" w:space="0"/>
             </w:tcBorders>
           </w:tcPr>
           <w:p>
@@ -7220,7 +7226,7 @@
               <w:ind w:left="-144" w:right="-144"/>
               <w:jc w:val="center"/>
               <w:rPr>
-                <w:rFonts w:ascii="Times New Roman" w:eastAsia="Times New Roman" w:hAnsi="Times New Roman" w:cs="Times New Roman"/>
+                <w:rFonts w:ascii="Times New Roman" w:hAnsi="Times New Roman" w:eastAsia="Times New Roman" w:cs="Times New Roman"/>
                 <w:sz w:val="24"/>
                 <w:szCs w:val="24"/>
                 <w:lang w:val="en-GB"/>
@@ -7228,7 +7234,7 @@
             </w:pPr>
             <w:r>
               <w:rPr>
-                <w:rFonts w:ascii="Times New Roman" w:eastAsia="Times New Roman" w:hAnsi="Times New Roman" w:cs="Times New Roman"/>
+                <w:rFonts w:ascii="Times New Roman" w:hAnsi="Times New Roman" w:eastAsia="Times New Roman" w:cs="Times New Roman"/>
                 <w:sz w:val="24"/>
                 <w:szCs w:val="24"/>
                 <w:lang w:val="en-GB"/>
@@ -7242,9 +7248,9 @@
             <w:cnfStyle w:val="000100000000" w:firstRow="0" w:lastRow="0" w:firstColumn="0" w:lastColumn="1" w:oddVBand="0" w:evenVBand="0" w:oddHBand="0" w:evenHBand="0" w:firstRowFirstColumn="0" w:firstRowLastColumn="0" w:lastRowFirstColumn="0" w:lastRowLastColumn="0"/>
             <w:tcW w:w="7538" w:type="dxa"/>
             <w:tcBorders>
-              <w:top w:val="none" w:sz="0" w:space="0" w:color="auto"/>
-              <w:bottom w:val="none" w:sz="0" w:space="0" w:color="auto"/>
-              <w:right w:val="none" w:sz="0" w:space="0" w:color="auto"/>
+              <w:top w:val="none" w:color="auto" w:sz="0" w:space="0"/>
+              <w:bottom w:val="none" w:color="auto" w:sz="0" w:space="0"/>
+              <w:right w:val="none" w:color="auto" w:sz="0" w:space="0"/>
             </w:tcBorders>
           </w:tcPr>
           <w:p>
@@ -7300,8 +7306,8 @@
           <w:b/>
         </w:rPr>
       </w:pPr>
-      <w:bookmarkStart w:id="45" w:name="_Toc384987416"/>
-      <w:bookmarkStart w:id="46" w:name="_Toc360108733"/>
+      <w:bookmarkStart w:name="_Toc384987416" w:id="45"/>
+      <w:bookmarkStart w:name="_Toc360108733" w:id="46"/>
       <w:bookmarkEnd w:id="40"/>
       <w:bookmarkEnd w:id="41"/>
       <w:bookmarkEnd w:id="44"/>
@@ -7324,6 +7330,7 @@
         <w:tc>
           <w:tcPr>
             <w:tcW w:w="838" w:type="dxa"/>
+            <w:tcMar/>
           </w:tcPr>
           <w:p>
             <w:pPr>
@@ -7348,6 +7355,7 @@
         <w:tc>
           <w:tcPr>
             <w:tcW w:w="1842" w:type="dxa"/>
+            <w:tcMar/>
           </w:tcPr>
           <w:p>
             <w:pPr>
@@ -7372,6 +7380,7 @@
         <w:tc>
           <w:tcPr>
             <w:tcW w:w="1843" w:type="dxa"/>
+            <w:tcMar/>
           </w:tcPr>
           <w:p>
             <w:pPr>
@@ -7396,6 +7405,7 @@
         <w:tc>
           <w:tcPr>
             <w:tcW w:w="4961" w:type="dxa"/>
+            <w:tcMar/>
           </w:tcPr>
           <w:p>
             <w:pPr>
@@ -7422,6 +7432,7 @@
         <w:tc>
           <w:tcPr>
             <w:tcW w:w="838" w:type="dxa"/>
+            <w:tcMar/>
           </w:tcPr>
           <w:p>
             <w:pPr>
@@ -7438,6 +7449,7 @@
         <w:tc>
           <w:tcPr>
             <w:tcW w:w="1842" w:type="dxa"/>
+            <w:tcMar/>
           </w:tcPr>
           <w:p>
             <w:pPr>
@@ -7456,6 +7468,7 @@
         <w:tc>
           <w:tcPr>
             <w:tcW w:w="1843" w:type="dxa"/>
+            <w:tcMar/>
           </w:tcPr>
           <w:p>
             <w:pPr>
@@ -7470,6 +7483,7 @@
         <w:tc>
           <w:tcPr>
             <w:tcW w:w="4961" w:type="dxa"/>
+            <w:tcMar/>
           </w:tcPr>
           <w:p>
             <w:pPr>
@@ -7549,6 +7563,7 @@
         <w:tc>
           <w:tcPr>
             <w:tcW w:w="838" w:type="dxa"/>
+            <w:tcMar/>
           </w:tcPr>
           <w:p>
             <w:pPr>
@@ -7568,6 +7583,7 @@
         <w:tc>
           <w:tcPr>
             <w:tcW w:w="1842" w:type="dxa"/>
+            <w:tcMar/>
           </w:tcPr>
           <w:p>
             <w:pPr>
@@ -7586,6 +7602,7 @@
         <w:tc>
           <w:tcPr>
             <w:tcW w:w="1843" w:type="dxa"/>
+            <w:tcMar/>
           </w:tcPr>
           <w:p>
             <w:pPr>
@@ -7603,6 +7620,7 @@
         <w:tc>
           <w:tcPr>
             <w:tcW w:w="4961" w:type="dxa"/>
+            <w:tcMar/>
           </w:tcPr>
           <w:p>
             <w:pPr>
@@ -7625,6 +7643,7 @@
         <w:tc>
           <w:tcPr>
             <w:tcW w:w="838" w:type="dxa"/>
+            <w:tcMar/>
           </w:tcPr>
           <w:p>
             <w:pPr>
@@ -7644,6 +7663,7 @@
         <w:tc>
           <w:tcPr>
             <w:tcW w:w="1842" w:type="dxa"/>
+            <w:tcMar/>
           </w:tcPr>
           <w:p>
             <w:pPr>
@@ -7662,6 +7682,7 @@
         <w:tc>
           <w:tcPr>
             <w:tcW w:w="1843" w:type="dxa"/>
+            <w:tcMar/>
           </w:tcPr>
           <w:p>
             <w:pPr>
@@ -7679,6 +7700,7 @@
         <w:tc>
           <w:tcPr>
             <w:tcW w:w="4961" w:type="dxa"/>
+            <w:tcMar/>
           </w:tcPr>
           <w:p>
             <w:pPr>
@@ -7701,6 +7723,7 @@
         <w:tc>
           <w:tcPr>
             <w:tcW w:w="838" w:type="dxa"/>
+            <w:tcMar/>
           </w:tcPr>
           <w:p>
             <w:pPr>
@@ -7720,6 +7743,7 @@
         <w:tc>
           <w:tcPr>
             <w:tcW w:w="1842" w:type="dxa"/>
+            <w:tcMar/>
           </w:tcPr>
           <w:p>
             <w:pPr>
@@ -7738,6 +7762,7 @@
         <w:tc>
           <w:tcPr>
             <w:tcW w:w="1843" w:type="dxa"/>
+            <w:tcMar/>
           </w:tcPr>
           <w:p>
             <w:pPr>
@@ -7755,6 +7780,7 @@
         <w:tc>
           <w:tcPr>
             <w:tcW w:w="4961" w:type="dxa"/>
+            <w:tcMar/>
           </w:tcPr>
           <w:p>
             <w:pPr>
@@ -7804,6 +7830,7 @@
         <w:tc>
           <w:tcPr>
             <w:tcW w:w="838" w:type="dxa"/>
+            <w:tcMar/>
           </w:tcPr>
           <w:p>
             <w:pPr>
@@ -7824,6 +7851,7 @@
         <w:tc>
           <w:tcPr>
             <w:tcW w:w="1842" w:type="dxa"/>
+            <w:tcMar/>
           </w:tcPr>
           <w:p>
             <w:pPr>
@@ -7842,6 +7870,7 @@
         <w:tc>
           <w:tcPr>
             <w:tcW w:w="1843" w:type="dxa"/>
+            <w:tcMar/>
           </w:tcPr>
           <w:p>
             <w:pPr>
@@ -7859,6 +7888,7 @@
         <w:tc>
           <w:tcPr>
             <w:tcW w:w="4961" w:type="dxa"/>
+            <w:tcMar/>
           </w:tcPr>
           <w:p>
             <w:pPr>
@@ -7881,6 +7911,7 @@
         <w:tc>
           <w:tcPr>
             <w:tcW w:w="838" w:type="dxa"/>
+            <w:tcMar/>
           </w:tcPr>
           <w:p>
             <w:pPr>
@@ -7901,6 +7932,7 @@
         <w:tc>
           <w:tcPr>
             <w:tcW w:w="1842" w:type="dxa"/>
+            <w:tcMar/>
           </w:tcPr>
           <w:p>
             <w:pPr>
@@ -7922,6 +7954,7 @@
         <w:tc>
           <w:tcPr>
             <w:tcW w:w="1843" w:type="dxa"/>
+            <w:tcMar/>
           </w:tcPr>
           <w:p>
             <w:pPr>
@@ -7939,6 +7972,7 @@
         <w:tc>
           <w:tcPr>
             <w:tcW w:w="4961" w:type="dxa"/>
+            <w:tcMar/>
           </w:tcPr>
           <w:p>
             <w:pPr>
@@ -8168,6 +8202,7 @@
         <w:tc>
           <w:tcPr>
             <w:tcW w:w="838" w:type="dxa"/>
+            <w:tcMar/>
           </w:tcPr>
           <w:p>
             <w:pPr>
@@ -8188,6 +8223,7 @@
         <w:tc>
           <w:tcPr>
             <w:tcW w:w="1842" w:type="dxa"/>
+            <w:tcMar/>
           </w:tcPr>
           <w:p>
             <w:pPr>
@@ -8206,6 +8242,7 @@
         <w:tc>
           <w:tcPr>
             <w:tcW w:w="1843" w:type="dxa"/>
+            <w:tcMar/>
           </w:tcPr>
           <w:p>
             <w:pPr>
@@ -8223,6 +8260,7 @@
         <w:tc>
           <w:tcPr>
             <w:tcW w:w="4961" w:type="dxa"/>
+            <w:tcMar/>
           </w:tcPr>
           <w:p>
             <w:pPr>
@@ -8274,6 +8312,7 @@
         <w:tc>
           <w:tcPr>
             <w:tcW w:w="838" w:type="dxa"/>
+            <w:tcMar/>
           </w:tcPr>
           <w:p>
             <w:pPr>
@@ -8294,6 +8333,7 @@
         <w:tc>
           <w:tcPr>
             <w:tcW w:w="1842" w:type="dxa"/>
+            <w:tcMar/>
           </w:tcPr>
           <w:p>
             <w:pPr>
@@ -8312,6 +8352,7 @@
         <w:tc>
           <w:tcPr>
             <w:tcW w:w="1843" w:type="dxa"/>
+            <w:tcMar/>
           </w:tcPr>
           <w:p>
             <w:pPr>
@@ -8329,6 +8370,7 @@
         <w:tc>
           <w:tcPr>
             <w:tcW w:w="4961" w:type="dxa"/>
+            <w:tcMar/>
           </w:tcPr>
           <w:p>
             <w:pPr>
@@ -8499,6 +8541,7 @@
         <w:tc>
           <w:tcPr>
             <w:tcW w:w="838" w:type="dxa"/>
+            <w:tcMar/>
           </w:tcPr>
           <w:p>
             <w:pPr>
@@ -8519,6 +8562,7 @@
         <w:tc>
           <w:tcPr>
             <w:tcW w:w="1842" w:type="dxa"/>
+            <w:tcMar/>
           </w:tcPr>
           <w:p>
             <w:pPr>
@@ -8537,6 +8581,7 @@
         <w:tc>
           <w:tcPr>
             <w:tcW w:w="1843" w:type="dxa"/>
+            <w:tcMar/>
           </w:tcPr>
           <w:p>
             <w:pPr>
@@ -8554,6 +8599,7 @@
         <w:tc>
           <w:tcPr>
             <w:tcW w:w="4961" w:type="dxa"/>
+            <w:tcMar/>
           </w:tcPr>
           <w:p>
             <w:pPr>
@@ -8576,6 +8622,7 @@
         <w:tc>
           <w:tcPr>
             <w:tcW w:w="838" w:type="dxa"/>
+            <w:tcMar/>
           </w:tcPr>
           <w:p>
             <w:pPr>
@@ -8596,6 +8643,7 @@
         <w:tc>
           <w:tcPr>
             <w:tcW w:w="1842" w:type="dxa"/>
+            <w:tcMar/>
           </w:tcPr>
           <w:p>
             <w:pPr>
@@ -8614,6 +8662,7 @@
         <w:tc>
           <w:tcPr>
             <w:tcW w:w="1843" w:type="dxa"/>
+            <w:tcMar/>
           </w:tcPr>
           <w:p>
             <w:pPr>
@@ -8631,6 +8680,7 @@
         <w:tc>
           <w:tcPr>
             <w:tcW w:w="4961" w:type="dxa"/>
+            <w:tcMar/>
           </w:tcPr>
           <w:p>
             <w:pPr>
@@ -8653,6 +8703,7 @@
         <w:tc>
           <w:tcPr>
             <w:tcW w:w="838" w:type="dxa"/>
+            <w:tcMar/>
           </w:tcPr>
           <w:p>
             <w:pPr>
@@ -8673,6 +8724,7 @@
         <w:tc>
           <w:tcPr>
             <w:tcW w:w="1842" w:type="dxa"/>
+            <w:tcMar/>
           </w:tcPr>
           <w:p>
             <w:pPr>
@@ -8691,6 +8743,7 @@
         <w:tc>
           <w:tcPr>
             <w:tcW w:w="1843" w:type="dxa"/>
+            <w:tcMar/>
           </w:tcPr>
           <w:p>
             <w:pPr>
@@ -8708,6 +8761,7 @@
         <w:tc>
           <w:tcPr>
             <w:tcW w:w="4961" w:type="dxa"/>
+            <w:tcMar/>
           </w:tcPr>
           <w:p>
             <w:pPr>
@@ -8730,6 +8784,7 @@
         <w:tc>
           <w:tcPr>
             <w:tcW w:w="838" w:type="dxa"/>
+            <w:tcMar/>
           </w:tcPr>
           <w:p>
             <w:pPr>
@@ -8750,6 +8805,7 @@
         <w:tc>
           <w:tcPr>
             <w:tcW w:w="1842" w:type="dxa"/>
+            <w:tcMar/>
           </w:tcPr>
           <w:p>
             <w:pPr>
@@ -8769,6 +8825,7 @@
         <w:tc>
           <w:tcPr>
             <w:tcW w:w="1843" w:type="dxa"/>
+            <w:tcMar/>
           </w:tcPr>
           <w:p>
             <w:pPr>
@@ -8786,6 +8843,7 @@
         <w:tc>
           <w:tcPr>
             <w:tcW w:w="4961" w:type="dxa"/>
+            <w:tcMar/>
           </w:tcPr>
           <w:p>
             <w:pPr>
@@ -8808,6 +8866,7 @@
         <w:tc>
           <w:tcPr>
             <w:tcW w:w="838" w:type="dxa"/>
+            <w:tcMar/>
           </w:tcPr>
           <w:p>
             <w:pPr>
@@ -8828,6 +8887,7 @@
         <w:tc>
           <w:tcPr>
             <w:tcW w:w="1842" w:type="dxa"/>
+            <w:tcMar/>
           </w:tcPr>
           <w:p>
             <w:pPr>
@@ -8846,6 +8906,7 @@
         <w:tc>
           <w:tcPr>
             <w:tcW w:w="1843" w:type="dxa"/>
+            <w:tcMar/>
           </w:tcPr>
           <w:p>
             <w:pPr>
@@ -8863,6 +8924,7 @@
         <w:tc>
           <w:tcPr>
             <w:tcW w:w="4961" w:type="dxa"/>
+            <w:tcMar/>
           </w:tcPr>
           <w:p>
             <w:pPr>
@@ -8885,6 +8947,7 @@
         <w:tc>
           <w:tcPr>
             <w:tcW w:w="838" w:type="dxa"/>
+            <w:tcMar/>
           </w:tcPr>
           <w:p>
             <w:pPr>
@@ -8905,6 +8968,7 @@
         <w:tc>
           <w:tcPr>
             <w:tcW w:w="1842" w:type="dxa"/>
+            <w:tcMar/>
           </w:tcPr>
           <w:p>
             <w:pPr>
@@ -8924,6 +8988,7 @@
         <w:tc>
           <w:tcPr>
             <w:tcW w:w="1843" w:type="dxa"/>
+            <w:tcMar/>
           </w:tcPr>
           <w:p>
             <w:pPr>
@@ -8941,6 +9006,7 @@
         <w:tc>
           <w:tcPr>
             <w:tcW w:w="4961" w:type="dxa"/>
+            <w:tcMar/>
           </w:tcPr>
           <w:p>
             <w:pPr>
@@ -8978,6 +9044,7 @@
         <w:tc>
           <w:tcPr>
             <w:tcW w:w="838" w:type="dxa"/>
+            <w:tcMar/>
           </w:tcPr>
           <w:p>
             <w:pPr>
@@ -8998,6 +9065,7 @@
         <w:tc>
           <w:tcPr>
             <w:tcW w:w="1842" w:type="dxa"/>
+            <w:tcMar/>
           </w:tcPr>
           <w:p>
             <w:pPr>
@@ -9017,6 +9085,7 @@
         <w:tc>
           <w:tcPr>
             <w:tcW w:w="1843" w:type="dxa"/>
+            <w:tcMar/>
           </w:tcPr>
           <w:p>
             <w:pPr>
@@ -9034,6 +9103,7 @@
         <w:tc>
           <w:tcPr>
             <w:tcW w:w="4961" w:type="dxa"/>
+            <w:tcMar/>
           </w:tcPr>
           <w:p>
             <w:pPr>
@@ -9174,6 +9244,7 @@
         <w:tc>
           <w:tcPr>
             <w:tcW w:w="838" w:type="dxa"/>
+            <w:tcMar/>
           </w:tcPr>
           <w:p>
             <w:pPr>
@@ -9194,6 +9265,7 @@
         <w:tc>
           <w:tcPr>
             <w:tcW w:w="1842" w:type="dxa"/>
+            <w:tcMar/>
           </w:tcPr>
           <w:p>
             <w:pPr>
@@ -9213,6 +9285,7 @@
         <w:tc>
           <w:tcPr>
             <w:tcW w:w="1843" w:type="dxa"/>
+            <w:tcMar/>
           </w:tcPr>
           <w:p>
             <w:pPr>
@@ -9230,6 +9303,7 @@
         <w:tc>
           <w:tcPr>
             <w:tcW w:w="4961" w:type="dxa"/>
+            <w:tcMar/>
           </w:tcPr>
           <w:p>
             <w:pPr>
@@ -9252,6 +9326,7 @@
         <w:tc>
           <w:tcPr>
             <w:tcW w:w="838" w:type="dxa"/>
+            <w:tcMar/>
           </w:tcPr>
           <w:p>
             <w:pPr>
@@ -9272,6 +9347,7 @@
         <w:tc>
           <w:tcPr>
             <w:tcW w:w="1842" w:type="dxa"/>
+            <w:tcMar/>
           </w:tcPr>
           <w:p>
             <w:pPr>
@@ -9291,6 +9367,7 @@
         <w:tc>
           <w:tcPr>
             <w:tcW w:w="1843" w:type="dxa"/>
+            <w:tcMar/>
           </w:tcPr>
           <w:p>
             <w:pPr>
@@ -9308,6 +9385,7 @@
         <w:tc>
           <w:tcPr>
             <w:tcW w:w="4961" w:type="dxa"/>
+            <w:tcMar/>
           </w:tcPr>
           <w:p>
             <w:pPr>
@@ -9345,6 +9423,7 @@
         <w:tc>
           <w:tcPr>
             <w:tcW w:w="838" w:type="dxa"/>
+            <w:tcMar/>
           </w:tcPr>
           <w:p>
             <w:pPr>
@@ -9365,6 +9444,7 @@
         <w:tc>
           <w:tcPr>
             <w:tcW w:w="1842" w:type="dxa"/>
+            <w:tcMar/>
           </w:tcPr>
           <w:p>
             <w:pPr>
@@ -9384,6 +9464,7 @@
         <w:tc>
           <w:tcPr>
             <w:tcW w:w="1843" w:type="dxa"/>
+            <w:tcMar/>
           </w:tcPr>
           <w:p>
             <w:pPr>
@@ -9401,6 +9482,7 @@
         <w:tc>
           <w:tcPr>
             <w:tcW w:w="4961" w:type="dxa"/>
+            <w:tcMar/>
           </w:tcPr>
           <w:p>
             <w:pPr>
@@ -9435,6 +9517,7 @@
         <w:tc>
           <w:tcPr>
             <w:tcW w:w="838" w:type="dxa"/>
+            <w:tcMar/>
           </w:tcPr>
           <w:p>
             <w:pPr>
@@ -9455,6 +9538,7 @@
         <w:tc>
           <w:tcPr>
             <w:tcW w:w="1842" w:type="dxa"/>
+            <w:tcMar/>
           </w:tcPr>
           <w:p>
             <w:pPr>
@@ -9474,6 +9558,7 @@
         <w:tc>
           <w:tcPr>
             <w:tcW w:w="1843" w:type="dxa"/>
+            <w:tcMar/>
           </w:tcPr>
           <w:p>
             <w:pPr>
@@ -9491,6 +9576,7 @@
         <w:tc>
           <w:tcPr>
             <w:tcW w:w="4961" w:type="dxa"/>
+            <w:tcMar/>
           </w:tcPr>
           <w:p>
             <w:pPr>
@@ -9513,6 +9599,7 @@
         <w:tc>
           <w:tcPr>
             <w:tcW w:w="838" w:type="dxa"/>
+            <w:tcMar/>
           </w:tcPr>
           <w:p>
             <w:pPr>
@@ -9533,6 +9620,7 @@
         <w:tc>
           <w:tcPr>
             <w:tcW w:w="1842" w:type="dxa"/>
+            <w:tcMar/>
           </w:tcPr>
           <w:p>
             <w:pPr>
@@ -9552,6 +9640,7 @@
         <w:tc>
           <w:tcPr>
             <w:tcW w:w="1843" w:type="dxa"/>
+            <w:tcMar/>
           </w:tcPr>
           <w:p>
             <w:pPr>
@@ -9569,6 +9658,7 @@
         <w:tc>
           <w:tcPr>
             <w:tcW w:w="4961" w:type="dxa"/>
+            <w:tcMar/>
           </w:tcPr>
           <w:p>
             <w:pPr>
@@ -9591,6 +9681,7 @@
         <w:tc>
           <w:tcPr>
             <w:tcW w:w="838" w:type="dxa"/>
+            <w:tcMar/>
           </w:tcPr>
           <w:p>
             <w:pPr>
@@ -9611,6 +9702,7 @@
         <w:tc>
           <w:tcPr>
             <w:tcW w:w="1842" w:type="dxa"/>
+            <w:tcMar/>
           </w:tcPr>
           <w:p>
             <w:pPr>
@@ -9630,6 +9722,7 @@
         <w:tc>
           <w:tcPr>
             <w:tcW w:w="1843" w:type="dxa"/>
+            <w:tcMar/>
           </w:tcPr>
           <w:p>
             <w:pPr>
@@ -9648,6 +9741,7 @@
         <w:tc>
           <w:tcPr>
             <w:tcW w:w="4961" w:type="dxa"/>
+            <w:tcMar/>
           </w:tcPr>
           <w:p>
             <w:pPr>
@@ -9670,6 +9764,7 @@
         <w:tc>
           <w:tcPr>
             <w:tcW w:w="838" w:type="dxa"/>
+            <w:tcMar/>
           </w:tcPr>
           <w:p>
             <w:pPr>
@@ -9690,6 +9785,7 @@
         <w:tc>
           <w:tcPr>
             <w:tcW w:w="1842" w:type="dxa"/>
+            <w:tcMar/>
           </w:tcPr>
           <w:p>
             <w:pPr>
@@ -9709,6 +9805,7 @@
         <w:tc>
           <w:tcPr>
             <w:tcW w:w="1843" w:type="dxa"/>
+            <w:tcMar/>
           </w:tcPr>
           <w:p>
             <w:pPr>
@@ -9727,6 +9824,7 @@
         <w:tc>
           <w:tcPr>
             <w:tcW w:w="4961" w:type="dxa"/>
+            <w:tcMar/>
           </w:tcPr>
           <w:p>
             <w:pPr>
@@ -9749,6 +9847,7 @@
         <w:tc>
           <w:tcPr>
             <w:tcW w:w="838" w:type="dxa"/>
+            <w:tcMar/>
           </w:tcPr>
           <w:p>
             <w:pPr>
@@ -9769,6 +9868,7 @@
         <w:tc>
           <w:tcPr>
             <w:tcW w:w="1842" w:type="dxa"/>
+            <w:tcMar/>
           </w:tcPr>
           <w:p>
             <w:pPr>
@@ -9788,6 +9888,7 @@
         <w:tc>
           <w:tcPr>
             <w:tcW w:w="1843" w:type="dxa"/>
+            <w:tcMar/>
           </w:tcPr>
           <w:p>
             <w:pPr>
@@ -9805,6 +9906,7 @@
         <w:tc>
           <w:tcPr>
             <w:tcW w:w="4961" w:type="dxa"/>
+            <w:tcMar/>
           </w:tcPr>
           <w:p>
             <w:pPr>
@@ -9827,6 +9929,7 @@
         <w:tc>
           <w:tcPr>
             <w:tcW w:w="838" w:type="dxa"/>
+            <w:tcMar/>
           </w:tcPr>
           <w:p>
             <w:pPr>
@@ -9847,6 +9950,7 @@
         <w:tc>
           <w:tcPr>
             <w:tcW w:w="1842" w:type="dxa"/>
+            <w:tcMar/>
           </w:tcPr>
           <w:p>
             <w:pPr>
@@ -9866,6 +9970,7 @@
         <w:tc>
           <w:tcPr>
             <w:tcW w:w="1843" w:type="dxa"/>
+            <w:tcMar/>
           </w:tcPr>
           <w:p>
             <w:pPr>
@@ -9883,6 +9988,7 @@
         <w:tc>
           <w:tcPr>
             <w:tcW w:w="4961" w:type="dxa"/>
+            <w:tcMar/>
           </w:tcPr>
           <w:p>
             <w:pPr>
@@ -9905,6 +10011,7 @@
         <w:tc>
           <w:tcPr>
             <w:tcW w:w="838" w:type="dxa"/>
+            <w:tcMar/>
           </w:tcPr>
           <w:p>
             <w:pPr>
@@ -9925,6 +10032,7 @@
         <w:tc>
           <w:tcPr>
             <w:tcW w:w="1842" w:type="dxa"/>
+            <w:tcMar/>
           </w:tcPr>
           <w:p>
             <w:pPr>
@@ -9944,6 +10052,7 @@
         <w:tc>
           <w:tcPr>
             <w:tcW w:w="1843" w:type="dxa"/>
+            <w:tcMar/>
           </w:tcPr>
           <w:p>
             <w:pPr>
@@ -9961,6 +10070,7 @@
         <w:tc>
           <w:tcPr>
             <w:tcW w:w="4961" w:type="dxa"/>
+            <w:tcMar/>
           </w:tcPr>
           <w:p>
             <w:pPr>
@@ -9983,6 +10093,7 @@
         <w:tc>
           <w:tcPr>
             <w:tcW w:w="838" w:type="dxa"/>
+            <w:tcMar/>
           </w:tcPr>
           <w:p>
             <w:pPr>
@@ -10003,6 +10114,7 @@
         <w:tc>
           <w:tcPr>
             <w:tcW w:w="1842" w:type="dxa"/>
+            <w:tcMar/>
           </w:tcPr>
           <w:p>
             <w:pPr>
@@ -10022,6 +10134,7 @@
         <w:tc>
           <w:tcPr>
             <w:tcW w:w="1843" w:type="dxa"/>
+            <w:tcMar/>
           </w:tcPr>
           <w:p>
             <w:pPr>
@@ -10039,6 +10152,7 @@
         <w:tc>
           <w:tcPr>
             <w:tcW w:w="4961" w:type="dxa"/>
+            <w:tcMar/>
           </w:tcPr>
           <w:p>
             <w:pPr>
@@ -10061,6 +10175,7 @@
         <w:tc>
           <w:tcPr>
             <w:tcW w:w="838" w:type="dxa"/>
+            <w:tcMar/>
           </w:tcPr>
           <w:p>
             <w:pPr>
@@ -10081,6 +10196,7 @@
         <w:tc>
           <w:tcPr>
             <w:tcW w:w="1842" w:type="dxa"/>
+            <w:tcMar/>
           </w:tcPr>
           <w:p>
             <w:pPr>
@@ -10100,6 +10216,7 @@
         <w:tc>
           <w:tcPr>
             <w:tcW w:w="1843" w:type="dxa"/>
+            <w:tcMar/>
           </w:tcPr>
           <w:p>
             <w:pPr>
@@ -10117,6 +10234,7 @@
         <w:tc>
           <w:tcPr>
             <w:tcW w:w="4961" w:type="dxa"/>
+            <w:tcMar/>
           </w:tcPr>
           <w:p>
             <w:pPr>
@@ -10139,6 +10257,7 @@
         <w:tc>
           <w:tcPr>
             <w:tcW w:w="838" w:type="dxa"/>
+            <w:tcMar/>
           </w:tcPr>
           <w:p>
             <w:pPr>
@@ -10159,6 +10278,7 @@
         <w:tc>
           <w:tcPr>
             <w:tcW w:w="1842" w:type="dxa"/>
+            <w:tcMar/>
           </w:tcPr>
           <w:p>
             <w:pPr>
@@ -10178,6 +10298,7 @@
         <w:tc>
           <w:tcPr>
             <w:tcW w:w="1843" w:type="dxa"/>
+            <w:tcMar/>
           </w:tcPr>
           <w:p>
             <w:pPr>
@@ -10195,6 +10316,7 @@
         <w:tc>
           <w:tcPr>
             <w:tcW w:w="4961" w:type="dxa"/>
+            <w:tcMar/>
           </w:tcPr>
           <w:p>
             <w:pPr>
@@ -10217,6 +10339,7 @@
         <w:tc>
           <w:tcPr>
             <w:tcW w:w="838" w:type="dxa"/>
+            <w:tcMar/>
           </w:tcPr>
           <w:p>
             <w:pPr>
@@ -10237,6 +10360,7 @@
         <w:tc>
           <w:tcPr>
             <w:tcW w:w="1842" w:type="dxa"/>
+            <w:tcMar/>
           </w:tcPr>
           <w:p>
             <w:pPr>
@@ -10249,44 +10373,67 @@
               </w:rPr>
             </w:pPr>
             <w:r>
-              <w:t>CREDIT_LIMITS</w:t>
+              <w:t>LAST_WORKSTEP</w:t>
             </w:r>
           </w:p>
         </w:tc>
         <w:tc>
           <w:tcPr>
             <w:tcW w:w="1843" w:type="dxa"/>
-          </w:tcPr>
-          <w:p>
-            <w:pPr>
-              <w:spacing w:line="360" w:lineRule="auto"/>
-              <w:jc w:val="left"/>
-              <w:rPr>
-                <w:rFonts w:eastAsia="Calibri"/>
-              </w:rPr>
-            </w:pPr>
-            <w:r>
-              <w:t>Hạn mức cấp</w:t>
+            <w:tcMar/>
+          </w:tcPr>
+          <w:p>
+            <w:pPr>
+              <w:spacing w:line="360" w:lineRule="auto"/>
+              <w:jc w:val="left"/>
+              <w:rPr>
+                <w:rFonts w:eastAsia="Calibri"/>
+              </w:rPr>
+            </w:pPr>
+            <w:r>
+              <w:t>Bước hồ sơ cuối</w:t>
             </w:r>
           </w:p>
         </w:tc>
         <w:tc>
           <w:tcPr>
             <w:tcW w:w="4961" w:type="dxa"/>
-          </w:tcPr>
-          <w:p>
-            <w:pPr>
-              <w:spacing w:line="360" w:lineRule="auto"/>
-              <w:jc w:val="left"/>
-              <w:rPr>
-                <w:rFonts w:eastAsia="Calibri"/>
-              </w:rPr>
-            </w:pPr>
-            <w:r>
-              <w:rPr>
-                <w:color w:val="000000"/>
-              </w:rPr>
-              <w:t>NG_SB_CLOS_CREDITINFO_COMM&gt; CREDIT_LIMIT</w:t>
+            <w:tcMar/>
+          </w:tcPr>
+          <w:p>
+            <w:pPr>
+              <w:spacing w:line="360" w:lineRule="auto"/>
+              <w:jc w:val="left"/>
+              <w:rPr>
+                <w:color w:val="000000"/>
+              </w:rPr>
+            </w:pPr>
+            <w:r>
+              <w:rPr>
+                <w:color w:val="000000"/>
+              </w:rPr>
+              <w:t>NG_SB_CLOS_ENTRY_EXIT&gt; WORKSTEP</w:t>
+            </w:r>
+          </w:p>
+          <w:p>
+            <w:pPr>
+              <w:spacing w:line="360" w:lineRule="auto"/>
+              <w:jc w:val="left"/>
+              <w:rPr>
+                <w:color w:val="000000"/>
+              </w:rPr>
+            </w:pPr>
+            <w:r>
+              <w:t xml:space="preserve">Lấy WORKSTEP tại dòng có giá trị </w:t>
+            </w:r>
+            <w:r>
+              <w:rPr>
+                <w:color w:val="000000"/>
+              </w:rPr>
+              <w:t xml:space="preserve">ENTRYDATE lớn nhất </w:t>
+            </w:r>
+            <w:r>
+              <w:t>của mã hồ sơ</w:t>
             </w:r>
           </w:p>
         </w:tc>
@@ -10295,6 +10442,7 @@
         <w:tc>
           <w:tcPr>
             <w:tcW w:w="838" w:type="dxa"/>
+            <w:tcMar/>
           </w:tcPr>
           <w:p>
             <w:pPr>
@@ -10315,6 +10463,7 @@
         <w:tc>
           <w:tcPr>
             <w:tcW w:w="1842" w:type="dxa"/>
+            <w:tcMar/>
           </w:tcPr>
           <w:p>
             <w:pPr>
@@ -10327,30 +10476,32 @@
               </w:rPr>
             </w:pPr>
             <w:r>
-              <w:t>LAST_WORKSTEP</w:t>
+              <w:t>PRE_WORKSTEP</w:t>
             </w:r>
           </w:p>
         </w:tc>
         <w:tc>
           <w:tcPr>
             <w:tcW w:w="1843" w:type="dxa"/>
-          </w:tcPr>
-          <w:p>
-            <w:pPr>
-              <w:spacing w:line="360" w:lineRule="auto"/>
-              <w:jc w:val="left"/>
-              <w:rPr>
-                <w:rFonts w:eastAsia="Calibri"/>
-              </w:rPr>
-            </w:pPr>
-            <w:r>
-              <w:t>Bước hồ sơ cuối</w:t>
+            <w:tcMar/>
+          </w:tcPr>
+          <w:p>
+            <w:pPr>
+              <w:spacing w:line="360" w:lineRule="auto"/>
+              <w:jc w:val="left"/>
+              <w:rPr>
+                <w:rFonts w:eastAsia="Calibri"/>
+              </w:rPr>
+            </w:pPr>
+            <w:r>
+              <w:t>Bước hồ sơ trước đó</w:t>
             </w:r>
           </w:p>
         </w:tc>
         <w:tc>
           <w:tcPr>
             <w:tcW w:w="4961" w:type="dxa"/>
+            <w:tcMar/>
           </w:tcPr>
           <w:p>
             <w:pPr>
@@ -10372,7 +10523,7 @@
               <w:spacing w:line="360" w:lineRule="auto"/>
               <w:jc w:val="left"/>
               <w:rPr>
-                <w:color w:val="000000"/>
+                <w:rFonts w:eastAsia="Calibri"/>
               </w:rPr>
             </w:pPr>
             <w:r>
@@ -10382,10 +10533,10 @@
               <w:rPr>
                 <w:color w:val="000000"/>
               </w:rPr>
-              <w:t xml:space="preserve">ENTRYDATE lớn nhất </w:t>
-            </w:r>
-            <w:r>
-              <w:t>của mã hồ sơ</w:t>
+              <w:t>ENTRYDATE</w:t>
+            </w:r>
+            <w:r>
+              <w:t xml:space="preserve"> lớn thứ hai của mã hồ sơ</w:t>
             </w:r>
           </w:p>
         </w:tc>
@@ -10394,6 +10545,7 @@
         <w:tc>
           <w:tcPr>
             <w:tcW w:w="838" w:type="dxa"/>
+            <w:tcMar/>
           </w:tcPr>
           <w:p>
             <w:pPr>
@@ -10414,6 +10566,7 @@
         <w:tc>
           <w:tcPr>
             <w:tcW w:w="1842" w:type="dxa"/>
+            <w:tcMar/>
           </w:tcPr>
           <w:p>
             <w:pPr>
@@ -10426,65 +10579,66 @@
               </w:rPr>
             </w:pPr>
             <w:r>
-              <w:t>PRE_WORKSTEP</w:t>
+              <w:t>LAST_ENTRYDATE</w:t>
             </w:r>
           </w:p>
         </w:tc>
         <w:tc>
           <w:tcPr>
             <w:tcW w:w="1843" w:type="dxa"/>
-          </w:tcPr>
-          <w:p>
-            <w:pPr>
-              <w:spacing w:line="360" w:lineRule="auto"/>
-              <w:jc w:val="left"/>
-              <w:rPr>
-                <w:rFonts w:eastAsia="Calibri"/>
-              </w:rPr>
-            </w:pPr>
-            <w:r>
-              <w:t>Bước hồ sơ trước đó</w:t>
+            <w:tcMar/>
+          </w:tcPr>
+          <w:p>
+            <w:pPr>
+              <w:spacing w:line="360" w:lineRule="auto"/>
+              <w:jc w:val="left"/>
+              <w:rPr>
+                <w:rFonts w:eastAsia="Calibri"/>
+              </w:rPr>
+            </w:pPr>
+            <w:r>
+              <w:t>Thời gian vào bước cuối</w:t>
             </w:r>
           </w:p>
         </w:tc>
         <w:tc>
           <w:tcPr>
             <w:tcW w:w="4961" w:type="dxa"/>
-          </w:tcPr>
-          <w:p>
-            <w:pPr>
-              <w:spacing w:line="360" w:lineRule="auto"/>
-              <w:jc w:val="left"/>
-              <w:rPr>
-                <w:color w:val="000000"/>
-              </w:rPr>
-            </w:pPr>
-            <w:r>
-              <w:rPr>
-                <w:color w:val="000000"/>
-              </w:rPr>
-              <w:t>NG_SB_CLOS_ENTRY_EXIT&gt; WORKSTEP</w:t>
-            </w:r>
-          </w:p>
-          <w:p>
-            <w:pPr>
-              <w:spacing w:line="360" w:lineRule="auto"/>
-              <w:jc w:val="left"/>
-              <w:rPr>
-                <w:rFonts w:eastAsia="Calibri"/>
-              </w:rPr>
-            </w:pPr>
-            <w:r>
-              <w:t xml:space="preserve">Lấy WORKSTEP tại dòng có giá trị </w:t>
-            </w:r>
-            <w:r>
-              <w:rPr>
-                <w:color w:val="000000"/>
-              </w:rPr>
-              <w:t>ENTRYDATE</w:t>
-            </w:r>
-            <w:r>
-              <w:t xml:space="preserve"> lớn thứ hai của mã hồ sơ</w:t>
+            <w:tcMar/>
+          </w:tcPr>
+          <w:p>
+            <w:pPr>
+              <w:spacing w:line="360" w:lineRule="auto"/>
+              <w:jc w:val="left"/>
+              <w:rPr>
+                <w:color w:val="000000"/>
+              </w:rPr>
+            </w:pPr>
+            <w:r>
+              <w:rPr>
+                <w:color w:val="000000"/>
+              </w:rPr>
+              <w:t>NG_SB_CLOS_ENTRY_EXIT&gt; ENTRYDATE</w:t>
+            </w:r>
+          </w:p>
+          <w:p>
+            <w:pPr>
+              <w:spacing w:line="360" w:lineRule="auto"/>
+              <w:jc w:val="left"/>
+              <w:rPr>
+                <w:rFonts w:eastAsia="Calibri"/>
+              </w:rPr>
+            </w:pPr>
+            <w:r>
+              <w:t xml:space="preserve">Lấy </w:t>
+            </w:r>
+            <w:proofErr w:type="gramStart"/>
+            <w:r>
+              <w:t>Max(</w:t>
+            </w:r>
+            <w:proofErr w:type="gramEnd"/>
+            <w:r>
+              <w:t>ENTRYDATE) của mã hồ sơ</w:t>
             </w:r>
           </w:p>
         </w:tc>
@@ -10493,6 +10647,7 @@
         <w:tc>
           <w:tcPr>
             <w:tcW w:w="838" w:type="dxa"/>
+            <w:tcMar/>
           </w:tcPr>
           <w:p>
             <w:pPr>
@@ -10513,6 +10668,7 @@
         <w:tc>
           <w:tcPr>
             <w:tcW w:w="1842" w:type="dxa"/>
+            <w:tcMar/>
           </w:tcPr>
           <w:p>
             <w:pPr>
@@ -10525,64 +10681,67 @@
               </w:rPr>
             </w:pPr>
             <w:r>
-              <w:t>LAST_ENTRYDATE</w:t>
+              <w:t>LAST_EXITDATE</w:t>
             </w:r>
           </w:p>
         </w:tc>
         <w:tc>
           <w:tcPr>
             <w:tcW w:w="1843" w:type="dxa"/>
-          </w:tcPr>
-          <w:p>
-            <w:pPr>
-              <w:spacing w:line="360" w:lineRule="auto"/>
-              <w:jc w:val="left"/>
-              <w:rPr>
-                <w:rFonts w:eastAsia="Calibri"/>
-              </w:rPr>
-            </w:pPr>
-            <w:r>
-              <w:t>Thời gian vào bước cuối</w:t>
+            <w:tcMar/>
+          </w:tcPr>
+          <w:p>
+            <w:pPr>
+              <w:spacing w:line="360" w:lineRule="auto"/>
+              <w:jc w:val="left"/>
+              <w:rPr>
+                <w:rFonts w:eastAsia="Calibri"/>
+              </w:rPr>
+            </w:pPr>
+            <w:r>
+              <w:t>Thời gian kết thúc bước cuối</w:t>
             </w:r>
           </w:p>
         </w:tc>
         <w:tc>
           <w:tcPr>
             <w:tcW w:w="4961" w:type="dxa"/>
-          </w:tcPr>
-          <w:p>
-            <w:pPr>
-              <w:spacing w:line="360" w:lineRule="auto"/>
-              <w:jc w:val="left"/>
-              <w:rPr>
-                <w:color w:val="000000"/>
-              </w:rPr>
-            </w:pPr>
-            <w:r>
-              <w:rPr>
-                <w:color w:val="000000"/>
-              </w:rPr>
-              <w:t>NG_SB_CLOS_ENTRY_EXIT&gt; ENTRYDATE</w:t>
-            </w:r>
-          </w:p>
-          <w:p>
-            <w:pPr>
-              <w:spacing w:line="360" w:lineRule="auto"/>
-              <w:jc w:val="left"/>
-              <w:rPr>
-                <w:rFonts w:eastAsia="Calibri"/>
-              </w:rPr>
-            </w:pPr>
-            <w:r>
-              <w:t xml:space="preserve">Lấy </w:t>
-            </w:r>
-            <w:proofErr w:type="gramStart"/>
-            <w:r>
-              <w:t>Max(</w:t>
-            </w:r>
-            <w:proofErr w:type="gramEnd"/>
-            <w:r>
-              <w:t>ENTRYDATE) của mã hồ sơ</w:t>
+            <w:tcMar/>
+          </w:tcPr>
+          <w:p>
+            <w:pPr>
+              <w:spacing w:line="360" w:lineRule="auto"/>
+              <w:jc w:val="left"/>
+              <w:rPr>
+                <w:color w:val="000000"/>
+              </w:rPr>
+            </w:pPr>
+            <w:r>
+              <w:rPr>
+                <w:color w:val="000000"/>
+              </w:rPr>
+              <w:t>NG_SB_CLOS_ENTRY_EXIT&gt; EXITDATE</w:t>
+            </w:r>
+          </w:p>
+          <w:p>
+            <w:pPr>
+              <w:spacing w:line="360" w:lineRule="auto"/>
+              <w:jc w:val="left"/>
+              <w:rPr>
+                <w:rFonts w:eastAsia="Calibri"/>
+              </w:rPr>
+            </w:pPr>
+            <w:r>
+              <w:t xml:space="preserve">Lấy EXITDATE tại dòng có giá trị </w:t>
+            </w:r>
+            <w:r>
+              <w:rPr>
+                <w:color w:val="000000"/>
+              </w:rPr>
+              <w:t xml:space="preserve">ENTRYDATE lớn nhất </w:t>
+            </w:r>
+            <w:r>
+              <w:t>của mã hồ sơ</w:t>
             </w:r>
           </w:p>
         </w:tc>
@@ -10591,6 +10750,7 @@
         <w:tc>
           <w:tcPr>
             <w:tcW w:w="838" w:type="dxa"/>
+            <w:tcMar/>
           </w:tcPr>
           <w:p>
             <w:pPr>
@@ -10611,6 +10771,7 @@
         <w:tc>
           <w:tcPr>
             <w:tcW w:w="1842" w:type="dxa"/>
+            <w:tcMar/>
           </w:tcPr>
           <w:p>
             <w:pPr>
@@ -10623,56 +10784,58 @@
               </w:rPr>
             </w:pPr>
             <w:r>
-              <w:t>LAST_EXITDATE</w:t>
+              <w:t>LAST_REMARKS</w:t>
             </w:r>
           </w:p>
         </w:tc>
         <w:tc>
           <w:tcPr>
             <w:tcW w:w="1843" w:type="dxa"/>
-          </w:tcPr>
-          <w:p>
-            <w:pPr>
-              <w:spacing w:line="360" w:lineRule="auto"/>
-              <w:jc w:val="left"/>
-              <w:rPr>
-                <w:rFonts w:eastAsia="Calibri"/>
-              </w:rPr>
-            </w:pPr>
-            <w:r>
-              <w:t>Thời gian kết thúc bước cuối</w:t>
+            <w:tcMar/>
+          </w:tcPr>
+          <w:p>
+            <w:pPr>
+              <w:spacing w:line="360" w:lineRule="auto"/>
+              <w:jc w:val="left"/>
+              <w:rPr>
+                <w:rFonts w:eastAsia="Calibri"/>
+              </w:rPr>
+            </w:pPr>
+            <w:r>
+              <w:t>Ghi chú ý kiến bước cuối</w:t>
             </w:r>
           </w:p>
         </w:tc>
         <w:tc>
           <w:tcPr>
             <w:tcW w:w="4961" w:type="dxa"/>
-          </w:tcPr>
-          <w:p>
-            <w:pPr>
-              <w:spacing w:line="360" w:lineRule="auto"/>
-              <w:jc w:val="left"/>
-              <w:rPr>
-                <w:color w:val="000000"/>
-              </w:rPr>
-            </w:pPr>
-            <w:r>
-              <w:rPr>
-                <w:color w:val="000000"/>
-              </w:rPr>
-              <w:t>NG_SB_CLOS_ENTRY_EXIT&gt; EXITDATE</w:t>
-            </w:r>
-          </w:p>
-          <w:p>
-            <w:pPr>
-              <w:spacing w:line="360" w:lineRule="auto"/>
-              <w:jc w:val="left"/>
-              <w:rPr>
-                <w:rFonts w:eastAsia="Calibri"/>
-              </w:rPr>
-            </w:pPr>
-            <w:r>
-              <w:t xml:space="preserve">Lấy EXITDATE tại dòng có giá trị </w:t>
+            <w:tcMar/>
+          </w:tcPr>
+          <w:p>
+            <w:pPr>
+              <w:spacing w:line="360" w:lineRule="auto"/>
+              <w:jc w:val="left"/>
+              <w:rPr>
+                <w:color w:val="000000"/>
+              </w:rPr>
+            </w:pPr>
+            <w:r>
+              <w:rPr>
+                <w:color w:val="000000"/>
+              </w:rPr>
+              <w:t>NG_SB_CLOS_ENTRY_EXIT&gt; REMARK</w:t>
+            </w:r>
+          </w:p>
+          <w:p>
+            <w:pPr>
+              <w:spacing w:line="360" w:lineRule="auto"/>
+              <w:jc w:val="left"/>
+              <w:rPr>
+                <w:rFonts w:eastAsia="Calibri"/>
+              </w:rPr>
+            </w:pPr>
+            <w:r>
+              <w:t xml:space="preserve">Lấy REMARK tại dòng có giá trị </w:t>
             </w:r>
             <w:r>
               <w:rPr>
@@ -10690,6 +10853,7 @@
         <w:tc>
           <w:tcPr>
             <w:tcW w:w="838" w:type="dxa"/>
+            <w:tcMar/>
           </w:tcPr>
           <w:p>
             <w:pPr>
@@ -10710,6 +10874,7 @@
         <w:tc>
           <w:tcPr>
             <w:tcW w:w="1842" w:type="dxa"/>
+            <w:tcMar/>
           </w:tcPr>
           <w:p>
             <w:pPr>
@@ -10722,57 +10887,58 @@
               </w:rPr>
             </w:pPr>
             <w:r>
-              <w:t>LAST_REMARKS</w:t>
+              <w:t>LAST_DECISION</w:t>
             </w:r>
           </w:p>
         </w:tc>
         <w:tc>
           <w:tcPr>
             <w:tcW w:w="1843" w:type="dxa"/>
-          </w:tcPr>
-          <w:p>
-            <w:pPr>
-              <w:spacing w:line="360" w:lineRule="auto"/>
-              <w:jc w:val="left"/>
-              <w:rPr>
-                <w:rFonts w:eastAsia="Calibri"/>
-              </w:rPr>
-            </w:pPr>
-            <w:r>
-              <w:t>Ghi chú ý kiến bước cuối</w:t>
+            <w:tcMar/>
+          </w:tcPr>
+          <w:p>
+            <w:pPr>
+              <w:spacing w:line="360" w:lineRule="auto"/>
+              <w:jc w:val="left"/>
+              <w:rPr>
+                <w:rFonts w:eastAsia="Calibri"/>
+              </w:rPr>
+            </w:pPr>
+            <w:r>
+              <w:t>Quyết định bước cuối</w:t>
             </w:r>
           </w:p>
         </w:tc>
         <w:tc>
           <w:tcPr>
             <w:tcW w:w="4961" w:type="dxa"/>
-          </w:tcPr>
-          <w:p>
-            <w:pPr>
-              <w:spacing w:line="360" w:lineRule="auto"/>
-              <w:jc w:val="left"/>
-              <w:rPr>
-                <w:color w:val="000000"/>
-              </w:rPr>
-            </w:pPr>
-            <w:r>
-              <w:rPr>
-                <w:color w:val="000000"/>
-              </w:rPr>
-              <w:t>NG_SB_CLOS_ENTRY_EXIT&gt; REMARK</w:t>
-            </w:r>
-          </w:p>
-          <w:p>
-            <w:pPr>
-              <w:spacing w:line="360" w:lineRule="auto"/>
-              <w:jc w:val="left"/>
-              <w:rPr>
-                <w:rFonts w:eastAsia="Calibri"/>
-              </w:rPr>
-            </w:pPr>
-            <w:r>
-              <w:lastRenderedPageBreak/>
-              <w:t xml:space="preserve">Lấy REMARK tại dòng có giá trị </w:t>
+            <w:tcMar/>
+          </w:tcPr>
+          <w:p>
+            <w:pPr>
+              <w:spacing w:line="360" w:lineRule="auto"/>
+              <w:jc w:val="left"/>
+              <w:rPr>
+                <w:color w:val="000000"/>
+              </w:rPr>
+            </w:pPr>
+            <w:r>
+              <w:rPr>
+                <w:color w:val="000000"/>
+              </w:rPr>
+              <w:t>NG_SB_CLOS_ENTRY_EXIT&gt; DECISION</w:t>
+            </w:r>
+          </w:p>
+          <w:p>
+            <w:pPr>
+              <w:spacing w:line="360" w:lineRule="auto"/>
+              <w:jc w:val="left"/>
+              <w:rPr>
+                <w:rFonts w:eastAsia="Calibri"/>
+              </w:rPr>
+            </w:pPr>
+            <w:r>
+              <w:t xml:space="preserve">Lấy DECISION tại dòng có giá trị </w:t>
             </w:r>
             <w:r>
               <w:rPr>
@@ -10790,6 +10956,7 @@
         <w:tc>
           <w:tcPr>
             <w:tcW w:w="838" w:type="dxa"/>
+            <w:tcMar/>
           </w:tcPr>
           <w:p>
             <w:pPr>
@@ -10810,6 +10977,7 @@
         <w:tc>
           <w:tcPr>
             <w:tcW w:w="1842" w:type="dxa"/>
+            <w:tcMar/>
           </w:tcPr>
           <w:p>
             <w:pPr>
@@ -10822,65 +10990,192 @@
               </w:rPr>
             </w:pPr>
             <w:r>
-              <w:t>LAST_DECISION</w:t>
+              <w:rPr>
+                <w:color w:val="000000"/>
+              </w:rPr>
+              <w:t>UNDERWRITERMAKER_TAKERESPON</w:t>
             </w:r>
           </w:p>
         </w:tc>
         <w:tc>
           <w:tcPr>
             <w:tcW w:w="1843" w:type="dxa"/>
-          </w:tcPr>
-          <w:p>
-            <w:pPr>
-              <w:spacing w:line="360" w:lineRule="auto"/>
-              <w:jc w:val="left"/>
-              <w:rPr>
-                <w:rFonts w:eastAsia="Calibri"/>
-              </w:rPr>
-            </w:pPr>
-            <w:r>
-              <w:t>Quyết định bước cuối</w:t>
+            <w:tcMar/>
+          </w:tcPr>
+          <w:p>
+            <w:pPr>
+              <w:spacing w:line="360" w:lineRule="auto"/>
+              <w:jc w:val="left"/>
+              <w:rPr>
+                <w:rFonts w:eastAsia="Calibri"/>
+              </w:rPr>
+            </w:pPr>
+            <w:r>
+              <w:t>CV Thẩm định chịu trách nhiệm</w:t>
             </w:r>
           </w:p>
         </w:tc>
         <w:tc>
           <w:tcPr>
             <w:tcW w:w="4961" w:type="dxa"/>
-          </w:tcPr>
-          <w:p>
-            <w:pPr>
-              <w:spacing w:line="360" w:lineRule="auto"/>
-              <w:jc w:val="left"/>
-              <w:rPr>
-                <w:color w:val="000000"/>
-              </w:rPr>
-            </w:pPr>
-            <w:r>
-              <w:rPr>
-                <w:color w:val="000000"/>
-              </w:rPr>
-              <w:t>NG_SB_CLOS_ENTRY_EXIT&gt; DECISION</w:t>
-            </w:r>
-          </w:p>
-          <w:p>
-            <w:pPr>
-              <w:spacing w:line="360" w:lineRule="auto"/>
-              <w:jc w:val="left"/>
-              <w:rPr>
-                <w:rFonts w:eastAsia="Calibri"/>
-              </w:rPr>
-            </w:pPr>
-            <w:r>
-              <w:t xml:space="preserve">Lấy DECISION tại dòng có giá trị </w:t>
-            </w:r>
-            <w:r>
-              <w:rPr>
-                <w:color w:val="000000"/>
-              </w:rPr>
-              <w:t xml:space="preserve">ENTRYDATE lớn nhất </w:t>
-            </w:r>
-            <w:r>
-              <w:t>của mã hồ sơ</w:t>
+            <w:tcMar/>
+            <w:vAlign w:val="center"/>
+          </w:tcPr>
+          <w:p>
+            <w:pPr>
+              <w:spacing w:line="360" w:lineRule="auto"/>
+              <w:jc w:val="left"/>
+              <w:rPr>
+                <w:color w:val="000000"/>
+              </w:rPr>
+            </w:pPr>
+            <w:r>
+              <w:rPr>
+                <w:color w:val="000000"/>
+              </w:rPr>
+              <w:t>NG_SB_CLOS_EXTTABLE i</w:t>
+            </w:r>
+            <w:r>
+              <w:rPr>
+                <w:color w:val="000000"/>
+              </w:rPr>
+              <w:t>&gt;</w:t>
+            </w:r>
+          </w:p>
+          <w:p>
+            <w:pPr>
+              <w:spacing w:line="360" w:lineRule="auto"/>
+              <w:jc w:val="left"/>
+              <w:rPr>
+                <w:color w:val="000000"/>
+                <w:sz w:val="22"/>
+                <w:szCs w:val="22"/>
+              </w:rPr>
+            </w:pPr>
+            <w:r>
+              <w:rPr>
+                <w:color w:val="000000"/>
+              </w:rPr>
+              <w:t>NG_SB_CLOS_USER_MAKE_WORK_STEP</w:t>
+            </w:r>
+            <w:r>
+              <w:rPr>
+                <w:color w:val="000000"/>
+              </w:rPr>
+              <w:t xml:space="preserve"> m&gt;</w:t>
+            </w:r>
+            <w:r>
+              <w:rPr>
+                <w:color w:val="000000"/>
+                <w:sz w:val="22"/>
+                <w:szCs w:val="22"/>
+              </w:rPr>
+              <w:br/>
+            </w:r>
+            <w:proofErr w:type="gramStart"/>
+            <w:r>
+              <w:rPr>
+                <w:color w:val="000000"/>
+                <w:sz w:val="22"/>
+                <w:szCs w:val="22"/>
+              </w:rPr>
+              <w:t>COALESCE(</w:t>
+            </w:r>
+            <w:proofErr w:type="gramEnd"/>
+            <w:r>
+              <w:rPr>
+                <w:color w:val="000000"/>
+                <w:sz w:val="22"/>
+                <w:szCs w:val="22"/>
+              </w:rPr>
+              <w:t xml:space="preserve">CASE WHEN </w:t>
+            </w:r>
+            <w:proofErr w:type="gramStart"/>
+            <w:r>
+              <w:rPr>
+                <w:color w:val="000000"/>
+                <w:sz w:val="22"/>
+                <w:szCs w:val="22"/>
+              </w:rPr>
+              <w:t>m</w:t>
+            </w:r>
+            <w:r>
+              <w:rPr>
+                <w:color w:val="000000"/>
+                <w:sz w:val="22"/>
+                <w:szCs w:val="22"/>
+              </w:rPr>
+              <w:t>.WORK</w:t>
+            </w:r>
+            <w:proofErr w:type="gramEnd"/>
+            <w:r>
+              <w:rPr>
+                <w:color w:val="000000"/>
+                <w:sz w:val="22"/>
+                <w:szCs w:val="22"/>
+              </w:rPr>
+              <w:t xml:space="preserve">_STEP = 'UnderwriterMaker' THEN </w:t>
+            </w:r>
+            <w:r>
+              <w:rPr>
+                <w:color w:val="000000"/>
+                <w:sz w:val="22"/>
+                <w:szCs w:val="22"/>
+              </w:rPr>
+              <w:t>m</w:t>
+            </w:r>
+            <w:r>
+              <w:rPr>
+                <w:color w:val="000000"/>
+                <w:sz w:val="22"/>
+                <w:szCs w:val="22"/>
+              </w:rPr>
+              <w:t xml:space="preserve">.USER_MAKE </w:t>
+            </w:r>
+          </w:p>
+          <w:p>
+            <w:pPr>
+              <w:spacing w:line="360" w:lineRule="auto"/>
+              <w:jc w:val="left"/>
+              <w:rPr>
+                <w:color w:val="000000"/>
+                <w:sz w:val="22"/>
+                <w:szCs w:val="22"/>
+              </w:rPr>
+            </w:pPr>
+            <w:r>
+              <w:rPr>
+                <w:color w:val="000000"/>
+                <w:sz w:val="22"/>
+                <w:szCs w:val="22"/>
+              </w:rPr>
+              <w:t xml:space="preserve">END, </w:t>
+            </w:r>
+            <w:proofErr w:type="gramStart"/>
+            <w:r>
+              <w:rPr>
+                <w:color w:val="000000"/>
+                <w:sz w:val="22"/>
+                <w:szCs w:val="22"/>
+              </w:rPr>
+              <w:t>i</w:t>
+            </w:r>
+            <w:r>
+              <w:rPr>
+                <w:color w:val="000000"/>
+                <w:sz w:val="22"/>
+                <w:szCs w:val="22"/>
+              </w:rPr>
+              <w:t>.UWMAKERUSER</w:t>
+            </w:r>
+            <w:proofErr w:type="gramEnd"/>
+            <w:r>
+              <w:rPr>
+                <w:color w:val="000000"/>
+                <w:sz w:val="22"/>
+                <w:szCs w:val="22"/>
+              </w:rPr>
+              <w:t>)</w:t>
             </w:r>
           </w:p>
         </w:tc>
@@ -10889,6 +11184,7 @@
         <w:tc>
           <w:tcPr>
             <w:tcW w:w="838" w:type="dxa"/>
+            <w:tcMar/>
           </w:tcPr>
           <w:p>
             <w:pPr>
@@ -10909,6 +11205,7 @@
         <w:tc>
           <w:tcPr>
             <w:tcW w:w="1842" w:type="dxa"/>
+            <w:tcMar/>
           </w:tcPr>
           <w:p>
             <w:pPr>
@@ -10924,30 +11221,32 @@
               <w:rPr>
                 <w:color w:val="000000"/>
               </w:rPr>
-              <w:t>UNDERWRITERMAKER_TAKERESPON</w:t>
+              <w:t>UNDERWRITERCHECKER_TAKERESPON</w:t>
             </w:r>
           </w:p>
         </w:tc>
         <w:tc>
           <w:tcPr>
             <w:tcW w:w="1843" w:type="dxa"/>
-          </w:tcPr>
-          <w:p>
-            <w:pPr>
-              <w:spacing w:line="360" w:lineRule="auto"/>
-              <w:jc w:val="left"/>
-              <w:rPr>
-                <w:rFonts w:eastAsia="Calibri"/>
-              </w:rPr>
-            </w:pPr>
-            <w:r>
-              <w:t>CV Thẩm định chịu trách nhiệm</w:t>
+            <w:tcMar/>
+          </w:tcPr>
+          <w:p>
+            <w:pPr>
+              <w:spacing w:line="360" w:lineRule="auto"/>
+              <w:jc w:val="left"/>
+              <w:rPr>
+                <w:rFonts w:eastAsia="Calibri"/>
+              </w:rPr>
+            </w:pPr>
+            <w:r>
+              <w:t>Kiểm soát thẩm định chịu trách nhiệm</w:t>
             </w:r>
           </w:p>
         </w:tc>
         <w:tc>
           <w:tcPr>
             <w:tcW w:w="4961" w:type="dxa"/>
+            <w:tcMar/>
             <w:vAlign w:val="center"/>
           </w:tcPr>
           <w:p>
@@ -10975,58 +11274,65 @@
             <w:pPr>
               <w:spacing w:line="360" w:lineRule="auto"/>
               <w:jc w:val="left"/>
+              <w:rPr>
+                <w:rFonts w:eastAsia="Calibri"/>
+              </w:rPr>
+            </w:pPr>
+            <w:r>
+              <w:rPr>
+                <w:color w:val="000000"/>
+              </w:rPr>
+              <w:t>NG_SB_CLOS_USER_MAKE_WORK_STEP</w:t>
+            </w:r>
+            <w:r>
+              <w:rPr>
+                <w:color w:val="000000"/>
+              </w:rPr>
+              <w:t xml:space="preserve"> m&gt;</w:t>
+            </w:r>
+            <w:r>
               <w:rPr>
                 <w:color w:val="000000"/>
                 <w:sz w:val="22"/>
                 <w:szCs w:val="22"/>
               </w:rPr>
-            </w:pPr>
-            <w:r>
-              <w:rPr>
-                <w:color w:val="000000"/>
-              </w:rPr>
-              <w:t>NG_SB_CLOS_USER_MAKE_WORK_STEP</w:t>
-            </w:r>
-            <w:r>
-              <w:rPr>
-                <w:color w:val="000000"/>
-              </w:rPr>
-              <w:t xml:space="preserve"> m&gt;</w:t>
-            </w:r>
+              <w:br/>
+            </w:r>
+            <w:proofErr w:type="gramStart"/>
             <w:r>
               <w:rPr>
                 <w:color w:val="000000"/>
                 <w:sz w:val="22"/>
                 <w:szCs w:val="22"/>
               </w:rPr>
-              <w:br/>
-            </w:r>
-            <w:proofErr w:type="gramStart"/>
+              <w:t>COALESCE(</w:t>
+            </w:r>
+            <w:proofErr w:type="gramEnd"/>
             <w:r>
               <w:rPr>
                 <w:color w:val="000000"/>
                 <w:sz w:val="22"/>
                 <w:szCs w:val="22"/>
               </w:rPr>
-              <w:t>COALESCE(</w:t>
-            </w:r>
-            <w:proofErr w:type="gramEnd"/>
+              <w:t xml:space="preserve">CASE WHEN </w:t>
+            </w:r>
+            <w:proofErr w:type="gramStart"/>
             <w:r>
               <w:rPr>
                 <w:color w:val="000000"/>
                 <w:sz w:val="22"/>
                 <w:szCs w:val="22"/>
               </w:rPr>
-              <w:t xml:space="preserve">CASE WHEN </w:t>
-            </w:r>
-            <w:proofErr w:type="gramStart"/>
+              <w:t>m.WORK</w:t>
+            </w:r>
+            <w:proofErr w:type="gramEnd"/>
             <w:r>
               <w:rPr>
                 <w:color w:val="000000"/>
                 <w:sz w:val="22"/>
                 <w:szCs w:val="22"/>
               </w:rPr>
-              <w:t>m</w:t>
+              <w:t xml:space="preserve">_STEP = 'UnderwriterChecker' THEN m.USER_MAKE </w:t>
             </w:r>
             <w:r>
               <w:rPr>
@@ -11034,76 +11340,32 @@
                 <w:sz w:val="22"/>
                 <w:szCs w:val="22"/>
               </w:rPr>
-              <w:t>.WORK</w:t>
-            </w:r>
-            <w:proofErr w:type="gramEnd"/>
+              <w:br/>
+            </w:r>
             <w:r>
               <w:rPr>
                 <w:color w:val="000000"/>
                 <w:sz w:val="22"/>
                 <w:szCs w:val="22"/>
               </w:rPr>
-              <w:t xml:space="preserve">_STEP = 'UnderwriterMaker' THEN </w:t>
-            </w:r>
+              <w:t xml:space="preserve"> END, </w:t>
+            </w:r>
+            <w:proofErr w:type="gramStart"/>
             <w:r>
               <w:rPr>
                 <w:color w:val="000000"/>
                 <w:sz w:val="22"/>
                 <w:szCs w:val="22"/>
               </w:rPr>
-              <w:t>m</w:t>
-            </w:r>
+              <w:t>i.UWCHKRUSER</w:t>
+            </w:r>
+            <w:proofErr w:type="gramEnd"/>
             <w:r>
               <w:rPr>
                 <w:color w:val="000000"/>
                 <w:sz w:val="22"/>
                 <w:szCs w:val="22"/>
               </w:rPr>
-              <w:t xml:space="preserve">.USER_MAKE </w:t>
-            </w:r>
-          </w:p>
-          <w:p>
-            <w:pPr>
-              <w:spacing w:line="360" w:lineRule="auto"/>
-              <w:jc w:val="left"/>
-              <w:rPr>
-                <w:color w:val="000000"/>
-                <w:sz w:val="22"/>
-                <w:szCs w:val="22"/>
-              </w:rPr>
-            </w:pPr>
-            <w:r>
-              <w:rPr>
-                <w:color w:val="000000"/>
-                <w:sz w:val="22"/>
-                <w:szCs w:val="22"/>
-              </w:rPr>
-              <w:t xml:space="preserve">END, </w:t>
-            </w:r>
-            <w:proofErr w:type="gramStart"/>
-            <w:r>
-              <w:rPr>
-                <w:color w:val="000000"/>
-                <w:sz w:val="22"/>
-                <w:szCs w:val="22"/>
-              </w:rPr>
-              <w:t>i</w:t>
-            </w:r>
-            <w:r>
-              <w:rPr>
-                <w:color w:val="000000"/>
-                <w:sz w:val="22"/>
-                <w:szCs w:val="22"/>
-              </w:rPr>
-              <w:t>.UWMAKERUSER</w:t>
-            </w:r>
-            <w:proofErr w:type="gramEnd"/>
-            <w:r>
-              <w:rPr>
-                <w:color w:val="000000"/>
-                <w:sz w:val="22"/>
-                <w:szCs w:val="22"/>
-              </w:rPr>
               <w:t>)</w:t>
             </w:r>
           </w:p>
@@ -11113,6 +11375,7 @@
         <w:tc>
           <w:tcPr>
             <w:tcW w:w="838" w:type="dxa"/>
+            <w:tcMar/>
           </w:tcPr>
           <w:p>
             <w:pPr>
@@ -11133,6 +11396,7 @@
         <w:tc>
           <w:tcPr>
             <w:tcW w:w="1842" w:type="dxa"/>
+            <w:tcMar/>
           </w:tcPr>
           <w:p>
             <w:pPr>
@@ -11148,30 +11412,32 @@
               <w:rPr>
                 <w:color w:val="000000"/>
               </w:rPr>
-              <w:t>UNDERWRITERCHECKER_TAKERESPON</w:t>
+              <w:t>APPROVAL_TAKERESPON</w:t>
             </w:r>
           </w:p>
         </w:tc>
         <w:tc>
           <w:tcPr>
             <w:tcW w:w="1843" w:type="dxa"/>
-          </w:tcPr>
-          <w:p>
-            <w:pPr>
-              <w:spacing w:line="360" w:lineRule="auto"/>
-              <w:jc w:val="left"/>
-              <w:rPr>
-                <w:rFonts w:eastAsia="Calibri"/>
-              </w:rPr>
-            </w:pPr>
-            <w:r>
-              <w:t>Kiểm soát thẩm định chịu trách nhiệm</w:t>
+            <w:tcMar/>
+          </w:tcPr>
+          <w:p>
+            <w:pPr>
+              <w:spacing w:line="360" w:lineRule="auto"/>
+              <w:jc w:val="left"/>
+              <w:rPr>
+                <w:rFonts w:eastAsia="Calibri"/>
+              </w:rPr>
+            </w:pPr>
+            <w:r>
+              <w:t>Chuyên gia phê duyệt chịu trách nhiệm</w:t>
             </w:r>
           </w:p>
         </w:tc>
         <w:tc>
           <w:tcPr>
             <w:tcW w:w="4961" w:type="dxa"/>
+            <w:tcMar/>
             <w:vAlign w:val="center"/>
           </w:tcPr>
           <w:p>
@@ -11183,15 +11449,9 @@
               </w:rPr>
             </w:pPr>
             <w:r>
-              <w:rPr>
-                <w:color w:val="000000"/>
-              </w:rPr>
-              <w:t>NG_SB_CLOS_EXTTABLE i</w:t>
-            </w:r>
-            <w:r>
-              <w:rPr>
-                <w:color w:val="000000"/>
-              </w:rPr>
+              <w:t>NG_SB_CLOS_APPROVAL e</w:t>
+            </w:r>
+            <w:r>
               <w:t>&gt;</w:t>
             </w:r>
           </w:p>
@@ -11199,30 +11459,33 @@
             <w:pPr>
               <w:spacing w:line="360" w:lineRule="auto"/>
               <w:jc w:val="left"/>
-              <w:rPr>
-                <w:rFonts w:eastAsia="Calibri"/>
-              </w:rPr>
-            </w:pPr>
-            <w:r>
-              <w:rPr>
-                <w:color w:val="000000"/>
-              </w:rPr>
-              <w:t>NG_SB_CLOS_USER_MAKE_WORK_STEP</w:t>
-            </w:r>
-            <w:r>
-              <w:rPr>
-                <w:color w:val="000000"/>
-              </w:rPr>
-              <w:t xml:space="preserve"> m&gt;</w:t>
-            </w:r>
-            <w:r>
               <w:rPr>
                 <w:color w:val="000000"/>
                 <w:sz w:val="22"/>
                 <w:szCs w:val="22"/>
               </w:rPr>
-              <w:br/>
-            </w:r>
+            </w:pPr>
+            <w:r>
+              <w:rPr>
+                <w:color w:val="000000"/>
+              </w:rPr>
+              <w:t>NG_SB_CLOS_USER_MAKE_WORK_STEP</w:t>
+            </w:r>
+            <w:r>
+              <w:rPr>
+                <w:color w:val="000000"/>
+              </w:rPr>
+              <w:t xml:space="preserve"> m&gt;</w:t>
+            </w:r>
+          </w:p>
+          <w:p>
+            <w:pPr>
+              <w:spacing w:line="360" w:lineRule="auto"/>
+              <w:jc w:val="left"/>
+              <w:rPr>
+                <w:rFonts w:eastAsia="Calibri"/>
+              </w:rPr>
+            </w:pPr>
             <w:proofErr w:type="gramStart"/>
             <w:r>
               <w:rPr>
@@ -11239,25 +11502,23 @@
                 <w:sz w:val="22"/>
                 <w:szCs w:val="22"/>
               </w:rPr>
-              <w:t xml:space="preserve">CASE WHEN </w:t>
-            </w:r>
-            <w:proofErr w:type="gramStart"/>
+              <w:t>m.USER_MAKE,</w:t>
+            </w:r>
             <w:r>
               <w:rPr>
                 <w:color w:val="000000"/>
                 <w:sz w:val="22"/>
                 <w:szCs w:val="22"/>
               </w:rPr>
-              <w:t>m.WORK</w:t>
-            </w:r>
-            <w:proofErr w:type="gramEnd"/>
+              <w:br/>
+            </w:r>
             <w:r>
               <w:rPr>
                 <w:color w:val="000000"/>
                 <w:sz w:val="22"/>
                 <w:szCs w:val="22"/>
               </w:rPr>
-              <w:t xml:space="preserve">_STEP = 'UnderwriterChecker' THEN m.USER_MAKE </w:t>
+              <w:t xml:space="preserve">    CASE e.APP_GRP</w:t>
             </w:r>
             <w:r>
               <w:rPr>
@@ -11266,25 +11527,116 @@
                 <w:szCs w:val="22"/>
               </w:rPr>
               <w:br/>
-              <w:t xml:space="preserve"> END, </w:t>
-            </w:r>
-            <w:proofErr w:type="gramStart"/>
+            </w:r>
             <w:r>
               <w:rPr>
                 <w:color w:val="000000"/>
                 <w:sz w:val="22"/>
                 <w:szCs w:val="22"/>
               </w:rPr>
-              <w:t>i.UWCHKRUSER</w:t>
-            </w:r>
-            <w:proofErr w:type="gramEnd"/>
+              <w:t xml:space="preserve">        WHEN 'A1</w:t>
+            </w:r>
+            <w:proofErr w:type="gramStart"/>
             <w:r>
               <w:rPr>
                 <w:color w:val="000000"/>
                 <w:sz w:val="22"/>
                 <w:szCs w:val="22"/>
               </w:rPr>
-              <w:t>)</w:t>
+              <w:t>'  THEN</w:t>
+            </w:r>
+            <w:proofErr w:type="gramEnd"/>
+            <w:r>
+              <w:rPr>
+                <w:color w:val="000000"/>
+                <w:sz w:val="22"/>
+                <w:szCs w:val="22"/>
+              </w:rPr>
+              <w:t xml:space="preserve"> '</w:t>
+            </w:r>
+            <w:proofErr w:type="gramStart"/>
+            <w:r>
+              <w:rPr>
+                <w:color w:val="000000"/>
+                <w:sz w:val="22"/>
+                <w:szCs w:val="22"/>
+              </w:rPr>
+              <w:t>long.lq</w:t>
+            </w:r>
+            <w:proofErr w:type="gramEnd"/>
+            <w:r>
+              <w:rPr>
+                <w:color w:val="000000"/>
+                <w:sz w:val="22"/>
+                <w:szCs w:val="22"/>
+              </w:rPr>
+              <w:t>'</w:t>
+            </w:r>
+            <w:r>
+              <w:rPr>
+                <w:color w:val="000000"/>
+                <w:sz w:val="22"/>
+                <w:szCs w:val="22"/>
+              </w:rPr>
+              <w:br/>
+            </w:r>
+            <w:r>
+              <w:rPr>
+                <w:color w:val="000000"/>
+                <w:sz w:val="22"/>
+                <w:szCs w:val="22"/>
+              </w:rPr>
+              <w:t xml:space="preserve">        WHEN 'CC</w:t>
+            </w:r>
+            <w:proofErr w:type="gramStart"/>
+            <w:r>
+              <w:rPr>
+                <w:color w:val="000000"/>
+                <w:sz w:val="22"/>
+                <w:szCs w:val="22"/>
+              </w:rPr>
+              <w:t>'  THEN</w:t>
+            </w:r>
+            <w:proofErr w:type="gramEnd"/>
+            <w:r>
+              <w:rPr>
+                <w:color w:val="000000"/>
+                <w:sz w:val="22"/>
+                <w:szCs w:val="22"/>
+              </w:rPr>
+              <w:t xml:space="preserve"> 'UBTD'</w:t>
+            </w:r>
+            <w:r>
+              <w:rPr>
+                <w:color w:val="000000"/>
+                <w:sz w:val="22"/>
+                <w:szCs w:val="22"/>
+              </w:rPr>
+              <w:br/>
+            </w:r>
+            <w:r>
+              <w:rPr>
+                <w:color w:val="000000"/>
+                <w:sz w:val="22"/>
+                <w:szCs w:val="22"/>
+              </w:rPr>
+              <w:t xml:space="preserve">        WHEN 'BOD' THEN 'HDQT'</w:t>
+            </w:r>
+            <w:r>
+              <w:rPr>
+                <w:color w:val="000000"/>
+                <w:sz w:val="22"/>
+                <w:szCs w:val="22"/>
+              </w:rPr>
+              <w:br/>
+            </w:r>
+            <w:r>
+              <w:rPr>
+                <w:color w:val="000000"/>
+                <w:sz w:val="22"/>
+                <w:szCs w:val="22"/>
+              </w:rPr>
+              <w:t xml:space="preserve">    END) </w:t>
             </w:r>
           </w:p>
         </w:tc>
@@ -11293,6 +11645,7 @@
         <w:tc>
           <w:tcPr>
             <w:tcW w:w="838" w:type="dxa"/>
+            <w:tcMar/>
           </w:tcPr>
           <w:p>
             <w:pPr>
@@ -11313,6 +11666,7 @@
         <w:tc>
           <w:tcPr>
             <w:tcW w:w="1842" w:type="dxa"/>
+            <w:tcMar/>
           </w:tcPr>
           <w:p>
             <w:pPr>
@@ -11325,197 +11679,46 @@
               </w:rPr>
             </w:pPr>
             <w:r>
-              <w:rPr>
-                <w:color w:val="000000"/>
-              </w:rPr>
-              <w:t>APPROVAL_TAKERESPON</w:t>
+              <w:t>ST_YEUCAU</w:t>
             </w:r>
           </w:p>
         </w:tc>
         <w:tc>
           <w:tcPr>
             <w:tcW w:w="1843" w:type="dxa"/>
-          </w:tcPr>
-          <w:p>
-            <w:pPr>
-              <w:spacing w:line="360" w:lineRule="auto"/>
-              <w:jc w:val="left"/>
-              <w:rPr>
-                <w:rFonts w:eastAsia="Calibri"/>
-              </w:rPr>
-            </w:pPr>
-            <w:r>
-              <w:t>Chuyên gia phê duyệt chịu trách nhiệm</w:t>
+            <w:tcMar/>
+          </w:tcPr>
+          <w:p>
+            <w:pPr>
+              <w:spacing w:line="360" w:lineRule="auto"/>
+              <w:jc w:val="left"/>
+              <w:rPr>
+                <w:rFonts w:eastAsia="Calibri"/>
+              </w:rPr>
+            </w:pPr>
+            <w:r>
+              <w:t>Số tiền đề xuất vay</w:t>
             </w:r>
           </w:p>
         </w:tc>
         <w:tc>
           <w:tcPr>
             <w:tcW w:w="4961" w:type="dxa"/>
-            <w:vAlign w:val="center"/>
-          </w:tcPr>
-          <w:p>
-            <w:pPr>
-              <w:spacing w:line="360" w:lineRule="auto"/>
-              <w:jc w:val="left"/>
-              <w:rPr>
-                <w:color w:val="000000"/>
-              </w:rPr>
-            </w:pPr>
-            <w:r>
-              <w:t>NG_SB_CLOS_APPROVAL e</w:t>
-            </w:r>
-            <w:r>
-              <w:t>&gt;</w:t>
-            </w:r>
-          </w:p>
-          <w:p>
-            <w:pPr>
-              <w:spacing w:line="360" w:lineRule="auto"/>
-              <w:jc w:val="left"/>
-              <w:rPr>
-                <w:color w:val="000000"/>
-                <w:sz w:val="22"/>
-                <w:szCs w:val="22"/>
-              </w:rPr>
-            </w:pPr>
-            <w:r>
-              <w:rPr>
-                <w:color w:val="000000"/>
-              </w:rPr>
-              <w:t>NG_SB_CLOS_USER_MAKE_WORK_STEP</w:t>
-            </w:r>
-            <w:r>
-              <w:rPr>
-                <w:color w:val="000000"/>
-              </w:rPr>
-              <w:t xml:space="preserve"> m&gt;</w:t>
-            </w:r>
-          </w:p>
-          <w:p>
-            <w:pPr>
-              <w:spacing w:line="360" w:lineRule="auto"/>
-              <w:jc w:val="left"/>
-              <w:rPr>
-                <w:rFonts w:eastAsia="Calibri"/>
-              </w:rPr>
-            </w:pPr>
-            <w:proofErr w:type="gramStart"/>
-            <w:r>
-              <w:rPr>
-                <w:color w:val="000000"/>
-                <w:sz w:val="22"/>
-                <w:szCs w:val="22"/>
-              </w:rPr>
-              <w:t>COALESCE(</w:t>
-            </w:r>
-            <w:proofErr w:type="gramEnd"/>
-            <w:r>
-              <w:rPr>
-                <w:color w:val="000000"/>
-                <w:sz w:val="22"/>
-                <w:szCs w:val="22"/>
-              </w:rPr>
-              <w:t>m.USER_MAKE,</w:t>
-            </w:r>
-            <w:r>
-              <w:rPr>
-                <w:color w:val="000000"/>
-                <w:sz w:val="22"/>
-                <w:szCs w:val="22"/>
-              </w:rPr>
-              <w:br/>
-              <w:t xml:space="preserve">    CASE e.APP_GRP</w:t>
-            </w:r>
-            <w:r>
-              <w:rPr>
-                <w:color w:val="000000"/>
-                <w:sz w:val="22"/>
-                <w:szCs w:val="22"/>
-              </w:rPr>
-              <w:br/>
-              <w:t xml:space="preserve">        WHEN 'A1</w:t>
-            </w:r>
-            <w:proofErr w:type="gramStart"/>
-            <w:r>
-              <w:rPr>
-                <w:color w:val="000000"/>
-                <w:sz w:val="22"/>
-                <w:szCs w:val="22"/>
-              </w:rPr>
-              <w:t>'  THEN</w:t>
-            </w:r>
-            <w:proofErr w:type="gramEnd"/>
-            <w:r>
-              <w:rPr>
-                <w:color w:val="000000"/>
-                <w:sz w:val="22"/>
-                <w:szCs w:val="22"/>
-              </w:rPr>
-              <w:t xml:space="preserve"> '</w:t>
-            </w:r>
-            <w:proofErr w:type="gramStart"/>
-            <w:r>
-              <w:rPr>
-                <w:color w:val="000000"/>
-                <w:sz w:val="22"/>
-                <w:szCs w:val="22"/>
-              </w:rPr>
-              <w:t>long.lq</w:t>
-            </w:r>
-            <w:proofErr w:type="gramEnd"/>
-            <w:r>
-              <w:rPr>
-                <w:color w:val="000000"/>
-                <w:sz w:val="22"/>
-                <w:szCs w:val="22"/>
-              </w:rPr>
-              <w:t>'</w:t>
-            </w:r>
-            <w:r>
-              <w:rPr>
-                <w:color w:val="000000"/>
-                <w:sz w:val="22"/>
-                <w:szCs w:val="22"/>
-              </w:rPr>
-              <w:br/>
-              <w:t xml:space="preserve">        WHEN 'CC</w:t>
-            </w:r>
-            <w:proofErr w:type="gramStart"/>
-            <w:r>
-              <w:rPr>
-                <w:color w:val="000000"/>
-                <w:sz w:val="22"/>
-                <w:szCs w:val="22"/>
-              </w:rPr>
-              <w:t>'  THEN</w:t>
-            </w:r>
-            <w:proofErr w:type="gramEnd"/>
-            <w:r>
-              <w:rPr>
-                <w:color w:val="000000"/>
-                <w:sz w:val="22"/>
-                <w:szCs w:val="22"/>
-              </w:rPr>
-              <w:t xml:space="preserve"> 'UBTD'</w:t>
-            </w:r>
-            <w:r>
-              <w:rPr>
-                <w:color w:val="000000"/>
-                <w:sz w:val="22"/>
-                <w:szCs w:val="22"/>
-              </w:rPr>
-              <w:br/>
-              <w:t xml:space="preserve">        WHEN 'BOD' THEN 'HDQT'</w:t>
-            </w:r>
-            <w:r>
-              <w:rPr>
-                <w:color w:val="000000"/>
-                <w:sz w:val="22"/>
-                <w:szCs w:val="22"/>
-              </w:rPr>
-              <w:br/>
-              <w:t xml:space="preserve">    END) </w:t>
+            <w:tcMar/>
+          </w:tcPr>
+          <w:p>
+            <w:pPr>
+              <w:spacing w:line="360" w:lineRule="auto"/>
+              <w:jc w:val="left"/>
+              <w:rPr>
+                <w:rFonts w:eastAsia="Calibri"/>
+              </w:rPr>
+            </w:pPr>
+            <w:r>
+              <w:rPr>
+                <w:color w:val="000000"/>
+              </w:rPr>
+              <w:t>NG_SB_CLOS_CREDITINFO_COMM&gt; PRECREDITLIMIT</w:t>
             </w:r>
           </w:p>
         </w:tc>
@@ -11524,6 +11727,7 @@
         <w:tc>
           <w:tcPr>
             <w:tcW w:w="838" w:type="dxa"/>
+            <w:tcMar/>
           </w:tcPr>
           <w:p>
             <w:pPr>
@@ -11544,6 +11748,7 @@
         <w:tc>
           <w:tcPr>
             <w:tcW w:w="1842" w:type="dxa"/>
+            <w:tcMar/>
           </w:tcPr>
           <w:p>
             <w:pPr>
@@ -11556,44 +11761,46 @@
               </w:rPr>
             </w:pPr>
             <w:r>
-              <w:t>ST_YEUCAU</w:t>
+              <w:t>ST_PHEDUYET</w:t>
             </w:r>
           </w:p>
         </w:tc>
         <w:tc>
           <w:tcPr>
             <w:tcW w:w="1843" w:type="dxa"/>
-          </w:tcPr>
-          <w:p>
-            <w:pPr>
-              <w:spacing w:line="360" w:lineRule="auto"/>
-              <w:jc w:val="left"/>
-              <w:rPr>
-                <w:rFonts w:eastAsia="Calibri"/>
-              </w:rPr>
-            </w:pPr>
-            <w:r>
-              <w:t>Số tiền đề xuất vay</w:t>
+            <w:tcMar/>
+          </w:tcPr>
+          <w:p>
+            <w:pPr>
+              <w:spacing w:line="360" w:lineRule="auto"/>
+              <w:jc w:val="left"/>
+              <w:rPr>
+                <w:rFonts w:eastAsia="Calibri"/>
+              </w:rPr>
+            </w:pPr>
+            <w:r>
+              <w:t>Số tiền phê duyệt chính thức</w:t>
             </w:r>
           </w:p>
         </w:tc>
         <w:tc>
           <w:tcPr>
             <w:tcW w:w="4961" w:type="dxa"/>
-          </w:tcPr>
-          <w:p>
-            <w:pPr>
-              <w:spacing w:line="360" w:lineRule="auto"/>
-              <w:jc w:val="left"/>
-              <w:rPr>
-                <w:rFonts w:eastAsia="Calibri"/>
-              </w:rPr>
-            </w:pPr>
-            <w:r>
-              <w:rPr>
-                <w:color w:val="000000"/>
-              </w:rPr>
-              <w:t>NG_SB_CLOS_CREDITINFO_COMM&gt; PRECREDITLIMIT</w:t>
+            <w:tcMar/>
+          </w:tcPr>
+          <w:p>
+            <w:pPr>
+              <w:spacing w:line="360" w:lineRule="auto"/>
+              <w:jc w:val="left"/>
+              <w:rPr>
+                <w:rFonts w:eastAsia="Calibri"/>
+              </w:rPr>
+            </w:pPr>
+            <w:r>
+              <w:rPr>
+                <w:color w:val="000000"/>
+              </w:rPr>
+              <w:t>NG_SB_CLOS_CREDITINFO_CD&gt; CREDIT_LIMIT</w:t>
             </w:r>
           </w:p>
         </w:tc>
@@ -11602,6 +11809,7 @@
         <w:tc>
           <w:tcPr>
             <w:tcW w:w="838" w:type="dxa"/>
+            <w:tcMar/>
           </w:tcPr>
           <w:p>
             <w:pPr>
@@ -11622,6 +11830,7 @@
         <w:tc>
           <w:tcPr>
             <w:tcW w:w="1842" w:type="dxa"/>
+            <w:tcMar/>
           </w:tcPr>
           <w:p>
             <w:pPr>
@@ -11634,44 +11843,46 @@
               </w:rPr>
             </w:pPr>
             <w:r>
-              <w:t>ST_PHEDUYET</w:t>
+              <w:t>CURRENCY</w:t>
             </w:r>
           </w:p>
         </w:tc>
         <w:tc>
           <w:tcPr>
             <w:tcW w:w="1843" w:type="dxa"/>
-          </w:tcPr>
-          <w:p>
-            <w:pPr>
-              <w:spacing w:line="360" w:lineRule="auto"/>
-              <w:jc w:val="left"/>
-              <w:rPr>
-                <w:rFonts w:eastAsia="Calibri"/>
-              </w:rPr>
-            </w:pPr>
-            <w:r>
-              <w:t>Số tiền phê duyệt chính thức</w:t>
+            <w:tcMar/>
+          </w:tcPr>
+          <w:p>
+            <w:pPr>
+              <w:spacing w:line="360" w:lineRule="auto"/>
+              <w:jc w:val="left"/>
+              <w:rPr>
+                <w:rFonts w:eastAsia="Calibri"/>
+              </w:rPr>
+            </w:pPr>
+            <w:r>
+              <w:t>Loại tiền tệ áp dụng</w:t>
             </w:r>
           </w:p>
         </w:tc>
         <w:tc>
           <w:tcPr>
             <w:tcW w:w="4961" w:type="dxa"/>
-          </w:tcPr>
-          <w:p>
-            <w:pPr>
-              <w:spacing w:line="360" w:lineRule="auto"/>
-              <w:jc w:val="left"/>
-              <w:rPr>
-                <w:rFonts w:eastAsia="Calibri"/>
-              </w:rPr>
-            </w:pPr>
-            <w:r>
-              <w:rPr>
-                <w:color w:val="000000"/>
-              </w:rPr>
-              <w:t>NG_SB_CLOS_CREDITINFO_CD&gt; CREDIT_LIMIT</w:t>
+            <w:tcMar/>
+          </w:tcPr>
+          <w:p>
+            <w:pPr>
+              <w:spacing w:line="360" w:lineRule="auto"/>
+              <w:jc w:val="left"/>
+              <w:rPr>
+                <w:rFonts w:eastAsia="Calibri"/>
+              </w:rPr>
+            </w:pPr>
+            <w:r>
+              <w:rPr>
+                <w:color w:val="000000"/>
+              </w:rPr>
+              <w:t>NG_SB_CLOS_CREDITINFO_COMM&gt; CURRENCY</w:t>
             </w:r>
           </w:p>
         </w:tc>
@@ -11680,6 +11891,7 @@
         <w:tc>
           <w:tcPr>
             <w:tcW w:w="838" w:type="dxa"/>
+            <w:tcMar/>
           </w:tcPr>
           <w:p>
             <w:pPr>
@@ -11700,6 +11912,7 @@
         <w:tc>
           <w:tcPr>
             <w:tcW w:w="1842" w:type="dxa"/>
+            <w:tcMar/>
           </w:tcPr>
           <w:p>
             <w:pPr>
@@ -11712,44 +11925,46 @@
               </w:rPr>
             </w:pPr>
             <w:r>
-              <w:t>CURRENCY</w:t>
+              <w:t>CREDIT_TERM</w:t>
             </w:r>
           </w:p>
         </w:tc>
         <w:tc>
           <w:tcPr>
             <w:tcW w:w="1843" w:type="dxa"/>
-          </w:tcPr>
-          <w:p>
-            <w:pPr>
-              <w:spacing w:line="360" w:lineRule="auto"/>
-              <w:jc w:val="left"/>
-              <w:rPr>
-                <w:rFonts w:eastAsia="Calibri"/>
-              </w:rPr>
-            </w:pPr>
-            <w:r>
-              <w:t>Loại tiền tệ áp dụng</w:t>
+            <w:tcMar/>
+          </w:tcPr>
+          <w:p>
+            <w:pPr>
+              <w:spacing w:line="360" w:lineRule="auto"/>
+              <w:jc w:val="left"/>
+              <w:rPr>
+                <w:rFonts w:eastAsia="Calibri"/>
+              </w:rPr>
+            </w:pPr>
+            <w:r>
+              <w:t>Thời hạn cấp tín dụng (tháng)</w:t>
             </w:r>
           </w:p>
         </w:tc>
         <w:tc>
           <w:tcPr>
             <w:tcW w:w="4961" w:type="dxa"/>
-          </w:tcPr>
-          <w:p>
-            <w:pPr>
-              <w:spacing w:line="360" w:lineRule="auto"/>
-              <w:jc w:val="left"/>
-              <w:rPr>
-                <w:rFonts w:eastAsia="Calibri"/>
-              </w:rPr>
-            </w:pPr>
-            <w:r>
-              <w:rPr>
-                <w:color w:val="000000"/>
-              </w:rPr>
-              <w:t>NG_SB_CLOS_CREDITINFO_COMM&gt; CURRENCY</w:t>
+            <w:tcMar/>
+          </w:tcPr>
+          <w:p>
+            <w:pPr>
+              <w:spacing w:line="360" w:lineRule="auto"/>
+              <w:jc w:val="left"/>
+              <w:rPr>
+                <w:rFonts w:eastAsia="Calibri"/>
+              </w:rPr>
+            </w:pPr>
+            <w:r>
+              <w:rPr>
+                <w:color w:val="000000"/>
+              </w:rPr>
+              <w:t>NG_SB_CLOS_CREDITINFO_COMM&gt; CREDIT_TERM</w:t>
             </w:r>
           </w:p>
         </w:tc>
@@ -11758,6 +11973,7 @@
         <w:tc>
           <w:tcPr>
             <w:tcW w:w="838" w:type="dxa"/>
+            <w:tcMar/>
           </w:tcPr>
           <w:p>
             <w:pPr>
@@ -11778,6 +11994,7 @@
         <w:tc>
           <w:tcPr>
             <w:tcW w:w="1842" w:type="dxa"/>
+            <w:tcMar/>
           </w:tcPr>
           <w:p>
             <w:pPr>
@@ -11790,44 +12007,46 @@
               </w:rPr>
             </w:pPr>
             <w:r>
-              <w:t>CREDIT_TERM</w:t>
+              <w:t>INTEREST_RATE</w:t>
             </w:r>
           </w:p>
         </w:tc>
         <w:tc>
           <w:tcPr>
             <w:tcW w:w="1843" w:type="dxa"/>
-          </w:tcPr>
-          <w:p>
-            <w:pPr>
-              <w:spacing w:line="360" w:lineRule="auto"/>
-              <w:jc w:val="left"/>
-              <w:rPr>
-                <w:rFonts w:eastAsia="Calibri"/>
-              </w:rPr>
-            </w:pPr>
-            <w:r>
-              <w:t>Thời hạn cấp tín dụng (tháng)</w:t>
+            <w:tcMar/>
+          </w:tcPr>
+          <w:p>
+            <w:pPr>
+              <w:spacing w:line="360" w:lineRule="auto"/>
+              <w:jc w:val="left"/>
+              <w:rPr>
+                <w:rFonts w:eastAsia="Calibri"/>
+              </w:rPr>
+            </w:pPr>
+            <w:r>
+              <w:t>Lãi suất phê duyệt</w:t>
             </w:r>
           </w:p>
         </w:tc>
         <w:tc>
           <w:tcPr>
             <w:tcW w:w="4961" w:type="dxa"/>
-          </w:tcPr>
-          <w:p>
-            <w:pPr>
-              <w:spacing w:line="360" w:lineRule="auto"/>
-              <w:jc w:val="left"/>
-              <w:rPr>
-                <w:rFonts w:eastAsia="Calibri"/>
-              </w:rPr>
-            </w:pPr>
-            <w:r>
-              <w:rPr>
-                <w:color w:val="000000"/>
-              </w:rPr>
-              <w:t>NG_SB_CLOS_CREDITINFO_COMM&gt; CREDIT_TERM</w:t>
+            <w:tcMar/>
+          </w:tcPr>
+          <w:p>
+            <w:pPr>
+              <w:spacing w:line="360" w:lineRule="auto"/>
+              <w:jc w:val="left"/>
+              <w:rPr>
+                <w:rFonts w:eastAsia="Calibri"/>
+              </w:rPr>
+            </w:pPr>
+            <w:r>
+              <w:rPr>
+                <w:color w:val="000000"/>
+              </w:rPr>
+              <w:t>NG_SB_CLOS_CREDITINFO_COMM&gt; INTEREST_RATE</w:t>
             </w:r>
           </w:p>
         </w:tc>
@@ -11836,6 +12055,7 @@
         <w:tc>
           <w:tcPr>
             <w:tcW w:w="838" w:type="dxa"/>
+            <w:tcMar/>
           </w:tcPr>
           <w:p>
             <w:pPr>
@@ -11856,6 +12076,7 @@
         <w:tc>
           <w:tcPr>
             <w:tcW w:w="1842" w:type="dxa"/>
+            <w:tcMar/>
           </w:tcPr>
           <w:p>
             <w:pPr>
@@ -11868,44 +12089,152 @@
               </w:rPr>
             </w:pPr>
             <w:r>
-              <w:t>INTEREST_RATE</w:t>
+              <w:t>TSDB_NHOM_0</w:t>
             </w:r>
           </w:p>
         </w:tc>
         <w:tc>
           <w:tcPr>
             <w:tcW w:w="1843" w:type="dxa"/>
-          </w:tcPr>
-          <w:p>
-            <w:pPr>
-              <w:spacing w:line="360" w:lineRule="auto"/>
-              <w:jc w:val="left"/>
-              <w:rPr>
-                <w:rFonts w:eastAsia="Calibri"/>
-              </w:rPr>
-            </w:pPr>
-            <w:r>
-              <w:t>Lãi suất phê duyệt</w:t>
+            <w:tcMar/>
+          </w:tcPr>
+          <w:p>
+            <w:pPr>
+              <w:spacing w:line="360" w:lineRule="auto"/>
+              <w:jc w:val="left"/>
+              <w:rPr>
+                <w:rFonts w:eastAsia="Calibri"/>
+              </w:rPr>
+            </w:pPr>
+            <w:r>
+              <w:t>Hồ sơ có Tài sản nhóm 0 (YES/NO)</w:t>
             </w:r>
           </w:p>
         </w:tc>
         <w:tc>
           <w:tcPr>
             <w:tcW w:w="4961" w:type="dxa"/>
-          </w:tcPr>
-          <w:p>
-            <w:pPr>
-              <w:spacing w:line="360" w:lineRule="auto"/>
-              <w:jc w:val="left"/>
-              <w:rPr>
-                <w:rFonts w:eastAsia="Calibri"/>
-              </w:rPr>
-            </w:pPr>
-            <w:r>
-              <w:rPr>
-                <w:color w:val="000000"/>
-              </w:rPr>
-              <w:t>NG_SB_CLOS_CREDITINFO_COMM&gt; INTEREST_RATE</w:t>
+            <w:tcMar/>
+          </w:tcPr>
+          <w:p>
+            <w:pPr>
+              <w:spacing w:line="360" w:lineRule="auto"/>
+              <w:jc w:val="left"/>
+              <w:rPr>
+                <w:color w:val="000000"/>
+              </w:rPr>
+            </w:pPr>
+            <w:r>
+              <w:rPr>
+                <w:color w:val="000000"/>
+              </w:rPr>
+              <w:t>NG_SB_CLOS_COLL_CD&gt; COLLTYPE</w:t>
+            </w:r>
+          </w:p>
+          <w:p>
+            <w:pPr>
+              <w:spacing w:line="360" w:lineRule="auto"/>
+              <w:jc w:val="left"/>
+              <w:rPr>
+                <w:rFonts w:eastAsia="Calibri"/>
+              </w:rPr>
+            </w:pPr>
+            <w:r>
+              <w:rPr>
+                <w:color w:val="000000"/>
+              </w:rPr>
+              <w:t xml:space="preserve">+ </w:t>
+            </w:r>
+            <w:r>
+              <w:rPr>
+                <w:color w:val="000000"/>
+              </w:rPr>
+              <w:t>Nếu</w:t>
+            </w:r>
+            <w:r>
+              <w:rPr>
+                <w:color w:val="000000"/>
+              </w:rPr>
+              <w:t xml:space="preserve"> Mã</w:t>
+            </w:r>
+            <w:r>
+              <w:rPr>
+                <w:color w:val="000000"/>
+              </w:rPr>
+              <w:t xml:space="preserve"> hồ sơ</w:t>
+            </w:r>
+            <w:r>
+              <w:rPr>
+                <w:color w:val="000000"/>
+              </w:rPr>
+              <w:t xml:space="preserve"> có</w:t>
+            </w:r>
+            <w:r>
+              <w:rPr>
+                <w:color w:val="000000"/>
+              </w:rPr>
+              <w:t xml:space="preserve"> </w:t>
+            </w:r>
+            <w:r>
+              <w:rPr>
+                <w:color w:val="000000"/>
+              </w:rPr>
+              <w:t>COLLTYPE</w:t>
+            </w:r>
+            <w:r>
+              <w:rPr>
+                <w:color w:val="000000"/>
+              </w:rPr>
+              <w:t xml:space="preserve"> </w:t>
+            </w:r>
+            <w:r>
+              <w:rPr>
+                <w:color w:val="000000"/>
+              </w:rPr>
+              <w:t>IS NOT NULL</w:t>
+            </w:r>
+            <w:r>
+              <w:rPr>
+                <w:color w:val="000000"/>
+              </w:rPr>
+              <w:t xml:space="preserve"> thì </w:t>
+            </w:r>
+            <w:r>
+              <w:rPr>
+                <w:rFonts w:eastAsia="Calibri"/>
+              </w:rPr>
+              <w:t xml:space="preserve">gán giá trị </w:t>
+            </w:r>
+            <w:r>
+              <w:rPr>
+                <w:rFonts w:eastAsia="Calibri"/>
+                <w:b/>
+                <w:bCs/>
+              </w:rPr>
+              <w:t>'YES'</w:t>
+            </w:r>
+          </w:p>
+          <w:p>
+            <w:pPr>
+              <w:spacing w:line="360" w:lineRule="auto"/>
+              <w:jc w:val="left"/>
+              <w:rPr>
+                <w:rFonts w:eastAsia="Calibri"/>
+              </w:rPr>
+            </w:pPr>
+            <w:r>
+              <w:rPr>
+                <w:rFonts w:eastAsia="Calibri"/>
+              </w:rPr>
+              <w:t xml:space="preserve">+ Trường hợp còn lại gán giá trị </w:t>
+            </w:r>
+            <w:r>
+              <w:rPr>
+                <w:rFonts w:eastAsia="Calibri"/>
+                <w:b/>
+                <w:bCs/>
+              </w:rPr>
+              <w:t>'NO'</w:t>
             </w:r>
           </w:p>
         </w:tc>
@@ -11914,6 +12243,7 @@
         <w:tc>
           <w:tcPr>
             <w:tcW w:w="838" w:type="dxa"/>
+            <w:tcMar/>
           </w:tcPr>
           <w:p>
             <w:pPr>
@@ -11934,6 +12264,7 @@
         <w:tc>
           <w:tcPr>
             <w:tcW w:w="1842" w:type="dxa"/>
+            <w:tcMar/>
           </w:tcPr>
           <w:p>
             <w:pPr>
@@ -11946,119 +12277,61 @@
               </w:rPr>
             </w:pPr>
             <w:r>
-              <w:t>TSDB_NHOM_0</w:t>
+              <w:t>TSDB_PTVT</w:t>
             </w:r>
           </w:p>
         </w:tc>
         <w:tc>
           <w:tcPr>
             <w:tcW w:w="1843" w:type="dxa"/>
-          </w:tcPr>
-          <w:p>
-            <w:pPr>
-              <w:spacing w:line="360" w:lineRule="auto"/>
-              <w:jc w:val="left"/>
-              <w:rPr>
-                <w:rFonts w:eastAsia="Calibri"/>
-              </w:rPr>
-            </w:pPr>
-            <w:r>
-              <w:t>Hồ sơ có Tài sản nhóm 0 (YES/NO)</w:t>
+            <w:tcMar/>
+          </w:tcPr>
+          <w:p>
+            <w:pPr>
+              <w:spacing w:line="360" w:lineRule="auto"/>
+              <w:jc w:val="left"/>
+              <w:rPr>
+                <w:rFonts w:eastAsia="Calibri"/>
+              </w:rPr>
+            </w:pPr>
+            <w:r>
+              <w:t>Hồ sơ có TSBĐ là PTVT (YES/NO)</w:t>
             </w:r>
           </w:p>
         </w:tc>
         <w:tc>
           <w:tcPr>
             <w:tcW w:w="4961" w:type="dxa"/>
-          </w:tcPr>
-          <w:p>
-            <w:pPr>
-              <w:spacing w:line="360" w:lineRule="auto"/>
-              <w:jc w:val="left"/>
-              <w:rPr>
-                <w:color w:val="000000"/>
-              </w:rPr>
-            </w:pPr>
-            <w:r>
-              <w:rPr>
-                <w:color w:val="000000"/>
-              </w:rPr>
-              <w:t>NG_SB_CLOS_COLL_CD&gt; COLLTYPE</w:t>
-            </w:r>
-          </w:p>
-          <w:p>
-            <w:pPr>
-              <w:spacing w:line="360" w:lineRule="auto"/>
-              <w:jc w:val="left"/>
-              <w:rPr>
-                <w:rFonts w:eastAsia="Calibri"/>
-              </w:rPr>
-            </w:pPr>
-            <w:r>
-              <w:rPr>
-                <w:color w:val="000000"/>
-              </w:rPr>
-              <w:t xml:space="preserve">+ </w:t>
-            </w:r>
-            <w:r>
-              <w:rPr>
-                <w:color w:val="000000"/>
-              </w:rPr>
-              <w:t>Nếu</w:t>
-            </w:r>
-            <w:r>
-              <w:rPr>
-                <w:color w:val="000000"/>
-              </w:rPr>
-              <w:t xml:space="preserve"> Mã</w:t>
-            </w:r>
-            <w:r>
-              <w:rPr>
-                <w:color w:val="000000"/>
-              </w:rPr>
-              <w:t xml:space="preserve"> hồ sơ</w:t>
-            </w:r>
-            <w:r>
-              <w:rPr>
-                <w:color w:val="000000"/>
-              </w:rPr>
-              <w:t xml:space="preserve"> có</w:t>
-            </w:r>
-            <w:r>
-              <w:rPr>
-                <w:color w:val="000000"/>
-              </w:rPr>
-              <w:t xml:space="preserve"> </w:t>
-            </w:r>
-            <w:r>
-              <w:rPr>
-                <w:color w:val="000000"/>
-              </w:rPr>
-              <w:t>COLLTYPE</w:t>
-            </w:r>
-            <w:r>
-              <w:rPr>
-                <w:color w:val="000000"/>
-              </w:rPr>
-              <w:t xml:space="preserve"> </w:t>
-            </w:r>
-            <w:r>
-              <w:rPr>
-                <w:color w:val="000000"/>
-              </w:rPr>
-              <w:t>IS NOT NULL</w:t>
-            </w:r>
-            <w:r>
-              <w:rPr>
-                <w:color w:val="000000"/>
-              </w:rPr>
-              <w:t xml:space="preserve"> thì </w:t>
-            </w:r>
-            <w:r>
-              <w:rPr>
-                <w:rFonts w:eastAsia="Calibri"/>
-              </w:rPr>
-              <w:t xml:space="preserve">gán giá trị </w:t>
+            <w:tcMar/>
+          </w:tcPr>
+          <w:p>
+            <w:pPr>
+              <w:spacing w:line="360" w:lineRule="auto"/>
+              <w:jc w:val="left"/>
+              <w:rPr>
+                <w:color w:val="000000"/>
+              </w:rPr>
+            </w:pPr>
+            <w:r>
+              <w:rPr>
+                <w:color w:val="000000"/>
+              </w:rPr>
+              <w:t xml:space="preserve">NG_SB_CLOS_COLL_CD&gt; </w:t>
+            </w:r>
+          </w:p>
+          <w:p>
+            <w:pPr>
+              <w:spacing w:line="360" w:lineRule="auto"/>
+              <w:jc w:val="left"/>
+              <w:rPr>
+                <w:rFonts w:eastAsia="Calibri"/>
+              </w:rPr>
+            </w:pPr>
+            <w:r>
+              <w:rPr>
+                <w:rFonts w:eastAsia="Calibri"/>
+              </w:rPr>
+              <w:t xml:space="preserve">+ Nếu COLLTYPE = 'PHUONGTIEN VTAI' gán giá trị </w:t>
             </w:r>
             <w:r>
               <w:rPr>
@@ -12068,6 +12341,12 @@
               </w:rPr>
               <w:t>'YES'</w:t>
             </w:r>
+            <w:r>
+              <w:rPr>
+                <w:rFonts w:eastAsia="Calibri"/>
+              </w:rPr>
+              <w:t xml:space="preserve"> </w:t>
+            </w:r>
           </w:p>
           <w:p>
             <w:pPr>
@@ -12098,6 +12377,7 @@
         <w:tc>
           <w:tcPr>
             <w:tcW w:w="838" w:type="dxa"/>
+            <w:tcMar/>
           </w:tcPr>
           <w:p>
             <w:pPr>
@@ -12118,6 +12398,7 @@
         <w:tc>
           <w:tcPr>
             <w:tcW w:w="1842" w:type="dxa"/>
+            <w:tcMar/>
           </w:tcPr>
           <w:p>
             <w:pPr>
@@ -12130,30 +12411,32 @@
               </w:rPr>
             </w:pPr>
             <w:r>
-              <w:t>TSDB_PTVT</w:t>
+              <w:t>TSDB_BDS</w:t>
             </w:r>
           </w:p>
         </w:tc>
         <w:tc>
           <w:tcPr>
             <w:tcW w:w="1843" w:type="dxa"/>
-          </w:tcPr>
-          <w:p>
-            <w:pPr>
-              <w:spacing w:line="360" w:lineRule="auto"/>
-              <w:jc w:val="left"/>
-              <w:rPr>
-                <w:rFonts w:eastAsia="Calibri"/>
-              </w:rPr>
-            </w:pPr>
-            <w:r>
-              <w:t>Hồ sơ có TSBĐ là PTVT (YES/NO)</w:t>
+            <w:tcMar/>
+          </w:tcPr>
+          <w:p>
+            <w:pPr>
+              <w:spacing w:line="360" w:lineRule="auto"/>
+              <w:jc w:val="left"/>
+              <w:rPr>
+                <w:rFonts w:eastAsia="Calibri"/>
+              </w:rPr>
+            </w:pPr>
+            <w:r>
+              <w:t>Hồ sơ có TSBĐ là BĐS (YES/NO)</w:t>
             </w:r>
           </w:p>
         </w:tc>
         <w:tc>
           <w:tcPr>
             <w:tcW w:w="4961" w:type="dxa"/>
+            <w:tcMar/>
           </w:tcPr>
           <w:p>
             <w:pPr>
@@ -12182,7 +12465,19 @@
               <w:rPr>
                 <w:rFonts w:eastAsia="Calibri"/>
               </w:rPr>
-              <w:t xml:space="preserve">+ Nếu COLLTYPE = 'PHUONGTIEN VTAI' gán giá trị </w:t>
+              <w:t xml:space="preserve">+ Nếu COLLTYPE = </w:t>
+            </w:r>
+            <w:r>
+              <w:rPr>
+                <w:rFonts w:eastAsia="Calibri"/>
+              </w:rPr>
+              <w:t xml:space="preserve">'BAT DONG SAN' </w:t>
+            </w:r>
+            <w:r>
+              <w:rPr>
+                <w:rFonts w:eastAsia="Calibri"/>
+              </w:rPr>
+              <w:t xml:space="preserve">gán giá trị </w:t>
             </w:r>
             <w:r>
               <w:rPr>
@@ -12228,6 +12523,7 @@
         <w:tc>
           <w:tcPr>
             <w:tcW w:w="838" w:type="dxa"/>
+            <w:tcMar/>
           </w:tcPr>
           <w:p>
             <w:pPr>
@@ -12248,6 +12544,7 @@
         <w:tc>
           <w:tcPr>
             <w:tcW w:w="1842" w:type="dxa"/>
+            <w:tcMar/>
           </w:tcPr>
           <w:p>
             <w:pPr>
@@ -12260,30 +12557,32 @@
               </w:rPr>
             </w:pPr>
             <w:r>
-              <w:t>TSDB_BDS</w:t>
+              <w:t>TSDB_MMTB</w:t>
             </w:r>
           </w:p>
         </w:tc>
         <w:tc>
           <w:tcPr>
             <w:tcW w:w="1843" w:type="dxa"/>
-          </w:tcPr>
-          <w:p>
-            <w:pPr>
-              <w:spacing w:line="360" w:lineRule="auto"/>
-              <w:jc w:val="left"/>
-              <w:rPr>
-                <w:rFonts w:eastAsia="Calibri"/>
-              </w:rPr>
-            </w:pPr>
-            <w:r>
-              <w:t>Hồ sơ có TSBĐ là BĐS (YES/NO)</w:t>
+            <w:tcMar/>
+          </w:tcPr>
+          <w:p>
+            <w:pPr>
+              <w:spacing w:line="360" w:lineRule="auto"/>
+              <w:jc w:val="left"/>
+              <w:rPr>
+                <w:rFonts w:eastAsia="Calibri"/>
+              </w:rPr>
+            </w:pPr>
+            <w:r>
+              <w:t>Hồ sơ có TSBĐ là MMTB (YES/NO)</w:t>
             </w:r>
           </w:p>
         </w:tc>
         <w:tc>
           <w:tcPr>
             <w:tcW w:w="4961" w:type="dxa"/>
+            <w:tcMar/>
           </w:tcPr>
           <w:p>
             <w:pPr>
@@ -12318,13 +12617,27 @@
               <w:rPr>
                 <w:rFonts w:eastAsia="Calibri"/>
               </w:rPr>
-              <w:t xml:space="preserve">'BAT DONG SAN' </w:t>
-            </w:r>
-            <w:r>
-              <w:rPr>
-                <w:rFonts w:eastAsia="Calibri"/>
-              </w:rPr>
-              <w:t xml:space="preserve">gán giá trị </w:t>
+              <w:t xml:space="preserve">'TAI SAN KHAC - </w:t>
+            </w:r>
+            <w:proofErr w:type="gramStart"/>
+            <w:r>
+              <w:rPr>
+                <w:rFonts w:eastAsia="Calibri"/>
+              </w:rPr>
+              <w:t>MMTB,DCSX</w:t>
+            </w:r>
+            <w:proofErr w:type="gramEnd"/>
+            <w:r>
+              <w:rPr>
+                <w:rFonts w:eastAsia="Calibri"/>
+              </w:rPr>
+              <w:t>'</w:t>
+            </w:r>
+            <w:r>
+              <w:rPr>
+                <w:rFonts w:eastAsia="Calibri"/>
+              </w:rPr>
+              <w:t xml:space="preserve"> gán giá trị </w:t>
             </w:r>
             <w:r>
               <w:rPr>
@@ -12370,6 +12683,7 @@
         <w:tc>
           <w:tcPr>
             <w:tcW w:w="838" w:type="dxa"/>
+            <w:tcMar/>
           </w:tcPr>
           <w:p>
             <w:pPr>
@@ -12390,6 +12704,7 @@
         <w:tc>
           <w:tcPr>
             <w:tcW w:w="1842" w:type="dxa"/>
+            <w:tcMar/>
           </w:tcPr>
           <w:p>
             <w:pPr>
@@ -12402,30 +12717,32 @@
               </w:rPr>
             </w:pPr>
             <w:r>
-              <w:t>TSDB_MMTB</w:t>
+              <w:t>TSDB_KPT</w:t>
             </w:r>
           </w:p>
         </w:tc>
         <w:tc>
           <w:tcPr>
             <w:tcW w:w="1843" w:type="dxa"/>
-          </w:tcPr>
-          <w:p>
-            <w:pPr>
-              <w:spacing w:line="360" w:lineRule="auto"/>
-              <w:jc w:val="left"/>
-              <w:rPr>
-                <w:rFonts w:eastAsia="Calibri"/>
-              </w:rPr>
-            </w:pPr>
-            <w:r>
-              <w:t>Hồ sơ có TSBĐ là MMTB (YES/NO)</w:t>
+            <w:tcMar/>
+          </w:tcPr>
+          <w:p>
+            <w:pPr>
+              <w:spacing w:line="360" w:lineRule="auto"/>
+              <w:jc w:val="left"/>
+              <w:rPr>
+                <w:rFonts w:eastAsia="Calibri"/>
+              </w:rPr>
+            </w:pPr>
+            <w:r>
+              <w:t>Hồ sơ có TSBĐ là KPT (YES/NO)</w:t>
             </w:r>
           </w:p>
         </w:tc>
         <w:tc>
           <w:tcPr>
             <w:tcW w:w="4961" w:type="dxa"/>
+            <w:tcMar/>
           </w:tcPr>
           <w:p>
             <w:pPr>
@@ -12460,21 +12777,7 @@
               <w:rPr>
                 <w:rFonts w:eastAsia="Calibri"/>
               </w:rPr>
-              <w:t xml:space="preserve">'TAI SAN KHAC - </w:t>
-            </w:r>
-            <w:proofErr w:type="gramStart"/>
-            <w:r>
-              <w:rPr>
-                <w:rFonts w:eastAsia="Calibri"/>
-              </w:rPr>
-              <w:t>MMTB,DCSX</w:t>
-            </w:r>
-            <w:proofErr w:type="gramEnd"/>
-            <w:r>
-              <w:rPr>
-                <w:rFonts w:eastAsia="Calibri"/>
-              </w:rPr>
-              <w:t>'</w:t>
+              <w:t>'TAI SAN KHAC - QUYEN DOI NO'</w:t>
             </w:r>
             <w:r>
               <w:rPr>
@@ -12526,6 +12829,7 @@
         <w:tc>
           <w:tcPr>
             <w:tcW w:w="838" w:type="dxa"/>
+            <w:tcMar/>
           </w:tcPr>
           <w:p>
             <w:pPr>
@@ -12546,6 +12850,7 @@
         <w:tc>
           <w:tcPr>
             <w:tcW w:w="1842" w:type="dxa"/>
+            <w:tcMar/>
           </w:tcPr>
           <w:p>
             <w:pPr>
@@ -12558,30 +12863,32 @@
               </w:rPr>
             </w:pPr>
             <w:r>
-              <w:t>TSDB_KPT</w:t>
+              <w:t>TSDB_HTK</w:t>
             </w:r>
           </w:p>
         </w:tc>
         <w:tc>
           <w:tcPr>
             <w:tcW w:w="1843" w:type="dxa"/>
-          </w:tcPr>
-          <w:p>
-            <w:pPr>
-              <w:spacing w:line="360" w:lineRule="auto"/>
-              <w:jc w:val="left"/>
-              <w:rPr>
-                <w:rFonts w:eastAsia="Calibri"/>
-              </w:rPr>
-            </w:pPr>
-            <w:r>
-              <w:t>Hồ sơ có TSBĐ là KPT (YES/NO)</w:t>
+            <w:tcMar/>
+          </w:tcPr>
+          <w:p>
+            <w:pPr>
+              <w:spacing w:line="360" w:lineRule="auto"/>
+              <w:jc w:val="left"/>
+              <w:rPr>
+                <w:rFonts w:eastAsia="Calibri"/>
+              </w:rPr>
+            </w:pPr>
+            <w:r>
+              <w:t>Hồ sơ có TSBĐ là HTK (YES/NO)</w:t>
             </w:r>
           </w:p>
         </w:tc>
         <w:tc>
           <w:tcPr>
             <w:tcW w:w="4961" w:type="dxa"/>
+            <w:tcMar/>
           </w:tcPr>
           <w:p>
             <w:pPr>
@@ -12616,7 +12923,7 @@
               <w:rPr>
                 <w:rFonts w:eastAsia="Calibri"/>
               </w:rPr>
-              <w:t>'TAI SAN KHAC - QUYEN DOI NO'</w:t>
+              <w:t>'HH LA LINHKIEN'</w:t>
             </w:r>
             <w:r>
               <w:rPr>
@@ -12651,7 +12958,19 @@
               <w:rPr>
                 <w:rFonts w:eastAsia="Calibri"/>
               </w:rPr>
-              <w:t xml:space="preserve">+ Trường hợp còn lại gán giá trị </w:t>
+              <w:t xml:space="preserve">+ Nếu COLLTYPE = </w:t>
+            </w:r>
+            <w:r>
+              <w:rPr>
+                <w:rFonts w:eastAsia="Calibri"/>
+              </w:rPr>
+              <w:t>'HH LA NLSX'</w:t>
+            </w:r>
+            <w:r>
+              <w:rPr>
+                <w:rFonts w:eastAsia="Calibri"/>
+              </w:rPr>
+              <w:t xml:space="preserve"> gán giá trị </w:t>
             </w:r>
             <w:r>
               <w:rPr>
@@ -12659,6 +12978,78 @@
                 <w:b/>
                 <w:bCs/>
               </w:rPr>
+              <w:t>'YES'</w:t>
+            </w:r>
+            <w:r>
+              <w:rPr>
+                <w:rFonts w:eastAsia="Calibri"/>
+              </w:rPr>
+              <w:t xml:space="preserve"> </w:t>
+            </w:r>
+          </w:p>
+          <w:p>
+            <w:pPr>
+              <w:spacing w:line="360" w:lineRule="auto"/>
+              <w:jc w:val="left"/>
+              <w:rPr>
+                <w:rFonts w:eastAsia="Calibri"/>
+              </w:rPr>
+            </w:pPr>
+            <w:r>
+              <w:rPr>
+                <w:rFonts w:eastAsia="Calibri"/>
+              </w:rPr>
+              <w:t xml:space="preserve">+ Nếu COLLTYPE = </w:t>
+            </w:r>
+            <w:r>
+              <w:rPr>
+                <w:rFonts w:eastAsia="Calibri"/>
+              </w:rPr>
+              <w:t>'HH TM THANHPHAM'</w:t>
+            </w:r>
+            <w:r>
+              <w:rPr>
+                <w:rFonts w:eastAsia="Calibri"/>
+              </w:rPr>
+              <w:t xml:space="preserve"> gán giá trị </w:t>
+            </w:r>
+            <w:r>
+              <w:rPr>
+                <w:rFonts w:eastAsia="Calibri"/>
+                <w:b/>
+                <w:bCs/>
+              </w:rPr>
+              <w:t>'YES'</w:t>
+            </w:r>
+            <w:r>
+              <w:rPr>
+                <w:rFonts w:eastAsia="Calibri"/>
+              </w:rPr>
+              <w:t xml:space="preserve"> </w:t>
+            </w:r>
+          </w:p>
+          <w:p>
+            <w:pPr>
+              <w:spacing w:line="360" w:lineRule="auto"/>
+              <w:jc w:val="left"/>
+              <w:rPr>
+                <w:rFonts w:eastAsia="Calibri"/>
+                <w:b/>
+                <w:bCs/>
+              </w:rPr>
+            </w:pPr>
+            <w:r>
+              <w:rPr>
+                <w:rFonts w:eastAsia="Calibri"/>
+              </w:rPr>
+              <w:t xml:space="preserve">+ Trường hợp còn lại gán giá trị </w:t>
+            </w:r>
+            <w:r>
+              <w:rPr>
+                <w:rFonts w:eastAsia="Calibri"/>
+                <w:b/>
+                <w:bCs/>
+              </w:rPr>
               <w:t>'NO'</w:t>
             </w:r>
           </w:p>
@@ -12668,6 +13059,7 @@
         <w:tc>
           <w:tcPr>
             <w:tcW w:w="838" w:type="dxa"/>
+            <w:tcMar/>
           </w:tcPr>
           <w:p>
             <w:pPr>
@@ -12688,6 +13080,7 @@
         <w:tc>
           <w:tcPr>
             <w:tcW w:w="1842" w:type="dxa"/>
+            <w:tcMar/>
           </w:tcPr>
           <w:p>
             <w:pPr>
@@ -12700,30 +13093,32 @@
               </w:rPr>
             </w:pPr>
             <w:r>
-              <w:t>TSDB_HTK</w:t>
+              <w:t>TSDB_TIN_CHAP</w:t>
             </w:r>
           </w:p>
         </w:tc>
         <w:tc>
           <w:tcPr>
             <w:tcW w:w="1843" w:type="dxa"/>
-          </w:tcPr>
-          <w:p>
-            <w:pPr>
-              <w:spacing w:line="360" w:lineRule="auto"/>
-              <w:jc w:val="left"/>
-              <w:rPr>
-                <w:rFonts w:eastAsia="Calibri"/>
-              </w:rPr>
-            </w:pPr>
-            <w:r>
-              <w:t>Hồ sơ có TSBĐ là HTK (YES/NO)</w:t>
+            <w:tcMar/>
+          </w:tcPr>
+          <w:p>
+            <w:pPr>
+              <w:spacing w:line="360" w:lineRule="auto"/>
+              <w:jc w:val="left"/>
+              <w:rPr>
+                <w:rFonts w:eastAsia="Calibri"/>
+              </w:rPr>
+            </w:pPr>
+            <w:r>
+              <w:t>Hồ sơ tín chấp (YES/NO)</w:t>
             </w:r>
           </w:p>
         </w:tc>
         <w:tc>
           <w:tcPr>
             <w:tcW w:w="4961" w:type="dxa"/>
+            <w:tcMar/>
           </w:tcPr>
           <w:p>
             <w:pPr>
@@ -12758,7 +13153,7 @@
               <w:rPr>
                 <w:rFonts w:eastAsia="Calibri"/>
               </w:rPr>
-              <w:t>'HH LA LINHKIEN'</w:t>
+              <w:t>'KHÔNG CÓ TÀI SẢN'</w:t>
             </w:r>
             <w:r>
               <w:rPr>
@@ -12793,19 +13188,7 @@
               <w:rPr>
                 <w:rFonts w:eastAsia="Calibri"/>
               </w:rPr>
-              <w:t xml:space="preserve">+ Nếu COLLTYPE = </w:t>
-            </w:r>
-            <w:r>
-              <w:rPr>
-                <w:rFonts w:eastAsia="Calibri"/>
-              </w:rPr>
-              <w:t>'HH LA NLSX'</w:t>
-            </w:r>
-            <w:r>
-              <w:rPr>
-                <w:rFonts w:eastAsia="Calibri"/>
-              </w:rPr>
-              <w:t xml:space="preserve"> gán giá trị </w:t>
+              <w:t xml:space="preserve">+ Trường hợp còn lại gán giá trị </w:t>
             </w:r>
             <w:r>
               <w:rPr>
@@ -12813,79 +13196,6 @@
                 <w:b/>
                 <w:bCs/>
               </w:rPr>
-              <w:t>'YES'</w:t>
-            </w:r>
-            <w:r>
-              <w:rPr>
-                <w:rFonts w:eastAsia="Calibri"/>
-              </w:rPr>
-              <w:t xml:space="preserve"> </w:t>
-            </w:r>
-          </w:p>
-          <w:p>
-            <w:pPr>
-              <w:spacing w:line="360" w:lineRule="auto"/>
-              <w:jc w:val="left"/>
-              <w:rPr>
-                <w:rFonts w:eastAsia="Calibri"/>
-              </w:rPr>
-            </w:pPr>
-            <w:r>
-              <w:rPr>
-                <w:rFonts w:eastAsia="Calibri"/>
-              </w:rPr>
-              <w:t xml:space="preserve">+ Nếu COLLTYPE = </w:t>
-            </w:r>
-            <w:r>
-              <w:rPr>
-                <w:rFonts w:eastAsia="Calibri"/>
-              </w:rPr>
-              <w:t>'HH TM THANHPHAM'</w:t>
-            </w:r>
-            <w:r>
-              <w:rPr>
-                <w:rFonts w:eastAsia="Calibri"/>
-              </w:rPr>
-              <w:t xml:space="preserve"> gán giá trị </w:t>
-            </w:r>
-            <w:r>
-              <w:rPr>
-                <w:rFonts w:eastAsia="Calibri"/>
-                <w:b/>
-                <w:bCs/>
-              </w:rPr>
-              <w:t>'YES'</w:t>
-            </w:r>
-            <w:r>
-              <w:rPr>
-                <w:rFonts w:eastAsia="Calibri"/>
-              </w:rPr>
-              <w:t xml:space="preserve"> </w:t>
-            </w:r>
-          </w:p>
-          <w:p>
-            <w:pPr>
-              <w:spacing w:line="360" w:lineRule="auto"/>
-              <w:jc w:val="left"/>
-              <w:rPr>
-                <w:rFonts w:eastAsia="Calibri"/>
-                <w:b/>
-                <w:bCs/>
-              </w:rPr>
-            </w:pPr>
-            <w:r>
-              <w:rPr>
-                <w:rFonts w:eastAsia="Calibri"/>
-              </w:rPr>
-              <w:lastRenderedPageBreak/>
-              <w:t xml:space="preserve">+ Trường hợp còn lại gán giá trị </w:t>
-            </w:r>
-            <w:r>
-              <w:rPr>
-                <w:rFonts w:eastAsia="Calibri"/>
-                <w:b/>
-                <w:bCs/>
-              </w:rPr>
               <w:t>'NO'</w:t>
             </w:r>
           </w:p>
@@ -12895,6 +13205,7 @@
         <w:tc>
           <w:tcPr>
             <w:tcW w:w="838" w:type="dxa"/>
+            <w:tcMar/>
           </w:tcPr>
           <w:p>
             <w:pPr>
@@ -12915,6 +13226,7 @@
         <w:tc>
           <w:tcPr>
             <w:tcW w:w="1842" w:type="dxa"/>
+            <w:tcMar/>
           </w:tcPr>
           <w:p>
             <w:pPr>
@@ -12927,30 +13239,35 @@
               </w:rPr>
             </w:pPr>
             <w:r>
-              <w:t>TSDB_TIN_CHAP</w:t>
+              <w:rPr>
+                <w:color w:val="000000"/>
+              </w:rPr>
+              <w:t>TIN_CHAP_TQD</w:t>
             </w:r>
           </w:p>
         </w:tc>
         <w:tc>
           <w:tcPr>
             <w:tcW w:w="1843" w:type="dxa"/>
-          </w:tcPr>
-          <w:p>
-            <w:pPr>
-              <w:spacing w:line="360" w:lineRule="auto"/>
-              <w:jc w:val="left"/>
-              <w:rPr>
-                <w:rFonts w:eastAsia="Calibri"/>
-              </w:rPr>
-            </w:pPr>
-            <w:r>
-              <w:t>Hồ sơ tín chấp (YES/NO)</w:t>
+            <w:tcMar/>
+          </w:tcPr>
+          <w:p>
+            <w:pPr>
+              <w:spacing w:line="360" w:lineRule="auto"/>
+              <w:jc w:val="left"/>
+              <w:rPr>
+                <w:rFonts w:eastAsia="Calibri"/>
+              </w:rPr>
+            </w:pPr>
+            <w:r>
+              <w:t>Tín chấp theo quy định (YES/NO)</w:t>
             </w:r>
           </w:p>
         </w:tc>
         <w:tc>
           <w:tcPr>
             <w:tcW w:w="4961" w:type="dxa"/>
+            <w:tcMar/>
           </w:tcPr>
           <w:p>
             <w:pPr>
@@ -12985,7 +13302,7 @@
               <w:rPr>
                 <w:rFonts w:eastAsia="Calibri"/>
               </w:rPr>
-              <w:t>'KHÔNG CÓ TÀI SẢN'</w:t>
+              <w:t>'TIN CHAP THEO QUY DINH'</w:t>
             </w:r>
             <w:r>
               <w:rPr>
@@ -13037,6 +13354,7 @@
         <w:tc>
           <w:tcPr>
             <w:tcW w:w="838" w:type="dxa"/>
+            <w:tcMar/>
           </w:tcPr>
           <w:p>
             <w:pPr>
@@ -13057,6 +13375,7 @@
         <w:tc>
           <w:tcPr>
             <w:tcW w:w="1842" w:type="dxa"/>
+            <w:tcMar/>
           </w:tcPr>
           <w:p>
             <w:pPr>
@@ -13069,33 +13388,32 @@
               </w:rPr>
             </w:pPr>
             <w:r>
-              <w:rPr>
-                <w:color w:val="000000"/>
-              </w:rPr>
-              <w:t>TIN_CHAP_TQD</w:t>
+              <w:t>TSDB_CP_TP</w:t>
             </w:r>
           </w:p>
         </w:tc>
         <w:tc>
           <w:tcPr>
             <w:tcW w:w="1843" w:type="dxa"/>
-          </w:tcPr>
-          <w:p>
-            <w:pPr>
-              <w:spacing w:line="360" w:lineRule="auto"/>
-              <w:jc w:val="left"/>
-              <w:rPr>
-                <w:rFonts w:eastAsia="Calibri"/>
-              </w:rPr>
-            </w:pPr>
-            <w:r>
-              <w:t>Tín chấp theo quy định (YES/NO)</w:t>
+            <w:tcMar/>
+          </w:tcPr>
+          <w:p>
+            <w:pPr>
+              <w:spacing w:line="360" w:lineRule="auto"/>
+              <w:jc w:val="left"/>
+              <w:rPr>
+                <w:rFonts w:eastAsia="Calibri"/>
+              </w:rPr>
+            </w:pPr>
+            <w:r>
+              <w:t>TSBĐ là Cổ phiếu/Trái phiếu (YES/NO)</w:t>
             </w:r>
           </w:p>
         </w:tc>
         <w:tc>
           <w:tcPr>
             <w:tcW w:w="4961" w:type="dxa"/>
+            <w:tcMar/>
           </w:tcPr>
           <w:p>
             <w:pPr>
@@ -13130,7 +13448,21 @@
               <w:rPr>
                 <w:rFonts w:eastAsia="Calibri"/>
               </w:rPr>
-              <w:t>'TIN CHAP THEO QUY DINH'</w:t>
+              <w:t>'</w:t>
+            </w:r>
+            <w:proofErr w:type="gramStart"/>
+            <w:r>
+              <w:rPr>
+                <w:rFonts w:eastAsia="Calibri"/>
+              </w:rPr>
+              <w:t>TR.PHIEU</w:t>
+            </w:r>
+            <w:proofErr w:type="gramEnd"/>
+            <w:r>
+              <w:rPr>
+                <w:rFonts w:eastAsia="Calibri"/>
+              </w:rPr>
+              <w:t xml:space="preserve"> TIN PH'</w:t>
             </w:r>
             <w:r>
               <w:rPr>
@@ -13182,6 +13514,7 @@
         <w:tc>
           <w:tcPr>
             <w:tcW w:w="838" w:type="dxa"/>
+            <w:tcMar/>
           </w:tcPr>
           <w:p>
             <w:pPr>
@@ -13202,6 +13535,7 @@
         <w:tc>
           <w:tcPr>
             <w:tcW w:w="1842" w:type="dxa"/>
+            <w:tcMar/>
           </w:tcPr>
           <w:p>
             <w:pPr>
@@ -13214,122 +13548,49 @@
               </w:rPr>
             </w:pPr>
             <w:r>
-              <w:t>TSDB_CP_TP</w:t>
+              <w:rPr>
+                <w:color w:val="000000"/>
+              </w:rPr>
+              <w:t>DEV_PROPOSAL</w:t>
             </w:r>
           </w:p>
         </w:tc>
         <w:tc>
           <w:tcPr>
             <w:tcW w:w="1843" w:type="dxa"/>
-          </w:tcPr>
-          <w:p>
-            <w:pPr>
-              <w:spacing w:line="360" w:lineRule="auto"/>
-              <w:jc w:val="left"/>
-              <w:rPr>
-                <w:rFonts w:eastAsia="Calibri"/>
-              </w:rPr>
-            </w:pPr>
-            <w:r>
-              <w:t>TSBĐ là Cổ phiếu/Trái phiếu (YES/NO)</w:t>
+            <w:tcMar/>
+          </w:tcPr>
+          <w:p>
+            <w:pPr>
+              <w:spacing w:line="360" w:lineRule="auto"/>
+              <w:jc w:val="left"/>
+              <w:rPr>
+                <w:rFonts w:eastAsia="Calibri"/>
+              </w:rPr>
+            </w:pPr>
+            <w:r>
+              <w:t>Hồ sơ có ngoại lệ (YES/NO)</w:t>
             </w:r>
           </w:p>
         </w:tc>
         <w:tc>
           <w:tcPr>
             <w:tcW w:w="4961" w:type="dxa"/>
-          </w:tcPr>
-          <w:p>
-            <w:pPr>
-              <w:spacing w:line="360" w:lineRule="auto"/>
-              <w:jc w:val="left"/>
-              <w:rPr>
-                <w:color w:val="000000"/>
-              </w:rPr>
-            </w:pPr>
-            <w:r>
-              <w:rPr>
-                <w:color w:val="000000"/>
-              </w:rPr>
-              <w:t xml:space="preserve">NG_SB_CLOS_COLL_CD&gt; </w:t>
-            </w:r>
-          </w:p>
-          <w:p>
-            <w:pPr>
-              <w:spacing w:line="360" w:lineRule="auto"/>
-              <w:jc w:val="left"/>
-              <w:rPr>
-                <w:rFonts w:eastAsia="Calibri"/>
-              </w:rPr>
-            </w:pPr>
-            <w:r>
-              <w:rPr>
-                <w:rFonts w:eastAsia="Calibri"/>
-              </w:rPr>
-              <w:t xml:space="preserve">+ Nếu COLLTYPE = </w:t>
-            </w:r>
-            <w:r>
-              <w:rPr>
-                <w:rFonts w:eastAsia="Calibri"/>
-              </w:rPr>
-              <w:t>'</w:t>
-            </w:r>
-            <w:proofErr w:type="gramStart"/>
-            <w:r>
-              <w:rPr>
-                <w:rFonts w:eastAsia="Calibri"/>
-              </w:rPr>
-              <w:t>TR.PHIEU</w:t>
-            </w:r>
-            <w:proofErr w:type="gramEnd"/>
-            <w:r>
-              <w:rPr>
-                <w:rFonts w:eastAsia="Calibri"/>
-              </w:rPr>
-              <w:t xml:space="preserve"> TIN PH'</w:t>
-            </w:r>
-            <w:r>
-              <w:rPr>
-                <w:rFonts w:eastAsia="Calibri"/>
-              </w:rPr>
-              <w:t xml:space="preserve"> gán giá trị </w:t>
-            </w:r>
-            <w:r>
-              <w:rPr>
-                <w:rFonts w:eastAsia="Calibri"/>
-                <w:b/>
-                <w:bCs/>
-              </w:rPr>
-              <w:t>'YES'</w:t>
-            </w:r>
-            <w:r>
-              <w:rPr>
-                <w:rFonts w:eastAsia="Calibri"/>
-              </w:rPr>
-              <w:t xml:space="preserve"> </w:t>
-            </w:r>
-          </w:p>
-          <w:p>
-            <w:pPr>
-              <w:spacing w:line="360" w:lineRule="auto"/>
-              <w:jc w:val="left"/>
-              <w:rPr>
-                <w:rFonts w:eastAsia="Calibri"/>
-              </w:rPr>
-            </w:pPr>
-            <w:r>
-              <w:rPr>
-                <w:rFonts w:eastAsia="Calibri"/>
-              </w:rPr>
-              <w:t xml:space="preserve">+ Trường hợp còn lại gán giá trị </w:t>
-            </w:r>
-            <w:r>
-              <w:rPr>
-                <w:rFonts w:eastAsia="Calibri"/>
-                <w:b/>
-                <w:bCs/>
-              </w:rPr>
-              <w:t>'NO'</w:t>
+            <w:tcMar/>
+          </w:tcPr>
+          <w:p>
+            <w:pPr>
+              <w:spacing w:line="360" w:lineRule="auto"/>
+              <w:jc w:val="left"/>
+              <w:rPr>
+                <w:rFonts w:eastAsia="Calibri"/>
+              </w:rPr>
+            </w:pPr>
+            <w:r>
+              <w:rPr>
+                <w:color w:val="000000"/>
+              </w:rPr>
+              <w:t>NG_SB_CLOS_CONDITON_CDGRID&gt; DEV_PROPOSAL</w:t>
             </w:r>
           </w:p>
         </w:tc>
@@ -13338,6 +13599,7 @@
         <w:tc>
           <w:tcPr>
             <w:tcW w:w="838" w:type="dxa"/>
+            <w:tcMar/>
           </w:tcPr>
           <w:p>
             <w:pPr>
@@ -13358,6 +13620,7 @@
         <w:tc>
           <w:tcPr>
             <w:tcW w:w="1842" w:type="dxa"/>
+            <w:tcMar/>
           </w:tcPr>
           <w:p>
             <w:pPr>
@@ -13370,47 +13633,79 @@
               </w:rPr>
             </w:pPr>
             <w:r>
-              <w:rPr>
-                <w:color w:val="000000"/>
-              </w:rPr>
-              <w:t>DEV_PROPOSAL</w:t>
+              <w:t>MIN_UWM</w:t>
             </w:r>
           </w:p>
         </w:tc>
         <w:tc>
           <w:tcPr>
             <w:tcW w:w="1843" w:type="dxa"/>
-          </w:tcPr>
-          <w:p>
-            <w:pPr>
-              <w:spacing w:line="360" w:lineRule="auto"/>
-              <w:jc w:val="left"/>
-              <w:rPr>
-                <w:rFonts w:eastAsia="Calibri"/>
-              </w:rPr>
-            </w:pPr>
-            <w:r>
-              <w:t>Hồ sơ có ngoại lệ (YES/NO)</w:t>
+            <w:tcMar/>
+          </w:tcPr>
+          <w:p>
+            <w:pPr>
+              <w:spacing w:line="360" w:lineRule="auto"/>
+              <w:jc w:val="left"/>
+              <w:rPr>
+                <w:rFonts w:eastAsia="Calibri"/>
+              </w:rPr>
+            </w:pPr>
+            <w:r>
+              <w:t>Thời gian hồ sơ lên CV thẩm định</w:t>
             </w:r>
           </w:p>
         </w:tc>
         <w:tc>
           <w:tcPr>
             <w:tcW w:w="4961" w:type="dxa"/>
-          </w:tcPr>
-          <w:p>
-            <w:pPr>
-              <w:spacing w:line="360" w:lineRule="auto"/>
-              <w:jc w:val="left"/>
-              <w:rPr>
-                <w:rFonts w:eastAsia="Calibri"/>
-              </w:rPr>
-            </w:pPr>
-            <w:r>
-              <w:rPr>
-                <w:color w:val="000000"/>
-              </w:rPr>
-              <w:t>NG_SB_CLOS_CONDITON_CDGRID&gt; DEV_PROPOSAL</w:t>
+            <w:tcMar/>
+          </w:tcPr>
+          <w:p>
+            <w:pPr>
+              <w:spacing w:line="360" w:lineRule="auto"/>
+              <w:jc w:val="left"/>
+              <w:rPr>
+                <w:color w:val="000000"/>
+              </w:rPr>
+            </w:pPr>
+            <w:r>
+              <w:rPr>
+                <w:color w:val="000000"/>
+              </w:rPr>
+              <w:t>NG_SB_CLOS_ENTRY_EXIT&gt;</w:t>
+            </w:r>
+          </w:p>
+          <w:p>
+            <w:pPr>
+              <w:spacing w:line="360" w:lineRule="auto"/>
+              <w:jc w:val="left"/>
+              <w:rPr>
+                <w:rFonts w:eastAsia="Calibri"/>
+              </w:rPr>
+            </w:pPr>
+            <w:r>
+              <w:rPr>
+                <w:rFonts w:eastAsia="Calibri"/>
+              </w:rPr>
+              <w:t xml:space="preserve">Lấy giá trị MIN(ENTRYDATE), với điều kiện </w:t>
+            </w:r>
+            <w:r>
+              <w:rPr>
+                <w:rFonts w:eastAsia="Calibri"/>
+              </w:rPr>
+              <w:t>WORKSTEP = '</w:t>
+            </w:r>
+            <w:r>
+              <w:rPr>
+                <w:rFonts w:eastAsia="Calibri"/>
+              </w:rPr>
+              <w:t>UnderwriterMaker</w:t>
+            </w:r>
+            <w:r>
+              <w:rPr>
+                <w:rFonts w:eastAsia="Calibri"/>
+              </w:rPr>
+              <w:t>'</w:t>
             </w:r>
           </w:p>
         </w:tc>
@@ -13419,6 +13714,7 @@
         <w:tc>
           <w:tcPr>
             <w:tcW w:w="838" w:type="dxa"/>
+            <w:tcMar/>
           </w:tcPr>
           <w:p>
             <w:pPr>
@@ -13439,6 +13735,7 @@
         <w:tc>
           <w:tcPr>
             <w:tcW w:w="1842" w:type="dxa"/>
+            <w:tcMar/>
           </w:tcPr>
           <w:p>
             <w:pPr>
@@ -13451,77 +13748,93 @@
               </w:rPr>
             </w:pPr>
             <w:r>
-              <w:t>MIN_UWM</w:t>
+              <w:t>MIN_APP</w:t>
             </w:r>
           </w:p>
         </w:tc>
         <w:tc>
           <w:tcPr>
             <w:tcW w:w="1843" w:type="dxa"/>
-          </w:tcPr>
-          <w:p>
-            <w:pPr>
-              <w:spacing w:line="360" w:lineRule="auto"/>
-              <w:jc w:val="left"/>
-              <w:rPr>
-                <w:rFonts w:eastAsia="Calibri"/>
-              </w:rPr>
-            </w:pPr>
-            <w:r>
-              <w:t>Thời gian hồ sơ lên CV thẩm định</w:t>
+            <w:tcMar/>
+          </w:tcPr>
+          <w:p>
+            <w:pPr>
+              <w:spacing w:line="360" w:lineRule="auto"/>
+              <w:jc w:val="left"/>
+              <w:rPr>
+                <w:rFonts w:eastAsia="Calibri"/>
+              </w:rPr>
+            </w:pPr>
+            <w:r>
+              <w:t>Thời gian hồ sơ lên cấp phê duyệt</w:t>
             </w:r>
           </w:p>
         </w:tc>
         <w:tc>
           <w:tcPr>
             <w:tcW w:w="4961" w:type="dxa"/>
-          </w:tcPr>
-          <w:p>
-            <w:pPr>
-              <w:spacing w:line="360" w:lineRule="auto"/>
-              <w:jc w:val="left"/>
-              <w:rPr>
-                <w:color w:val="000000"/>
-              </w:rPr>
-            </w:pPr>
-            <w:r>
-              <w:rPr>
-                <w:color w:val="000000"/>
-              </w:rPr>
-              <w:t>NG_SB_CLOS_ENTRY_EXIT&gt;</w:t>
-            </w:r>
-          </w:p>
-          <w:p>
-            <w:pPr>
-              <w:spacing w:line="360" w:lineRule="auto"/>
-              <w:jc w:val="left"/>
-              <w:rPr>
-                <w:rFonts w:eastAsia="Calibri"/>
-              </w:rPr>
-            </w:pPr>
-            <w:r>
-              <w:rPr>
-                <w:rFonts w:eastAsia="Calibri"/>
-              </w:rPr>
-              <w:t xml:space="preserve">Lấy giá trị MIN(ENTRYDATE), với điều kiện </w:t>
-            </w:r>
-            <w:r>
-              <w:rPr>
-                <w:rFonts w:eastAsia="Calibri"/>
-              </w:rPr>
-              <w:t>WORKSTEP = '</w:t>
-            </w:r>
-            <w:r>
-              <w:rPr>
-                <w:rFonts w:eastAsia="Calibri"/>
-              </w:rPr>
-              <w:t>UnderwriterMaker</w:t>
-            </w:r>
-            <w:r>
-              <w:rPr>
-                <w:rFonts w:eastAsia="Calibri"/>
-              </w:rPr>
-              <w:t>'</w:t>
+            <w:tcMar/>
+          </w:tcPr>
+          <w:p>
+            <w:pPr>
+              <w:spacing w:line="360" w:lineRule="auto"/>
+              <w:jc w:val="left"/>
+              <w:rPr>
+                <w:color w:val="000000"/>
+              </w:rPr>
+            </w:pPr>
+            <w:r>
+              <w:rPr>
+                <w:color w:val="000000"/>
+              </w:rPr>
+              <w:t>NG_SB_CLOS_ENTRY_EXIT&gt; EXITDATE</w:t>
+            </w:r>
+          </w:p>
+          <w:p>
+            <w:pPr>
+              <w:spacing w:line="360" w:lineRule="auto"/>
+              <w:jc w:val="left"/>
+              <w:rPr>
+                <w:rFonts w:eastAsia="Calibri"/>
+              </w:rPr>
+            </w:pPr>
+            <w:r>
+              <w:rPr>
+                <w:rFonts w:eastAsia="Calibri"/>
+              </w:rPr>
+              <w:t xml:space="preserve">Lấy giá trị </w:t>
+            </w:r>
+            <w:proofErr w:type="gramStart"/>
+            <w:r>
+              <w:rPr>
+                <w:rFonts w:eastAsia="Calibri"/>
+              </w:rPr>
+              <w:t>M</w:t>
+            </w:r>
+            <w:r>
+              <w:rPr>
+                <w:rFonts w:eastAsia="Calibri"/>
+              </w:rPr>
+              <w:t>in</w:t>
+            </w:r>
+            <w:r>
+              <w:rPr>
+                <w:rFonts w:eastAsia="Calibri"/>
+              </w:rPr>
+              <w:t>(</w:t>
+            </w:r>
+            <w:proofErr w:type="gramEnd"/>
+            <w:r>
+              <w:rPr>
+                <w:rFonts w:eastAsia="Calibri"/>
+              </w:rPr>
+              <w:t xml:space="preserve">ENTRYDATE), với điều kiện WORKSTEP </w:t>
+            </w:r>
+            <w:r>
+              <w:rPr>
+                <w:rFonts w:eastAsia="Calibri"/>
+              </w:rPr>
+              <w:t>in ('CreditApproval', 'CreditCommittee')</w:t>
             </w:r>
           </w:p>
         </w:tc>
@@ -13530,6 +13843,7 @@
         <w:tc>
           <w:tcPr>
             <w:tcW w:w="838" w:type="dxa"/>
+            <w:tcMar/>
           </w:tcPr>
           <w:p>
             <w:pPr>
@@ -13550,6 +13864,7 @@
         <w:tc>
           <w:tcPr>
             <w:tcW w:w="1842" w:type="dxa"/>
+            <w:tcMar/>
           </w:tcPr>
           <w:p>
             <w:pPr>
@@ -13562,91 +13877,145 @@
               </w:rPr>
             </w:pPr>
             <w:r>
-              <w:t>MIN_APP</w:t>
+              <w:t>FLAG_AUTO_CAN</w:t>
             </w:r>
           </w:p>
         </w:tc>
         <w:tc>
           <w:tcPr>
             <w:tcW w:w="1843" w:type="dxa"/>
-          </w:tcPr>
-          <w:p>
-            <w:pPr>
-              <w:spacing w:line="360" w:lineRule="auto"/>
-              <w:jc w:val="left"/>
-              <w:rPr>
-                <w:rFonts w:eastAsia="Calibri"/>
-              </w:rPr>
-            </w:pPr>
-            <w:r>
-              <w:t>Thời gian hồ sơ lên cấp phê duyệt</w:t>
+            <w:tcMar/>
+          </w:tcPr>
+          <w:p>
+            <w:pPr>
+              <w:spacing w:line="360" w:lineRule="auto"/>
+              <w:jc w:val="left"/>
+              <w:rPr>
+                <w:rFonts w:eastAsia="Calibri"/>
+              </w:rPr>
+            </w:pPr>
+            <w:r>
+              <w:t>Hồ sơ bị tự động hủy (YES/NO)</w:t>
             </w:r>
           </w:p>
         </w:tc>
         <w:tc>
           <w:tcPr>
             <w:tcW w:w="4961" w:type="dxa"/>
-          </w:tcPr>
-          <w:p>
-            <w:pPr>
-              <w:spacing w:line="360" w:lineRule="auto"/>
-              <w:jc w:val="left"/>
-              <w:rPr>
-                <w:color w:val="000000"/>
-              </w:rPr>
-            </w:pPr>
-            <w:r>
-              <w:rPr>
-                <w:color w:val="000000"/>
-              </w:rPr>
-              <w:t>NG_SB_CLOS_ENTRY_EXIT&gt; EXITDATE</w:t>
-            </w:r>
-          </w:p>
-          <w:p>
-            <w:pPr>
-              <w:spacing w:line="360" w:lineRule="auto"/>
-              <w:jc w:val="left"/>
-              <w:rPr>
-                <w:rFonts w:eastAsia="Calibri"/>
-              </w:rPr>
-            </w:pPr>
-            <w:r>
-              <w:rPr>
-                <w:rFonts w:eastAsia="Calibri"/>
-              </w:rPr>
-              <w:t xml:space="preserve">Lấy giá trị </w:t>
-            </w:r>
-            <w:proofErr w:type="gramStart"/>
-            <w:r>
-              <w:rPr>
-                <w:rFonts w:eastAsia="Calibri"/>
-              </w:rPr>
-              <w:t>M</w:t>
-            </w:r>
-            <w:r>
-              <w:rPr>
-                <w:rFonts w:eastAsia="Calibri"/>
-              </w:rPr>
-              <w:t>in</w:t>
-            </w:r>
-            <w:r>
-              <w:rPr>
-                <w:rFonts w:eastAsia="Calibri"/>
-              </w:rPr>
-              <w:t>(</w:t>
-            </w:r>
-            <w:proofErr w:type="gramEnd"/>
-            <w:r>
-              <w:rPr>
-                <w:rFonts w:eastAsia="Calibri"/>
-              </w:rPr>
-              <w:t xml:space="preserve">ENTRYDATE), với điều kiện WORKSTEP </w:t>
-            </w:r>
-            <w:r>
-              <w:rPr>
-                <w:rFonts w:eastAsia="Calibri"/>
-              </w:rPr>
-              <w:t>in ('CreditApproval', 'CreditCommittee')</w:t>
+            <w:tcMar/>
+          </w:tcPr>
+          <w:p>
+            <w:pPr>
+              <w:spacing w:line="360" w:lineRule="auto"/>
+              <w:jc w:val="left"/>
+              <w:rPr>
+                <w:color w:val="000000"/>
+              </w:rPr>
+            </w:pPr>
+            <w:r>
+              <w:rPr>
+                <w:color w:val="000000"/>
+              </w:rPr>
+              <w:t xml:space="preserve">+ Nếu </w:t>
+            </w:r>
+            <w:r>
+              <w:rPr>
+                <w:b/>
+                <w:bCs/>
+                <w:color w:val="000000"/>
+              </w:rPr>
+              <w:t>BI_CAN_DATE</w:t>
+            </w:r>
+            <w:r>
+              <w:rPr>
+                <w:b/>
+                <w:bCs/>
+                <w:color w:val="000000"/>
+              </w:rPr>
+              <w:t xml:space="preserve"> </w:t>
+            </w:r>
+            <w:r>
+              <w:rPr>
+                <w:color w:val="000000"/>
+              </w:rPr>
+              <w:t>(STT 59)</w:t>
+            </w:r>
+            <w:r>
+              <w:rPr>
+                <w:color w:val="000000"/>
+              </w:rPr>
+              <w:t xml:space="preserve"> IS NOT NULL and </w:t>
+            </w:r>
+            <w:r>
+              <w:rPr>
+                <w:b/>
+                <w:bCs/>
+                <w:color w:val="000000"/>
+              </w:rPr>
+              <w:t>LAST_DECISION</w:t>
+            </w:r>
+            <w:r>
+              <w:rPr>
+                <w:b/>
+                <w:bCs/>
+                <w:color w:val="000000"/>
+              </w:rPr>
+              <w:t xml:space="preserve"> </w:t>
+            </w:r>
+            <w:r>
+              <w:rPr>
+                <w:color w:val="000000"/>
+              </w:rPr>
+              <w:t>(STT 36)</w:t>
+            </w:r>
+            <w:r>
+              <w:rPr>
+                <w:color w:val="000000"/>
+              </w:rPr>
+              <w:t xml:space="preserve"> = 'Auto-Cancel' gán giá trị </w:t>
+            </w:r>
+            <w:r>
+              <w:rPr>
+                <w:b/>
+                <w:bCs/>
+                <w:color w:val="000000"/>
+              </w:rPr>
+              <w:t>'YES'</w:t>
+            </w:r>
+            <w:r>
+              <w:rPr>
+                <w:color w:val="000000"/>
+              </w:rPr>
+              <w:t xml:space="preserve"> </w:t>
+            </w:r>
+          </w:p>
+          <w:p>
+            <w:pPr>
+              <w:spacing w:line="360" w:lineRule="auto"/>
+              <w:jc w:val="left"/>
+              <w:rPr>
+                <w:color w:val="000000"/>
+              </w:rPr>
+            </w:pPr>
+            <w:r>
+              <w:rPr>
+                <w:color w:val="000000"/>
+              </w:rPr>
+              <w:t xml:space="preserve">+ Trường hợp còn lại gán giá trị </w:t>
+            </w:r>
+            <w:r>
+              <w:rPr>
+                <w:b/>
+                <w:bCs/>
+                <w:color w:val="000000"/>
+              </w:rPr>
+              <w:t>'NO'</w:t>
+            </w:r>
+            <w:r>
+              <w:rPr>
+                <w:color w:val="000000"/>
+              </w:rPr>
+              <w:t xml:space="preserve"> </w:t>
             </w:r>
           </w:p>
         </w:tc>
@@ -13655,6 +14024,7 @@
         <w:tc>
           <w:tcPr>
             <w:tcW w:w="838" w:type="dxa"/>
+            <w:tcMar/>
           </w:tcPr>
           <w:p>
             <w:pPr>
@@ -13675,6 +14045,7 @@
         <w:tc>
           <w:tcPr>
             <w:tcW w:w="1842" w:type="dxa"/>
+            <w:tcMar/>
           </w:tcPr>
           <w:p>
             <w:pPr>
@@ -13687,143 +14058,81 @@
               </w:rPr>
             </w:pPr>
             <w:r>
-              <w:t>FLAG_AUTO_CAN</w:t>
+              <w:t>LAST_APPROVAL_DATE</w:t>
             </w:r>
           </w:p>
         </w:tc>
         <w:tc>
           <w:tcPr>
             <w:tcW w:w="1843" w:type="dxa"/>
-          </w:tcPr>
-          <w:p>
-            <w:pPr>
-              <w:spacing w:line="360" w:lineRule="auto"/>
-              <w:jc w:val="left"/>
-              <w:rPr>
-                <w:rFonts w:eastAsia="Calibri"/>
-              </w:rPr>
-            </w:pPr>
-            <w:r>
-              <w:t>Hồ sơ bị tự động hủy (YES/NO)</w:t>
+            <w:tcMar/>
+          </w:tcPr>
+          <w:p>
+            <w:pPr>
+              <w:spacing w:line="360" w:lineRule="auto"/>
+              <w:jc w:val="left"/>
+              <w:rPr>
+                <w:rFonts w:eastAsia="Calibri"/>
+              </w:rPr>
+            </w:pPr>
+            <w:r>
+              <w:t>Thời gian phê duyệt cuối cùng</w:t>
             </w:r>
           </w:p>
         </w:tc>
         <w:tc>
           <w:tcPr>
             <w:tcW w:w="4961" w:type="dxa"/>
-          </w:tcPr>
-          <w:p>
-            <w:pPr>
-              <w:spacing w:line="360" w:lineRule="auto"/>
-              <w:jc w:val="left"/>
-              <w:rPr>
-                <w:color w:val="000000"/>
-              </w:rPr>
-            </w:pPr>
-            <w:r>
-              <w:rPr>
-                <w:color w:val="000000"/>
-              </w:rPr>
-              <w:t xml:space="preserve">+ Nếu </w:t>
-            </w:r>
-            <w:r>
-              <w:rPr>
-                <w:b/>
-                <w:bCs/>
-                <w:color w:val="000000"/>
-              </w:rPr>
-              <w:t>BI_CAN_DATE</w:t>
-            </w:r>
-            <w:r>
-              <w:rPr>
-                <w:b/>
-                <w:bCs/>
-                <w:color w:val="000000"/>
-              </w:rPr>
-              <w:t xml:space="preserve"> </w:t>
-            </w:r>
-            <w:r>
-              <w:rPr>
-                <w:color w:val="000000"/>
-              </w:rPr>
-              <w:t>(STT 59)</w:t>
-            </w:r>
-            <w:r>
-              <w:rPr>
-                <w:color w:val="000000"/>
-              </w:rPr>
-              <w:t xml:space="preserve"> IS NOT NULL and </w:t>
-            </w:r>
-            <w:r>
-              <w:rPr>
-                <w:b/>
-                <w:bCs/>
-                <w:color w:val="000000"/>
-              </w:rPr>
-              <w:t>LAST_DECISION</w:t>
-            </w:r>
-            <w:r>
-              <w:rPr>
-                <w:b/>
-                <w:bCs/>
-                <w:color w:val="000000"/>
-              </w:rPr>
-              <w:t xml:space="preserve"> </w:t>
-            </w:r>
-            <w:r>
-              <w:rPr>
-                <w:color w:val="000000"/>
-              </w:rPr>
-              <w:t>(STT 36)</w:t>
-            </w:r>
-            <w:r>
-              <w:rPr>
-                <w:color w:val="000000"/>
-              </w:rPr>
-              <w:t xml:space="preserve"> = 'Auto-Cancel' gán giá trị </w:t>
-            </w:r>
-            <w:r>
-              <w:rPr>
-                <w:b/>
-                <w:bCs/>
-                <w:color w:val="000000"/>
-              </w:rPr>
-              <w:t>'YES'</w:t>
-            </w:r>
-            <w:r>
-              <w:rPr>
-                <w:color w:val="000000"/>
-              </w:rPr>
-              <w:t xml:space="preserve"> </w:t>
-            </w:r>
-          </w:p>
-          <w:p>
-            <w:pPr>
-              <w:spacing w:line="360" w:lineRule="auto"/>
-              <w:jc w:val="left"/>
-              <w:rPr>
-                <w:color w:val="000000"/>
-              </w:rPr>
-            </w:pPr>
-            <w:r>
-              <w:rPr>
-                <w:color w:val="000000"/>
-              </w:rPr>
-              <w:t xml:space="preserve">+ Trường hợp còn lại gán giá trị </w:t>
-            </w:r>
-            <w:r>
-              <w:rPr>
-                <w:b/>
-                <w:bCs/>
-                <w:color w:val="000000"/>
-              </w:rPr>
-              <w:t>'NO'</w:t>
-            </w:r>
-            <w:r>
-              <w:rPr>
-                <w:color w:val="000000"/>
-              </w:rPr>
-              <w:t xml:space="preserve"> </w:t>
+            <w:tcMar/>
+          </w:tcPr>
+          <w:p>
+            <w:pPr>
+              <w:spacing w:line="360" w:lineRule="auto"/>
+              <w:jc w:val="left"/>
+              <w:rPr>
+                <w:color w:val="000000"/>
+              </w:rPr>
+            </w:pPr>
+            <w:r>
+              <w:rPr>
+                <w:color w:val="000000"/>
+              </w:rPr>
+              <w:t>NG_SB_CLOS_ENTRY_EXIT&gt; EXITDATE</w:t>
+            </w:r>
+          </w:p>
+          <w:p>
+            <w:pPr>
+              <w:spacing w:line="360" w:lineRule="auto"/>
+              <w:jc w:val="left"/>
+              <w:rPr>
+                <w:color w:val="000000"/>
+              </w:rPr>
+            </w:pPr>
+            <w:r>
+              <w:rPr>
+                <w:color w:val="000000"/>
+              </w:rPr>
+              <w:t xml:space="preserve">Lấy giá trị </w:t>
+            </w:r>
+            <w:proofErr w:type="gramStart"/>
+            <w:r>
+              <w:rPr>
+                <w:color w:val="000000"/>
+              </w:rPr>
+              <w:t>Max(</w:t>
+            </w:r>
+            <w:proofErr w:type="gramEnd"/>
+            <w:r>
+              <w:rPr>
+                <w:color w:val="000000"/>
+              </w:rPr>
+              <w:t>EXITDATE),</w:t>
+            </w:r>
+            <w:r>
+              <w:rPr>
+                <w:rFonts w:eastAsia="Calibri"/>
+              </w:rPr>
+              <w:t xml:space="preserve"> với điều kiện WORKSTEP in ('CreditApproval', 'CreditCommittee')</w:t>
             </w:r>
           </w:p>
         </w:tc>
@@ -13832,6 +14141,7 @@
         <w:tc>
           <w:tcPr>
             <w:tcW w:w="838" w:type="dxa"/>
+            <w:tcMar/>
           </w:tcPr>
           <w:p>
             <w:pPr>
@@ -13852,6 +14162,7 @@
         <w:tc>
           <w:tcPr>
             <w:tcW w:w="1842" w:type="dxa"/>
+            <w:tcMar/>
           </w:tcPr>
           <w:p>
             <w:pPr>
@@ -13864,79 +14175,85 @@
               </w:rPr>
             </w:pPr>
             <w:r>
-              <w:t>LAST_APPROVAL_DATE</w:t>
+              <w:t>BI_CAN_DATE</w:t>
             </w:r>
           </w:p>
         </w:tc>
         <w:tc>
           <w:tcPr>
             <w:tcW w:w="1843" w:type="dxa"/>
-          </w:tcPr>
-          <w:p>
-            <w:pPr>
-              <w:spacing w:line="360" w:lineRule="auto"/>
-              <w:jc w:val="left"/>
-              <w:rPr>
-                <w:rFonts w:eastAsia="Calibri"/>
-              </w:rPr>
-            </w:pPr>
-            <w:r>
-              <w:t>Thời gian phê duyệt cuối cùng</w:t>
+            <w:tcMar/>
+          </w:tcPr>
+          <w:p>
+            <w:pPr>
+              <w:spacing w:line="360" w:lineRule="auto"/>
+              <w:jc w:val="left"/>
+              <w:rPr>
+                <w:rFonts w:eastAsia="Calibri"/>
+              </w:rPr>
+            </w:pPr>
+            <w:r>
+              <w:t>Thời gian hồ sơ vào vùng CancelRevoke</w:t>
             </w:r>
           </w:p>
         </w:tc>
         <w:tc>
           <w:tcPr>
             <w:tcW w:w="4961" w:type="dxa"/>
-          </w:tcPr>
-          <w:p>
-            <w:pPr>
-              <w:spacing w:line="360" w:lineRule="auto"/>
-              <w:jc w:val="left"/>
-              <w:rPr>
-                <w:color w:val="000000"/>
-              </w:rPr>
-            </w:pPr>
-            <w:r>
-              <w:rPr>
-                <w:color w:val="000000"/>
-              </w:rPr>
-              <w:t>NG_SB_CLOS_ENTRY_EXIT&gt; EXITDATE</w:t>
-            </w:r>
-          </w:p>
-          <w:p>
-            <w:pPr>
-              <w:spacing w:line="360" w:lineRule="auto"/>
-              <w:jc w:val="left"/>
-              <w:rPr>
-                <w:color w:val="000000"/>
-              </w:rPr>
-            </w:pPr>
-            <w:r>
-              <w:rPr>
-                <w:color w:val="000000"/>
-              </w:rPr>
-              <w:t xml:space="preserve">Lấy giá trị </w:t>
-            </w:r>
-            <w:proofErr w:type="gramStart"/>
-            <w:r>
-              <w:rPr>
-                <w:color w:val="000000"/>
-              </w:rPr>
-              <w:t>Max(</w:t>
-            </w:r>
-            <w:proofErr w:type="gramEnd"/>
-            <w:r>
-              <w:rPr>
-                <w:color w:val="000000"/>
-              </w:rPr>
-              <w:t>EXITDATE),</w:t>
-            </w:r>
-            <w:r>
-              <w:rPr>
-                <w:rFonts w:eastAsia="Calibri"/>
-              </w:rPr>
-              <w:t xml:space="preserve"> với điều kiện WORKSTEP in ('CreditApproval', 'CreditCommittee')</w:t>
+            <w:tcMar/>
+          </w:tcPr>
+          <w:p>
+            <w:pPr>
+              <w:spacing w:line="360" w:lineRule="auto"/>
+              <w:jc w:val="left"/>
+              <w:rPr>
+                <w:color w:val="000000"/>
+              </w:rPr>
+            </w:pPr>
+            <w:r>
+              <w:rPr>
+                <w:color w:val="000000"/>
+              </w:rPr>
+              <w:t>NG_SB_CLOS_ENTRY_EXIT&gt; E</w:t>
+            </w:r>
+            <w:r>
+              <w:rPr>
+                <w:color w:val="000000"/>
+              </w:rPr>
+              <w:t>NTRY</w:t>
+            </w:r>
+            <w:r>
+              <w:rPr>
+                <w:color w:val="000000"/>
+              </w:rPr>
+              <w:t>DATE</w:t>
+            </w:r>
+          </w:p>
+          <w:p>
+            <w:pPr>
+              <w:spacing w:line="360" w:lineRule="auto"/>
+              <w:jc w:val="left"/>
+              <w:rPr>
+                <w:rFonts w:eastAsia="Calibri"/>
+              </w:rPr>
+            </w:pPr>
+            <w:r>
+              <w:rPr>
+                <w:color w:val="000000"/>
+              </w:rPr>
+              <w:t>Với điều kiện</w:t>
+            </w:r>
+            <w:r>
+              <w:rPr>
+                <w:color w:val="000000"/>
+              </w:rPr>
+              <w:t xml:space="preserve"> </w:t>
+            </w:r>
+            <w:r>
+              <w:rPr>
+                <w:color w:val="000000"/>
+              </w:rPr>
+              <w:t>WORKSTEP = 'CancelRevoke'</w:t>
             </w:r>
           </w:p>
         </w:tc>
@@ -13945,6 +14262,7 @@
         <w:tc>
           <w:tcPr>
             <w:tcW w:w="838" w:type="dxa"/>
+            <w:tcMar/>
           </w:tcPr>
           <w:p>
             <w:pPr>
@@ -13965,6 +14283,7 @@
         <w:tc>
           <w:tcPr>
             <w:tcW w:w="1842" w:type="dxa"/>
+            <w:tcMar/>
           </w:tcPr>
           <w:p>
             <w:pPr>
@@ -13977,83 +14296,67 @@
               </w:rPr>
             </w:pPr>
             <w:r>
-              <w:t>BI_CAN_DATE</w:t>
+              <w:t>RI_USER</w:t>
             </w:r>
           </w:p>
         </w:tc>
         <w:tc>
           <w:tcPr>
             <w:tcW w:w="1843" w:type="dxa"/>
-          </w:tcPr>
-          <w:p>
-            <w:pPr>
-              <w:spacing w:line="360" w:lineRule="auto"/>
-              <w:jc w:val="left"/>
-              <w:rPr>
-                <w:rFonts w:eastAsia="Calibri"/>
-              </w:rPr>
-            </w:pPr>
-            <w:r>
-              <w:t>Thời gian hồ sơ vào vùng CancelRevoke</w:t>
+            <w:tcMar/>
+          </w:tcPr>
+          <w:p>
+            <w:pPr>
+              <w:spacing w:line="360" w:lineRule="auto"/>
+              <w:jc w:val="left"/>
+              <w:rPr>
+                <w:rFonts w:eastAsia="Calibri"/>
+              </w:rPr>
+            </w:pPr>
+            <w:r>
+              <w:t>User khởi tạo hồ sơ</w:t>
             </w:r>
           </w:p>
         </w:tc>
         <w:tc>
           <w:tcPr>
             <w:tcW w:w="4961" w:type="dxa"/>
-          </w:tcPr>
-          <w:p>
-            <w:pPr>
-              <w:spacing w:line="360" w:lineRule="auto"/>
-              <w:jc w:val="left"/>
-              <w:rPr>
-                <w:color w:val="000000"/>
-              </w:rPr>
-            </w:pPr>
-            <w:r>
-              <w:rPr>
-                <w:color w:val="000000"/>
-              </w:rPr>
-              <w:t>NG_SB_CLOS_ENTRY_EXIT&gt; E</w:t>
-            </w:r>
-            <w:r>
-              <w:rPr>
-                <w:color w:val="000000"/>
-              </w:rPr>
-              <w:t>NTRY</w:t>
-            </w:r>
-            <w:r>
-              <w:rPr>
-                <w:color w:val="000000"/>
-              </w:rPr>
-              <w:t>DATE</w:t>
-            </w:r>
-          </w:p>
-          <w:p>
-            <w:pPr>
-              <w:spacing w:line="360" w:lineRule="auto"/>
-              <w:jc w:val="left"/>
-              <w:rPr>
-                <w:rFonts w:eastAsia="Calibri"/>
-              </w:rPr>
-            </w:pPr>
-            <w:r>
-              <w:rPr>
-                <w:color w:val="000000"/>
-              </w:rPr>
-              <w:t>Với điều kiện</w:t>
-            </w:r>
-            <w:r>
-              <w:rPr>
-                <w:color w:val="000000"/>
-              </w:rPr>
-              <w:t xml:space="preserve"> </w:t>
-            </w:r>
-            <w:r>
-              <w:rPr>
-                <w:color w:val="000000"/>
-              </w:rPr>
-              <w:t>WORKSTEP = 'CancelRevoke'</w:t>
+            <w:tcMar/>
+          </w:tcPr>
+          <w:p>
+            <w:pPr>
+              <w:spacing w:line="360" w:lineRule="auto"/>
+              <w:jc w:val="left"/>
+              <w:rPr>
+                <w:color w:val="000000"/>
+              </w:rPr>
+            </w:pPr>
+            <w:r>
+              <w:rPr>
+                <w:color w:val="000000"/>
+              </w:rPr>
+              <w:t>NG_SB_CLOS_ENTRY_EXIT&gt; USERNAME</w:t>
+            </w:r>
+          </w:p>
+          <w:p>
+            <w:pPr>
+              <w:spacing w:line="360" w:lineRule="auto"/>
+              <w:jc w:val="left"/>
+              <w:rPr>
+                <w:rFonts w:eastAsia="Calibri"/>
+              </w:rPr>
+            </w:pPr>
+            <w:r>
+              <w:rPr>
+                <w:color w:val="000000"/>
+              </w:rPr>
+              <w:t xml:space="preserve">Với điều kiện WORKSTEP = </w:t>
+            </w:r>
+            <w:r>
+              <w:rPr>
+                <w:color w:val="000000"/>
+              </w:rPr>
+              <w:t>'RequestInitiate'</w:t>
             </w:r>
           </w:p>
         </w:tc>
@@ -14062,6 +14365,7 @@
         <w:tc>
           <w:tcPr>
             <w:tcW w:w="838" w:type="dxa"/>
+            <w:tcMar/>
           </w:tcPr>
           <w:p>
             <w:pPr>
@@ -14082,6 +14386,7 @@
         <w:tc>
           <w:tcPr>
             <w:tcW w:w="1842" w:type="dxa"/>
+            <w:tcMar/>
           </w:tcPr>
           <w:p>
             <w:pPr>
@@ -14094,30 +14399,32 @@
               </w:rPr>
             </w:pPr>
             <w:r>
-              <w:t>RI_USER</w:t>
+              <w:t>BRANCH_USER</w:t>
             </w:r>
           </w:p>
         </w:tc>
         <w:tc>
           <w:tcPr>
             <w:tcW w:w="1843" w:type="dxa"/>
-          </w:tcPr>
-          <w:p>
-            <w:pPr>
-              <w:spacing w:line="360" w:lineRule="auto"/>
-              <w:jc w:val="left"/>
-              <w:rPr>
-                <w:rFonts w:eastAsia="Calibri"/>
-              </w:rPr>
-            </w:pPr>
-            <w:r>
-              <w:t>User khởi tạo hồ sơ</w:t>
+            <w:tcMar/>
+          </w:tcPr>
+          <w:p>
+            <w:pPr>
+              <w:spacing w:line="360" w:lineRule="auto"/>
+              <w:jc w:val="left"/>
+              <w:rPr>
+                <w:rFonts w:eastAsia="Calibri"/>
+              </w:rPr>
+            </w:pPr>
+            <w:r>
+              <w:t>User Chi nhánh</w:t>
             </w:r>
           </w:p>
         </w:tc>
         <w:tc>
           <w:tcPr>
             <w:tcW w:w="4961" w:type="dxa"/>
+            <w:tcMar/>
           </w:tcPr>
           <w:p>
             <w:pPr>
@@ -14152,7 +14459,7 @@
               <w:rPr>
                 <w:color w:val="000000"/>
               </w:rPr>
-              <w:t>'RequestInitiate'</w:t>
+              <w:t>'BranchSupport'</w:t>
             </w:r>
           </w:p>
         </w:tc>
@@ -14161,6 +14468,7 @@
         <w:tc>
           <w:tcPr>
             <w:tcW w:w="838" w:type="dxa"/>
+            <w:tcMar/>
           </w:tcPr>
           <w:p>
             <w:pPr>
@@ -14181,6 +14489,7 @@
         <w:tc>
           <w:tcPr>
             <w:tcW w:w="1842" w:type="dxa"/>
+            <w:tcMar/>
           </w:tcPr>
           <w:p>
             <w:pPr>
@@ -14193,37 +14502,39 @@
               </w:rPr>
             </w:pPr>
             <w:r>
-              <w:t>BRANCH_USER</w:t>
+              <w:t>DDE_USER</w:t>
             </w:r>
           </w:p>
         </w:tc>
         <w:tc>
           <w:tcPr>
             <w:tcW w:w="1843" w:type="dxa"/>
-          </w:tcPr>
-          <w:p>
-            <w:pPr>
-              <w:spacing w:line="360" w:lineRule="auto"/>
-              <w:jc w:val="left"/>
-              <w:rPr>
-                <w:rFonts w:eastAsia="Calibri"/>
-              </w:rPr>
-            </w:pPr>
-            <w:r>
-              <w:t>User Chi nhánh</w:t>
+            <w:tcMar/>
+          </w:tcPr>
+          <w:p>
+            <w:pPr>
+              <w:spacing w:line="360" w:lineRule="auto"/>
+              <w:jc w:val="left"/>
+              <w:rPr>
+                <w:rFonts w:eastAsia="Calibri"/>
+              </w:rPr>
+            </w:pPr>
+            <w:r>
+              <w:t>User Chuyên viên nhập liệu</w:t>
             </w:r>
           </w:p>
         </w:tc>
         <w:tc>
           <w:tcPr>
             <w:tcW w:w="4961" w:type="dxa"/>
-          </w:tcPr>
-          <w:p>
-            <w:pPr>
-              <w:spacing w:line="360" w:lineRule="auto"/>
-              <w:jc w:val="left"/>
-              <w:rPr>
-                <w:color w:val="000000"/>
+            <w:tcMar/>
+          </w:tcPr>
+          <w:p>
+            <w:pPr>
+              <w:spacing w:line="360" w:lineRule="auto"/>
+              <w:jc w:val="left"/>
+              <w:rPr>
+                <w:rFonts w:eastAsia="Calibri"/>
               </w:rPr>
             </w:pPr>
             <w:r>
@@ -14232,26 +14543,17 @@
               </w:rPr>
               <w:t>NG_SB_CLOS_ENTRY_EXIT&gt; USERNAME</w:t>
             </w:r>
-          </w:p>
-          <w:p>
-            <w:pPr>
-              <w:spacing w:line="360" w:lineRule="auto"/>
-              <w:jc w:val="left"/>
-              <w:rPr>
-                <w:rFonts w:eastAsia="Calibri"/>
-              </w:rPr>
-            </w:pPr>
-            <w:r>
-              <w:rPr>
-                <w:color w:val="000000"/>
-              </w:rPr>
-              <w:t xml:space="preserve">Với điều kiện WORKSTEP = </w:t>
-            </w:r>
-            <w:r>
-              <w:rPr>
-                <w:color w:val="000000"/>
-              </w:rPr>
-              <w:t>'BranchSupport'</w:t>
+            <w:r>
+              <w:rPr>
+                <w:color w:val="000000"/>
+              </w:rPr>
+              <w:t xml:space="preserve"> Với điều kiện WORKSTEP = </w:t>
+            </w:r>
+            <w:r>
+              <w:rPr>
+                <w:color w:val="000000"/>
+              </w:rPr>
+              <w:t>'DetailDataEntry'</w:t>
             </w:r>
           </w:p>
         </w:tc>
@@ -14260,6 +14562,7 @@
         <w:tc>
           <w:tcPr>
             <w:tcW w:w="838" w:type="dxa"/>
+            <w:tcMar/>
           </w:tcPr>
           <w:p>
             <w:pPr>
@@ -14280,6 +14583,7 @@
         <w:tc>
           <w:tcPr>
             <w:tcW w:w="1842" w:type="dxa"/>
+            <w:tcMar/>
           </w:tcPr>
           <w:p>
             <w:pPr>
@@ -14292,30 +14596,32 @@
               </w:rPr>
             </w:pPr>
             <w:r>
-              <w:t>DDE_USER</w:t>
+              <w:t>QUALITY_CHECKER</w:t>
             </w:r>
           </w:p>
         </w:tc>
         <w:tc>
           <w:tcPr>
             <w:tcW w:w="1843" w:type="dxa"/>
-          </w:tcPr>
-          <w:p>
-            <w:pPr>
-              <w:spacing w:line="360" w:lineRule="auto"/>
-              <w:jc w:val="left"/>
-              <w:rPr>
-                <w:rFonts w:eastAsia="Calibri"/>
-              </w:rPr>
-            </w:pPr>
-            <w:r>
-              <w:t>User Chuyên viên nhập liệu</w:t>
+            <w:tcMar/>
+          </w:tcPr>
+          <w:p>
+            <w:pPr>
+              <w:spacing w:line="360" w:lineRule="auto"/>
+              <w:jc w:val="left"/>
+              <w:rPr>
+                <w:rFonts w:eastAsia="Calibri"/>
+              </w:rPr>
+            </w:pPr>
+            <w:r>
+              <w:t>User Kiểm soát nhập liệu</w:t>
             </w:r>
           </w:p>
         </w:tc>
         <w:tc>
           <w:tcPr>
             <w:tcW w:w="4961" w:type="dxa"/>
+            <w:tcMar/>
           </w:tcPr>
           <w:p>
             <w:pPr>
@@ -14341,7 +14647,7 @@
               <w:rPr>
                 <w:color w:val="000000"/>
               </w:rPr>
-              <w:t>'DetailDataEntry'</w:t>
+              <w:t>'DataInputerChecker'</w:t>
             </w:r>
           </w:p>
         </w:tc>
@@ -14350,6 +14656,7 @@
         <w:tc>
           <w:tcPr>
             <w:tcW w:w="838" w:type="dxa"/>
+            <w:tcMar/>
           </w:tcPr>
           <w:p>
             <w:pPr>
@@ -14370,6 +14677,7 @@
         <w:tc>
           <w:tcPr>
             <w:tcW w:w="1842" w:type="dxa"/>
+            <w:tcMar/>
           </w:tcPr>
           <w:p>
             <w:pPr>
@@ -14382,44 +14690,46 @@
               </w:rPr>
             </w:pPr>
             <w:r>
-              <w:t>QUALITY_CHECKER</w:t>
+              <w:t>PHV_USER</w:t>
             </w:r>
           </w:p>
         </w:tc>
         <w:tc>
           <w:tcPr>
             <w:tcW w:w="1843" w:type="dxa"/>
-          </w:tcPr>
-          <w:p>
-            <w:pPr>
-              <w:spacing w:line="360" w:lineRule="auto"/>
-              <w:jc w:val="left"/>
-              <w:rPr>
-                <w:rFonts w:eastAsia="Calibri"/>
-              </w:rPr>
-            </w:pPr>
-            <w:r>
-              <w:t>User Kiểm soát nhập liệu</w:t>
+            <w:tcMar/>
+          </w:tcPr>
+          <w:p>
+            <w:pPr>
+              <w:spacing w:line="360" w:lineRule="auto"/>
+              <w:jc w:val="left"/>
+              <w:rPr>
+                <w:rFonts w:eastAsia="Calibri"/>
+              </w:rPr>
+            </w:pPr>
+            <w:r>
+              <w:t>User Chuyên viên Thẩm định điện thoại</w:t>
             </w:r>
           </w:p>
         </w:tc>
         <w:tc>
           <w:tcPr>
             <w:tcW w:w="4961" w:type="dxa"/>
-          </w:tcPr>
-          <w:p>
-            <w:pPr>
-              <w:spacing w:line="360" w:lineRule="auto"/>
-              <w:jc w:val="left"/>
-              <w:rPr>
-                <w:rFonts w:eastAsia="Calibri"/>
-              </w:rPr>
-            </w:pPr>
-            <w:r>
-              <w:rPr>
-                <w:color w:val="000000"/>
-              </w:rPr>
-              <w:t>NG_SB_CLOS_ENTRY_EXIT&gt; USERNAME</w:t>
+            <w:tcMar/>
+          </w:tcPr>
+          <w:p>
+            <w:pPr>
+              <w:spacing w:line="360" w:lineRule="auto"/>
+              <w:jc w:val="left"/>
+              <w:rPr>
+                <w:rFonts w:eastAsia="Calibri"/>
+              </w:rPr>
+            </w:pPr>
+            <w:r>
+              <w:rPr>
+                <w:color w:val="000000"/>
+              </w:rPr>
+              <w:t>NG_SB_CLOS_ENTRY_EXIT &gt; USERNAME</w:t>
             </w:r>
             <w:r>
               <w:rPr>
@@ -14431,7 +14741,7 @@
               <w:rPr>
                 <w:color w:val="000000"/>
               </w:rPr>
-              <w:t>'DataInputerChecker'</w:t>
+              <w:t>'PhoneVerification'</w:t>
             </w:r>
           </w:p>
         </w:tc>
@@ -14440,6 +14750,7 @@
         <w:tc>
           <w:tcPr>
             <w:tcW w:w="838" w:type="dxa"/>
+            <w:tcMar/>
           </w:tcPr>
           <w:p>
             <w:pPr>
@@ -14460,6 +14771,7 @@
         <w:tc>
           <w:tcPr>
             <w:tcW w:w="1842" w:type="dxa"/>
+            <w:tcMar/>
           </w:tcPr>
           <w:p>
             <w:pPr>
@@ -14472,30 +14784,32 @@
               </w:rPr>
             </w:pPr>
             <w:r>
-              <w:t>PHV_USER</w:t>
+              <w:t>FA_USER</w:t>
             </w:r>
           </w:p>
         </w:tc>
         <w:tc>
           <w:tcPr>
             <w:tcW w:w="1843" w:type="dxa"/>
-          </w:tcPr>
-          <w:p>
-            <w:pPr>
-              <w:spacing w:line="360" w:lineRule="auto"/>
-              <w:jc w:val="left"/>
-              <w:rPr>
-                <w:rFonts w:eastAsia="Calibri"/>
-              </w:rPr>
-            </w:pPr>
-            <w:r>
-              <w:t>User Chuyên viên Thẩm định điện thoại</w:t>
+            <w:tcMar/>
+          </w:tcPr>
+          <w:p>
+            <w:pPr>
+              <w:spacing w:line="360" w:lineRule="auto"/>
+              <w:jc w:val="left"/>
+              <w:rPr>
+                <w:rFonts w:eastAsia="Calibri"/>
+              </w:rPr>
+            </w:pPr>
+            <w:r>
+              <w:t>User Chuyên viên Thực địa</w:t>
             </w:r>
           </w:p>
         </w:tc>
         <w:tc>
           <w:tcPr>
             <w:tcW w:w="4961" w:type="dxa"/>
+            <w:tcMar/>
           </w:tcPr>
           <w:p>
             <w:pPr>
@@ -14521,7 +14835,7 @@
               <w:rPr>
                 <w:color w:val="000000"/>
               </w:rPr>
-              <w:t>'PhoneVerification'</w:t>
+              <w:t>'FieldAssessment'</w:t>
             </w:r>
           </w:p>
         </w:tc>
@@ -14530,6 +14844,7 @@
         <w:tc>
           <w:tcPr>
             <w:tcW w:w="838" w:type="dxa"/>
+            <w:tcMar/>
           </w:tcPr>
           <w:p>
             <w:pPr>
@@ -14550,6 +14865,7 @@
         <w:tc>
           <w:tcPr>
             <w:tcW w:w="1842" w:type="dxa"/>
+            <w:tcMar/>
           </w:tcPr>
           <w:p>
             <w:pPr>
@@ -14562,30 +14878,32 @@
               </w:rPr>
             </w:pPr>
             <w:r>
-              <w:t>FA_USER</w:t>
+              <w:t>UND_MAKER</w:t>
             </w:r>
           </w:p>
         </w:tc>
         <w:tc>
           <w:tcPr>
             <w:tcW w:w="1843" w:type="dxa"/>
-          </w:tcPr>
-          <w:p>
-            <w:pPr>
-              <w:spacing w:line="360" w:lineRule="auto"/>
-              <w:jc w:val="left"/>
-              <w:rPr>
-                <w:rFonts w:eastAsia="Calibri"/>
-              </w:rPr>
-            </w:pPr>
-            <w:r>
-              <w:t>User Chuyên viên Thực địa</w:t>
+            <w:tcMar/>
+          </w:tcPr>
+          <w:p>
+            <w:pPr>
+              <w:spacing w:line="360" w:lineRule="auto"/>
+              <w:jc w:val="left"/>
+              <w:rPr>
+                <w:rFonts w:eastAsia="Calibri"/>
+              </w:rPr>
+            </w:pPr>
+            <w:r>
+              <w:t>User Chuyên viên thẩm định</w:t>
             </w:r>
           </w:p>
         </w:tc>
         <w:tc>
           <w:tcPr>
             <w:tcW w:w="4961" w:type="dxa"/>
+            <w:tcMar/>
           </w:tcPr>
           <w:p>
             <w:pPr>
@@ -14605,13 +14923,13 @@
               <w:rPr>
                 <w:color w:val="000000"/>
               </w:rPr>
-              <w:t xml:space="preserve"> Với điều kiện WORKSTEP = </w:t>
-            </w:r>
-            <w:r>
-              <w:rPr>
-                <w:color w:val="000000"/>
-              </w:rPr>
-              <w:t>'FieldAssessment'</w:t>
+              <w:t xml:space="preserve"> Với điều kiện WORKSTEP = '</w:t>
+            </w:r>
+            <w:r>
+              <w:rPr>
+                <w:color w:val="000000"/>
+              </w:rPr>
+              <w:t>UnderwriterMaker'</w:t>
             </w:r>
           </w:p>
         </w:tc>
@@ -14620,6 +14938,7 @@
         <w:tc>
           <w:tcPr>
             <w:tcW w:w="838" w:type="dxa"/>
+            <w:tcMar/>
           </w:tcPr>
           <w:p>
             <w:pPr>
@@ -14640,6 +14959,7 @@
         <w:tc>
           <w:tcPr>
             <w:tcW w:w="1842" w:type="dxa"/>
+            <w:tcMar/>
           </w:tcPr>
           <w:p>
             <w:pPr>
@@ -14652,30 +14972,32 @@
               </w:rPr>
             </w:pPr>
             <w:r>
-              <w:t>UND_MAKER</w:t>
+              <w:t>UND_CHECKER</w:t>
             </w:r>
           </w:p>
         </w:tc>
         <w:tc>
           <w:tcPr>
             <w:tcW w:w="1843" w:type="dxa"/>
-          </w:tcPr>
-          <w:p>
-            <w:pPr>
-              <w:spacing w:line="360" w:lineRule="auto"/>
-              <w:jc w:val="left"/>
-              <w:rPr>
-                <w:rFonts w:eastAsia="Calibri"/>
-              </w:rPr>
-            </w:pPr>
-            <w:r>
-              <w:t>User Chuyên viên thẩm định</w:t>
+            <w:tcMar/>
+          </w:tcPr>
+          <w:p>
+            <w:pPr>
+              <w:spacing w:line="360" w:lineRule="auto"/>
+              <w:jc w:val="left"/>
+              <w:rPr>
+                <w:rFonts w:eastAsia="Calibri"/>
+              </w:rPr>
+            </w:pPr>
+            <w:r>
+              <w:t>User Kiểm soát thẩm định</w:t>
             </w:r>
           </w:p>
         </w:tc>
         <w:tc>
           <w:tcPr>
             <w:tcW w:w="4961" w:type="dxa"/>
+            <w:tcMar/>
           </w:tcPr>
           <w:p>
             <w:pPr>
@@ -14695,13 +15017,13 @@
               <w:rPr>
                 <w:color w:val="000000"/>
               </w:rPr>
-              <w:t xml:space="preserve"> Với điều kiện WORKSTEP = '</w:t>
-            </w:r>
-            <w:r>
-              <w:rPr>
-                <w:color w:val="000000"/>
-              </w:rPr>
-              <w:t>UnderwriterMaker'</w:t>
+              <w:t xml:space="preserve"> Với điều kiện WORKSTEP = </w:t>
+            </w:r>
+            <w:r>
+              <w:rPr>
+                <w:color w:val="000000"/>
+              </w:rPr>
+              <w:t>'UnderwriterChecker'</w:t>
             </w:r>
           </w:p>
         </w:tc>
@@ -14710,6 +15032,7 @@
         <w:tc>
           <w:tcPr>
             <w:tcW w:w="838" w:type="dxa"/>
+            <w:tcMar/>
           </w:tcPr>
           <w:p>
             <w:pPr>
@@ -14730,6 +15053,7 @@
         <w:tc>
           <w:tcPr>
             <w:tcW w:w="1842" w:type="dxa"/>
+            <w:tcMar/>
           </w:tcPr>
           <w:p>
             <w:pPr>
@@ -14742,44 +15066,46 @@
               </w:rPr>
             </w:pPr>
             <w:r>
-              <w:t>UND_CHECKER</w:t>
+              <w:t>BI_APPROVER</w:t>
             </w:r>
           </w:p>
         </w:tc>
         <w:tc>
           <w:tcPr>
             <w:tcW w:w="1843" w:type="dxa"/>
-          </w:tcPr>
-          <w:p>
-            <w:pPr>
-              <w:spacing w:line="360" w:lineRule="auto"/>
-              <w:jc w:val="left"/>
-              <w:rPr>
-                <w:rFonts w:eastAsia="Calibri"/>
-              </w:rPr>
-            </w:pPr>
-            <w:r>
-              <w:t>User Kiểm soát thẩm định</w:t>
+            <w:tcMar/>
+          </w:tcPr>
+          <w:p>
+            <w:pPr>
+              <w:spacing w:line="360" w:lineRule="auto"/>
+              <w:jc w:val="left"/>
+              <w:rPr>
+                <w:rFonts w:eastAsia="Calibri"/>
+              </w:rPr>
+            </w:pPr>
+            <w:r>
+              <w:t>User Chuyên gia phê duyệt</w:t>
             </w:r>
           </w:p>
         </w:tc>
         <w:tc>
           <w:tcPr>
             <w:tcW w:w="4961" w:type="dxa"/>
-          </w:tcPr>
-          <w:p>
-            <w:pPr>
-              <w:spacing w:line="360" w:lineRule="auto"/>
-              <w:jc w:val="left"/>
-              <w:rPr>
-                <w:rFonts w:eastAsia="Calibri"/>
-              </w:rPr>
-            </w:pPr>
-            <w:r>
-              <w:rPr>
-                <w:color w:val="000000"/>
-              </w:rPr>
-              <w:t>NG_SB_CLOS_ENTRY_EXIT &gt; USERNAME</w:t>
+            <w:tcMar/>
+          </w:tcPr>
+          <w:p>
+            <w:pPr>
+              <w:spacing w:line="360" w:lineRule="auto"/>
+              <w:jc w:val="left"/>
+              <w:rPr>
+                <w:rFonts w:eastAsia="Calibri"/>
+              </w:rPr>
+            </w:pPr>
+            <w:r>
+              <w:rPr>
+                <w:color w:val="000000"/>
+              </w:rPr>
+              <w:t>NG_SB_CLOS_ENTRY_EXIT&gt; USERNAME</w:t>
             </w:r>
             <w:r>
               <w:rPr>
@@ -14791,7 +15117,7 @@
               <w:rPr>
                 <w:color w:val="000000"/>
               </w:rPr>
-              <w:t>'UnderwriterChecker'</w:t>
+              <w:t>'CreditApproval'</w:t>
             </w:r>
           </w:p>
         </w:tc>
@@ -14800,6 +15126,7 @@
         <w:tc>
           <w:tcPr>
             <w:tcW w:w="838" w:type="dxa"/>
+            <w:tcMar/>
           </w:tcPr>
           <w:p>
             <w:pPr>
@@ -14820,6 +15147,7 @@
         <w:tc>
           <w:tcPr>
             <w:tcW w:w="1842" w:type="dxa"/>
+            <w:tcMar/>
           </w:tcPr>
           <w:p>
             <w:pPr>
@@ -14832,30 +15160,32 @@
               </w:rPr>
             </w:pPr>
             <w:r>
-              <w:t>BI_APPROVER</w:t>
+              <w:t>BI_COMMITTEE</w:t>
             </w:r>
           </w:p>
         </w:tc>
         <w:tc>
           <w:tcPr>
             <w:tcW w:w="1843" w:type="dxa"/>
-          </w:tcPr>
-          <w:p>
-            <w:pPr>
-              <w:spacing w:line="360" w:lineRule="auto"/>
-              <w:jc w:val="left"/>
-              <w:rPr>
-                <w:rFonts w:eastAsia="Calibri"/>
-              </w:rPr>
-            </w:pPr>
-            <w:r>
-              <w:t>User Chuyên gia phê duyệt</w:t>
+            <w:tcMar/>
+          </w:tcPr>
+          <w:p>
+            <w:pPr>
+              <w:spacing w:line="360" w:lineRule="auto"/>
+              <w:jc w:val="left"/>
+              <w:rPr>
+                <w:rFonts w:eastAsia="Calibri"/>
+              </w:rPr>
+            </w:pPr>
+            <w:r>
+              <w:t>User Hội đồng tín dụng</w:t>
             </w:r>
           </w:p>
         </w:tc>
         <w:tc>
           <w:tcPr>
             <w:tcW w:w="4961" w:type="dxa"/>
+            <w:tcMar/>
           </w:tcPr>
           <w:p>
             <w:pPr>
@@ -14881,7 +15211,7 @@
               <w:rPr>
                 <w:color w:val="000000"/>
               </w:rPr>
-              <w:t>'CreditApproval'</w:t>
+              <w:t>'CreditCommittee'</w:t>
             </w:r>
           </w:p>
         </w:tc>
@@ -14890,6 +15220,7 @@
         <w:tc>
           <w:tcPr>
             <w:tcW w:w="838" w:type="dxa"/>
+            <w:tcMar/>
           </w:tcPr>
           <w:p>
             <w:pPr>
@@ -14910,6 +15241,7 @@
         <w:tc>
           <w:tcPr>
             <w:tcW w:w="1842" w:type="dxa"/>
+            <w:tcMar/>
           </w:tcPr>
           <w:p>
             <w:pPr>
@@ -14922,120 +15254,32 @@
               </w:rPr>
             </w:pPr>
             <w:r>
-              <w:t>BI_COMMITTEE</w:t>
+              <w:t>BI_HOS_USER</w:t>
             </w:r>
           </w:p>
         </w:tc>
         <w:tc>
           <w:tcPr>
             <w:tcW w:w="1843" w:type="dxa"/>
-          </w:tcPr>
-          <w:p>
-            <w:pPr>
-              <w:spacing w:line="360" w:lineRule="auto"/>
-              <w:jc w:val="left"/>
-              <w:rPr>
-                <w:rFonts w:eastAsia="Calibri"/>
-              </w:rPr>
-            </w:pPr>
-            <w:r>
-              <w:t>User Hội đồng tín dụng</w:t>
+            <w:tcMar/>
+          </w:tcPr>
+          <w:p>
+            <w:pPr>
+              <w:spacing w:line="360" w:lineRule="auto"/>
+              <w:jc w:val="left"/>
+              <w:rPr>
+                <w:rFonts w:eastAsia="Calibri"/>
+              </w:rPr>
+            </w:pPr>
+            <w:r>
+              <w:t>User Hỗ trợ phê duyệt</w:t>
             </w:r>
           </w:p>
         </w:tc>
         <w:tc>
           <w:tcPr>
             <w:tcW w:w="4961" w:type="dxa"/>
-          </w:tcPr>
-          <w:p>
-            <w:pPr>
-              <w:spacing w:line="360" w:lineRule="auto"/>
-              <w:jc w:val="left"/>
-              <w:rPr>
-                <w:rFonts w:eastAsia="Calibri"/>
-              </w:rPr>
-            </w:pPr>
-            <w:r>
-              <w:rPr>
-                <w:color w:val="000000"/>
-              </w:rPr>
-              <w:t>NG_SB_CLOS_ENTRY_EXIT&gt; USERNAME</w:t>
-            </w:r>
-            <w:r>
-              <w:rPr>
-                <w:color w:val="000000"/>
-              </w:rPr>
-              <w:t xml:space="preserve"> Với điều kiện WORKSTEP = </w:t>
-            </w:r>
-            <w:r>
-              <w:rPr>
-                <w:color w:val="000000"/>
-              </w:rPr>
-              <w:t>'CreditCommittee'</w:t>
-            </w:r>
-          </w:p>
-        </w:tc>
-      </w:tr>
-      <w:tr>
-        <w:tc>
-          <w:tcPr>
-            <w:tcW w:w="838" w:type="dxa"/>
-          </w:tcPr>
-          <w:p>
-            <w:pPr>
-              <w:pStyle w:val="ListParagraph"/>
-              <w:numPr>
-                <w:ilvl w:val="0"/>
-                <w:numId w:val="18"/>
-              </w:numPr>
-              <w:spacing w:line="360" w:lineRule="auto"/>
-              <w:ind w:right="43"/>
-              <w:jc w:val="left"/>
-              <w:rPr>
-                <w:rFonts w:eastAsia="Times New Roman"/>
-              </w:rPr>
-            </w:pPr>
-          </w:p>
-        </w:tc>
-        <w:tc>
-          <w:tcPr>
-            <w:tcW w:w="1842" w:type="dxa"/>
-          </w:tcPr>
-          <w:p>
-            <w:pPr>
-              <w:spacing w:line="360" w:lineRule="auto"/>
-              <w:ind w:right="43"/>
-              <w:jc w:val="left"/>
-              <w:rPr>
-                <w:rFonts w:eastAsia="Times New Roman"/>
-                <w:iCs/>
-              </w:rPr>
-            </w:pPr>
-            <w:r>
-              <w:t>BI_HOS_USER</w:t>
-            </w:r>
-          </w:p>
-        </w:tc>
-        <w:tc>
-          <w:tcPr>
-            <w:tcW w:w="1843" w:type="dxa"/>
-          </w:tcPr>
-          <w:p>
-            <w:pPr>
-              <w:spacing w:line="360" w:lineRule="auto"/>
-              <w:jc w:val="left"/>
-              <w:rPr>
-                <w:rFonts w:eastAsia="Calibri"/>
-              </w:rPr>
-            </w:pPr>
-            <w:r>
-              <w:t>User Hỗ trợ phê duyệt</w:t>
-            </w:r>
-          </w:p>
-        </w:tc>
-        <w:tc>
-          <w:tcPr>
-            <w:tcW w:w="4961" w:type="dxa"/>
+            <w:tcMar/>
           </w:tcPr>
           <w:p>
             <w:pPr>
@@ -15102,8 +15346,8 @@
           <w:b/>
         </w:rPr>
       </w:pPr>
-      <w:bookmarkStart w:id="47" w:name="_Toc384987417"/>
-      <w:bookmarkStart w:id="48" w:name="_Toc236991256"/>
+      <w:bookmarkStart w:name="_Toc384987417" w:id="47"/>
+      <w:bookmarkStart w:name="_Toc236991256" w:id="48"/>
       <w:bookmarkEnd w:id="45"/>
       <w:r>
         <w:rPr>
@@ -15122,7 +15366,6 @@
         <w:ind w:left="630"/>
       </w:pPr>
       <w:r>
-        <w:lastRenderedPageBreak/>
         <w:t>[</w:t>
       </w:r>
       <w:r>
@@ -15151,9 +15394,9 @@
           <w:b/>
         </w:rPr>
       </w:pPr>
-      <w:bookmarkStart w:id="49" w:name="_Toc236991257"/>
-      <w:bookmarkStart w:id="50" w:name="_Toc360108734"/>
-      <w:bookmarkStart w:id="51" w:name="_Toc384987418"/>
+      <w:bookmarkStart w:name="_Toc236991257" w:id="49"/>
+      <w:bookmarkStart w:name="_Toc360108734" w:id="50"/>
+      <w:bookmarkStart w:name="_Toc384987418" w:id="51"/>
       <w:r>
         <w:rPr>
           <w:rFonts w:eastAsia="Calibri"/>
@@ -15182,7 +15425,7 @@
           <w:b/>
         </w:rPr>
       </w:pPr>
-      <w:bookmarkStart w:id="52" w:name="_Toc236991258"/>
+      <w:bookmarkStart w:name="_Toc236991258" w:id="52"/>
       <w:r>
         <w:rPr>
           <w:rFonts w:eastAsia="Calibri"/>
@@ -15225,8 +15468,8 @@
           <w:b/>
         </w:rPr>
       </w:pPr>
-      <w:bookmarkStart w:id="53" w:name="_Toc384987419"/>
-      <w:bookmarkStart w:id="54" w:name="_Toc236991259"/>
+      <w:bookmarkStart w:name="_Toc384987419" w:id="53"/>
+      <w:bookmarkStart w:name="_Toc236991259" w:id="54"/>
       <w:r>
         <w:rPr>
           <w:rFonts w:eastAsia="Calibri"/>
@@ -15245,7 +15488,7 @@
     <w:sectPr>
       <w:headerReference w:type="default" r:id="rId9"/>
       <w:footerReference w:type="default" r:id="rId10"/>
-      <w:pgSz w:w="11907" w:h="16839" w:code="9"/>
+      <w:pgSz w:w="11907" w:h="16839" w:orient="portrait" w:code="9"/>
       <w:pgMar w:top="1134" w:right="1134" w:bottom="1134" w:left="1418" w:header="567" w:footer="454" w:gutter="0"/>
       <w:cols w:space="720"/>
       <w:titlePg/>
@@ -15335,12 +15578,12 @@
               <w:tblW w:w="9923" w:type="dxa"/>
               <w:jc w:val="center"/>
               <w:tblBorders>
-                <w:top w:val="none" w:sz="0" w:space="0" w:color="auto"/>
-                <w:left w:val="none" w:sz="0" w:space="0" w:color="auto"/>
-                <w:bottom w:val="none" w:sz="0" w:space="0" w:color="auto"/>
-                <w:right w:val="none" w:sz="0" w:space="0" w:color="auto"/>
-                <w:insideH w:val="none" w:sz="0" w:space="0" w:color="auto"/>
-                <w:insideV w:val="none" w:sz="0" w:space="0" w:color="auto"/>
+                <w:top w:val="none" w:color="auto" w:sz="0" w:space="0"/>
+                <w:left w:val="none" w:color="auto" w:sz="0" w:space="0"/>
+                <w:bottom w:val="none" w:color="auto" w:sz="0" w:space="0"/>
+                <w:right w:val="none" w:color="auto" w:sz="0" w:space="0"/>
+                <w:insideH w:val="none" w:color="auto" w:sz="0" w:space="0"/>
+                <w:insideV w:val="none" w:color="auto" w:sz="0" w:space="0"/>
               </w:tblBorders>
               <w:tblLook w:val="04A0" w:firstRow="1" w:lastRow="0" w:firstColumn="1" w:lastColumn="0" w:noHBand="0" w:noVBand="1"/>
             </w:tblPr>
@@ -15362,7 +15605,7 @@
                   <w:pPr>
                     <w:pStyle w:val="Footer"/>
                     <w:pBdr>
-                      <w:bottom w:val="single" w:sz="6" w:space="1" w:color="auto"/>
+                      <w:bottom w:val="single" w:color="auto" w:sz="6" w:space="1"/>
                     </w:pBdr>
                     <w:tabs>
                       <w:tab w:val="clear" w:pos="4680"/>
@@ -15585,16 +15828,26 @@
               </w:rPr>
               <w:t>/</w:t>
             </w:r>
-            <w:fldSimple w:instr="NUMPAGES   \* MERGEFORMAT">
-              <w:r>
-                <w:rPr>
-                  <w:noProof/>
-                  <w:sz w:val="22"/>
-                  <w:szCs w:val="22"/>
-                </w:rPr>
-                <w:t>12</w:t>
-              </w:r>
-            </w:fldSimple>
+            <w:r>
+              <w:fldChar w:fldCharType="begin"/>
+            </w:r>
+            <w:r>
+              <w:instrText>NUMPAGES   \* MERGEFORMAT</w:instrText>
+            </w:r>
+            <w:r>
+              <w:fldChar w:fldCharType="separate"/>
+            </w:r>
+            <w:r>
+              <w:rPr>
+                <w:noProof/>
+                <w:sz w:val="22"/>
+                <w:szCs w:val="22"/>
+              </w:rPr>
+              <w:t>12</w:t>
+            </w:r>
+            <w:r>
+              <w:fldChar w:fldCharType="end"/>
+            </w:r>
           </w:p>
         </w:sdtContent>
       </w:sdt>
@@ -15629,19 +15882,19 @@
 </file>
 
 <file path=word/header1.xml><?xml version="1.0" encoding="utf-8"?>
-<w:hdr xmlns:wpc="http://schemas.microsoft.com/office/word/2010/wordprocessingCanvas" xmlns:cx="http://schemas.microsoft.com/office/drawing/2014/chartex" xmlns:cx1="http://schemas.microsoft.com/office/drawing/2015/9/8/chartex" xmlns:cx2="http://schemas.microsoft.com/office/drawing/2015/10/21/chartex" xmlns:cx3="http://schemas.microsoft.com/office/drawing/2016/5/9/chartex" xmlns:cx4="http://schemas.microsoft.com/office/drawing/2016/5/10/chartex" xmlns:cx5="http://schemas.microsoft.com/office/drawing/2016/5/11/chartex" xmlns:cx6="http://schemas.microsoft.com/office/drawing/2016/5/12/chartex" xmlns:cx7="http://schemas.microsoft.com/office/drawing/2016/5/13/chartex" xmlns:cx8="http://schemas.microsoft.com/office/drawing/2016/5/14/chartex" xmlns:mc="http://schemas.openxmlformats.org/markup-compatibility/2006" xmlns:aink="http://schemas.microsoft.com/office/drawing/2016/ink" xmlns:am3d="http://schemas.microsoft.com/office/drawing/2017/model3d" xmlns:o="urn:schemas-microsoft-com:office:office" xmlns:oel="http://schemas.microsoft.com/office/2019/extlst" xmlns:r="http://schemas.openxmlformats.org/officeDocument/2006/relationships" xmlns:m="http://schemas.openxmlformats.org/officeDocument/2006/math" xmlns:v="urn:schemas-microsoft-com:vml" xmlns:wp14="http://schemas.microsoft.com/office/word/2010/wordprocessingDrawing" xmlns:wp="http://schemas.openxmlformats.org/drawingml/2006/wordprocessingDrawing" xmlns:w10="urn:schemas-microsoft-com:office:word" xmlns:w="http://schemas.openxmlformats.org/wordprocessingml/2006/main" xmlns:w14="http://schemas.microsoft.com/office/word/2010/wordml" xmlns:w15="http://schemas.microsoft.com/office/word/2012/wordml" xmlns:w16cex="http://schemas.microsoft.com/office/word/2018/wordml/cex" xmlns:w16cid="http://schemas.microsoft.com/office/word/2016/wordml/cid" xmlns:w16="http://schemas.microsoft.com/office/word/2018/wordml" xmlns:w16du="http://schemas.microsoft.com/office/word/2023/wordml/word16du" xmlns:w16sdtdh="http://schemas.microsoft.com/office/word/2020/wordml/sdtdatahash" xmlns:w16sdtfl="http://schemas.microsoft.com/office/word/2024/wordml/sdtformatlock" xmlns:w16se="http://schemas.microsoft.com/office/word/2015/wordml/symex" xmlns:wpg="http://schemas.microsoft.com/office/word/2010/wordprocessingGroup" xmlns:wpi="http://schemas.microsoft.com/office/word/2010/wordprocessingInk" xmlns:wne="http://schemas.microsoft.com/office/word/2006/wordml" xmlns:wps="http://schemas.microsoft.com/office/word/2010/wordprocessingShape" mc:Ignorable="w14 w15 w16se w16cid w16 w16cex w16sdtdh w16sdtfl w16du wp14">
+<w:hdr xmlns:wpc="http://schemas.microsoft.com/office/word/2010/wordprocessingCanvas" xmlns:cx="http://schemas.microsoft.com/office/drawing/2014/chartex" xmlns:cx1="http://schemas.microsoft.com/office/drawing/2015/9/8/chartex" xmlns:cx2="http://schemas.microsoft.com/office/drawing/2015/10/21/chartex" xmlns:cx3="http://schemas.microsoft.com/office/drawing/2016/5/9/chartex" xmlns:cx4="http://schemas.microsoft.com/office/drawing/2016/5/10/chartex" xmlns:cx5="http://schemas.microsoft.com/office/drawing/2016/5/11/chartex" xmlns:cx6="http://schemas.microsoft.com/office/drawing/2016/5/12/chartex" xmlns:cx7="http://schemas.microsoft.com/office/drawing/2016/5/13/chartex" xmlns:cx8="http://schemas.microsoft.com/office/drawing/2016/5/14/chartex" xmlns:mc="http://schemas.openxmlformats.org/markup-compatibility/2006" xmlns:aink="http://schemas.microsoft.com/office/drawing/2016/ink" xmlns:am3d="http://schemas.microsoft.com/office/drawing/2017/model3d" xmlns:o="urn:schemas-microsoft-com:office:office" xmlns:oel="http://schemas.microsoft.com/office/2019/extlst" xmlns:r="http://schemas.openxmlformats.org/officeDocument/2006/relationships" xmlns:m="http://schemas.openxmlformats.org/officeDocument/2006/math" xmlns:v="urn:schemas-microsoft-com:vml" xmlns:wp14="http://schemas.microsoft.com/office/word/2010/wordprocessingDrawing" xmlns:wp="http://schemas.openxmlformats.org/drawingml/2006/wordprocessingDrawing" xmlns:w10="urn:schemas-microsoft-com:office:word" xmlns:w="http://schemas.openxmlformats.org/wordprocessingml/2006/main" xmlns:w14="http://schemas.microsoft.com/office/word/2010/wordml" xmlns:w15="http://schemas.microsoft.com/office/word/2012/wordml" xmlns:w16cex="http://schemas.microsoft.com/office/word/2018/wordml/cex" xmlns:w16cid="http://schemas.microsoft.com/office/word/2016/wordml/cid" xmlns:w16="http://schemas.microsoft.com/office/word/2018/wordml" xmlns:w16du="http://schemas.microsoft.com/office/word/2023/wordml/word16du" xmlns:w16sdtdh="http://schemas.microsoft.com/office/word/2020/wordml/sdtdatahash" xmlns:w16sdtfl="http://schemas.microsoft.com/office/word/2024/wordml/sdtformatlock" xmlns:w16se="http://schemas.microsoft.com/office/word/2015/wordml/symex" xmlns:wpg="http://schemas.microsoft.com/office/word/2010/wordprocessingGroup" xmlns:wpi="http://schemas.microsoft.com/office/word/2010/wordprocessingInk" xmlns:wne="http://schemas.microsoft.com/office/word/2006/wordml" xmlns:wps="http://schemas.microsoft.com/office/word/2010/wordprocessingShape" xmlns:a="http://schemas.openxmlformats.org/drawingml/2006/main" xmlns:pic="http://schemas.openxmlformats.org/drawingml/2006/picture" mc:Ignorable="w14 w15 w16se w16cid w16 w16cex w16sdtdh w16sdtfl w16du wp14">
   <w:tbl>
     <w:tblPr>
       <w:tblStyle w:val="TableGrid"/>
       <w:tblW w:w="9209" w:type="dxa"/>
       <w:jc w:val="center"/>
       <w:tblBorders>
-        <w:top w:val="none" w:sz="0" w:space="0" w:color="auto"/>
-        <w:left w:val="none" w:sz="0" w:space="0" w:color="auto"/>
-        <w:bottom w:val="none" w:sz="0" w:space="0" w:color="auto"/>
-        <w:right w:val="none" w:sz="0" w:space="0" w:color="auto"/>
-        <w:insideH w:val="none" w:sz="0" w:space="0" w:color="auto"/>
-        <w:insideV w:val="none" w:sz="0" w:space="0" w:color="auto"/>
+        <w:top w:val="none" w:color="auto" w:sz="0" w:space="0"/>
+        <w:left w:val="none" w:color="auto" w:sz="0" w:space="0"/>
+        <w:bottom w:val="none" w:color="auto" w:sz="0" w:space="0"/>
+        <w:right w:val="none" w:color="auto" w:sz="0" w:space="0"/>
+        <w:insideH w:val="none" w:color="auto" w:sz="0" w:space="0"/>
+        <w:insideV w:val="none" w:color="auto" w:sz="0" w:space="0"/>
       </w:tblBorders>
       <w:tblLayout w:type="fixed"/>
       <w:tblLook w:val="04A0" w:firstRow="1" w:lastRow="0" w:firstColumn="1" w:lastColumn="0" w:noHBand="0" w:noVBand="1"/>
@@ -15743,7 +15996,7 @@
           <w:gridSpan w:val="2"/>
           <w:vMerge w:val="restart"/>
           <w:tcBorders>
-            <w:right w:val="double" w:sz="4" w:space="0" w:color="auto"/>
+            <w:right w:val="double" w:color="auto" w:sz="4" w:space="0"/>
           </w:tcBorders>
           <w:vAlign w:val="bottom"/>
         </w:tcPr>
@@ -15793,10 +16046,10 @@
         <w:tcPr>
           <w:tcW w:w="1701" w:type="dxa"/>
           <w:tcBorders>
-            <w:top w:val="double" w:sz="4" w:space="0" w:color="auto"/>
-            <w:left w:val="double" w:sz="4" w:space="0" w:color="auto"/>
-            <w:bottom w:val="double" w:sz="4" w:space="0" w:color="auto"/>
-            <w:right w:val="double" w:sz="4" w:space="0" w:color="auto"/>
+            <w:top w:val="double" w:color="auto" w:sz="4" w:space="0"/>
+            <w:left w:val="double" w:color="auto" w:sz="4" w:space="0"/>
+            <w:bottom w:val="double" w:color="auto" w:sz="4" w:space="0"/>
+            <w:right w:val="double" w:color="auto" w:sz="4" w:space="0"/>
           </w:tcBorders>
           <w:vAlign w:val="center"/>
         </w:tcPr>
@@ -15870,7 +16123,7 @@
         <w:tcPr>
           <w:tcW w:w="1701" w:type="dxa"/>
           <w:tcBorders>
-            <w:top w:val="double" w:sz="4" w:space="0" w:color="auto"/>
+            <w:top w:val="double" w:color="auto" w:sz="4" w:space="0"/>
           </w:tcBorders>
           <w:vAlign w:val="center"/>
         </w:tcPr>
@@ -16106,7 +16359,7 @@
         <w:p>
           <w:pPr>
             <w:pBdr>
-              <w:bottom w:val="single" w:sz="6" w:space="1" w:color="auto"/>
+              <w:bottom w:val="single" w:color="auto" w:sz="6" w:space="1"/>
             </w:pBdr>
             <w:ind w:right="0"/>
             <w:contextualSpacing/>
@@ -16159,7 +16412,7 @@
         <w:ind w:left="720" w:hanging="360"/>
       </w:pPr>
       <w:rPr>
-        <w:rFonts w:ascii="Arial" w:eastAsia="Times New Roman" w:hAnsi="Arial" w:cs="Arial" w:hint="default"/>
+        <w:rFonts w:hint="default" w:ascii="Arial" w:hAnsi="Arial" w:eastAsia="Times New Roman" w:cs="Arial"/>
       </w:rPr>
     </w:lvl>
     <w:lvl w:ilvl="1" w:tplc="04090003" w:tentative="1">
@@ -16171,7 +16424,7 @@
         <w:ind w:left="1440" w:hanging="360"/>
       </w:pPr>
       <w:rPr>
-        <w:rFonts w:ascii="Courier New" w:hAnsi="Courier New" w:cs="Courier New" w:hint="default"/>
+        <w:rFonts w:hint="default" w:ascii="Courier New" w:hAnsi="Courier New" w:cs="Courier New"/>
       </w:rPr>
     </w:lvl>
     <w:lvl w:ilvl="2" w:tplc="04090005" w:tentative="1">
@@ -16183,7 +16436,7 @@
         <w:ind w:left="2160" w:hanging="360"/>
       </w:pPr>
       <w:rPr>
-        <w:rFonts w:ascii="Wingdings" w:hAnsi="Wingdings" w:hint="default"/>
+        <w:rFonts w:hint="default" w:ascii="Wingdings" w:hAnsi="Wingdings"/>
       </w:rPr>
     </w:lvl>
     <w:lvl w:ilvl="3" w:tplc="04090001" w:tentative="1">
@@ -16195,7 +16448,7 @@
         <w:ind w:left="2880" w:hanging="360"/>
       </w:pPr>
       <w:rPr>
-        <w:rFonts w:ascii="Symbol" w:hAnsi="Symbol" w:hint="default"/>
+        <w:rFonts w:hint="default" w:ascii="Symbol" w:hAnsi="Symbol"/>
       </w:rPr>
     </w:lvl>
     <w:lvl w:ilvl="4" w:tplc="04090003" w:tentative="1">
@@ -16207,7 +16460,7 @@
         <w:ind w:left="3600" w:hanging="360"/>
       </w:pPr>
       <w:rPr>
-        <w:rFonts w:ascii="Courier New" w:hAnsi="Courier New" w:cs="Courier New" w:hint="default"/>
+        <w:rFonts w:hint="default" w:ascii="Courier New" w:hAnsi="Courier New" w:cs="Courier New"/>
       </w:rPr>
     </w:lvl>
     <w:lvl w:ilvl="5" w:tplc="04090005" w:tentative="1">
@@ -16219,7 +16472,7 @@
         <w:ind w:left="4320" w:hanging="360"/>
       </w:pPr>
       <w:rPr>
-        <w:rFonts w:ascii="Wingdings" w:hAnsi="Wingdings" w:hint="default"/>
+        <w:rFonts w:hint="default" w:ascii="Wingdings" w:hAnsi="Wingdings"/>
       </w:rPr>
     </w:lvl>
     <w:lvl w:ilvl="6" w:tplc="04090001" w:tentative="1">
@@ -16231,7 +16484,7 @@
         <w:ind w:left="5040" w:hanging="360"/>
       </w:pPr>
       <w:rPr>
-        <w:rFonts w:ascii="Symbol" w:hAnsi="Symbol" w:hint="default"/>
+        <w:rFonts w:hint="default" w:ascii="Symbol" w:hAnsi="Symbol"/>
       </w:rPr>
     </w:lvl>
     <w:lvl w:ilvl="7" w:tplc="04090003" w:tentative="1">
@@ -16243,7 +16496,7 @@
         <w:ind w:left="5760" w:hanging="360"/>
       </w:pPr>
       <w:rPr>
-        <w:rFonts w:ascii="Courier New" w:hAnsi="Courier New" w:cs="Courier New" w:hint="default"/>
+        <w:rFonts w:hint="default" w:ascii="Courier New" w:hAnsi="Courier New" w:cs="Courier New"/>
       </w:rPr>
     </w:lvl>
     <w:lvl w:ilvl="8" w:tplc="04090005" w:tentative="1">
@@ -16255,7 +16508,7 @@
         <w:ind w:left="6480" w:hanging="360"/>
       </w:pPr>
       <w:rPr>
-        <w:rFonts w:ascii="Wingdings" w:hAnsi="Wingdings" w:hint="default"/>
+        <w:rFonts w:hint="default" w:ascii="Wingdings" w:hAnsi="Wingdings"/>
       </w:rPr>
     </w:lvl>
   </w:abstractNum>
@@ -16625,7 +16878,7 @@
         <w:ind w:left="720" w:hanging="360"/>
       </w:pPr>
       <w:rPr>
-        <w:rFonts w:ascii="Wingdings" w:hAnsi="Wingdings" w:hint="default"/>
+        <w:rFonts w:hint="default" w:ascii="Wingdings" w:hAnsi="Wingdings"/>
       </w:rPr>
     </w:lvl>
     <w:lvl w:ilvl="1" w:tplc="04090003" w:tentative="1">
@@ -16637,7 +16890,7 @@
         <w:ind w:left="1440" w:hanging="360"/>
       </w:pPr>
       <w:rPr>
-        <w:rFonts w:ascii="Courier New" w:hAnsi="Courier New" w:cs="Courier New" w:hint="default"/>
+        <w:rFonts w:hint="default" w:ascii="Courier New" w:hAnsi="Courier New" w:cs="Courier New"/>
       </w:rPr>
     </w:lvl>
     <w:lvl w:ilvl="2" w:tplc="04090005" w:tentative="1">
@@ -16649,7 +16902,7 @@
         <w:ind w:left="2160" w:hanging="360"/>
       </w:pPr>
       <w:rPr>
-        <w:rFonts w:ascii="Wingdings" w:hAnsi="Wingdings" w:hint="default"/>
+        <w:rFonts w:hint="default" w:ascii="Wingdings" w:hAnsi="Wingdings"/>
       </w:rPr>
     </w:lvl>
     <w:lvl w:ilvl="3" w:tplc="04090001" w:tentative="1">
@@ -16661,7 +16914,7 @@
         <w:ind w:left="2880" w:hanging="360"/>
       </w:pPr>
       <w:rPr>
-        <w:rFonts w:ascii="Symbol" w:hAnsi="Symbol" w:hint="default"/>
+        <w:rFonts w:hint="default" w:ascii="Symbol" w:hAnsi="Symbol"/>
       </w:rPr>
     </w:lvl>
     <w:lvl w:ilvl="4" w:tplc="04090003" w:tentative="1">
@@ -16673,7 +16926,7 @@
         <w:ind w:left="3600" w:hanging="360"/>
       </w:pPr>
       <w:rPr>
-        <w:rFonts w:ascii="Courier New" w:hAnsi="Courier New" w:cs="Courier New" w:hint="default"/>
+        <w:rFonts w:hint="default" w:ascii="Courier New" w:hAnsi="Courier New" w:cs="Courier New"/>
       </w:rPr>
     </w:lvl>
     <w:lvl w:ilvl="5" w:tplc="04090005" w:tentative="1">
@@ -16685,7 +16938,7 @@
         <w:ind w:left="4320" w:hanging="360"/>
       </w:pPr>
       <w:rPr>
-        <w:rFonts w:ascii="Wingdings" w:hAnsi="Wingdings" w:hint="default"/>
+        <w:rFonts w:hint="default" w:ascii="Wingdings" w:hAnsi="Wingdings"/>
       </w:rPr>
     </w:lvl>
     <w:lvl w:ilvl="6" w:tplc="04090001" w:tentative="1">
@@ -16697,7 +16950,7 @@
         <w:ind w:left="5040" w:hanging="360"/>
       </w:pPr>
       <w:rPr>
-        <w:rFonts w:ascii="Symbol" w:hAnsi="Symbol" w:hint="default"/>
+        <w:rFonts w:hint="default" w:ascii="Symbol" w:hAnsi="Symbol"/>
       </w:rPr>
     </w:lvl>
     <w:lvl w:ilvl="7" w:tplc="04090003" w:tentative="1">
@@ -16709,7 +16962,7 @@
         <w:ind w:left="5760" w:hanging="360"/>
       </w:pPr>
       <w:rPr>
-        <w:rFonts w:ascii="Courier New" w:hAnsi="Courier New" w:cs="Courier New" w:hint="default"/>
+        <w:rFonts w:hint="default" w:ascii="Courier New" w:hAnsi="Courier New" w:cs="Courier New"/>
       </w:rPr>
     </w:lvl>
     <w:lvl w:ilvl="8" w:tplc="04090005" w:tentative="1">
@@ -16721,7 +16974,7 @@
         <w:ind w:left="6480" w:hanging="360"/>
       </w:pPr>
       <w:rPr>
-        <w:rFonts w:ascii="Wingdings" w:hAnsi="Wingdings" w:hint="default"/>
+        <w:rFonts w:hint="default" w:ascii="Wingdings" w:hAnsi="Wingdings"/>
       </w:rPr>
     </w:lvl>
   </w:abstractNum>
@@ -16827,7 +17080,7 @@
         <w:ind w:left="720" w:hanging="360"/>
       </w:pPr>
       <w:rPr>
-        <w:rFonts w:ascii="Century Gothic" w:eastAsia="Times New Roman" w:hAnsi="Century Gothic" w:cs="Tahoma" w:hint="default"/>
+        <w:rFonts w:hint="default" w:ascii="Century Gothic" w:hAnsi="Century Gothic" w:eastAsia="Times New Roman" w:cs="Tahoma"/>
       </w:rPr>
     </w:lvl>
     <w:lvl w:ilvl="1" w:tplc="04090003" w:tentative="1">
@@ -16839,7 +17092,7 @@
         <w:ind w:left="1440" w:hanging="360"/>
       </w:pPr>
       <w:rPr>
-        <w:rFonts w:ascii="Courier New" w:hAnsi="Courier New" w:cs="Courier New" w:hint="default"/>
+        <w:rFonts w:hint="default" w:ascii="Courier New" w:hAnsi="Courier New" w:cs="Courier New"/>
       </w:rPr>
     </w:lvl>
     <w:lvl w:ilvl="2" w:tplc="04090005" w:tentative="1">
@@ -16851,7 +17104,7 @@
         <w:ind w:left="2160" w:hanging="360"/>
       </w:pPr>
       <w:rPr>
-        <w:rFonts w:ascii="Wingdings" w:hAnsi="Wingdings" w:hint="default"/>
+        <w:rFonts w:hint="default" w:ascii="Wingdings" w:hAnsi="Wingdings"/>
       </w:rPr>
     </w:lvl>
     <w:lvl w:ilvl="3" w:tplc="04090001" w:tentative="1">
@@ -16863,7 +17116,7 @@
         <w:ind w:left="2880" w:hanging="360"/>
       </w:pPr>
       <w:rPr>
-        <w:rFonts w:ascii="Symbol" w:hAnsi="Symbol" w:hint="default"/>
+        <w:rFonts w:hint="default" w:ascii="Symbol" w:hAnsi="Symbol"/>
       </w:rPr>
     </w:lvl>
     <w:lvl w:ilvl="4" w:tplc="04090003" w:tentative="1">
@@ -16875,7 +17128,7 @@
         <w:ind w:left="3600" w:hanging="360"/>
       </w:pPr>
       <w:rPr>
-        <w:rFonts w:ascii="Courier New" w:hAnsi="Courier New" w:cs="Courier New" w:hint="default"/>
+        <w:rFonts w:hint="default" w:ascii="Courier New" w:hAnsi="Courier New" w:cs="Courier New"/>
       </w:rPr>
     </w:lvl>
     <w:lvl w:ilvl="5" w:tplc="04090005" w:tentative="1">
@@ -16887,7 +17140,7 @@
         <w:ind w:left="4320" w:hanging="360"/>
       </w:pPr>
       <w:rPr>
-        <w:rFonts w:ascii="Wingdings" w:hAnsi="Wingdings" w:hint="default"/>
+        <w:rFonts w:hint="default" w:ascii="Wingdings" w:hAnsi="Wingdings"/>
       </w:rPr>
     </w:lvl>
     <w:lvl w:ilvl="6" w:tplc="04090001" w:tentative="1">
@@ -16899,7 +17152,7 @@
         <w:ind w:left="5040" w:hanging="360"/>
       </w:pPr>
       <w:rPr>
-        <w:rFonts w:ascii="Symbol" w:hAnsi="Symbol" w:hint="default"/>
+        <w:rFonts w:hint="default" w:ascii="Symbol" w:hAnsi="Symbol"/>
       </w:rPr>
     </w:lvl>
     <w:lvl w:ilvl="7" w:tplc="04090003" w:tentative="1">
@@ -16911,7 +17164,7 @@
         <w:ind w:left="5760" w:hanging="360"/>
       </w:pPr>
       <w:rPr>
-        <w:rFonts w:ascii="Courier New" w:hAnsi="Courier New" w:cs="Courier New" w:hint="default"/>
+        <w:rFonts w:hint="default" w:ascii="Courier New" w:hAnsi="Courier New" w:cs="Courier New"/>
       </w:rPr>
     </w:lvl>
     <w:lvl w:ilvl="8" w:tplc="04090005" w:tentative="1">
@@ -16923,7 +17176,7 @@
         <w:ind w:left="6480" w:hanging="360"/>
       </w:pPr>
       <w:rPr>
-        <w:rFonts w:ascii="Wingdings" w:hAnsi="Wingdings" w:hint="default"/>
+        <w:rFonts w:hint="default" w:ascii="Wingdings" w:hAnsi="Wingdings"/>
       </w:rPr>
     </w:lvl>
   </w:abstractNum>
@@ -16940,7 +17193,7 @@
         <w:ind w:left="720" w:hanging="360"/>
       </w:pPr>
       <w:rPr>
-        <w:rFonts w:ascii="Wingdings" w:hAnsi="Wingdings" w:hint="default"/>
+        <w:rFonts w:hint="default" w:ascii="Wingdings" w:hAnsi="Wingdings"/>
       </w:rPr>
     </w:lvl>
     <w:lvl w:ilvl="1" w:tplc="04090003" w:tentative="1">
@@ -16952,7 +17205,7 @@
         <w:ind w:left="1440" w:hanging="360"/>
       </w:pPr>
       <w:rPr>
-        <w:rFonts w:ascii="Courier New" w:hAnsi="Courier New" w:cs="Courier New" w:hint="default"/>
+        <w:rFonts w:hint="default" w:ascii="Courier New" w:hAnsi="Courier New" w:cs="Courier New"/>
       </w:rPr>
     </w:lvl>
     <w:lvl w:ilvl="2" w:tplc="04090005" w:tentative="1">
@@ -16964,7 +17217,7 @@
         <w:ind w:left="2160" w:hanging="360"/>
       </w:pPr>
       <w:rPr>
-        <w:rFonts w:ascii="Wingdings" w:hAnsi="Wingdings" w:hint="default"/>
+        <w:rFonts w:hint="default" w:ascii="Wingdings" w:hAnsi="Wingdings"/>
       </w:rPr>
     </w:lvl>
     <w:lvl w:ilvl="3" w:tplc="04090001" w:tentative="1">
@@ -16976,7 +17229,7 @@
         <w:ind w:left="2880" w:hanging="360"/>
       </w:pPr>
       <w:rPr>
-        <w:rFonts w:ascii="Symbol" w:hAnsi="Symbol" w:hint="default"/>
+        <w:rFonts w:hint="default" w:ascii="Symbol" w:hAnsi="Symbol"/>
       </w:rPr>
     </w:lvl>
     <w:lvl w:ilvl="4" w:tplc="04090003" w:tentative="1">
@@ -16988,7 +17241,7 @@
         <w:ind w:left="3600" w:hanging="360"/>
       </w:pPr>
       <w:rPr>
-        <w:rFonts w:ascii="Courier New" w:hAnsi="Courier New" w:cs="Courier New" w:hint="default"/>
+        <w:rFonts w:hint="default" w:ascii="Courier New" w:hAnsi="Courier New" w:cs="Courier New"/>
       </w:rPr>
     </w:lvl>
     <w:lvl w:ilvl="5" w:tplc="04090005" w:tentative="1">
@@ -17000,7 +17253,7 @@
         <w:ind w:left="4320" w:hanging="360"/>
       </w:pPr>
       <w:rPr>
-        <w:rFonts w:ascii="Wingdings" w:hAnsi="Wingdings" w:hint="default"/>
+        <w:rFonts w:hint="default" w:ascii="Wingdings" w:hAnsi="Wingdings"/>
       </w:rPr>
     </w:lvl>
     <w:lvl w:ilvl="6" w:tplc="04090001" w:tentative="1">
@@ -17012,7 +17265,7 @@
         <w:ind w:left="5040" w:hanging="360"/>
       </w:pPr>
       <w:rPr>
-        <w:rFonts w:ascii="Symbol" w:hAnsi="Symbol" w:hint="default"/>
+        <w:rFonts w:hint="default" w:ascii="Symbol" w:hAnsi="Symbol"/>
       </w:rPr>
     </w:lvl>
     <w:lvl w:ilvl="7" w:tplc="04090003" w:tentative="1">
@@ -17024,7 +17277,7 @@
         <w:ind w:left="5760" w:hanging="360"/>
       </w:pPr>
       <w:rPr>
-        <w:rFonts w:ascii="Courier New" w:hAnsi="Courier New" w:cs="Courier New" w:hint="default"/>
+        <w:rFonts w:hint="default" w:ascii="Courier New" w:hAnsi="Courier New" w:cs="Courier New"/>
       </w:rPr>
     </w:lvl>
     <w:lvl w:ilvl="8" w:tplc="04090005" w:tentative="1">
@@ -17036,7 +17289,7 @@
         <w:ind w:left="6480" w:hanging="360"/>
       </w:pPr>
       <w:rPr>
-        <w:rFonts w:ascii="Wingdings" w:hAnsi="Wingdings" w:hint="default"/>
+        <w:rFonts w:hint="default" w:ascii="Wingdings" w:hAnsi="Wingdings"/>
       </w:rPr>
     </w:lvl>
   </w:abstractNum>
@@ -17053,7 +17306,7 @@
         <w:ind w:left="2461" w:hanging="360"/>
       </w:pPr>
       <w:rPr>
-        <w:rFonts w:ascii="Symbol" w:hAnsi="Symbol" w:hint="default"/>
+        <w:rFonts w:hint="default" w:ascii="Symbol" w:hAnsi="Symbol"/>
       </w:rPr>
     </w:lvl>
     <w:lvl w:ilvl="1" w:tplc="04090003" w:tentative="1">
@@ -17065,7 +17318,7 @@
         <w:ind w:left="3181" w:hanging="360"/>
       </w:pPr>
       <w:rPr>
-        <w:rFonts w:ascii="Courier New" w:hAnsi="Courier New" w:cs="Courier New" w:hint="default"/>
+        <w:rFonts w:hint="default" w:ascii="Courier New" w:hAnsi="Courier New" w:cs="Courier New"/>
       </w:rPr>
     </w:lvl>
     <w:lvl w:ilvl="2" w:tplc="04090005" w:tentative="1">
@@ -17077,7 +17330,7 @@
         <w:ind w:left="3901" w:hanging="360"/>
       </w:pPr>
       <w:rPr>
-        <w:rFonts w:ascii="Wingdings" w:hAnsi="Wingdings" w:hint="default"/>
+        <w:rFonts w:hint="default" w:ascii="Wingdings" w:hAnsi="Wingdings"/>
       </w:rPr>
     </w:lvl>
     <w:lvl w:ilvl="3" w:tplc="04090001" w:tentative="1">
@@ -17089,7 +17342,7 @@
         <w:ind w:left="4621" w:hanging="360"/>
       </w:pPr>
       <w:rPr>
-        <w:rFonts w:ascii="Symbol" w:hAnsi="Symbol" w:hint="default"/>
+        <w:rFonts w:hint="default" w:ascii="Symbol" w:hAnsi="Symbol"/>
       </w:rPr>
     </w:lvl>
     <w:lvl w:ilvl="4" w:tplc="04090003" w:tentative="1">
@@ -17101,7 +17354,7 @@
         <w:ind w:left="5341" w:hanging="360"/>
       </w:pPr>
       <w:rPr>
-        <w:rFonts w:ascii="Courier New" w:hAnsi="Courier New" w:cs="Courier New" w:hint="default"/>
+        <w:rFonts w:hint="default" w:ascii="Courier New" w:hAnsi="Courier New" w:cs="Courier New"/>
       </w:rPr>
     </w:lvl>
     <w:lvl w:ilvl="5" w:tplc="04090005" w:tentative="1">
@@ -17113,7 +17366,7 @@
         <w:ind w:left="6061" w:hanging="360"/>
       </w:pPr>
       <w:rPr>
-        <w:rFonts w:ascii="Wingdings" w:hAnsi="Wingdings" w:hint="default"/>
+        <w:rFonts w:hint="default" w:ascii="Wingdings" w:hAnsi="Wingdings"/>
       </w:rPr>
     </w:lvl>
     <w:lvl w:ilvl="6" w:tplc="04090001" w:tentative="1">
@@ -17125,7 +17378,7 @@
         <w:ind w:left="6781" w:hanging="360"/>
       </w:pPr>
       <w:rPr>
-        <w:rFonts w:ascii="Symbol" w:hAnsi="Symbol" w:hint="default"/>
+        <w:rFonts w:hint="default" w:ascii="Symbol" w:hAnsi="Symbol"/>
       </w:rPr>
     </w:lvl>
     <w:lvl w:ilvl="7" w:tplc="04090003" w:tentative="1">
@@ -17137,7 +17390,7 @@
         <w:ind w:left="7501" w:hanging="360"/>
       </w:pPr>
       <w:rPr>
-        <w:rFonts w:ascii="Courier New" w:hAnsi="Courier New" w:cs="Courier New" w:hint="default"/>
+        <w:rFonts w:hint="default" w:ascii="Courier New" w:hAnsi="Courier New" w:cs="Courier New"/>
       </w:rPr>
     </w:lvl>
     <w:lvl w:ilvl="8" w:tplc="04090005" w:tentative="1">
@@ -17149,7 +17402,7 @@
         <w:ind w:left="8221" w:hanging="360"/>
       </w:pPr>
       <w:rPr>
-        <w:rFonts w:ascii="Wingdings" w:hAnsi="Wingdings" w:hint="default"/>
+        <w:rFonts w:hint="default" w:ascii="Wingdings" w:hAnsi="Wingdings"/>
       </w:rPr>
     </w:lvl>
   </w:abstractNum>
@@ -17166,7 +17419,7 @@
         <w:ind w:left="1741" w:hanging="360"/>
       </w:pPr>
       <w:rPr>
-        <w:rFonts w:ascii="Wingdings" w:hAnsi="Wingdings" w:hint="default"/>
+        <w:rFonts w:hint="default" w:ascii="Wingdings" w:hAnsi="Wingdings"/>
       </w:rPr>
     </w:lvl>
     <w:lvl w:ilvl="1" w:tplc="04090003" w:tentative="1">
@@ -17178,7 +17431,7 @@
         <w:ind w:left="2461" w:hanging="360"/>
       </w:pPr>
       <w:rPr>
-        <w:rFonts w:ascii="Courier New" w:hAnsi="Courier New" w:cs="Courier New" w:hint="default"/>
+        <w:rFonts w:hint="default" w:ascii="Courier New" w:hAnsi="Courier New" w:cs="Courier New"/>
       </w:rPr>
     </w:lvl>
     <w:lvl w:ilvl="2" w:tplc="04090005" w:tentative="1">
@@ -17190,7 +17443,7 @@
         <w:ind w:left="3181" w:hanging="360"/>
       </w:pPr>
       <w:rPr>
-        <w:rFonts w:ascii="Wingdings" w:hAnsi="Wingdings" w:hint="default"/>
+        <w:rFonts w:hint="default" w:ascii="Wingdings" w:hAnsi="Wingdings"/>
       </w:rPr>
     </w:lvl>
     <w:lvl w:ilvl="3" w:tplc="04090001" w:tentative="1">
@@ -17202,7 +17455,7 @@
         <w:ind w:left="3901" w:hanging="360"/>
       </w:pPr>
       <w:rPr>
-        <w:rFonts w:ascii="Symbol" w:hAnsi="Symbol" w:hint="default"/>
+        <w:rFonts w:hint="default" w:ascii="Symbol" w:hAnsi="Symbol"/>
       </w:rPr>
     </w:lvl>
     <w:lvl w:ilvl="4" w:tplc="04090003" w:tentative="1">
@@ -17214,7 +17467,7 @@
         <w:ind w:left="4621" w:hanging="360"/>
       </w:pPr>
       <w:rPr>
-        <w:rFonts w:ascii="Courier New" w:hAnsi="Courier New" w:cs="Courier New" w:hint="default"/>
+        <w:rFonts w:hint="default" w:ascii="Courier New" w:hAnsi="Courier New" w:cs="Courier New"/>
       </w:rPr>
     </w:lvl>
     <w:lvl w:ilvl="5" w:tplc="04090005" w:tentative="1">
@@ -17226,7 +17479,7 @@
         <w:ind w:left="5341" w:hanging="360"/>
       </w:pPr>
       <w:rPr>
-        <w:rFonts w:ascii="Wingdings" w:hAnsi="Wingdings" w:hint="default"/>
+        <w:rFonts w:hint="default" w:ascii="Wingdings" w:hAnsi="Wingdings"/>
       </w:rPr>
     </w:lvl>
     <w:lvl w:ilvl="6" w:tplc="04090001" w:tentative="1">
@@ -17238,7 +17491,7 @@
         <w:ind w:left="6061" w:hanging="360"/>
       </w:pPr>
       <w:rPr>
-        <w:rFonts w:ascii="Symbol" w:hAnsi="Symbol" w:hint="default"/>
+        <w:rFonts w:hint="default" w:ascii="Symbol" w:hAnsi="Symbol"/>
       </w:rPr>
     </w:lvl>
     <w:lvl w:ilvl="7" w:tplc="04090003" w:tentative="1">
@@ -17250,7 +17503,7 @@
         <w:ind w:left="6781" w:hanging="360"/>
       </w:pPr>
       <w:rPr>
-        <w:rFonts w:ascii="Courier New" w:hAnsi="Courier New" w:cs="Courier New" w:hint="default"/>
+        <w:rFonts w:hint="default" w:ascii="Courier New" w:hAnsi="Courier New" w:cs="Courier New"/>
       </w:rPr>
     </w:lvl>
     <w:lvl w:ilvl="8" w:tplc="04090005" w:tentative="1">
@@ -17262,7 +17515,7 @@
         <w:ind w:left="7501" w:hanging="360"/>
       </w:pPr>
       <w:rPr>
-        <w:rFonts w:ascii="Wingdings" w:hAnsi="Wingdings" w:hint="default"/>
+        <w:rFonts w:hint="default" w:ascii="Wingdings" w:hAnsi="Wingdings"/>
       </w:rPr>
     </w:lvl>
   </w:abstractNum>
@@ -17404,7 +17657,7 @@
         <w:ind w:left="1440" w:hanging="360"/>
       </w:pPr>
       <w:rPr>
-        <w:rFonts w:ascii="Symbol" w:hAnsi="Symbol" w:hint="default"/>
+        <w:rFonts w:hint="default" w:ascii="Symbol" w:hAnsi="Symbol"/>
       </w:rPr>
     </w:lvl>
     <w:lvl w:ilvl="1" w:tplc="04090003" w:tentative="1">
@@ -17416,7 +17669,7 @@
         <w:ind w:left="2160" w:hanging="360"/>
       </w:pPr>
       <w:rPr>
-        <w:rFonts w:ascii="Courier New" w:hAnsi="Courier New" w:cs="Courier New" w:hint="default"/>
+        <w:rFonts w:hint="default" w:ascii="Courier New" w:hAnsi="Courier New" w:cs="Courier New"/>
       </w:rPr>
     </w:lvl>
     <w:lvl w:ilvl="2" w:tplc="04090005" w:tentative="1">
@@ -17428,7 +17681,7 @@
         <w:ind w:left="2880" w:hanging="360"/>
       </w:pPr>
       <w:rPr>
-        <w:rFonts w:ascii="Wingdings" w:hAnsi="Wingdings" w:hint="default"/>
+        <w:rFonts w:hint="default" w:ascii="Wingdings" w:hAnsi="Wingdings"/>
       </w:rPr>
     </w:lvl>
     <w:lvl w:ilvl="3" w:tplc="04090001" w:tentative="1">
@@ -17440,7 +17693,7 @@
         <w:ind w:left="3600" w:hanging="360"/>
       </w:pPr>
       <w:rPr>
-        <w:rFonts w:ascii="Symbol" w:hAnsi="Symbol" w:hint="default"/>
+        <w:rFonts w:hint="default" w:ascii="Symbol" w:hAnsi="Symbol"/>
       </w:rPr>
     </w:lvl>
     <w:lvl w:ilvl="4" w:tplc="04090003" w:tentative="1">
@@ -17452,7 +17705,7 @@
         <w:ind w:left="4320" w:hanging="360"/>
       </w:pPr>
       <w:rPr>
-        <w:rFonts w:ascii="Courier New" w:hAnsi="Courier New" w:cs="Courier New" w:hint="default"/>
+        <w:rFonts w:hint="default" w:ascii="Courier New" w:hAnsi="Courier New" w:cs="Courier New"/>
       </w:rPr>
     </w:lvl>
     <w:lvl w:ilvl="5" w:tplc="04090005" w:tentative="1">
@@ -17464,7 +17717,7 @@
         <w:ind w:left="5040" w:hanging="360"/>
       </w:pPr>
       <w:rPr>
-        <w:rFonts w:ascii="Wingdings" w:hAnsi="Wingdings" w:hint="default"/>
+        <w:rFonts w:hint="default" w:ascii="Wingdings" w:hAnsi="Wingdings"/>
       </w:rPr>
     </w:lvl>
     <w:lvl w:ilvl="6" w:tplc="04090001" w:tentative="1">
@@ -17476,7 +17729,7 @@
         <w:ind w:left="5760" w:hanging="360"/>
       </w:pPr>
       <w:rPr>
-        <w:rFonts w:ascii="Symbol" w:hAnsi="Symbol" w:hint="default"/>
+        <w:rFonts w:hint="default" w:ascii="Symbol" w:hAnsi="Symbol"/>
       </w:rPr>
     </w:lvl>
     <w:lvl w:ilvl="7" w:tplc="04090003" w:tentative="1">
@@ -17488,7 +17741,7 @@
         <w:ind w:left="6480" w:hanging="360"/>
       </w:pPr>
       <w:rPr>
-        <w:rFonts w:ascii="Courier New" w:hAnsi="Courier New" w:cs="Courier New" w:hint="default"/>
+        <w:rFonts w:hint="default" w:ascii="Courier New" w:hAnsi="Courier New" w:cs="Courier New"/>
       </w:rPr>
     </w:lvl>
     <w:lvl w:ilvl="8" w:tplc="04090005" w:tentative="1">
@@ -17500,7 +17753,7 @@
         <w:ind w:left="7200" w:hanging="360"/>
       </w:pPr>
       <w:rPr>
-        <w:rFonts w:ascii="Wingdings" w:hAnsi="Wingdings" w:hint="default"/>
+        <w:rFonts w:hint="default" w:ascii="Wingdings" w:hAnsi="Wingdings"/>
       </w:rPr>
     </w:lvl>
   </w:abstractNum>
@@ -17720,7 +17973,7 @@
         <w:ind w:left="720" w:hanging="360"/>
       </w:pPr>
       <w:rPr>
-        <w:rFonts w:ascii="Wingdings" w:eastAsia="Times New Roman" w:hAnsi="Wingdings" w:cs="Times New Roman" w:hint="default"/>
+        <w:rFonts w:hint="default" w:ascii="Wingdings" w:hAnsi="Wingdings" w:eastAsia="Times New Roman" w:cs="Times New Roman"/>
       </w:rPr>
     </w:lvl>
     <w:lvl w:ilvl="1" w:tplc="04090003" w:tentative="1">
@@ -17732,7 +17985,7 @@
         <w:ind w:left="1440" w:hanging="360"/>
       </w:pPr>
       <w:rPr>
-        <w:rFonts w:ascii="Courier New" w:hAnsi="Courier New" w:cs="Courier New" w:hint="default"/>
+        <w:rFonts w:hint="default" w:ascii="Courier New" w:hAnsi="Courier New" w:cs="Courier New"/>
       </w:rPr>
     </w:lvl>
     <w:lvl w:ilvl="2" w:tplc="04090005" w:tentative="1">
@@ -17744,7 +17997,7 @@
         <w:ind w:left="2160" w:hanging="360"/>
       </w:pPr>
       <w:rPr>
-        <w:rFonts w:ascii="Wingdings" w:hAnsi="Wingdings" w:hint="default"/>
+        <w:rFonts w:hint="default" w:ascii="Wingdings" w:hAnsi="Wingdings"/>
       </w:rPr>
     </w:lvl>
     <w:lvl w:ilvl="3" w:tplc="04090001" w:tentative="1">
@@ -17756,7 +18009,7 @@
         <w:ind w:left="2880" w:hanging="360"/>
       </w:pPr>
       <w:rPr>
-        <w:rFonts w:ascii="Symbol" w:hAnsi="Symbol" w:hint="default"/>
+        <w:rFonts w:hint="default" w:ascii="Symbol" w:hAnsi="Symbol"/>
       </w:rPr>
     </w:lvl>
     <w:lvl w:ilvl="4" w:tplc="04090003" w:tentative="1">
@@ -17768,7 +18021,7 @@
         <w:ind w:left="3600" w:hanging="360"/>
       </w:pPr>
       <w:rPr>
-        <w:rFonts w:ascii="Courier New" w:hAnsi="Courier New" w:cs="Courier New" w:hint="default"/>
+        <w:rFonts w:hint="default" w:ascii="Courier New" w:hAnsi="Courier New" w:cs="Courier New"/>
       </w:rPr>
     </w:lvl>
     <w:lvl w:ilvl="5" w:tplc="04090005" w:tentative="1">
@@ -17780,7 +18033,7 @@
         <w:ind w:left="4320" w:hanging="360"/>
       </w:pPr>
       <w:rPr>
-        <w:rFonts w:ascii="Wingdings" w:hAnsi="Wingdings" w:hint="default"/>
+        <w:rFonts w:hint="default" w:ascii="Wingdings" w:hAnsi="Wingdings"/>
       </w:rPr>
     </w:lvl>
     <w:lvl w:ilvl="6" w:tplc="04090001" w:tentative="1">
@@ -17792,7 +18045,7 @@
         <w:ind w:left="5040" w:hanging="360"/>
       </w:pPr>
       <w:rPr>
-        <w:rFonts w:ascii="Symbol" w:hAnsi="Symbol" w:hint="default"/>
+        <w:rFonts w:hint="default" w:ascii="Symbol" w:hAnsi="Symbol"/>
       </w:rPr>
     </w:lvl>
     <w:lvl w:ilvl="7" w:tplc="04090003" w:tentative="1">
@@ -17804,7 +18057,7 @@
         <w:ind w:left="5760" w:hanging="360"/>
       </w:pPr>
       <w:rPr>
-        <w:rFonts w:ascii="Courier New" w:hAnsi="Courier New" w:cs="Courier New" w:hint="default"/>
+        <w:rFonts w:hint="default" w:ascii="Courier New" w:hAnsi="Courier New" w:cs="Courier New"/>
       </w:rPr>
     </w:lvl>
     <w:lvl w:ilvl="8" w:tplc="04090005" w:tentative="1">
@@ -17816,7 +18069,7 @@
         <w:ind w:left="6480" w:hanging="360"/>
       </w:pPr>
       <w:rPr>
-        <w:rFonts w:ascii="Wingdings" w:hAnsi="Wingdings" w:hint="default"/>
+        <w:rFonts w:hint="default" w:ascii="Wingdings" w:hAnsi="Wingdings"/>
       </w:rPr>
     </w:lvl>
   </w:abstractNum>
@@ -17833,7 +18086,7 @@
         <w:ind w:left="450" w:hanging="360"/>
       </w:pPr>
       <w:rPr>
-        <w:rFonts w:ascii="Arial" w:eastAsia="Calibri" w:hAnsi="Arial" w:cs="Arial" w:hint="default"/>
+        <w:rFonts w:hint="default" w:ascii="Arial" w:hAnsi="Arial" w:eastAsia="Calibri" w:cs="Arial"/>
       </w:rPr>
     </w:lvl>
     <w:lvl w:ilvl="1" w:tplc="04090003" w:tentative="1">
@@ -17845,7 +18098,7 @@
         <w:ind w:left="1170" w:hanging="360"/>
       </w:pPr>
       <w:rPr>
-        <w:rFonts w:ascii="Courier New" w:hAnsi="Courier New" w:cs="Courier New" w:hint="default"/>
+        <w:rFonts w:hint="default" w:ascii="Courier New" w:hAnsi="Courier New" w:cs="Courier New"/>
       </w:rPr>
     </w:lvl>
     <w:lvl w:ilvl="2" w:tplc="04090005" w:tentative="1">
@@ -17857,7 +18110,7 @@
         <w:ind w:left="1890" w:hanging="360"/>
       </w:pPr>
       <w:rPr>
-        <w:rFonts w:ascii="Wingdings" w:hAnsi="Wingdings" w:hint="default"/>
+        <w:rFonts w:hint="default" w:ascii="Wingdings" w:hAnsi="Wingdings"/>
       </w:rPr>
     </w:lvl>
     <w:lvl w:ilvl="3" w:tplc="04090001" w:tentative="1">
@@ -17869,7 +18122,7 @@
         <w:ind w:left="2610" w:hanging="360"/>
       </w:pPr>
       <w:rPr>
-        <w:rFonts w:ascii="Symbol" w:hAnsi="Symbol" w:hint="default"/>
+        <w:rFonts w:hint="default" w:ascii="Symbol" w:hAnsi="Symbol"/>
       </w:rPr>
     </w:lvl>
     <w:lvl w:ilvl="4" w:tplc="04090003" w:tentative="1">
@@ -17881,7 +18134,7 @@
         <w:ind w:left="3330" w:hanging="360"/>
       </w:pPr>
       <w:rPr>
-        <w:rFonts w:ascii="Courier New" w:hAnsi="Courier New" w:cs="Courier New" w:hint="default"/>
+        <w:rFonts w:hint="default" w:ascii="Courier New" w:hAnsi="Courier New" w:cs="Courier New"/>
       </w:rPr>
     </w:lvl>
     <w:lvl w:ilvl="5" w:tplc="04090005" w:tentative="1">
@@ -17893,7 +18146,7 @@
         <w:ind w:left="4050" w:hanging="360"/>
       </w:pPr>
       <w:rPr>
-        <w:rFonts w:ascii="Wingdings" w:hAnsi="Wingdings" w:hint="default"/>
+        <w:rFonts w:hint="default" w:ascii="Wingdings" w:hAnsi="Wingdings"/>
       </w:rPr>
     </w:lvl>
     <w:lvl w:ilvl="6" w:tplc="04090001" w:tentative="1">
@@ -17905,7 +18158,7 @@
         <w:ind w:left="4770" w:hanging="360"/>
       </w:pPr>
       <w:rPr>
-        <w:rFonts w:ascii="Symbol" w:hAnsi="Symbol" w:hint="default"/>
+        <w:rFonts w:hint="default" w:ascii="Symbol" w:hAnsi="Symbol"/>
       </w:rPr>
     </w:lvl>
     <w:lvl w:ilvl="7" w:tplc="04090003" w:tentative="1">
@@ -17917,7 +18170,7 @@
         <w:ind w:left="5490" w:hanging="360"/>
       </w:pPr>
       <w:rPr>
-        <w:rFonts w:ascii="Courier New" w:hAnsi="Courier New" w:cs="Courier New" w:hint="default"/>
+        <w:rFonts w:hint="default" w:ascii="Courier New" w:hAnsi="Courier New" w:cs="Courier New"/>
       </w:rPr>
     </w:lvl>
     <w:lvl w:ilvl="8" w:tplc="04090005" w:tentative="1">
@@ -17929,7 +18182,7 @@
         <w:ind w:left="6210" w:hanging="360"/>
       </w:pPr>
       <w:rPr>
-        <w:rFonts w:ascii="Wingdings" w:hAnsi="Wingdings" w:hint="default"/>
+        <w:rFonts w:hint="default" w:ascii="Wingdings" w:hAnsi="Wingdings"/>
       </w:rPr>
     </w:lvl>
   </w:abstractNum>
@@ -18256,11 +18509,11 @@
 </file>
 
 <file path=word/styles.xml><?xml version="1.0" encoding="utf-8"?>
-<w:styles xmlns:mc="http://schemas.openxmlformats.org/markup-compatibility/2006" xmlns:r="http://schemas.openxmlformats.org/officeDocument/2006/relationships" xmlns:w="http://schemas.openxmlformats.org/wordprocessingml/2006/main" xmlns:w14="http://schemas.microsoft.com/office/word/2010/wordml" xmlns:w15="http://schemas.microsoft.com/office/word/2012/wordml" xmlns:w16cex="http://schemas.microsoft.com/office/word/2018/wordml/cex" xmlns:w16cid="http://schemas.microsoft.com/office/word/2016/wordml/cid" xmlns:w16="http://schemas.microsoft.com/office/word/2018/wordml" xmlns:w16du="http://schemas.microsoft.com/office/word/2023/wordml/word16du" xmlns:w16sdtdh="http://schemas.microsoft.com/office/word/2020/wordml/sdtdatahash" xmlns:w16sdtfl="http://schemas.microsoft.com/office/word/2024/wordml/sdtformatlock" xmlns:w16se="http://schemas.microsoft.com/office/word/2015/wordml/symex" mc:Ignorable="w14 w15 w16se w16cid w16 w16cex w16sdtdh w16sdtfl w16du">
+<w:styles xmlns:wp14="http://schemas.microsoft.com/office/word/2010/wordprocessingDrawing" xmlns:mc="http://schemas.openxmlformats.org/markup-compatibility/2006" xmlns:r="http://schemas.openxmlformats.org/officeDocument/2006/relationships" xmlns:w="http://schemas.openxmlformats.org/wordprocessingml/2006/main" xmlns:w14="http://schemas.microsoft.com/office/word/2010/wordml" xmlns:w15="http://schemas.microsoft.com/office/word/2012/wordml" xmlns:w16cex="http://schemas.microsoft.com/office/word/2018/wordml/cex" xmlns:w16cid="http://schemas.microsoft.com/office/word/2016/wordml/cid" xmlns:w16="http://schemas.microsoft.com/office/word/2018/wordml" xmlns:w16du="http://schemas.microsoft.com/office/word/2023/wordml/word16du" xmlns:w16sdtdh="http://schemas.microsoft.com/office/word/2020/wordml/sdtdatahash" xmlns:w16sdtfl="http://schemas.microsoft.com/office/word/2024/wordml/sdtformatlock" xmlns:w16se="http://schemas.microsoft.com/office/word/2015/wordml/symex" mc:Ignorable="w14 w15 w16se w16cid w16 w16cex w16sdtdh w16sdtfl w16du wp14">
   <w:docDefaults>
     <w:rPrDefault>
       <w:rPr>
-        <w:rFonts w:ascii="Times New Roman" w:eastAsiaTheme="minorHAnsi" w:hAnsi="Times New Roman" w:cs="Times New Roman"/>
+        <w:rFonts w:ascii="Times New Roman" w:hAnsi="Times New Roman" w:cs="Times New Roman" w:eastAsiaTheme="minorHAnsi"/>
         <w:sz w:val="24"/>
         <w:szCs w:val="24"/>
         <w:lang w:val="en-US" w:eastAsia="en-US" w:bidi="ar-SA"/>
@@ -18277,14 +18530,14 @@
   <w:latentStyles w:defLockedState="0" w:defUIPriority="99" w:defSemiHidden="0" w:defUnhideWhenUsed="0" w:defQFormat="0" w:count="376">
     <w:lsdException w:name="Normal" w:uiPriority="0" w:qFormat="1"/>
     <w:lsdException w:name="heading 1" w:uiPriority="0" w:qFormat="1"/>
-    <w:lsdException w:name="heading 2" w:semiHidden="1" w:uiPriority="9" w:unhideWhenUsed="1" w:qFormat="1"/>
-    <w:lsdException w:name="heading 3" w:semiHidden="1" w:uiPriority="9" w:unhideWhenUsed="1" w:qFormat="1"/>
-    <w:lsdException w:name="heading 4" w:semiHidden="1" w:uiPriority="9" w:unhideWhenUsed="1" w:qFormat="1"/>
-    <w:lsdException w:name="heading 5" w:semiHidden="1" w:uiPriority="9" w:unhideWhenUsed="1" w:qFormat="1"/>
-    <w:lsdException w:name="heading 6" w:semiHidden="1" w:uiPriority="9" w:unhideWhenUsed="1" w:qFormat="1"/>
-    <w:lsdException w:name="heading 7" w:semiHidden="1" w:uiPriority="9" w:unhideWhenUsed="1" w:qFormat="1"/>
-    <w:lsdException w:name="heading 8" w:semiHidden="1" w:uiPriority="9" w:unhideWhenUsed="1" w:qFormat="1"/>
-    <w:lsdException w:name="heading 9" w:semiHidden="1" w:uiPriority="9" w:unhideWhenUsed="1" w:qFormat="1"/>
+    <w:lsdException w:name="heading 2" w:uiPriority="9" w:semiHidden="1" w:unhideWhenUsed="1" w:qFormat="1"/>
+    <w:lsdException w:name="heading 3" w:uiPriority="9" w:semiHidden="1" w:unhideWhenUsed="1" w:qFormat="1"/>
+    <w:lsdException w:name="heading 4" w:uiPriority="9" w:semiHidden="1" w:unhideWhenUsed="1" w:qFormat="1"/>
+    <w:lsdException w:name="heading 5" w:uiPriority="9" w:semiHidden="1" w:unhideWhenUsed="1" w:qFormat="1"/>
+    <w:lsdException w:name="heading 6" w:uiPriority="9" w:semiHidden="1" w:unhideWhenUsed="1" w:qFormat="1"/>
+    <w:lsdException w:name="heading 7" w:uiPriority="9" w:semiHidden="1" w:unhideWhenUsed="1" w:qFormat="1"/>
+    <w:lsdException w:name="heading 8" w:uiPriority="9" w:semiHidden="1" w:unhideWhenUsed="1" w:qFormat="1"/>
+    <w:lsdException w:name="heading 9" w:uiPriority="9" w:semiHidden="1" w:unhideWhenUsed="1" w:qFormat="1"/>
     <w:lsdException w:name="index 1" w:semiHidden="1" w:unhideWhenUsed="1"/>
     <w:lsdException w:name="index 2" w:semiHidden="1" w:unhideWhenUsed="1"/>
     <w:lsdException w:name="index 3" w:semiHidden="1" w:unhideWhenUsed="1"/>
@@ -18294,22 +18547,22 @@
     <w:lsdException w:name="index 7" w:semiHidden="1" w:unhideWhenUsed="1"/>
     <w:lsdException w:name="index 8" w:semiHidden="1" w:unhideWhenUsed="1"/>
     <w:lsdException w:name="index 9" w:semiHidden="1" w:unhideWhenUsed="1"/>
-    <w:lsdException w:name="toc 1" w:semiHidden="1" w:uiPriority="39" w:unhideWhenUsed="1" w:qFormat="1"/>
-    <w:lsdException w:name="toc 2" w:semiHidden="1" w:uiPriority="39" w:unhideWhenUsed="1" w:qFormat="1"/>
-    <w:lsdException w:name="toc 3" w:semiHidden="1" w:uiPriority="39" w:unhideWhenUsed="1" w:qFormat="1"/>
-    <w:lsdException w:name="toc 4" w:semiHidden="1" w:uiPriority="39" w:unhideWhenUsed="1"/>
-    <w:lsdException w:name="toc 5" w:semiHidden="1" w:uiPriority="39" w:unhideWhenUsed="1"/>
-    <w:lsdException w:name="toc 6" w:semiHidden="1" w:uiPriority="39" w:unhideWhenUsed="1"/>
-    <w:lsdException w:name="toc 7" w:semiHidden="1" w:uiPriority="39" w:unhideWhenUsed="1"/>
-    <w:lsdException w:name="toc 8" w:semiHidden="1" w:uiPriority="39" w:unhideWhenUsed="1"/>
-    <w:lsdException w:name="toc 9" w:semiHidden="1" w:uiPriority="39" w:unhideWhenUsed="1"/>
+    <w:lsdException w:name="toc 1" w:uiPriority="39" w:semiHidden="1" w:unhideWhenUsed="1" w:qFormat="1"/>
+    <w:lsdException w:name="toc 2" w:uiPriority="39" w:semiHidden="1" w:unhideWhenUsed="1" w:qFormat="1"/>
+    <w:lsdException w:name="toc 3" w:uiPriority="39" w:semiHidden="1" w:unhideWhenUsed="1" w:qFormat="1"/>
+    <w:lsdException w:name="toc 4" w:uiPriority="39" w:semiHidden="1" w:unhideWhenUsed="1"/>
+    <w:lsdException w:name="toc 5" w:uiPriority="39" w:semiHidden="1" w:unhideWhenUsed="1"/>
+    <w:lsdException w:name="toc 6" w:uiPriority="39" w:semiHidden="1" w:unhideWhenUsed="1"/>
+    <w:lsdException w:name="toc 7" w:uiPriority="39" w:semiHidden="1" w:unhideWhenUsed="1"/>
+    <w:lsdException w:name="toc 8" w:uiPriority="39" w:semiHidden="1" w:unhideWhenUsed="1"/>
+    <w:lsdException w:name="toc 9" w:uiPriority="39" w:semiHidden="1" w:unhideWhenUsed="1"/>
     <w:lsdException w:name="Normal Indent" w:semiHidden="1" w:unhideWhenUsed="1"/>
     <w:lsdException w:name="footnote text" w:semiHidden="1" w:unhideWhenUsed="1"/>
     <w:lsdException w:name="annotation text" w:semiHidden="1" w:unhideWhenUsed="1"/>
     <w:lsdException w:name="header" w:semiHidden="1" w:unhideWhenUsed="1"/>
     <w:lsdException w:name="footer" w:semiHidden="1" w:unhideWhenUsed="1"/>
     <w:lsdException w:name="index heading" w:semiHidden="1" w:unhideWhenUsed="1"/>
-    <w:lsdException w:name="caption" w:semiHidden="1" w:uiPriority="35" w:unhideWhenUsed="1" w:qFormat="1"/>
+    <w:lsdException w:name="caption" w:uiPriority="35" w:semiHidden="1" w:unhideWhenUsed="1" w:qFormat="1"/>
     <w:lsdException w:name="table of figures" w:semiHidden="1" w:unhideWhenUsed="1"/>
     <w:lsdException w:name="envelope address" w:semiHidden="1" w:unhideWhenUsed="1"/>
     <w:lsdException w:name="envelope return" w:semiHidden="1" w:unhideWhenUsed="1"/>
@@ -18340,7 +18593,7 @@
     <w:lsdException w:name="Title" w:uiPriority="10" w:qFormat="1"/>
     <w:lsdException w:name="Closing" w:semiHidden="1" w:unhideWhenUsed="1"/>
     <w:lsdException w:name="Signature" w:semiHidden="1" w:unhideWhenUsed="1"/>
-    <w:lsdException w:name="Default Paragraph Font" w:semiHidden="1" w:uiPriority="1" w:unhideWhenUsed="1"/>
+    <w:lsdException w:name="Default Paragraph Font" w:uiPriority="1" w:semiHidden="1" w:unhideWhenUsed="1"/>
     <w:lsdException w:name="Body Text" w:semiHidden="1" w:unhideWhenUsed="1"/>
     <w:lsdException w:name="Body Text Indent" w:semiHidden="1" w:unhideWhenUsed="1"/>
     <w:lsdException w:name="List Continue" w:semiHidden="1" w:unhideWhenUsed="1"/>
@@ -18365,7 +18618,7 @@
     <w:lsdException w:name="Strong" w:uiPriority="22" w:qFormat="1"/>
     <w:lsdException w:name="Emphasis" w:uiPriority="20" w:qFormat="1"/>
     <w:lsdException w:name="Document Map" w:semiHidden="1" w:unhideWhenUsed="1"/>
-    <w:lsdException w:name="Plain Text" w:semiHidden="1" w:uiPriority="0" w:unhideWhenUsed="1"/>
+    <w:lsdException w:name="Plain Text" w:uiPriority="0" w:semiHidden="1" w:unhideWhenUsed="1"/>
     <w:lsdException w:name="E-mail Signature" w:semiHidden="1" w:unhideWhenUsed="1"/>
     <w:lsdException w:name="HTML Top of Form" w:semiHidden="1" w:unhideWhenUsed="1"/>
     <w:lsdException w:name="HTML Bottom of Form" w:semiHidden="1" w:unhideWhenUsed="1"/>
@@ -18540,8 +18793,8 @@
     <w:lsdException w:name="Subtle Reference" w:uiPriority="31" w:qFormat="1"/>
     <w:lsdException w:name="Intense Reference" w:uiPriority="32" w:qFormat="1"/>
     <w:lsdException w:name="Book Title" w:uiPriority="33" w:qFormat="1"/>
-    <w:lsdException w:name="Bibliography" w:semiHidden="1" w:uiPriority="37" w:unhideWhenUsed="1"/>
-    <w:lsdException w:name="TOC Heading" w:semiHidden="1" w:uiPriority="39" w:unhideWhenUsed="1" w:qFormat="1"/>
+    <w:lsdException w:name="Bibliography" w:uiPriority="37" w:semiHidden="1" w:unhideWhenUsed="1"/>
+    <w:lsdException w:name="TOC Heading" w:uiPriority="39" w:semiHidden="1" w:unhideWhenUsed="1" w:qFormat="1"/>
     <w:lsdException w:name="Plain Table 1" w:uiPriority="41"/>
     <w:lsdException w:name="Plain Table 2" w:uiPriority="42"/>
     <w:lsdException w:name="Plain Table 3" w:uiPriority="43"/>
@@ -18652,7 +18905,7 @@
     <w:lsdException w:name="Unresolved Mention" w:semiHidden="1" w:unhideWhenUsed="1"/>
     <w:lsdException w:name="Smart Link" w:semiHidden="1" w:unhideWhenUsed="1"/>
   </w:latentStyles>
-  <w:style w:type="paragraph" w:default="1" w:styleId="Normal">
+  <w:style w:type="paragraph" w:styleId="Normal" w:default="1">
     <w:name w:val="Normal"/>
     <w:qFormat/>
     <w:rsid w:val="007C2C43"/>
@@ -18679,7 +18932,7 @@
       <w:outlineLvl w:val="0"/>
     </w:pPr>
     <w:rPr>
-      <w:rFonts w:ascii="Arial" w:eastAsia="Times New Roman" w:hAnsi="Arial" w:cs="Arial"/>
+      <w:rFonts w:ascii="Arial" w:hAnsi="Arial" w:eastAsia="Times New Roman" w:cs="Arial"/>
       <w:b/>
       <w:bCs/>
     </w:rPr>
@@ -18701,7 +18954,7 @@
       <w:outlineLvl w:val="2"/>
     </w:pPr>
     <w:rPr>
-      <w:rFonts w:asciiTheme="majorHAnsi" w:eastAsiaTheme="majorEastAsia" w:hAnsiTheme="majorHAnsi" w:cstheme="majorBidi"/>
+      <w:rFonts w:asciiTheme="majorHAnsi" w:hAnsiTheme="majorHAnsi" w:eastAsiaTheme="majorEastAsia" w:cstheme="majorBidi"/>
       <w:b/>
       <w:bCs/>
       <w:color w:val="4F81BD" w:themeColor="accent1"/>
@@ -18724,7 +18977,7 @@
       <w:outlineLvl w:val="3"/>
     </w:pPr>
     <w:rPr>
-      <w:rFonts w:asciiTheme="majorHAnsi" w:eastAsiaTheme="majorEastAsia" w:hAnsiTheme="majorHAnsi" w:cstheme="majorBidi"/>
+      <w:rFonts w:asciiTheme="majorHAnsi" w:hAnsiTheme="majorHAnsi" w:eastAsiaTheme="majorEastAsia" w:cstheme="majorBidi"/>
       <w:b/>
       <w:bCs/>
       <w:i/>
@@ -18732,12 +18985,12 @@
       <w:color w:val="4F81BD" w:themeColor="accent1"/>
     </w:rPr>
   </w:style>
-  <w:style w:type="character" w:default="1" w:styleId="DefaultParagraphFont">
+  <w:style w:type="character" w:styleId="DefaultParagraphFont" w:default="1">
     <w:name w:val="Default Paragraph Font"/>
     <w:uiPriority w:val="1"/>
     <w:unhideWhenUsed/>
   </w:style>
-  <w:style w:type="table" w:default="1" w:styleId="TableNormal">
+  <w:style w:type="table" w:styleId="TableNormal" w:default="1">
     <w:name w:val="Normal Table"/>
     <w:uiPriority w:val="99"/>
     <w:semiHidden/>
@@ -18752,7 +19005,7 @@
       </w:tblCellMar>
     </w:tblPr>
   </w:style>
-  <w:style w:type="numbering" w:default="1" w:styleId="NoList">
+  <w:style w:type="numbering" w:styleId="NoList" w:default="1">
     <w:name w:val="No List"/>
     <w:uiPriority w:val="99"/>
     <w:semiHidden/>
@@ -18773,7 +19026,7 @@
       <w:spacing w:line="240" w:lineRule="auto"/>
     </w:pPr>
   </w:style>
-  <w:style w:type="character" w:customStyle="1" w:styleId="HeaderChar">
+  <w:style w:type="character" w:styleId="HeaderChar" w:customStyle="1">
     <w:name w:val="Header Char"/>
     <w:basedOn w:val="DefaultParagraphFont"/>
     <w:link w:val="Header"/>
@@ -18795,7 +19048,7 @@
       <w:spacing w:line="240" w:lineRule="auto"/>
     </w:pPr>
   </w:style>
-  <w:style w:type="character" w:customStyle="1" w:styleId="FooterChar">
+  <w:style w:type="character" w:styleId="FooterChar" w:customStyle="1">
     <w:name w:val="Footer Char"/>
     <w:basedOn w:val="DefaultParagraphFont"/>
     <w:link w:val="Footer"/>
@@ -18813,27 +19066,27 @@
     </w:pPr>
     <w:tblPr>
       <w:tblBorders>
-        <w:top w:val="single" w:sz="4" w:space="0" w:color="auto"/>
-        <w:left w:val="single" w:sz="4" w:space="0" w:color="auto"/>
-        <w:bottom w:val="single" w:sz="4" w:space="0" w:color="auto"/>
-        <w:right w:val="single" w:sz="4" w:space="0" w:color="auto"/>
-        <w:insideH w:val="single" w:sz="4" w:space="0" w:color="auto"/>
-        <w:insideV w:val="single" w:sz="4" w:space="0" w:color="auto"/>
+        <w:top w:val="single" w:color="auto" w:sz="4" w:space="0"/>
+        <w:left w:val="single" w:color="auto" w:sz="4" w:space="0"/>
+        <w:bottom w:val="single" w:color="auto" w:sz="4" w:space="0"/>
+        <w:right w:val="single" w:color="auto" w:sz="4" w:space="0"/>
+        <w:insideH w:val="single" w:color="auto" w:sz="4" w:space="0"/>
+        <w:insideV w:val="single" w:color="auto" w:sz="4" w:space="0"/>
       </w:tblBorders>
     </w:tblPr>
   </w:style>
-  <w:style w:type="character" w:customStyle="1" w:styleId="Heading1Char">
+  <w:style w:type="character" w:styleId="Heading1Char" w:customStyle="1">
     <w:name w:val="Heading 1 Char"/>
     <w:basedOn w:val="DefaultParagraphFont"/>
     <w:link w:val="Heading1"/>
     <w:rsid w:val="006A6309"/>
     <w:rPr>
-      <w:rFonts w:ascii="Arial" w:eastAsia="Times New Roman" w:hAnsi="Arial" w:cs="Arial"/>
+      <w:rFonts w:ascii="Arial" w:hAnsi="Arial" w:eastAsia="Times New Roman" w:cs="Arial"/>
       <w:b/>
       <w:bCs/>
     </w:rPr>
   </w:style>
-  <w:style w:type="character" w:customStyle="1" w:styleId="Heading3Char">
+  <w:style w:type="character" w:styleId="Heading3Char" w:customStyle="1">
     <w:name w:val="Heading 3 Char"/>
     <w:basedOn w:val="DefaultParagraphFont"/>
     <w:link w:val="Heading3"/>
@@ -18841,13 +19094,13 @@
     <w:semiHidden/>
     <w:rsid w:val="006A6309"/>
     <w:rPr>
-      <w:rFonts w:asciiTheme="majorHAnsi" w:eastAsiaTheme="majorEastAsia" w:hAnsiTheme="majorHAnsi" w:cstheme="majorBidi"/>
+      <w:rFonts w:asciiTheme="majorHAnsi" w:hAnsiTheme="majorHAnsi" w:eastAsiaTheme="majorEastAsia" w:cstheme="majorBidi"/>
       <w:b/>
       <w:bCs/>
       <w:color w:val="4F81BD" w:themeColor="accent1"/>
     </w:rPr>
   </w:style>
-  <w:style w:type="character" w:customStyle="1" w:styleId="Heading4Char">
+  <w:style w:type="character" w:styleId="Heading4Char" w:customStyle="1">
     <w:name w:val="Heading 4 Char"/>
     <w:basedOn w:val="DefaultParagraphFont"/>
     <w:link w:val="Heading4"/>
@@ -18855,7 +19108,7 @@
     <w:semiHidden/>
     <w:rsid w:val="006A6309"/>
     <w:rPr>
-      <w:rFonts w:asciiTheme="majorHAnsi" w:eastAsiaTheme="majorEastAsia" w:hAnsiTheme="majorHAnsi" w:cstheme="majorBidi"/>
+      <w:rFonts w:asciiTheme="majorHAnsi" w:hAnsiTheme="majorHAnsi" w:eastAsiaTheme="majorEastAsia" w:cstheme="majorBidi"/>
       <w:b/>
       <w:bCs/>
       <w:i/>
@@ -18888,24 +19141,24 @@
       <w:jc w:val="left"/>
     </w:pPr>
     <w:rPr>
-      <w:rFonts w:ascii="Courier New" w:eastAsia="Times New Roman" w:hAnsi="Courier New" w:cs="Courier New"/>
+      <w:rFonts w:ascii="Courier New" w:hAnsi="Courier New" w:eastAsia="Times New Roman" w:cs="Courier New"/>
       <w:sz w:val="20"/>
       <w:szCs w:val="20"/>
     </w:rPr>
   </w:style>
-  <w:style w:type="character" w:customStyle="1" w:styleId="PlainTextChar">
+  <w:style w:type="character" w:styleId="PlainTextChar" w:customStyle="1">
     <w:name w:val="Plain Text Char"/>
     <w:basedOn w:val="DefaultParagraphFont"/>
     <w:link w:val="PlainText"/>
     <w:semiHidden/>
     <w:rsid w:val="006A6309"/>
     <w:rPr>
-      <w:rFonts w:ascii="Courier New" w:eastAsia="Times New Roman" w:hAnsi="Courier New" w:cs="Courier New"/>
+      <w:rFonts w:ascii="Courier New" w:hAnsi="Courier New" w:eastAsia="Times New Roman" w:cs="Courier New"/>
       <w:sz w:val="20"/>
       <w:szCs w:val="20"/>
     </w:rPr>
   </w:style>
-  <w:style w:type="paragraph" w:customStyle="1" w:styleId="body">
+  <w:style w:type="paragraph" w:styleId="body" w:customStyle="1">
     <w:name w:val="body"/>
     <w:rsid w:val="006A6309"/>
     <w:pPr>
@@ -18915,13 +19168,13 @@
       <w:jc w:val="left"/>
     </w:pPr>
     <w:rPr>
-      <w:rFonts w:ascii="Times" w:eastAsia="Times New Roman" w:hAnsi="Times" w:cs="Times"/>
+      <w:rFonts w:ascii="Times" w:hAnsi="Times" w:eastAsia="Times New Roman" w:cs="Times"/>
       <w:sz w:val="22"/>
       <w:szCs w:val="22"/>
       <w:lang w:val="en-AU"/>
     </w:rPr>
   </w:style>
-  <w:style w:type="paragraph" w:customStyle="1" w:styleId="TableContents">
+  <w:style w:type="paragraph" w:styleId="TableContents" w:customStyle="1">
     <w:name w:val="Table Contents"/>
     <w:basedOn w:val="Normal"/>
     <w:rsid w:val="006A6309"/>
@@ -18954,7 +19207,7 @@
       <w:szCs w:val="16"/>
     </w:rPr>
   </w:style>
-  <w:style w:type="character" w:customStyle="1" w:styleId="BalloonTextChar">
+  <w:style w:type="character" w:styleId="BalloonTextChar" w:customStyle="1">
     <w:name w:val="Balloon Text Char"/>
     <w:basedOn w:val="DefaultParagraphFont"/>
     <w:link w:val="BalloonText"/>
@@ -18968,7 +19221,7 @@
     </w:rPr>
   </w:style>
   <w:style w:type="character" w:styleId="CommentReference">
-    <w:name w:val="annotation reference"/>
+    <w:name w:val="Comment Reference"/>
     <w:basedOn w:val="DefaultParagraphFont"/>
     <w:uiPriority w:val="99"/>
     <w:semiHidden/>
@@ -18980,7 +19233,7 @@
     </w:rPr>
   </w:style>
   <w:style w:type="paragraph" w:styleId="CommentText">
-    <w:name w:val="annotation text"/>
+    <w:name w:val="Comment Text"/>
     <w:basedOn w:val="Normal"/>
     <w:link w:val="CommentTextChar"/>
     <w:uiPriority w:val="99"/>
@@ -18995,7 +19248,7 @@
       <w:szCs w:val="20"/>
     </w:rPr>
   </w:style>
-  <w:style w:type="character" w:customStyle="1" w:styleId="CommentTextChar">
+  <w:style w:type="character" w:styleId="CommentTextChar" w:customStyle="1">
     <w:name w:val="Comment Text Char"/>
     <w:basedOn w:val="DefaultParagraphFont"/>
     <w:link w:val="CommentText"/>
@@ -19008,7 +19261,7 @@
     </w:rPr>
   </w:style>
   <w:style w:type="paragraph" w:styleId="CommentSubject">
-    <w:name w:val="annotation subject"/>
+    <w:name w:val="Comment Subject"/>
     <w:basedOn w:val="CommentText"/>
     <w:next w:val="CommentText"/>
     <w:link w:val="CommentSubjectChar"/>
@@ -19021,7 +19274,7 @@
       <w:bCs/>
     </w:rPr>
   </w:style>
-  <w:style w:type="character" w:customStyle="1" w:styleId="CommentSubjectChar">
+  <w:style w:type="character" w:styleId="CommentSubjectChar" w:customStyle="1">
     <w:name w:val="Comment Subject Char"/>
     <w:basedOn w:val="CommentTextChar"/>
     <w:link w:val="CommentSubject"/>
@@ -19056,7 +19309,7 @@
       <w:outlineLvl w:val="9"/>
     </w:pPr>
     <w:rPr>
-      <w:rFonts w:asciiTheme="majorHAnsi" w:eastAsiaTheme="majorEastAsia" w:hAnsiTheme="majorHAnsi" w:cstheme="majorBidi"/>
+      <w:rFonts w:asciiTheme="majorHAnsi" w:hAnsiTheme="majorHAnsi" w:eastAsiaTheme="majorEastAsia" w:cstheme="majorBidi"/>
       <w:color w:val="365F91" w:themeColor="accent1" w:themeShade="BF"/>
       <w:sz w:val="28"/>
       <w:szCs w:val="28"/>
@@ -19077,7 +19330,7 @@
       <w:jc w:val="left"/>
     </w:pPr>
     <w:rPr>
-      <w:rFonts w:asciiTheme="minorHAnsi" w:eastAsiaTheme="minorEastAsia" w:hAnsiTheme="minorHAnsi" w:cstheme="minorBidi"/>
+      <w:rFonts w:asciiTheme="minorHAnsi" w:hAnsiTheme="minorHAnsi" w:eastAsiaTheme="minorEastAsia" w:cstheme="minorBidi"/>
       <w:sz w:val="22"/>
       <w:szCs w:val="22"/>
     </w:rPr>
@@ -19097,7 +19350,7 @@
       <w:jc w:val="left"/>
     </w:pPr>
     <w:rPr>
-      <w:rFonts w:asciiTheme="minorHAnsi" w:eastAsiaTheme="minorEastAsia" w:hAnsiTheme="minorHAnsi" w:cstheme="minorBidi"/>
+      <w:rFonts w:asciiTheme="minorHAnsi" w:hAnsiTheme="minorHAnsi" w:eastAsiaTheme="minorEastAsia" w:cstheme="minorBidi"/>
       <w:sz w:val="22"/>
       <w:szCs w:val="22"/>
     </w:rPr>
@@ -19117,7 +19370,7 @@
       <w:jc w:val="left"/>
     </w:pPr>
     <w:rPr>
-      <w:rFonts w:asciiTheme="minorHAnsi" w:eastAsiaTheme="minorEastAsia" w:hAnsiTheme="minorHAnsi" w:cstheme="minorBidi"/>
+      <w:rFonts w:asciiTheme="minorHAnsi" w:hAnsiTheme="minorHAnsi" w:eastAsiaTheme="minorEastAsia" w:cstheme="minorBidi"/>
       <w:sz w:val="22"/>
       <w:szCs w:val="22"/>
     </w:rPr>
@@ -19133,7 +19386,7 @@
       <w:u w:val="single"/>
     </w:rPr>
   </w:style>
-  <w:style w:type="paragraph" w:customStyle="1" w:styleId="Tabletext">
+  <w:style w:type="paragraph" w:styleId="Tabletext" w:customStyle="1">
     <w:name w:val="Tabletext"/>
     <w:basedOn w:val="Normal"/>
     <w:rsid w:val="00A51C88"/>
@@ -19147,12 +19400,12 @@
       <w:ind w:right="0"/>
     </w:pPr>
     <w:rPr>
-      <w:rFonts w:ascii="Arial" w:eastAsia="Times New Roman" w:hAnsi="Arial"/>
+      <w:rFonts w:ascii="Arial" w:hAnsi="Arial" w:eastAsia="Times New Roman"/>
       <w:sz w:val="20"/>
       <w:szCs w:val="20"/>
     </w:rPr>
   </w:style>
-  <w:style w:type="paragraph" w:customStyle="1" w:styleId="StyleNormalsampleBefore6pt">
+  <w:style w:type="paragraph" w:styleId="StyleNormalsampleBefore6pt" w:customStyle="1">
     <w:name w:val="Style Normal sample + Before:  6 pt"/>
     <w:basedOn w:val="Normal"/>
     <w:rsid w:val="00A51C88"/>
@@ -19161,7 +19414,7 @@
       <w:ind w:left="432" w:right="0"/>
     </w:pPr>
     <w:rPr>
-      <w:rFonts w:ascii="Arial" w:eastAsia="MS Mincho" w:hAnsi="Arial"/>
+      <w:rFonts w:ascii="Arial" w:hAnsi="Arial" w:eastAsia="MS Mincho"/>
       <w:i/>
       <w:iCs/>
       <w:kern w:val="32"/>
@@ -19190,7 +19443,7 @@
       <w:szCs w:val="16"/>
     </w:rPr>
   </w:style>
-  <w:style w:type="character" w:customStyle="1" w:styleId="DocumentMapChar">
+  <w:style w:type="character" w:styleId="DocumentMapChar" w:customStyle="1">
     <w:name w:val="Document Map Char"/>
     <w:basedOn w:val="DefaultParagraphFont"/>
     <w:link w:val="DocumentMap"/>
@@ -19204,7 +19457,7 @@
       <w:szCs w:val="16"/>
     </w:rPr>
   </w:style>
-  <w:style w:type="table" w:customStyle="1" w:styleId="LightList-Accent11">
+  <w:style w:type="table" w:styleId="LightList-Accent11" w:customStyle="1">
     <w:name w:val="Light List - Accent 11"/>
     <w:basedOn w:val="TableNormal"/>
     <w:uiPriority w:val="61"/>
@@ -19215,7 +19468,7 @@
       <w:jc w:val="left"/>
     </w:pPr>
     <w:rPr>
-      <w:rFonts w:ascii="Arial" w:eastAsia="Calibri" w:hAnsi="Arial" w:cs="Arial"/>
+      <w:rFonts w:ascii="Arial" w:hAnsi="Arial" w:eastAsia="Calibri" w:cs="Arial"/>
       <w:sz w:val="20"/>
       <w:szCs w:val="22"/>
     </w:rPr>
@@ -19223,12 +19476,12 @@
       <w:tblStyleRowBandSize w:val="1"/>
       <w:tblStyleColBandSize w:val="1"/>
       <w:tblBorders>
-        <w:top w:val="single" w:sz="8" w:space="0" w:color="4F81BD"/>
-        <w:left w:val="single" w:sz="8" w:space="0" w:color="4F81BD"/>
-        <w:bottom w:val="single" w:sz="8" w:space="0" w:color="4F81BD"/>
-        <w:right w:val="single" w:sz="8" w:space="0" w:color="4F81BD"/>
-        <w:insideH w:val="single" w:sz="8" w:space="0" w:color="4F81BD"/>
-        <w:insideV w:val="single" w:sz="8" w:space="0" w:color="4F81BD"/>
+        <w:top w:val="single" w:color="4F81BD" w:sz="8" w:space="0"/>
+        <w:left w:val="single" w:color="4F81BD" w:sz="8" w:space="0"/>
+        <w:bottom w:val="single" w:color="4F81BD" w:sz="8" w:space="0"/>
+        <w:right w:val="single" w:color="4F81BD" w:sz="8" w:space="0"/>
+        <w:insideH w:val="single" w:color="4F81BD" w:sz="8" w:space="0"/>
+        <w:insideV w:val="single" w:color="4F81BD" w:sz="8" w:space="0"/>
       </w:tblBorders>
       <w:tblCellMar>
         <w:top w:w="29" w:type="dxa"/>
@@ -19266,10 +19519,10 @@
       <w:tblPr/>
       <w:tcPr>
         <w:tcBorders>
-          <w:top w:val="single" w:sz="8" w:space="0" w:color="4F81BD"/>
-          <w:left w:val="single" w:sz="8" w:space="0" w:color="4F81BD"/>
-          <w:bottom w:val="single" w:sz="8" w:space="0" w:color="4F81BD"/>
-          <w:right w:val="single" w:sz="8" w:space="0" w:color="4F81BD"/>
+          <w:top w:val="single" w:color="4F81BD" w:sz="8" w:space="0"/>
+          <w:left w:val="single" w:color="4F81BD" w:sz="8" w:space="0"/>
+          <w:bottom w:val="single" w:color="4F81BD" w:sz="8" w:space="0"/>
+          <w:right w:val="single" w:color="4F81BD" w:sz="8" w:space="0"/>
         </w:tcBorders>
       </w:tcPr>
     </w:tblStylePr>
@@ -19293,10 +19546,10 @@
       <w:tblPr/>
       <w:tcPr>
         <w:tcBorders>
-          <w:top w:val="single" w:sz="8" w:space="0" w:color="4F81BD"/>
-          <w:left w:val="single" w:sz="8" w:space="0" w:color="4F81BD"/>
-          <w:bottom w:val="single" w:sz="8" w:space="0" w:color="4F81BD"/>
-          <w:right w:val="single" w:sz="8" w:space="0" w:color="4F81BD"/>
+          <w:top w:val="single" w:color="4F81BD" w:sz="8" w:space="0"/>
+          <w:left w:val="single" w:color="4F81BD" w:sz="8" w:space="0"/>
+          <w:bottom w:val="single" w:color="4F81BD" w:sz="8" w:space="0"/>
+          <w:right w:val="single" w:color="4F81BD" w:sz="8" w:space="0"/>
         </w:tcBorders>
       </w:tcPr>
     </w:tblStylePr>
@@ -19313,10 +19566,10 @@
       <w:tblPr/>
       <w:tcPr>
         <w:tcBorders>
-          <w:top w:val="single" w:sz="8" w:space="0" w:color="4F81BD"/>
-          <w:left w:val="single" w:sz="8" w:space="0" w:color="4F81BD"/>
-          <w:bottom w:val="single" w:sz="8" w:space="0" w:color="4F81BD"/>
-          <w:right w:val="single" w:sz="8" w:space="0" w:color="4F81BD"/>
+          <w:top w:val="single" w:color="4F81BD" w:sz="8" w:space="0"/>
+          <w:left w:val="single" w:color="4F81BD" w:sz="8" w:space="0"/>
+          <w:bottom w:val="single" w:color="4F81BD" w:sz="8" w:space="0"/>
+          <w:right w:val="single" w:color="4F81BD" w:sz="8" w:space="0"/>
         </w:tcBorders>
       </w:tcPr>
     </w:tblStylePr>
@@ -19332,7 +19585,7 @@
       </w:rPr>
     </w:tblStylePr>
   </w:style>
-  <w:style w:type="paragraph" w:customStyle="1" w:styleId="Body0">
+  <w:style w:type="paragraph" w:styleId="Body0" w:customStyle="1">
     <w:name w:val="Body"/>
     <w:basedOn w:val="Normal"/>
     <w:link w:val="BodyChar"/>
@@ -19344,23 +19597,23 @@
       <w:ind w:left="90" w:right="27"/>
     </w:pPr>
     <w:rPr>
-      <w:rFonts w:ascii="Arial" w:eastAsia="Calibri" w:hAnsi="Arial" w:cs="Arial"/>
+      <w:rFonts w:ascii="Arial" w:hAnsi="Arial" w:eastAsia="Calibri" w:cs="Arial"/>
       <w:sz w:val="20"/>
       <w:szCs w:val="22"/>
     </w:rPr>
   </w:style>
-  <w:style w:type="character" w:customStyle="1" w:styleId="BodyChar">
+  <w:style w:type="character" w:styleId="BodyChar" w:customStyle="1">
     <w:name w:val="Body Char"/>
     <w:basedOn w:val="DefaultParagraphFont"/>
     <w:link w:val="Body0"/>
     <w:rsid w:val="001D105C"/>
     <w:rPr>
-      <w:rFonts w:ascii="Arial" w:eastAsia="Calibri" w:hAnsi="Arial" w:cs="Arial"/>
+      <w:rFonts w:ascii="Arial" w:hAnsi="Arial" w:eastAsia="Calibri" w:cs="Arial"/>
       <w:sz w:val="20"/>
       <w:szCs w:val="22"/>
     </w:rPr>
   </w:style>
-  <w:style w:type="character" w:customStyle="1" w:styleId="ListParagraphChar">
+  <w:style w:type="character" w:styleId="ListParagraphChar" w:customStyle="1">
     <w:name w:val="List Paragraph Char"/>
     <w:aliases w:val="a) Char,Thang2 Char,Level 2 Char,List Paragraph1 Char,Paragraph Char,Norm Char,abc Char,Đoạn của Danh sách Char,List Paragraph11 Char,Đoạn c𞹺Danh sách Char,List Paragraph111 Char,Đoạn c���?nh sách Char,Nga 3 Char,bullet Char"/>
     <w:basedOn w:val="DefaultParagraphFont"/>
@@ -19369,7 +19622,7 @@
     <w:qFormat/>
     <w:rsid w:val="00A607D1"/>
   </w:style>
-  <w:style w:type="paragraph" w:customStyle="1" w:styleId="Bang">
+  <w:style w:type="paragraph" w:styleId="Bang" w:customStyle="1">
     <w:name w:val="Bang"/>
     <w:basedOn w:val="Normal"/>
     <w:autoRedefine/>
@@ -19380,7 +19633,7 @@
       <w:jc w:val="left"/>
     </w:pPr>
     <w:rPr>
-      <w:rFonts w:ascii="Tahoma" w:eastAsia="MS Mincho" w:hAnsi="Tahoma" w:cs="Tahoma"/>
+      <w:rFonts w:ascii="Tahoma" w:hAnsi="Tahoma" w:eastAsia="MS Mincho" w:cs="Tahoma"/>
       <w:snapToGrid w:val="0"/>
       <w:sz w:val="18"/>
       <w:szCs w:val="20"/>

--- a/input/srs_report/BC2_PDTD_DTM_SRS_v1.0.docx
+++ b/input/srs_report/BC2_PDTD_DTM_SRS_v1.0.docx
@@ -8389,19 +8389,42 @@
           </w:p>
           <w:p>
             <w:pPr>
-              <w:spacing w:line="360" w:lineRule="auto"/>
-              <w:jc w:val="left"/>
-              <w:rPr>
-                <w:rFonts w:eastAsia="Calibri"/>
-                <w:b/>
-                <w:bCs/>
-              </w:rPr>
-            </w:pPr>
-            <w:r>
-              <w:rPr>
-                <w:color w:val="000000"/>
-              </w:rPr>
-              <w:t xml:space="preserve">+ Nếu </w:t>
+              <w:pStyle w:val="Normal"/>
+              <w:spacing w:line="360" w:lineRule="auto"/>
+              <w:jc w:val="left"/>
+              <w:rPr>
+                <w:rFonts w:eastAsia="Calibri"/>
+                <w:b w:val="1"/>
+                <w:bCs w:val="1"/>
+              </w:rPr>
+            </w:pPr>
+            <w:r>
+              <w:rPr>
+                <w:color w:val="000000" w:themeColor="text1" w:themeTint="FF" w:themeShade="FF"/>
+              </w:rPr>
+              <w:t>+ Nếu</w:t>
+            </w:r>
+            <w:r>
+              <w:rPr>
+                <w:color w:val="000000" w:themeColor="text1" w:themeTint="FF" w:themeShade="FF"/>
+              </w:rPr>
+              <w:t xml:space="preserve"> </w:t>
+            </w:r>
+            <w:r>
+              <w:rPr>
+                <w:rFonts w:ascii="Times New Roman" w:hAnsi="Times New Roman" w:eastAsia="Times New Roman" w:cs="Times New Roman"/>
+                <w:noProof w:val="0"/>
+                <w:sz w:val="24"/>
+                <w:szCs w:val="24"/>
+                <w:lang w:val="en-US"/>
+              </w:rPr>
+              <w:t>WORKSTEP in ('CreditCommittee', 'CreditApproval') and</w:t>
+            </w:r>
+            <w:r>
+              <w:rPr>
+                <w:color w:val="000000" w:themeColor="text1" w:themeTint="FF" w:themeShade="FF"/>
+              </w:rPr>
+              <w:t xml:space="preserve"> </w:t>
             </w:r>
             <w:r>
               <w:rPr>
@@ -8409,42 +8432,36 @@
               </w:rPr>
               <w:t xml:space="preserve">DECISION IN ('Submit', 'Send </w:t>
             </w:r>
-            <w:proofErr w:type="gramStart"/>
             <w:r>
               <w:rPr>
                 <w:rFonts w:eastAsia="Calibri"/>
               </w:rPr>
               <w:t>To</w:t>
             </w:r>
-            <w:proofErr w:type="gramEnd"/>
             <w:r>
               <w:rPr>
                 <w:rFonts w:eastAsia="Calibri"/>
               </w:rPr>
               <w:t xml:space="preserve"> PostSanction','Submit </w:t>
             </w:r>
-            <w:proofErr w:type="gramStart"/>
             <w:r>
               <w:rPr>
                 <w:rFonts w:eastAsia="Calibri"/>
               </w:rPr>
               <w:t>To</w:t>
             </w:r>
-            <w:proofErr w:type="gramEnd"/>
             <w:r>
               <w:rPr>
                 <w:rFonts w:eastAsia="Calibri"/>
               </w:rPr>
               <w:t xml:space="preserve"> DisbursementMaker', 'Send </w:t>
             </w:r>
-            <w:proofErr w:type="gramStart"/>
             <w:r>
               <w:rPr>
                 <w:rFonts w:eastAsia="Calibri"/>
               </w:rPr>
               <w:t>To</w:t>
             </w:r>
-            <w:proofErr w:type="gramEnd"/>
             <w:r>
               <w:rPr>
                 <w:rFonts w:eastAsia="Calibri"/>
@@ -8454,31 +8471,54 @@
             <w:r>
               <w:rPr>
                 <w:rFonts w:eastAsia="Calibri"/>
-                <w:b/>
-                <w:bCs/>
+                <w:b w:val="1"/>
+                <w:bCs w:val="1"/>
               </w:rPr>
               <w:t>'Approved'</w:t>
             </w:r>
           </w:p>
           <w:p>
             <w:pPr>
-              <w:spacing w:line="360" w:lineRule="auto"/>
-              <w:jc w:val="left"/>
-              <w:rPr>
-                <w:rFonts w:eastAsia="Calibri"/>
-              </w:rPr>
-            </w:pPr>
-            <w:r>
-              <w:rPr>
-                <w:rFonts w:eastAsia="Calibri"/>
-              </w:rPr>
-              <w:t xml:space="preserve">+ Nếu DECISION = 'Reject' gán giá trị </w:t>
-            </w:r>
-            <w:r>
-              <w:rPr>
-                <w:rFonts w:eastAsia="Calibri"/>
-                <w:b/>
-                <w:bCs/>
+              <w:pStyle w:val="Normal"/>
+              <w:spacing w:line="360" w:lineRule="auto"/>
+              <w:jc w:val="left"/>
+              <w:rPr>
+                <w:rFonts w:eastAsia="Calibri"/>
+              </w:rPr>
+            </w:pPr>
+            <w:r>
+              <w:rPr>
+                <w:rFonts w:eastAsia="Calibri"/>
+              </w:rPr>
+              <w:t>+ Nếu</w:t>
+            </w:r>
+            <w:r>
+              <w:rPr>
+                <w:rFonts w:eastAsia="Calibri"/>
+              </w:rPr>
+              <w:t xml:space="preserve"> </w:t>
+            </w:r>
+            <w:r>
+              <w:rPr>
+                <w:rFonts w:ascii="Times New Roman" w:hAnsi="Times New Roman" w:eastAsia="Times New Roman" w:cs="Times New Roman"/>
+                <w:noProof w:val="0"/>
+                <w:sz w:val="24"/>
+                <w:szCs w:val="24"/>
+                <w:lang w:val="en-US"/>
+              </w:rPr>
+              <w:t>WORKSTEP in ('CreditCommittee', 'CreditApproval') and</w:t>
+            </w:r>
+            <w:r>
+              <w:rPr>
+                <w:rFonts w:eastAsia="Calibri"/>
+              </w:rPr>
+              <w:t xml:space="preserve"> DECISION = 'Reject' gán giá trị </w:t>
+            </w:r>
+            <w:r>
+              <w:rPr>
+                <w:rFonts w:eastAsia="Calibri"/>
+                <w:b w:val="1"/>
+                <w:bCs w:val="1"/>
               </w:rPr>
               <w:t>'Rejected'</w:t>
             </w:r>
@@ -11480,159 +11520,200 @@
           </w:p>
           <w:p>
             <w:pPr>
-              <w:spacing w:line="360" w:lineRule="auto"/>
-              <w:jc w:val="left"/>
-              <w:rPr>
-                <w:rFonts w:eastAsia="Calibri"/>
-              </w:rPr>
-            </w:pPr>
-            <w:proofErr w:type="gramStart"/>
-            <w:r>
-              <w:rPr>
-                <w:color w:val="000000"/>
+              <w:pStyle w:val="Normal"/>
+              <w:spacing w:line="360" w:lineRule="auto"/>
+              <w:jc w:val="left"/>
+              <w:rPr>
+                <w:rFonts w:eastAsia="Calibri"/>
+              </w:rPr>
+            </w:pPr>
+            <w:r>
+              <w:rPr>
+                <w:color w:val="000000" w:themeColor="text1" w:themeTint="FF" w:themeShade="FF"/>
                 <w:sz w:val="22"/>
                 <w:szCs w:val="22"/>
               </w:rPr>
               <w:t>COALESCE(</w:t>
             </w:r>
-            <w:proofErr w:type="gramEnd"/>
-            <w:r>
-              <w:rPr>
-                <w:color w:val="000000"/>
+            <w:r>
+              <w:rPr>
+                <w:color w:val="000000" w:themeColor="text1" w:themeTint="FF" w:themeShade="FF"/>
                 <w:sz w:val="22"/>
                 <w:szCs w:val="22"/>
               </w:rPr>
-              <w:t>m.USER_MAKE,</w:t>
-            </w:r>
-            <w:r>
-              <w:rPr>
-                <w:color w:val="000000"/>
+              <w:t xml:space="preserve">CASE WHEN </w:t>
+            </w:r>
+            <w:r>
+              <w:rPr>
+                <w:color w:val="000000" w:themeColor="text1" w:themeTint="FF" w:themeShade="FF"/>
                 <w:sz w:val="22"/>
                 <w:szCs w:val="22"/>
               </w:rPr>
-              <w:br/>
-            </w:r>
-            <w:r>
-              <w:rPr>
-                <w:color w:val="000000"/>
+              <w:t>m.WORK_STEP</w:t>
+            </w:r>
+            <w:r>
+              <w:rPr>
+                <w:color w:val="000000" w:themeColor="text1" w:themeTint="FF" w:themeShade="FF"/>
                 <w:sz w:val="22"/>
                 <w:szCs w:val="22"/>
               </w:rPr>
-              <w:t xml:space="preserve">    CASE e.APP_GRP</w:t>
-            </w:r>
-            <w:r>
-              <w:rPr>
-                <w:color w:val="000000"/>
+              <w:t xml:space="preserve"> = '</w:t>
+            </w:r>
+            <w:r>
+              <w:rPr>
+                <w:rFonts w:ascii="Times New Roman" w:hAnsi="Times New Roman" w:eastAsia="Times New Roman" w:cs="Times New Roman"/>
+                <w:b w:val="0"/>
+                <w:bCs w:val="0"/>
+                <w:i w:val="0"/>
+                <w:iCs w:val="0"/>
+                <w:caps w:val="0"/>
+                <w:smallCaps w:val="0"/>
+                <w:noProof w:val="0"/>
+                <w:color w:val="000000" w:themeColor="text1" w:themeTint="FF" w:themeShade="FF"/>
                 <w:sz w:val="22"/>
                 <w:szCs w:val="22"/>
-              </w:rPr>
-              <w:br/>
-            </w:r>
-            <w:r>
-              <w:rPr>
-                <w:color w:val="000000"/>
+                <w:lang w:val="en-US"/>
+              </w:rPr>
+              <w:t>CreditApproval</w:t>
+            </w:r>
+            <w:r>
+              <w:rPr>
+                <w:color w:val="000000" w:themeColor="text1" w:themeTint="FF" w:themeShade="FF"/>
                 <w:sz w:val="22"/>
                 <w:szCs w:val="22"/>
               </w:rPr>
-              <w:t xml:space="preserve">        WHEN 'A1</w:t>
-            </w:r>
-            <w:proofErr w:type="gramStart"/>
-            <w:r>
-              <w:rPr>
-                <w:color w:val="000000"/>
+              <w:t>' THEN</w:t>
+            </w:r>
+            <w:r>
+              <w:rPr>
+                <w:color w:val="000000" w:themeColor="text1" w:themeTint="FF" w:themeShade="FF"/>
                 <w:sz w:val="22"/>
                 <w:szCs w:val="22"/>
               </w:rPr>
-              <w:t>'  THEN</w:t>
-            </w:r>
-            <w:proofErr w:type="gramEnd"/>
-            <w:r>
-              <w:rPr>
-                <w:color w:val="000000"/>
+              <w:t xml:space="preserve"> </w:t>
+            </w:r>
+            <w:r>
+              <w:rPr>
+                <w:color w:val="000000" w:themeColor="text1" w:themeTint="FF" w:themeShade="FF"/>
                 <w:sz w:val="22"/>
                 <w:szCs w:val="22"/>
               </w:rPr>
-              <w:t xml:space="preserve"> '</w:t>
-            </w:r>
-            <w:proofErr w:type="gramStart"/>
-            <w:r>
-              <w:rPr>
-                <w:color w:val="000000"/>
+              <w:t>m.USER_MAKE</w:t>
+            </w:r>
+            <w:r>
+              <w:rPr>
+                <w:color w:val="000000" w:themeColor="text1" w:themeTint="FF" w:themeShade="FF"/>
                 <w:sz w:val="22"/>
                 <w:szCs w:val="22"/>
               </w:rPr>
-              <w:t>long.lq</w:t>
-            </w:r>
-            <w:proofErr w:type="gramEnd"/>
-            <w:r>
-              <w:rPr>
-                <w:color w:val="000000"/>
+              <w:t xml:space="preserve"> END</w:t>
+            </w:r>
+            <w:r>
+              <w:rPr>
+                <w:color w:val="000000" w:themeColor="text1" w:themeTint="FF" w:themeShade="FF"/>
                 <w:sz w:val="22"/>
                 <w:szCs w:val="22"/>
               </w:rPr>
-              <w:t>'</w:t>
-            </w:r>
-            <w:r>
-              <w:rPr>
-                <w:color w:val="000000"/>
+              <w:t>,</w:t>
+            </w:r>
+            <w:r>
+              <w:br/>
+            </w:r>
+            <w:r>
+              <w:rPr>
+                <w:color w:val="000000" w:themeColor="text1" w:themeTint="FF" w:themeShade="FF"/>
                 <w:sz w:val="22"/>
                 <w:szCs w:val="22"/>
               </w:rPr>
+              <w:t xml:space="preserve">    CASE e.APP_GRP</w:t>
+            </w:r>
+            <w:r>
               <w:br/>
             </w:r>
             <w:r>
               <w:rPr>
-                <w:color w:val="000000"/>
+                <w:color w:val="000000" w:themeColor="text1" w:themeTint="FF" w:themeShade="FF"/>
                 <w:sz w:val="22"/>
                 <w:szCs w:val="22"/>
               </w:rPr>
-              <w:t xml:space="preserve">        WHEN 'CC</w:t>
-            </w:r>
-            <w:proofErr w:type="gramStart"/>
-            <w:r>
-              <w:rPr>
-                <w:color w:val="000000"/>
+              <w:t xml:space="preserve">        WHEN 'A1</w:t>
+            </w:r>
+            <w:r>
+              <w:rPr>
+                <w:color w:val="000000" w:themeColor="text1" w:themeTint="FF" w:themeShade="FF"/>
                 <w:sz w:val="22"/>
                 <w:szCs w:val="22"/>
               </w:rPr>
               <w:t>'  THEN</w:t>
             </w:r>
-            <w:proofErr w:type="gramEnd"/>
-            <w:r>
-              <w:rPr>
-                <w:color w:val="000000"/>
+            <w:r>
+              <w:rPr>
+                <w:color w:val="000000" w:themeColor="text1" w:themeTint="FF" w:themeShade="FF"/>
                 <w:sz w:val="22"/>
                 <w:szCs w:val="22"/>
               </w:rPr>
-              <w:t xml:space="preserve"> 'UBTD'</w:t>
-            </w:r>
-            <w:r>
-              <w:rPr>
-                <w:color w:val="000000"/>
+              <w:t xml:space="preserve"> '</w:t>
+            </w:r>
+            <w:r>
+              <w:rPr>
+                <w:color w:val="000000" w:themeColor="text1" w:themeTint="FF" w:themeShade="FF"/>
                 <w:sz w:val="22"/>
                 <w:szCs w:val="22"/>
               </w:rPr>
-              <w:br/>
-            </w:r>
-            <w:r>
-              <w:rPr>
-                <w:color w:val="000000"/>
+              <w:t>long.lq</w:t>
+            </w:r>
+            <w:r>
+              <w:rPr>
+                <w:color w:val="000000" w:themeColor="text1" w:themeTint="FF" w:themeShade="FF"/>
                 <w:sz w:val="22"/>
                 <w:szCs w:val="22"/>
               </w:rPr>
-              <w:t xml:space="preserve">        WHEN 'BOD' THEN 'HDQT'</w:t>
-            </w:r>
-            <w:r>
-              <w:rPr>
-                <w:color w:val="000000"/>
+              <w:t>'</w:t>
+            </w:r>
+            <w:r>
+              <w:br/>
+            </w:r>
+            <w:r>
+              <w:rPr>
+                <w:color w:val="000000" w:themeColor="text1" w:themeTint="FF" w:themeShade="FF"/>
                 <w:sz w:val="22"/>
                 <w:szCs w:val="22"/>
               </w:rPr>
+              <w:t xml:space="preserve">        WHEN 'CC</w:t>
+            </w:r>
+            <w:r>
+              <w:rPr>
+                <w:color w:val="000000" w:themeColor="text1" w:themeTint="FF" w:themeShade="FF"/>
+                <w:sz w:val="22"/>
+                <w:szCs w:val="22"/>
+              </w:rPr>
+              <w:t>'  THEN</w:t>
+            </w:r>
+            <w:r>
+              <w:rPr>
+                <w:color w:val="000000" w:themeColor="text1" w:themeTint="FF" w:themeShade="FF"/>
+                <w:sz w:val="22"/>
+                <w:szCs w:val="22"/>
+              </w:rPr>
+              <w:t xml:space="preserve"> 'UBTD'</w:t>
+            </w:r>
+            <w:r>
               <w:br/>
             </w:r>
             <w:r>
               <w:rPr>
-                <w:color w:val="000000"/>
+                <w:color w:val="000000" w:themeColor="text1" w:themeTint="FF" w:themeShade="FF"/>
+                <w:sz w:val="22"/>
+                <w:szCs w:val="22"/>
+              </w:rPr>
+              <w:t xml:space="preserve">        WHEN 'BOD' THEN 'HDQT'</w:t>
+            </w:r>
+            <w:r>
+              <w:br/>
+            </w:r>
+            <w:r>
+              <w:rPr>
+                <w:color w:val="000000" w:themeColor="text1" w:themeTint="FF" w:themeShade="FF"/>
                 <w:sz w:val="22"/>
                 <w:szCs w:val="22"/>
               </w:rPr>
@@ -13777,17 +13858,21 @@
           </w:tcPr>
           <w:p>
             <w:pPr>
-              <w:spacing w:line="360" w:lineRule="auto"/>
-              <w:jc w:val="left"/>
-              <w:rPr>
-                <w:color w:val="000000"/>
-              </w:rPr>
-            </w:pPr>
-            <w:r>
-              <w:rPr>
-                <w:color w:val="000000"/>
-              </w:rPr>
-              <w:t>NG_SB_CLOS_ENTRY_EXIT&gt; EXITDATE</w:t>
+              <w:pStyle w:val="Normal"/>
+              <w:suppressLineNumbers w:val="0"/>
+              <w:bidi w:val="0"/>
+              <w:spacing w:before="0" w:beforeAutospacing="off" w:after="0" w:afterAutospacing="off" w:line="360" w:lineRule="auto"/>
+              <w:ind w:left="0" w:right="86"/>
+              <w:jc w:val="left"/>
+              <w:rPr>
+                <w:color w:val="000000" w:themeColor="text1" w:themeTint="FF" w:themeShade="FF"/>
+              </w:rPr>
+            </w:pPr>
+            <w:r>
+              <w:rPr>
+                <w:color w:val="000000" w:themeColor="text1" w:themeTint="FF" w:themeShade="FF"/>
+              </w:rPr>
+              <w:t xml:space="preserve">NG_SB_CLOS_ENTRY_EXIT&gt; </w:t>
             </w:r>
           </w:p>
           <w:p>
@@ -13914,77 +13999,57 @@
             </w:pPr>
             <w:r>
               <w:rPr>
-                <w:color w:val="000000"/>
+                <w:color w:val="000000" w:themeColor="text1" w:themeTint="FF" w:themeShade="FF"/>
               </w:rPr>
               <w:t xml:space="preserve">+ Nếu </w:t>
             </w:r>
             <w:r>
               <w:rPr>
-                <w:b/>
-                <w:bCs/>
-                <w:color w:val="000000"/>
+                <w:b w:val="1"/>
+                <w:bCs w:val="1"/>
+                <w:color w:val="000000" w:themeColor="text1" w:themeTint="FF" w:themeShade="FF"/>
               </w:rPr>
               <w:t>BI_CAN_DATE</w:t>
             </w:r>
             <w:r>
               <w:rPr>
-                <w:b/>
-                <w:bCs/>
-                <w:color w:val="000000"/>
+                <w:color w:val="000000" w:themeColor="text1" w:themeTint="FF" w:themeShade="FF"/>
+              </w:rPr>
+              <w:t xml:space="preserve"> IS NOT NULL and </w:t>
+            </w:r>
+            <w:r>
+              <w:rPr>
+                <w:b w:val="1"/>
+                <w:bCs w:val="1"/>
+                <w:color w:val="000000" w:themeColor="text1" w:themeTint="FF" w:themeShade="FF"/>
+              </w:rPr>
+              <w:t>LAST_DECISION</w:t>
+            </w:r>
+            <w:r>
+              <w:rPr>
+                <w:b w:val="1"/>
+                <w:bCs w:val="1"/>
+                <w:color w:val="000000" w:themeColor="text1" w:themeTint="FF" w:themeShade="FF"/>
               </w:rPr>
               <w:t xml:space="preserve"> </w:t>
             </w:r>
             <w:r>
               <w:rPr>
-                <w:color w:val="000000"/>
-              </w:rPr>
-              <w:t>(STT 59)</w:t>
-            </w:r>
-            <w:r>
-              <w:rPr>
-                <w:color w:val="000000"/>
-              </w:rPr>
-              <w:t xml:space="preserve"> IS NOT NULL and </w:t>
-            </w:r>
-            <w:r>
-              <w:rPr>
-                <w:b/>
-                <w:bCs/>
-                <w:color w:val="000000"/>
-              </w:rPr>
-              <w:t>LAST_DECISION</w:t>
-            </w:r>
-            <w:r>
-              <w:rPr>
-                <w:b/>
-                <w:bCs/>
-                <w:color w:val="000000"/>
-              </w:rPr>
-              <w:t xml:space="preserve"> </w:t>
-            </w:r>
-            <w:r>
-              <w:rPr>
-                <w:color w:val="000000"/>
-              </w:rPr>
-              <w:t>(STT 36)</w:t>
-            </w:r>
-            <w:r>
-              <w:rPr>
-                <w:color w:val="000000"/>
+                <w:color w:val="000000" w:themeColor="text1" w:themeTint="FF" w:themeShade="FF"/>
               </w:rPr>
               <w:t xml:space="preserve"> = 'Auto-Cancel' gán giá trị </w:t>
             </w:r>
             <w:r>
               <w:rPr>
-                <w:b/>
-                <w:bCs/>
-                <w:color w:val="000000"/>
+                <w:b w:val="1"/>
+                <w:bCs w:val="1"/>
+                <w:color w:val="000000" w:themeColor="text1" w:themeTint="FF" w:themeShade="FF"/>
               </w:rPr>
               <w:t>'YES'</w:t>
             </w:r>
             <w:r>
               <w:rPr>
-                <w:color w:val="000000"/>
+                <w:color w:val="000000" w:themeColor="text1" w:themeTint="FF" w:themeShade="FF"/>
               </w:rPr>
               <w:t xml:space="preserve"> </w:t>
             </w:r>
